--- a/report/experiment3_lab_report_group17_en.docx
+++ b/report/experiment3_lab_report_group17_en.docx
@@ -54,7 +54,7 @@
                 <w:rFonts w:ascii="Times New Roman" w:hAnsi="Times New Roman" w:eastAsia="Times New Roman"/>
                 <w:b w:val="0"/>
                 <w:color w:val="232323"/>
-                <w:sz w:val="18"/>
+                <w:sz w:val="17"/>
               </w:rPr>
               <w:t>ROBOTICS INTEGRATION GROUP PROJECT</w:t>
             </w:r>
@@ -88,7 +88,7 @@
                 <w:rFonts w:ascii="Times New Roman" w:hAnsi="Times New Roman" w:eastAsia="Times New Roman"/>
                 <w:b w:val="0"/>
                 <w:color w:val="232323"/>
-                <w:sz w:val="18"/>
+                <w:sz w:val="17"/>
               </w:rPr>
               <w:t>GROUP 17</w:t>
             </w:r>
@@ -104,9 +104,9 @@
       <w:r>
         <w:rPr>
           <w:rFonts w:ascii="Times New Roman" w:hAnsi="Times New Roman" w:eastAsia="Times New Roman"/>
-          <w:b/>
-          <w:color w:val="1F4E79"/>
-          <w:sz w:val="24"/>
+          <w:b w:val="0"/>
+          <w:color w:val="232323"/>
+          <w:sz w:val="20"/>
         </w:rPr>
         <w:t>EXPERIMENT 3</w:t>
       </w:r>
@@ -120,9 +120,9 @@
       <w:r>
         <w:rPr>
           <w:rFonts w:ascii="Times New Roman" w:hAnsi="Times New Roman" w:eastAsia="Times New Roman"/>
-          <w:b/>
-          <w:color w:val="1F4E79"/>
-          <w:sz w:val="46"/>
+          <w:b w:val="0"/>
+          <w:color w:val="232323"/>
+          <w:sz w:val="20"/>
         </w:rPr>
         <w:t>Desktop Object Automatic Sorting and Organization</w:t>
       </w:r>
@@ -137,7 +137,7 @@
           <w:rFonts w:ascii="Times New Roman" w:hAnsi="Times New Roman" w:eastAsia="Times New Roman"/>
           <w:b w:val="0"/>
           <w:color w:val="232323"/>
-          <w:sz w:val="24"/>
+          <w:sz w:val="20"/>
         </w:rPr>
         <w:t>Experiment 3  ·  laboratory report</w:t>
       </w:r>
@@ -150,9 +150,9 @@
       <w:r>
         <w:rPr>
           <w:rFonts w:ascii="Times New Roman" w:hAnsi="Times New Roman" w:eastAsia="Times New Roman"/>
-          <w:b/>
+          <w:b w:val="0"/>
           <w:color w:val="232323"/>
-          <w:sz w:val="28"/>
+          <w:sz w:val="20"/>
         </w:rPr>
         <w:t>Group laboratory report</w:t>
       </w:r>
@@ -477,8 +477,8 @@
         <w:rPr>
           <w:rFonts w:ascii="Times New Roman" w:hAnsi="Times New Roman" w:eastAsia="Times New Roman"/>
           <w:b w:val="0"/>
-          <w:color w:val="1F4E79"/>
-          <w:sz w:val="19"/>
+          <w:color w:val="232323"/>
+          <w:sz w:val="20"/>
         </w:rPr>
         <w:t>GitHub: https://github.com/9161942-boop/robotics-experiment-3</w:t>
       </w:r>
@@ -9842,6 +9842,138 @@
     </w:p>
     <w:p>
       <w:pPr>
+        <w:pStyle w:val="Heading2"/>
+        <w:spacing w:line="276" w:lineRule="auto" w:after="100"/>
+      </w:pPr>
+      <w:r>
+        <w:rPr>
+          <w:rFonts w:ascii="Times New Roman" w:hAnsi="Times New Roman" w:eastAsia="Times New Roman"/>
+          <w:b/>
+          <w:color w:val="1F4E79"/>
+          <w:sz w:val="23"/>
+        </w:rPr>
+        <w:t>6.4 Visual Detection Model Training and Deployment</w:t>
+      </w:r>
+    </w:p>
+    <w:p>
+      <w:pPr>
+        <w:spacing w:line="276" w:lineRule="auto" w:after="100"/>
+      </w:pPr>
+      <w:r>
+        <w:rPr>
+          <w:rFonts w:ascii="Times New Roman" w:hAnsi="Times New Roman" w:eastAsia="Times New Roman"/>
+          <w:b w:val="0"/>
+          <w:color w:val="232323"/>
+          <w:sz w:val="20"/>
+        </w:rPr>
+        <w:t>The perception module uses a YOLOv8n detector for three classes: eraser, lock, and stapler. The model outputs each class label, bounding box, and confidence. All images were collected by the group, with no public-dataset images mixed into the training set. The dataset includes single objects, mixed objects, different poses, positions, and lighting conditions; labelImg was used for manual annotation.</w:t>
+      </w:r>
+    </w:p>
+    <w:p>
+      <w:pPr>
+        <w:spacing w:line="276" w:lineRule="auto" w:after="100"/>
+      </w:pPr>
+      <w:r>
+        <w:rPr>
+          <w:rFonts w:ascii="Times New Roman" w:hAnsi="Times New Roman" w:eastAsia="Times New Roman"/>
+          <w:b w:val="0"/>
+          <w:color w:val="232323"/>
+          <w:sz w:val="20"/>
+        </w:rPr>
+        <w:t>Training used a 640-pixel input, 60 epochs, batch size 16, and an RTX 4070 Laptop GPU. Mosaic composition, hue perturbation, random scaling, and random erasing were used during training, while the independently split validation images were kept unaugmented. The final weight is 6.25 MB (about 6.3 MB) with approximately three million parameters. The supplied training record reports mAP50=0.995 and mAP50-95=0.995 for the overall set and all three classes, with precision=1.0 and recall=1.0.</w:t>
+      </w:r>
+    </w:p>
+    <w:p>
+      <w:pPr>
+        <w:spacing w:line="276" w:lineRule="auto" w:after="100"/>
+      </w:pPr>
+      <w:r>
+        <w:rPr>
+          <w:rFonts w:ascii="Times New Roman" w:hAnsi="Times New Roman" w:eastAsia="Times New Roman"/>
+          <w:b w:val="0"/>
+          <w:color w:val="232323"/>
+          <w:sz w:val="20"/>
+        </w:rPr>
+        <w:t>The iteration process addressed lock–stapler confusion, stapler–eraser confusion at specific angles, dilution of early samples after new data were added, and the gap between validation images and external-camera scenes. The corresponding actions were class-balanced sampling, same-frame comparison samples, a stronger classification-loss contribution, higher sampling weight for early samples, and targeted camera-data collection. Overall mAP50-95 improved from 0.938 to 0.995. In the supplied external-camera frame, all three classes are detected with confidence 0.89–0.94 and a displayed 31.2 FPS. The reported 1.1 ms is the single-model inference time, while 31.2 FPS is the end-to-end camera display rate.</w:t>
+      </w:r>
+    </w:p>
+    <w:p>
+      <w:pPr>
+        <w:spacing w:line="276" w:lineRule="auto" w:after="100"/>
+      </w:pPr>
+      <w:r>
+        <w:rPr>
+          <w:rFonts w:ascii="Times New Roman" w:hAnsi="Times New Roman" w:eastAsia="Times New Roman"/>
+          <w:b w:val="0"/>
+          <w:color w:val="232323"/>
+          <w:sz w:val="20"/>
+        </w:rPr>
+        <w:t>For simulation, the monitor continues to generate deterministic Detection2DArray messages from Gazebo model states so that the task and execution interfaces remain repeatable. The trained weight is archived separately in models/ for real-camera integration and hardware validation.</w:t>
+      </w:r>
+    </w:p>
+    <w:p>
+      <w:pPr>
+        <w:spacing w:line="276" w:lineRule="auto" w:after="100"/>
+        <w:jc w:val="center"/>
+      </w:pPr>
+      <w:r>
+        <w:rPr>
+          <w:rFonts w:ascii="Times New Roman" w:hAnsi="Times New Roman" w:eastAsia="Times New Roman"/>
+          <w:b w:val="0"/>
+          <w:color w:val="232323"/>
+          <w:sz w:val="20"/>
+        </w:rPr>
+        <w:drawing>
+          <wp:inline xmlns:a="http://schemas.openxmlformats.org/drawingml/2006/main" xmlns:pic="http://schemas.openxmlformats.org/drawingml/2006/picture">
+            <wp:extent cx="5257800" cy="3541083"/>
+            <wp:docPr id="10" name="Picture 10"/>
+            <wp:cNvGraphicFramePr>
+              <a:graphicFrameLocks noChangeAspect="1"/>
+            </wp:cNvGraphicFramePr>
+            <a:graphic>
+              <a:graphicData uri="http://schemas.openxmlformats.org/drawingml/2006/picture">
+                <pic:pic>
+                  <pic:nvPicPr>
+                    <pic:cNvPr id="0" name="b028d3f11213205b74b2a37d8148411b.jpg"/>
+                    <pic:cNvPicPr/>
+                  </pic:nvPicPr>
+                  <pic:blipFill>
+                    <a:blip r:embed="rId20"/>
+                    <a:stretch>
+                      <a:fillRect/>
+                    </a:stretch>
+                  </pic:blipFill>
+                  <pic:spPr>
+                    <a:xfrm>
+                      <a:off x="0" y="0"/>
+                      <a:ext cx="5257800" cy="3541083"/>
+                    </a:xfrm>
+                    <a:prstGeom prst="rect"/>
+                  </pic:spPr>
+                </pic:pic>
+              </a:graphicData>
+            </a:graphic>
+          </wp:inline>
+        </w:drawing>
+      </w:r>
+    </w:p>
+    <w:p>
+      <w:pPr>
+        <w:pStyle w:val="CaptionCustom"/>
+        <w:jc w:val="center"/>
+      </w:pPr>
+      <w:r>
+        <w:rPr>
+          <w:rFonts w:ascii="Times New Roman" w:hAnsi="Times New Roman" w:eastAsia="Times New Roman"/>
+          <w:b w:val="0"/>
+          <w:color w:val="5A5A5A"/>
+          <w:sz w:val="18"/>
+        </w:rPr>
+        <w:t>Fig. 8  External-camera detection of erasers, a lock, and a stapler</w:t>
+      </w:r>
+    </w:p>
+    <w:p>
+      <w:pPr>
         <w:pStyle w:val="Heading1"/>
         <w:keepNext/>
         <w:spacing w:before="180" w:after="80"/>
@@ -10053,11 +10185,6 @@
             <w:vAlign w:val="center"/>
           </w:tcPr>
           <w:p>
-            <w:pPr>
-              <w:spacing w:before="0" w:after="0" w:line="240" w:lineRule="auto"/>
-              <w:ind w:left="0" w:right="0" w:firstLine="0"/>
-              <w:jc w:val="left"/>
-            </w:pPr>
             <w:r>
               <w:rPr>
                 <w:rFonts w:ascii="Times New Roman" w:hAnsi="Times New Roman" w:eastAsia="Times New Roman"/>
@@ -10065,7 +10192,7 @@
                 <w:color w:val="232323"/>
                 <w:sz w:val="17"/>
               </w:rPr>
-              <w:t>Gazebo scene, six-cell grid, and bin adjustment; manual teaching; grasp, attachment, vertical release, and evidence review</w:t>
+              <w:t>Gazebo scene, six-cell grid, and bin adjustment; YOLOv8n data collection, training, external-camera validation; manual teaching; grasp, attachment, vertical release, and evidence review</w:t>
             </w:r>
           </w:p>
         </w:tc>
@@ -10088,11 +10215,6 @@
             <w:vAlign w:val="center"/>
           </w:tcPr>
           <w:p>
-            <w:pPr>
-              <w:spacing w:before="0" w:after="0" w:line="240" w:lineRule="auto"/>
-              <w:ind w:left="0" w:right="0" w:firstLine="0"/>
-              <w:jc w:val="left"/>
-            </w:pPr>
             <w:r>
               <w:rPr>
                 <w:rFonts w:ascii="Times New Roman" w:hAnsi="Times New Roman" w:eastAsia="Times New Roman"/>
@@ -10100,7 +10222,7 @@
                 <w:color w:val="232323"/>
                 <w:sz w:val="17"/>
               </w:rPr>
-              <w:t>sorting_desktop.world; manual_animation.json; GUI and CSV verification</w:t>
+              <w:t>sorting_desktop.world; manual_animation.json; models/best_yolov8n_eraser_lock_stapler.pt; detection screenshot; GUI and CSV verification</w:t>
             </w:r>
           </w:p>
         </w:tc>
@@ -11128,6 +11250,72 @@
           </w:p>
         </w:tc>
       </w:tr>
+      <w:tr>
+        <w:trPr>
+          <w:cantSplit/>
+          <w:trHeight w:val="432" w:hRule="atLeast"/>
+        </w:trPr>
+        <w:tc>
+          <w:tcPr>
+            <w:tcW w:type="dxa" w:w="2376"/>
+            <w:tcMar>
+              <w:top w:w="90" w:type="dxa"/>
+              <w:start w:w="90" w:type="dxa"/>
+              <w:bottom w:w="90" w:type="dxa"/>
+              <w:end w:w="90" w:type="dxa"/>
+            </w:tcMar>
+            <w:tcBorders>
+              <w:top w:val="single" w:sz="4" w:color="B8C2CC"/>
+              <w:left w:val="single" w:sz="4" w:color="B8C2CC"/>
+              <w:bottom w:val="single" w:sz="4" w:color="B8C2CC"/>
+              <w:right w:val="single" w:sz="4" w:color="B8C2CC"/>
+            </w:tcBorders>
+            <w:shd w:fill="F7FAFC"/>
+            <w:vAlign w:val="center"/>
+          </w:tcPr>
+          <w:p>
+            <w:r>
+              <w:rPr>
+                <w:rFonts w:ascii="Times New Roman" w:hAnsi="Times New Roman" w:eastAsia="Times New Roman"/>
+                <w:b w:val="0"/>
+                <w:color w:val="232323"/>
+                <w:sz w:val="17"/>
+              </w:rPr>
+              <w:t>Detection model and camera evidence</w:t>
+            </w:r>
+          </w:p>
+        </w:tc>
+        <w:tc>
+          <w:tcPr>
+            <w:tcW w:type="dxa" w:w="6983"/>
+            <w:tcMar>
+              <w:top w:w="90" w:type="dxa"/>
+              <w:start w:w="90" w:type="dxa"/>
+              <w:bottom w:w="90" w:type="dxa"/>
+              <w:end w:w="90" w:type="dxa"/>
+            </w:tcMar>
+            <w:tcBorders>
+              <w:top w:val="single" w:sz="4" w:color="B8C2CC"/>
+              <w:left w:val="single" w:sz="4" w:color="B8C2CC"/>
+              <w:bottom w:val="single" w:sz="4" w:color="B8C2CC"/>
+              <w:right w:val="single" w:sz="4" w:color="B8C2CC"/>
+            </w:tcBorders>
+            <w:shd w:fill="F7FAFC"/>
+            <w:vAlign w:val="center"/>
+          </w:tcPr>
+          <w:p>
+            <w:r>
+              <w:rPr>
+                <w:rFonts w:ascii="Times New Roman" w:hAnsi="Times New Roman" w:eastAsia="Times New Roman"/>
+                <w:b w:val="0"/>
+                <w:color w:val="232323"/>
+                <w:sz w:val="17"/>
+              </w:rPr>
+              <w:t>models/best_yolov8n_eraser_lock_stapler.pt; models/README.md; evidence/model_detection_realtime.png</w:t>
+            </w:r>
+          </w:p>
+        </w:tc>
+      </w:tr>
     </w:tbl>
     <w:p>
       <w:pPr>
@@ -11203,7 +11391,7 @@
           <w:color w:val="232323"/>
           <w:sz w:val="20"/>
         </w:rPr>
-        <w:t>The repository is organized into code, evidence, report, and videos directories, with a commit manifest, run instructions, and multiple commits retained. The two Gazebo demonstration videos are stored at videos/experiment3_gazebo_sorting_run_01.webm and videos/experiment3_gazebo_sorting_run_02.webm. The reports, PDFs, and screenshots are also included as GitHub evidence so that the submitted content, source, and commit times can be reviewed from the repository page.</w:t>
+        <w:t>The repository is organized into code, models, evidence, report, and videos directories, with a commit manifest, run instructions, and multiple commits retained. The two Gazebo demonstration videos are stored at videos/experiment3_gazebo_sorting_run_01.webm and videos/experiment3_gazebo_sorting_run_02.webm. The reports, PDFs, and screenshots are also included as GitHub evidence so that the submitted content, source, and commit times can be reviewed from the repository page.</w:t>
       </w:r>
     </w:p>
     <w:p>
@@ -11265,7 +11453,7 @@
           <w:color w:val="232323"/>
           <w:sz w:val="20"/>
         </w:rPr>
-        <w:t>Fig. 8  GitHub Experiment 3 repository commit history</w:t>
+        <w:t>Fig. 9  GitHub Experiment 3 repository commit history</w:t>
       </w:r>
     </w:p>
     <w:sectPr>

--- a/report/experiment3_lab_report_group17_en.docx
+++ b/report/experiment3_lab_report_group17_en.docx
@@ -10150,11 +10150,6 @@
             <w:vAlign w:val="center"/>
           </w:tcPr>
           <w:p>
-            <w:pPr>
-              <w:spacing w:before="0" w:after="0" w:line="240" w:lineRule="auto"/>
-              <w:ind w:left="0" w:right="0" w:firstLine="0"/>
-              <w:jc w:val="center"/>
-            </w:pPr>
             <w:r>
               <w:rPr>
                 <w:rFonts w:ascii="Times New Roman" w:hAnsi="Times New Roman" w:eastAsia="Times New Roman"/>
@@ -10192,7 +10187,7 @@
                 <w:color w:val="232323"/>
                 <w:sz w:val="17"/>
               </w:rPr>
-              <w:t>Gazebo scene, six-cell grid, and bin adjustment; YOLOv8n data collection, training, external-camera validation; manual teaching; grasp, attachment, vertical release, and evidence review</w:t>
+              <w:t>Gazebo scene, six-cell grid, and bin adjustment; manual teaching; grasp, attachment, vertical release, and evidence review; execution-side interface testing with shared detection results</w:t>
             </w:r>
           </w:p>
         </w:tc>
@@ -10222,7 +10217,7 @@
                 <w:color w:val="232323"/>
                 <w:sz w:val="17"/>
               </w:rPr>
-              <w:t>sorting_desktop.world; manual_animation.json; models/best_yolov8n_eraser_lock_stapler.pt; detection screenshot; GUI and CSV verification</w:t>
+              <w:t>sorting_desktop.world; manual_animation.json; GUI and CSV verification</w:t>
             </w:r>
           </w:p>
         </w:tc>
@@ -10550,6 +10545,99 @@
                 <w:sz w:val="17"/>
               </w:rPr>
               <w:t>sorting_gazebo.launch.py, execution node, and real-robot acceptance checklist</w:t>
+            </w:r>
+          </w:p>
+        </w:tc>
+      </w:tr>
+      <w:tr>
+        <w:trPr>
+          <w:cantSplit/>
+          <w:trHeight w:val="432" w:hRule="atLeast"/>
+        </w:trPr>
+        <w:tc>
+          <w:tcPr>
+            <w:tcW w:type="dxa" w:w="1800"/>
+            <w:tcMar>
+              <w:top w:w="90" w:type="dxa"/>
+              <w:start w:w="90" w:type="dxa"/>
+              <w:bottom w:w="90" w:type="dxa"/>
+              <w:end w:w="90" w:type="dxa"/>
+            </w:tcMar>
+            <w:tcBorders>
+              <w:top w:val="single" w:sz="4" w:color="B8C2CC"/>
+              <w:left w:val="single" w:sz="4" w:color="B8C2CC"/>
+              <w:bottom w:val="single" w:sz="4" w:color="B8C2CC"/>
+              <w:right w:val="single" w:sz="4" w:color="B8C2CC"/>
+            </w:tcBorders>
+            <w:vAlign w:val="center"/>
+          </w:tcPr>
+          <w:p>
+            <w:r>
+              <w:rPr>
+                <w:rFonts w:ascii="Times New Roman" w:hAnsi="Times New Roman" w:eastAsia="Times New Roman"/>
+                <w:b w:val="0"/>
+                <w:color w:val="232323"/>
+                <w:sz w:val="17"/>
+              </w:rPr>
+              <w:t>Group collaboration</w:t>
+            </w:r>
+          </w:p>
+        </w:tc>
+        <w:tc>
+          <w:tcPr>
+            <w:tcW w:type="dxa" w:w="4320"/>
+            <w:tcMar>
+              <w:top w:w="90" w:type="dxa"/>
+              <w:start w:w="90" w:type="dxa"/>
+              <w:bottom w:w="90" w:type="dxa"/>
+              <w:end w:w="90" w:type="dxa"/>
+            </w:tcMar>
+            <w:tcBorders>
+              <w:top w:val="single" w:sz="4" w:color="B8C2CC"/>
+              <w:left w:val="single" w:sz="4" w:color="B8C2CC"/>
+              <w:bottom w:val="single" w:sz="4" w:color="B8C2CC"/>
+              <w:right w:val="single" w:sz="4" w:color="B8C2CC"/>
+            </w:tcBorders>
+            <w:vAlign w:val="center"/>
+          </w:tcPr>
+          <w:p>
+            <w:r>
+              <w:rPr>
+                <w:rFonts w:ascii="Times New Roman" w:hAnsi="Times New Roman" w:eastAsia="Times New Roman"/>
+                <w:b w:val="0"/>
+                <w:color w:val="232323"/>
+                <w:sz w:val="17"/>
+              </w:rPr>
+              <w:t>Three-class visual-detection data collection, annotation, YOLOv8n training, evaluation, and external-camera validation</w:t>
+            </w:r>
+          </w:p>
+        </w:tc>
+        <w:tc>
+          <w:tcPr>
+            <w:tcW w:type="dxa" w:w="3240"/>
+            <w:tcMar>
+              <w:top w:w="90" w:type="dxa"/>
+              <w:start w:w="90" w:type="dxa"/>
+              <w:bottom w:w="90" w:type="dxa"/>
+              <w:end w:w="90" w:type="dxa"/>
+            </w:tcMar>
+            <w:tcBorders>
+              <w:top w:val="single" w:sz="4" w:color="B8C2CC"/>
+              <w:left w:val="single" w:sz="4" w:color="B8C2CC"/>
+              <w:bottom w:val="single" w:sz="4" w:color="B8C2CC"/>
+              <w:right w:val="single" w:sz="4" w:color="B8C2CC"/>
+            </w:tcBorders>
+            <w:vAlign w:val="center"/>
+          </w:tcPr>
+          <w:p>
+            <w:r>
+              <w:rPr>
+                <w:rFonts w:ascii="Times New Roman" w:hAnsi="Times New Roman" w:eastAsia="Times New Roman"/>
+                <w:b w:val="0"/>
+                <w:color w:val="232323"/>
+                <w:sz w:val="17"/>
+              </w:rPr>
+              <w:t>models/best_yolov8n_eraser_lock_stapler.pt; models/README.md; detection screenshot</w:t>
             </w:r>
           </w:p>
         </w:tc>

--- a/report/experiment3_lab_report_group17_en.docx
+++ b/report/experiment3_lab_report_group17_en.docx
@@ -1708,13 +1708,7 @@
         <w:spacing w:line="276" w:lineRule="auto" w:after="100"/>
       </w:pPr>
       <w:r>
-        <w:rPr>
-          <w:rFonts w:ascii="Times New Roman" w:hAnsi="Times New Roman" w:eastAsia="Times New Roman"/>
-          <w:b w:val="0"/>
-          <w:color w:val="232323"/>
-          <w:sz w:val="20"/>
-        </w:rPr>
-        <w:t>The system consists of a perception layer, a task-decision layer, and a robot-execution layer. The perception layer produces images and detection arrays. The decision layer performs confidence filtering, grid localization, class mapping, queue ordering, and exception branching. The execution layer controls the arm and gripper to approach, close, lift, transfer, release, and report results. The acceptance layer reads the GUI, stage states, event logs, final poses, and object-level CSV to form traceable evidence.</w:t>
+        <w:t>The system consists of a perception layer, a task-decision layer, and a robot-execution layer. The perception layer first acquires an image; the visual detector outputs a class, bounding box, and confidence, which are then packaged as Detection2DArray. The decision layer performs confidence filtering, grid localization, class mapping, queue ordering, and exception branching. The execution layer controls the arm and gripper to approach, close, lift, transfer, release, and report results. The acceptance layer reads the GUI, stage states, event logs, final poses, and object-level CSV to form traceable evidence.</w:t>
       </w:r>
     </w:p>
     <w:p>
@@ -1769,12 +1763,6 @@
         <w:jc w:val="center"/>
       </w:pPr>
       <w:r>
-        <w:rPr>
-          <w:rFonts w:ascii="Times New Roman" w:hAnsi="Times New Roman" w:eastAsia="Times New Roman"/>
-          <w:b w:val="0"/>
-          <w:color w:val="5A5A5A"/>
-          <w:sz w:val="18"/>
-        </w:rPr>
         <w:t>Fig. 1  Three-layer system architecture and object-level result loop</w:t>
       </w:r>
     </w:p>
@@ -1795,17 +1783,131 @@
     <w:p>
       <w:pPr>
         <w:pStyle w:val="Heading2"/>
+        <w:spacing w:line="276" w:lineRule="auto" w:after="100"/>
+      </w:pPr>
+      <w:r>
+        <w:t>2.2 Visual Detection Model Training and Deployment</w:t>
+      </w:r>
+    </w:p>
+    <w:p>
+      <w:pPr>
+        <w:spacing w:line="276" w:lineRule="auto" w:after="100"/>
+      </w:pPr>
+      <w:r>
+        <w:rPr>
+          <w:rFonts w:ascii="Times New Roman" w:hAnsi="Times New Roman" w:eastAsia="Times New Roman"/>
+          <w:b w:val="0"/>
+          <w:color w:val="232323"/>
+          <w:sz w:val="20"/>
+        </w:rPr>
+        <w:t>The perception module uses a YOLOv8n detector for three classes: eraser, lock, and stapler. The model outputs each class label, bounding box, and confidence. All images were collected by the group, with no public-dataset images mixed into the training set. The dataset includes single objects, mixed objects, different poses, positions, and lighting conditions; labelImg was used for manual annotation.</w:t>
+      </w:r>
+    </w:p>
+    <w:p>
+      <w:pPr>
+        <w:spacing w:line="276" w:lineRule="auto" w:after="100"/>
+      </w:pPr>
+      <w:r>
+        <w:rPr>
+          <w:rFonts w:ascii="Times New Roman" w:hAnsi="Times New Roman" w:eastAsia="Times New Roman"/>
+          <w:b w:val="0"/>
+          <w:color w:val="232323"/>
+          <w:sz w:val="20"/>
+        </w:rPr>
+        <w:t>Training used a 640-pixel input, 60 epochs, batch size 16, and an RTX 4070 Laptop GPU. Mosaic composition, hue perturbation, random scaling, and random erasing were used during training, while the independently split validation images were kept unaugmented. The final weight is 6.25 MB (about 6.3 MB) with approximately three million parameters. The supplied training record reports mAP50=0.995 and mAP50-95=0.995 for the overall set and all three classes, with precision=1.0 and recall=1.0.</w:t>
+      </w:r>
+    </w:p>
+    <w:p>
+      <w:pPr>
+        <w:spacing w:line="276" w:lineRule="auto" w:after="100"/>
+      </w:pPr>
+      <w:r>
+        <w:rPr>
+          <w:rFonts w:ascii="Times New Roman" w:hAnsi="Times New Roman" w:eastAsia="Times New Roman"/>
+          <w:b w:val="0"/>
+          <w:color w:val="232323"/>
+          <w:sz w:val="20"/>
+        </w:rPr>
+        <w:t>The iteration process addressed lock–stapler confusion, stapler–eraser confusion at specific angles, dilution of early samples after new data were added, and the gap between validation images and external-camera scenes. The corresponding actions were class-balanced sampling, same-frame comparison samples, a stronger classification-loss contribution, higher sampling weight for early samples, and targeted camera-data collection. Overall mAP50-95 improved from 0.938 to 0.995. In the supplied external-camera frame, all three classes are detected with confidence 0.89–0.94 and a displayed 31.2 FPS. The reported 1.1 ms is the single-model inference time, while 31.2 FPS is the end-to-end camera display rate.</w:t>
+      </w:r>
+    </w:p>
+    <w:p>
+      <w:pPr>
+        <w:spacing w:line="276" w:lineRule="auto" w:after="100"/>
+      </w:pPr>
+      <w:r>
+        <w:rPr>
+          <w:rFonts w:ascii="Times New Roman" w:hAnsi="Times New Roman" w:eastAsia="Times New Roman"/>
+          <w:b w:val="0"/>
+          <w:color w:val="232323"/>
+          <w:sz w:val="20"/>
+        </w:rPr>
+        <w:t>For simulation, the monitor continues to generate deterministic Detection2DArray messages from Gazebo model states so that the task and execution interfaces remain repeatable. The trained weight is archived separately in models/ for real-camera integration and hardware validation.</w:t>
+      </w:r>
+    </w:p>
+    <w:p>
+      <w:pPr>
+        <w:spacing w:line="276" w:lineRule="auto" w:after="100"/>
+        <w:jc w:val="center"/>
+      </w:pPr>
+      <w:r>
+        <w:rPr>
+          <w:rFonts w:ascii="Times New Roman" w:hAnsi="Times New Roman" w:eastAsia="Times New Roman"/>
+          <w:b w:val="0"/>
+          <w:color w:val="232323"/>
+          <w:sz w:val="20"/>
+        </w:rPr>
+        <w:drawing>
+          <wp:inline xmlns:a="http://schemas.openxmlformats.org/drawingml/2006/main" xmlns:pic="http://schemas.openxmlformats.org/drawingml/2006/picture">
+            <wp:extent cx="5257800" cy="3541083"/>
+            <wp:docPr id="10" name="Picture 10"/>
+            <wp:cNvGraphicFramePr>
+              <a:graphicFrameLocks noChangeAspect="1"/>
+            </wp:cNvGraphicFramePr>
+            <a:graphic>
+              <a:graphicData uri="http://schemas.openxmlformats.org/drawingml/2006/picture">
+                <pic:pic>
+                  <pic:nvPicPr>
+                    <pic:cNvPr id="0" name="b028d3f11213205b74b2a37d8148411b.jpg"/>
+                    <pic:cNvPicPr/>
+                  </pic:nvPicPr>
+                  <pic:blipFill>
+                    <a:blip r:embed="rId20"/>
+                    <a:stretch>
+                      <a:fillRect/>
+                    </a:stretch>
+                  </pic:blipFill>
+                  <pic:spPr>
+                    <a:xfrm>
+                      <a:off x="0" y="0"/>
+                      <a:ext cx="5257800" cy="3541083"/>
+                    </a:xfrm>
+                    <a:prstGeom prst="rect"/>
+                  </pic:spPr>
+                </pic:pic>
+              </a:graphicData>
+            </a:graphic>
+          </wp:inline>
+        </w:drawing>
+      </w:r>
+    </w:p>
+    <w:p>
+      <w:pPr>
+        <w:pStyle w:val="CaptionCustom"/>
+        <w:jc w:val="center"/>
+      </w:pPr>
+      <w:r>
+        <w:t>Fig. 2  External-camera detection of erasers, a lock, and a stapler</w:t>
+      </w:r>
+    </w:p>
+    <w:p>
+      <w:pPr>
+        <w:pStyle w:val="Heading2"/>
         <w:keepNext/>
         <w:spacing w:before="100" w:after="80"/>
       </w:pPr>
       <w:r>
-        <w:rPr>
-          <w:rFonts w:ascii="Times New Roman" w:hAnsi="Times New Roman" w:eastAsia="Times New Roman"/>
-          <w:b/>
-          <w:color w:val="1F4E79"/>
-          <w:sz w:val="23"/>
-        </w:rPr>
-        <w:t>2.2 Key messages and interfaces</w:t>
+        <w:t>2.3 Key messages and interfaces</w:t>
       </w:r>
     </w:p>
     <w:tbl>
@@ -2713,13 +2815,7 @@
         <w:spacing w:before="100" w:after="80"/>
       </w:pPr>
       <w:r>
-        <w:rPr>
-          <w:rFonts w:ascii="Times New Roman" w:hAnsi="Times New Roman" w:eastAsia="Times New Roman"/>
-          <w:b/>
-          <w:color w:val="1F4E79"/>
-          <w:sz w:val="23"/>
-        </w:rPr>
-        <w:t>2.3 Exception-handling principle</w:t>
+        <w:t>2.4 Exception-handling principle</w:t>
       </w:r>
     </w:p>
     <w:p>
@@ -4470,13 +4566,7 @@
         <w:jc w:val="center"/>
       </w:pPr>
       <w:r>
-        <w:rPr>
-          <w:rFonts w:ascii="Times New Roman" w:hAnsi="Times New Roman" w:eastAsia="Times New Roman"/>
-          <w:b w:val="0"/>
-          <w:color w:val="5A5A5A"/>
-          <w:sz w:val="18"/>
-        </w:rPr>
-        <w:t>Fig. 2  Gazebo three-class scene: six picking cells and aligned sorting bins</w:t>
+        <w:t>Fig. 3  Gazebo three-class scene: six picking cells and aligned sorting bins</w:t>
       </w:r>
     </w:p>
     <w:p>
@@ -5273,13 +5363,7 @@
         <w:jc w:val="center"/>
       </w:pPr>
       <w:r>
-        <w:rPr>
-          <w:rFonts w:ascii="Times New Roman" w:hAnsi="Times New Roman" w:eastAsia="Times New Roman"/>
-          <w:b w:val="0"/>
-          <w:color w:val="5A5A5A"/>
-          <w:sz w:val="18"/>
-        </w:rPr>
-        <w:t>Fig. 3  Manual control panel, six-joint adjustment, and semantic waypoint editing</w:t>
+        <w:t>Fig. 4  Manual control panel, six-joint adjustment, and semantic waypoint editing</w:t>
       </w:r>
     </w:p>
     <w:p>
@@ -5364,13 +5448,7 @@
         <w:jc w:val="center"/>
       </w:pPr>
       <w:r>
-        <w:rPr>
-          <w:rFonts w:ascii="Times New Roman" w:hAnsi="Times New Roman" w:eastAsia="Times New Roman"/>
-          <w:b w:val="0"/>
-          <w:color w:val="5A5A5A"/>
-          <w:sz w:val="18"/>
-        </w:rPr>
-        <w:t>Fig. 4  Six target subsequences and the 34-step automatic playback timing</w:t>
+        <w:t>Fig. 5  Six target subsequences and the 34-step automatic playback timing</w:t>
       </w:r>
     </w:p>
     <w:p>
@@ -5455,13 +5533,7 @@
         <w:jc w:val="center"/>
       </w:pPr>
       <w:r>
-        <w:rPr>
-          <w:rFonts w:ascii="Times New Roman" w:hAnsi="Times New Roman" w:eastAsia="Times New Roman"/>
-          <w:b w:val="0"/>
-          <w:color w:val="5A5A5A"/>
-          <w:sz w:val="18"/>
-        </w:rPr>
-        <w:t>Fig. 5  Gripper approach, closure, distance check, attachment, and lift</w:t>
+        <w:t>Fig. 6  Gripper approach, closure, distance check, attachment, and lift</w:t>
       </w:r>
     </w:p>
     <w:p>
@@ -5516,13 +5588,7 @@
         <w:jc w:val="center"/>
       </w:pPr>
       <w:r>
-        <w:rPr>
-          <w:rFonts w:ascii="Times New Roman" w:hAnsi="Times New Roman" w:eastAsia="Times New Roman"/>
-          <w:b w:val="0"/>
-          <w:color w:val="5A5A5A"/>
-          <w:sz w:val="18"/>
-        </w:rPr>
-        <w:t>Fig. 6  Alignment above the sorting bin, vertical release, and drop-point acceptance</w:t>
+        <w:t>Fig. 7  Alignment above the sorting bin, vertical release, and drop-point acceptance</w:t>
       </w:r>
     </w:p>
     <w:p>
@@ -9831,145 +9897,7 @@
         <w:jc w:val="center"/>
       </w:pPr>
       <w:r>
-        <w:rPr>
-          <w:rFonts w:ascii="Times New Roman" w:hAnsi="Times New Roman" w:eastAsia="Times New Roman"/>
-          <w:b w:val="0"/>
-          <w:color w:val="5A5A5A"/>
-          <w:sz w:val="18"/>
-        </w:rPr>
-        <w:t>Fig. 7  GUI, state, event, pose, and object-level CSV form the acceptance evidence chain</w:t>
-      </w:r>
-    </w:p>
-    <w:p>
-      <w:pPr>
-        <w:pStyle w:val="Heading2"/>
-        <w:spacing w:line="276" w:lineRule="auto" w:after="100"/>
-      </w:pPr>
-      <w:r>
-        <w:rPr>
-          <w:rFonts w:ascii="Times New Roman" w:hAnsi="Times New Roman" w:eastAsia="Times New Roman"/>
-          <w:b/>
-          <w:color w:val="1F4E79"/>
-          <w:sz w:val="23"/>
-        </w:rPr>
-        <w:t>6.4 Visual Detection Model Training and Deployment</w:t>
-      </w:r>
-    </w:p>
-    <w:p>
-      <w:pPr>
-        <w:spacing w:line="276" w:lineRule="auto" w:after="100"/>
-      </w:pPr>
-      <w:r>
-        <w:rPr>
-          <w:rFonts w:ascii="Times New Roman" w:hAnsi="Times New Roman" w:eastAsia="Times New Roman"/>
-          <w:b w:val="0"/>
-          <w:color w:val="232323"/>
-          <w:sz w:val="20"/>
-        </w:rPr>
-        <w:t>The perception module uses a YOLOv8n detector for three classes: eraser, lock, and stapler. The model outputs each class label, bounding box, and confidence. All images were collected by the group, with no public-dataset images mixed into the training set. The dataset includes single objects, mixed objects, different poses, positions, and lighting conditions; labelImg was used for manual annotation.</w:t>
-      </w:r>
-    </w:p>
-    <w:p>
-      <w:pPr>
-        <w:spacing w:line="276" w:lineRule="auto" w:after="100"/>
-      </w:pPr>
-      <w:r>
-        <w:rPr>
-          <w:rFonts w:ascii="Times New Roman" w:hAnsi="Times New Roman" w:eastAsia="Times New Roman"/>
-          <w:b w:val="0"/>
-          <w:color w:val="232323"/>
-          <w:sz w:val="20"/>
-        </w:rPr>
-        <w:t>Training used a 640-pixel input, 60 epochs, batch size 16, and an RTX 4070 Laptop GPU. Mosaic composition, hue perturbation, random scaling, and random erasing were used during training, while the independently split validation images were kept unaugmented. The final weight is 6.25 MB (about 6.3 MB) with approximately three million parameters. The supplied training record reports mAP50=0.995 and mAP50-95=0.995 for the overall set and all three classes, with precision=1.0 and recall=1.0.</w:t>
-      </w:r>
-    </w:p>
-    <w:p>
-      <w:pPr>
-        <w:spacing w:line="276" w:lineRule="auto" w:after="100"/>
-      </w:pPr>
-      <w:r>
-        <w:rPr>
-          <w:rFonts w:ascii="Times New Roman" w:hAnsi="Times New Roman" w:eastAsia="Times New Roman"/>
-          <w:b w:val="0"/>
-          <w:color w:val="232323"/>
-          <w:sz w:val="20"/>
-        </w:rPr>
-        <w:t>The iteration process addressed lock–stapler confusion, stapler–eraser confusion at specific angles, dilution of early samples after new data were added, and the gap between validation images and external-camera scenes. The corresponding actions were class-balanced sampling, same-frame comparison samples, a stronger classification-loss contribution, higher sampling weight for early samples, and targeted camera-data collection. Overall mAP50-95 improved from 0.938 to 0.995. In the supplied external-camera frame, all three classes are detected with confidence 0.89–0.94 and a displayed 31.2 FPS. The reported 1.1 ms is the single-model inference time, while 31.2 FPS is the end-to-end camera display rate.</w:t>
-      </w:r>
-    </w:p>
-    <w:p>
-      <w:pPr>
-        <w:spacing w:line="276" w:lineRule="auto" w:after="100"/>
-      </w:pPr>
-      <w:r>
-        <w:rPr>
-          <w:rFonts w:ascii="Times New Roman" w:hAnsi="Times New Roman" w:eastAsia="Times New Roman"/>
-          <w:b w:val="0"/>
-          <w:color w:val="232323"/>
-          <w:sz w:val="20"/>
-        </w:rPr>
-        <w:t>For simulation, the monitor continues to generate deterministic Detection2DArray messages from Gazebo model states so that the task and execution interfaces remain repeatable. The trained weight is archived separately in models/ for real-camera integration and hardware validation.</w:t>
-      </w:r>
-    </w:p>
-    <w:p>
-      <w:pPr>
-        <w:spacing w:line="276" w:lineRule="auto" w:after="100"/>
-        <w:jc w:val="center"/>
-      </w:pPr>
-      <w:r>
-        <w:rPr>
-          <w:rFonts w:ascii="Times New Roman" w:hAnsi="Times New Roman" w:eastAsia="Times New Roman"/>
-          <w:b w:val="0"/>
-          <w:color w:val="232323"/>
-          <w:sz w:val="20"/>
-        </w:rPr>
-        <w:drawing>
-          <wp:inline xmlns:a="http://schemas.openxmlformats.org/drawingml/2006/main" xmlns:pic="http://schemas.openxmlformats.org/drawingml/2006/picture">
-            <wp:extent cx="5257800" cy="3541083"/>
-            <wp:docPr id="10" name="Picture 10"/>
-            <wp:cNvGraphicFramePr>
-              <a:graphicFrameLocks noChangeAspect="1"/>
-            </wp:cNvGraphicFramePr>
-            <a:graphic>
-              <a:graphicData uri="http://schemas.openxmlformats.org/drawingml/2006/picture">
-                <pic:pic>
-                  <pic:nvPicPr>
-                    <pic:cNvPr id="0" name="b028d3f11213205b74b2a37d8148411b.jpg"/>
-                    <pic:cNvPicPr/>
-                  </pic:nvPicPr>
-                  <pic:blipFill>
-                    <a:blip r:embed="rId20"/>
-                    <a:stretch>
-                      <a:fillRect/>
-                    </a:stretch>
-                  </pic:blipFill>
-                  <pic:spPr>
-                    <a:xfrm>
-                      <a:off x="0" y="0"/>
-                      <a:ext cx="5257800" cy="3541083"/>
-                    </a:xfrm>
-                    <a:prstGeom prst="rect"/>
-                  </pic:spPr>
-                </pic:pic>
-              </a:graphicData>
-            </a:graphic>
-          </wp:inline>
-        </w:drawing>
-      </w:r>
-    </w:p>
-    <w:p>
-      <w:pPr>
-        <w:pStyle w:val="CaptionCustom"/>
-        <w:jc w:val="center"/>
-      </w:pPr>
-      <w:r>
-        <w:rPr>
-          <w:rFonts w:ascii="Times New Roman" w:hAnsi="Times New Roman" w:eastAsia="Times New Roman"/>
-          <w:b w:val="0"/>
-          <w:color w:val="5A5A5A"/>
-          <w:sz w:val="18"/>
-        </w:rPr>
-        <w:t>Fig. 8  External-camera detection of erasers, a lock, and a stapler</w:t>
+        <w:t>Fig. 8  GUI, state, event, pose, and object-level CSV form the acceptance evidence chain</w:t>
       </w:r>
     </w:p>
     <w:p>

--- a/report/experiment3_lab_report_group17_en.docx
+++ b/report/experiment3_lab_report_group17_en.docx
@@ -1768,25 +1768,10 @@
     </w:p>
     <w:p>
       <w:pPr>
-        <w:spacing w:line="276" w:lineRule="auto" w:after="100"/>
+        <w:pStyle w:val="Heading2"/>
       </w:pPr>
       <w:r>
-        <w:rPr>
-          <w:rFonts w:ascii="Times New Roman" w:hAnsi="Times New Roman" w:eastAsia="Times New Roman"/>
-          <w:b w:val="0"/>
-          <w:color w:val="232323"/>
-          <w:sz w:val="20"/>
-        </w:rPr>
-        <w:t>The simulation monitor generates deterministic detections according to the standard Detection2DArray contract, and the task node uses the same message fields as the real vision node. This allows the grid and task-control logic to be validated in simulation before a real camera and detection model are connected to the same interface.</w:t>
-      </w:r>
-    </w:p>
-    <w:p>
-      <w:pPr>
-        <w:pStyle w:val="Heading2"/>
-        <w:spacing w:line="276" w:lineRule="auto" w:after="100"/>
-      </w:pPr>
-      <w:r>
-        <w:t>2.2 Visual Detection Model Training and Deployment</w:t>
+        <w:t>2.2 Visual Detection and Message Interface</w:t>
       </w:r>
     </w:p>
     <w:p>
@@ -1794,110 +1779,7 @@
         <w:spacing w:line="276" w:lineRule="auto" w:after="100"/>
       </w:pPr>
       <w:r>
-        <w:rPr>
-          <w:rFonts w:ascii="Times New Roman" w:hAnsi="Times New Roman" w:eastAsia="Times New Roman"/>
-          <w:b w:val="0"/>
-          <w:color w:val="232323"/>
-          <w:sz w:val="20"/>
-        </w:rPr>
-        <w:t>The perception module uses a YOLOv8n detector for three classes: eraser, lock, and stapler. The model outputs each class label, bounding box, and confidence. All images were collected by the group, with no public-dataset images mixed into the training set. The dataset includes single objects, mixed objects, different poses, positions, and lighting conditions; labelImg was used for manual annotation.</w:t>
-      </w:r>
-    </w:p>
-    <w:p>
-      <w:pPr>
-        <w:spacing w:line="276" w:lineRule="auto" w:after="100"/>
-      </w:pPr>
-      <w:r>
-        <w:rPr>
-          <w:rFonts w:ascii="Times New Roman" w:hAnsi="Times New Roman" w:eastAsia="Times New Roman"/>
-          <w:b w:val="0"/>
-          <w:color w:val="232323"/>
-          <w:sz w:val="20"/>
-        </w:rPr>
-        <w:t>Training used a 640-pixel input, 60 epochs, batch size 16, and an RTX 4070 Laptop GPU. Mosaic composition, hue perturbation, random scaling, and random erasing were used during training, while the independently split validation images were kept unaugmented. The final weight is 6.25 MB (about 6.3 MB) with approximately three million parameters. The supplied training record reports mAP50=0.995 and mAP50-95=0.995 for the overall set and all three classes, with precision=1.0 and recall=1.0.</w:t>
-      </w:r>
-    </w:p>
-    <w:p>
-      <w:pPr>
-        <w:spacing w:line="276" w:lineRule="auto" w:after="100"/>
-      </w:pPr>
-      <w:r>
-        <w:rPr>
-          <w:rFonts w:ascii="Times New Roman" w:hAnsi="Times New Roman" w:eastAsia="Times New Roman"/>
-          <w:b w:val="0"/>
-          <w:color w:val="232323"/>
-          <w:sz w:val="20"/>
-        </w:rPr>
-        <w:t>The iteration process addressed lock–stapler confusion, stapler–eraser confusion at specific angles, dilution of early samples after new data were added, and the gap between validation images and external-camera scenes. The corresponding actions were class-balanced sampling, same-frame comparison samples, a stronger classification-loss contribution, higher sampling weight for early samples, and targeted camera-data collection. Overall mAP50-95 improved from 0.938 to 0.995. In the supplied external-camera frame, all three classes are detected with confidence 0.89–0.94 and a displayed 31.2 FPS. The reported 1.1 ms is the single-model inference time, while 31.2 FPS is the end-to-end camera display rate.</w:t>
-      </w:r>
-    </w:p>
-    <w:p>
-      <w:pPr>
-        <w:spacing w:line="276" w:lineRule="auto" w:after="100"/>
-      </w:pPr>
-      <w:r>
-        <w:rPr>
-          <w:rFonts w:ascii="Times New Roman" w:hAnsi="Times New Roman" w:eastAsia="Times New Roman"/>
-          <w:b w:val="0"/>
-          <w:color w:val="232323"/>
-          <w:sz w:val="20"/>
-        </w:rPr>
-        <w:t>For simulation, the monitor continues to generate deterministic Detection2DArray messages from Gazebo model states so that the task and execution interfaces remain repeatable. The trained weight is archived separately in models/ for real-camera integration and hardware validation.</w:t>
-      </w:r>
-    </w:p>
-    <w:p>
-      <w:pPr>
-        <w:spacing w:line="276" w:lineRule="auto" w:after="100"/>
-        <w:jc w:val="center"/>
-      </w:pPr>
-      <w:r>
-        <w:rPr>
-          <w:rFonts w:ascii="Times New Roman" w:hAnsi="Times New Roman" w:eastAsia="Times New Roman"/>
-          <w:b w:val="0"/>
-          <w:color w:val="232323"/>
-          <w:sz w:val="20"/>
-        </w:rPr>
-        <w:drawing>
-          <wp:inline xmlns:a="http://schemas.openxmlformats.org/drawingml/2006/main" xmlns:pic="http://schemas.openxmlformats.org/drawingml/2006/picture">
-            <wp:extent cx="5257800" cy="3541083"/>
-            <wp:docPr id="10" name="Picture 10"/>
-            <wp:cNvGraphicFramePr>
-              <a:graphicFrameLocks noChangeAspect="1"/>
-            </wp:cNvGraphicFramePr>
-            <a:graphic>
-              <a:graphicData uri="http://schemas.openxmlformats.org/drawingml/2006/picture">
-                <pic:pic>
-                  <pic:nvPicPr>
-                    <pic:cNvPr id="0" name="b028d3f11213205b74b2a37d8148411b.jpg"/>
-                    <pic:cNvPicPr/>
-                  </pic:nvPicPr>
-                  <pic:blipFill>
-                    <a:blip r:embed="rId20"/>
-                    <a:stretch>
-                      <a:fillRect/>
-                    </a:stretch>
-                  </pic:blipFill>
-                  <pic:spPr>
-                    <a:xfrm>
-                      <a:off x="0" y="0"/>
-                      <a:ext cx="5257800" cy="3541083"/>
-                    </a:xfrm>
-                    <a:prstGeom prst="rect"/>
-                  </pic:spPr>
-                </pic:pic>
-              </a:graphicData>
-            </a:graphic>
-          </wp:inline>
-        </w:drawing>
-      </w:r>
-    </w:p>
-    <w:p>
-      <w:pPr>
-        <w:pStyle w:val="CaptionCustom"/>
-        <w:jc w:val="center"/>
-      </w:pPr>
-      <w:r>
-        <w:t>Fig. 2  External-camera detection of erasers, a lock, and a stapler</w:t>
+        <w:t>The visual detector outputs a class, bounding-box center, and confidence, which enter the task node through Detection2DArray. The simulation monitor generates deterministic detections under the same contract, so the grid and task-control logic can be validated in Gazebo before the real camera and trained detector are connected to the same interface.</w:t>
       </w:r>
     </w:p>
     <w:p>
@@ -4566,7 +4448,7 @@
         <w:jc w:val="center"/>
       </w:pPr>
       <w:r>
-        <w:t>Fig. 3  Gazebo three-class scene: six picking cells and aligned sorting bins</w:t>
+        <w:t>Fig. 2  Gazebo three-class scene: six picking cells and aligned sorting bins</w:t>
       </w:r>
     </w:p>
     <w:p>
@@ -5253,18 +5135,132 @@
     </w:p>
     <w:p>
       <w:pPr>
+        <w:pStyle w:val="Heading2"/>
+        <w:spacing w:line="276" w:lineRule="auto" w:after="100"/>
+      </w:pPr>
+      <w:r>
+        <w:t>4.1.1 Visual Detection Model Training and External-Camera Validation</w:t>
+      </w:r>
+    </w:p>
+    <w:p>
+      <w:pPr>
+        <w:spacing w:line="276" w:lineRule="auto" w:after="100"/>
+      </w:pPr>
+      <w:r>
+        <w:rPr>
+          <w:rFonts w:ascii="Times New Roman" w:hAnsi="Times New Roman" w:eastAsia="Times New Roman"/>
+          <w:b w:val="0"/>
+          <w:color w:val="232323"/>
+          <w:sz w:val="20"/>
+        </w:rPr>
+        <w:t>The perception module uses a YOLOv8n detector for three classes: eraser, lock, and stapler. The model outputs each class label, bounding box, and confidence. All images were collected by the group, with no public-dataset images mixed into the training set. The dataset includes single objects, mixed objects, different poses, positions, and lighting conditions; labelImg was used for manual annotation.</w:t>
+      </w:r>
+    </w:p>
+    <w:p>
+      <w:pPr>
+        <w:spacing w:line="276" w:lineRule="auto" w:after="100"/>
+      </w:pPr>
+      <w:r>
+        <w:rPr>
+          <w:rFonts w:ascii="Times New Roman" w:hAnsi="Times New Roman" w:eastAsia="Times New Roman"/>
+          <w:b w:val="0"/>
+          <w:color w:val="232323"/>
+          <w:sz w:val="20"/>
+        </w:rPr>
+        <w:t>Training used a 640-pixel input, 60 epochs, batch size 16, and an RTX 4070 Laptop GPU. Mosaic composition, hue perturbation, random scaling, and random erasing were used during training, while the independently split validation images were kept unaugmented. The final weight is 6.25 MB (about 6.3 MB) with approximately three million parameters. The supplied training record reports mAP50=0.995 and mAP50-95=0.995 for the overall set and all three classes, with precision=1.0 and recall=1.0.</w:t>
+      </w:r>
+    </w:p>
+    <w:p>
+      <w:pPr>
+        <w:spacing w:line="276" w:lineRule="auto" w:after="100"/>
+      </w:pPr>
+      <w:r>
+        <w:rPr>
+          <w:rFonts w:ascii="Times New Roman" w:hAnsi="Times New Roman" w:eastAsia="Times New Roman"/>
+          <w:b w:val="0"/>
+          <w:color w:val="232323"/>
+          <w:sz w:val="20"/>
+        </w:rPr>
+        <w:t>The iteration process addressed lock–stapler confusion, stapler–eraser confusion at specific angles, dilution of early samples after new data were added, and the gap between validation images and external-camera scenes. The corresponding actions were class-balanced sampling, same-frame comparison samples, a stronger classification-loss contribution, higher sampling weight for early samples, and targeted camera-data collection. Overall mAP50-95 improved from 0.938 to 0.995. In the supplied external-camera frame, all three classes are detected with confidence 0.89–0.94 and a displayed 31.2 FPS. The reported 1.1 ms is the single-model inference time, while 31.2 FPS is the end-to-end camera display rate.</w:t>
+      </w:r>
+    </w:p>
+    <w:p>
+      <w:pPr>
+        <w:spacing w:line="276" w:lineRule="auto" w:after="100"/>
+      </w:pPr>
+      <w:r>
+        <w:rPr>
+          <w:rFonts w:ascii="Times New Roman" w:hAnsi="Times New Roman" w:eastAsia="Times New Roman"/>
+          <w:b w:val="0"/>
+          <w:color w:val="232323"/>
+          <w:sz w:val="20"/>
+        </w:rPr>
+        <w:t>For simulation, the monitor continues to generate deterministic Detection2DArray messages from Gazebo model states so that the task and execution interfaces remain repeatable. The trained weight is archived separately in models/ for real-camera integration and hardware validation.</w:t>
+      </w:r>
+    </w:p>
+    <w:p>
+      <w:pPr>
+        <w:spacing w:line="276" w:lineRule="auto" w:after="100"/>
+        <w:jc w:val="center"/>
+      </w:pPr>
+      <w:r>
+        <w:rPr>
+          <w:rFonts w:ascii="Times New Roman" w:hAnsi="Times New Roman" w:eastAsia="Times New Roman"/>
+          <w:b w:val="0"/>
+          <w:color w:val="232323"/>
+          <w:sz w:val="20"/>
+        </w:rPr>
+        <w:drawing>
+          <wp:inline xmlns:a="http://schemas.openxmlformats.org/drawingml/2006/main" xmlns:pic="http://schemas.openxmlformats.org/drawingml/2006/picture">
+            <wp:extent cx="5257800" cy="3541083"/>
+            <wp:docPr id="10" name="Picture 10"/>
+            <wp:cNvGraphicFramePr>
+              <a:graphicFrameLocks noChangeAspect="1"/>
+            </wp:cNvGraphicFramePr>
+            <a:graphic>
+              <a:graphicData uri="http://schemas.openxmlformats.org/drawingml/2006/picture">
+                <pic:pic>
+                  <pic:nvPicPr>
+                    <pic:cNvPr id="0" name="b028d3f11213205b74b2a37d8148411b.jpg"/>
+                    <pic:cNvPicPr/>
+                  </pic:nvPicPr>
+                  <pic:blipFill>
+                    <a:blip r:embed="rId20"/>
+                    <a:stretch>
+                      <a:fillRect/>
+                    </a:stretch>
+                  </pic:blipFill>
+                  <pic:spPr>
+                    <a:xfrm>
+                      <a:off x="0" y="0"/>
+                      <a:ext cx="5257800" cy="3541083"/>
+                    </a:xfrm>
+                    <a:prstGeom prst="rect"/>
+                  </pic:spPr>
+                </pic:pic>
+              </a:graphicData>
+            </a:graphic>
+          </wp:inline>
+        </w:drawing>
+      </w:r>
+    </w:p>
+    <w:p>
+      <w:pPr>
+        <w:pStyle w:val="CaptionCustom"/>
+        <w:jc w:val="center"/>
+      </w:pPr>
+      <w:r>
+        <w:t>Fig. 3  External-camera detection of erasers, a lock, and a stapler</w:t>
+      </w:r>
+    </w:p>
+    <w:p>
+      <w:pPr>
         <w:pStyle w:val="Heading3"/>
         <w:keepNext/>
         <w:spacing w:before="100" w:after="80"/>
       </w:pPr>
       <w:r>
-        <w:rPr>
-          <w:rFonts w:ascii="Times New Roman" w:hAnsi="Times New Roman" w:eastAsia="Times New Roman"/>
-          <w:b/>
-          <w:color w:val="1F4E79"/>
-          <w:sz w:val="21"/>
-        </w:rPr>
-        <w:t>4.1.1 Scene construction and parameter synchronization</w:t>
+        <w:t>4.1.2 Scene construction and parameter synchronization</w:t>
       </w:r>
     </w:p>
     <w:p>
@@ -5288,13 +5284,7 @@
         <w:spacing w:before="100" w:after="80"/>
       </w:pPr>
       <w:r>
-        <w:rPr>
-          <w:rFonts w:ascii="Times New Roman" w:hAnsi="Times New Roman" w:eastAsia="Times New Roman"/>
-          <w:b/>
-          <w:color w:val="1F4E79"/>
-          <w:sz w:val="21"/>
-        </w:rPr>
-        <w:t>4.1.2 Manual teaching and single-object debugging</w:t>
+        <w:t>4.1.3 Manual teaching and single-object debugging</w:t>
       </w:r>
     </w:p>
     <w:p>
@@ -5373,13 +5363,7 @@
         <w:spacing w:before="100" w:after="80"/>
       </w:pPr>
       <w:r>
-        <w:rPr>
-          <w:rFonts w:ascii="Times New Roman" w:hAnsi="Times New Roman" w:eastAsia="Times New Roman"/>
-          <w:b/>
-          <w:color w:val="1F4E79"/>
-          <w:sz w:val="21"/>
-        </w:rPr>
-        <w:t>4.1.3 Automatic playback and one-command launch</w:t>
+        <w:t>4.1.4 Automatic playback and one-command launch</w:t>
       </w:r>
     </w:p>
     <w:p>
@@ -5458,13 +5442,7 @@
         <w:spacing w:before="100" w:after="80"/>
       </w:pPr>
       <w:r>
-        <w:rPr>
-          <w:rFonts w:ascii="Times New Roman" w:hAnsi="Times New Roman" w:eastAsia="Times New Roman"/>
-          <w:b/>
-          <w:color w:val="1F4E79"/>
-          <w:sz w:val="21"/>
-        </w:rPr>
-        <w:t>4.1.4 Grasping, transfer, and release</w:t>
+        <w:t>4.1.5 Grasping, transfer, and release</w:t>
       </w:r>
     </w:p>
     <w:p>
@@ -5598,13 +5576,7 @@
         <w:spacing w:before="100" w:after="80"/>
       </w:pPr>
       <w:r>
-        <w:rPr>
-          <w:rFonts w:ascii="Times New Roman" w:hAnsi="Times New Roman" w:eastAsia="Times New Roman"/>
-          <w:b/>
-          <w:color w:val="1F4E79"/>
-          <w:sz w:val="21"/>
-        </w:rPr>
-        <w:t>4.1.5 Simulation acceptance records</w:t>
+        <w:t>4.1.6 Simulation acceptance records</w:t>
       </w:r>
     </w:p>
     <w:p>
@@ -7999,17 +7971,25 @@
     <w:p>
       <w:pPr>
         <w:pStyle w:val="Heading2"/>
+      </w:pPr>
+      <w:r>
+        <w:t>6.1 Visual Detection and Interface Validation</w:t>
+      </w:r>
+    </w:p>
+    <w:p>
+      <w:pPr/>
+      <w:r>
+        <w:t>On the independent original-image validation set, the overall result and all three classes reached mAP50=0.995 and mAP50-95=0.995, with precision=1.0 and recall=1.0. The external-camera frame in Fig. 3 shows all three classes with confidence values of 0.89–0.94 and a displayed rate of 31.2 FPS. This verifies that the detector output can enter the Detection2DArray interface; it is kept separate from the deterministic Gazebo sorting result and does not represent a real-robot grasping score.</w:t>
+      </w:r>
+    </w:p>
+    <w:p>
+      <w:pPr>
+        <w:pStyle w:val="Heading2"/>
         <w:keepNext/>
         <w:spacing w:before="100" w:after="80"/>
       </w:pPr>
       <w:r>
-        <w:rPr>
-          <w:rFonts w:ascii="Times New Roman" w:hAnsi="Times New Roman" w:eastAsia="Times New Roman"/>
-          <w:b/>
-          <w:color w:val="1F4E79"/>
-          <w:sz w:val="23"/>
-        </w:rPr>
-        <w:t>6.1 Quantitative red–blue baseline with six objects</w:t>
+        <w:t>6.2 Quantitative red–blue baseline with six objects</w:t>
       </w:r>
     </w:p>
     <w:p>
@@ -9792,13 +9772,7 @@
         <w:spacing w:before="100" w:after="80"/>
       </w:pPr>
       <w:r>
-        <w:rPr>
-          <w:rFonts w:ascii="Times New Roman" w:hAnsi="Times New Roman" w:eastAsia="Times New Roman"/>
-          <w:b/>
-          <w:color w:val="1F4E79"/>
-          <w:sz w:val="23"/>
-        </w:rPr>
-        <w:t>6.2 Three-class extension</w:t>
+        <w:t>6.3 Three-class extension</w:t>
       </w:r>
     </w:p>
     <w:p>
@@ -9822,13 +9796,7 @@
         <w:spacing w:before="100" w:after="80"/>
       </w:pPr>
       <w:r>
-        <w:rPr>
-          <w:rFonts w:ascii="Times New Roman" w:hAnsi="Times New Roman" w:eastAsia="Times New Roman"/>
-          <w:b/>
-          <w:color w:val="1F4E79"/>
-          <w:sz w:val="23"/>
-        </w:rPr>
-        <w:t>6.3 Multi-layer evidence chain</w:t>
+        <w:t>6.4 Multi-layer evidence chain</w:t>
       </w:r>
     </w:p>
     <w:p>

--- a/report/experiment3_lab_report_group17_en.docx
+++ b/report/experiment3_lab_report_group17_en.docx
@@ -514,12 +514,10 @@
       </w:pPr>
       <w:r>
         <w:rPr>
-          <w:rFonts w:ascii="Times New Roman" w:hAnsi="Times New Roman" w:eastAsia="Times New Roman"/>
-          <w:b w:val="0"/>
-          <w:color w:val="232323"/>
+          <w:rFonts w:ascii="Times New Roman" w:hAnsi="Times New Roman" w:eastAsia="SimSun"/>
           <w:sz w:val="20"/>
         </w:rPr>
-        <w:t>This experiment develops an automatic desktop object sorting system using ROS 2, Gazebo, and the mechArm 270. The system forms a complete perception–localization–decision–execution–acceptance loop: an overhead camera publishes the desktop image, a detection node outputs class labels, confidence scores, and bounding boxes, and the task node maps box centers to a fixed picking grid and generates an execution queue with target-bin information. The robot then performs grasping, transfer, release, and result logging through a state machine.</w:t>
+        <w:t>This experiment develops a ROS 2 desktop sorting system and evaluates two completed parts. In Gazebo, a scene monitor converts colored-cylinder model states into Detection2DArray messages; grid localization, class decisions, and robot actions form an automatic sorting loop. Separately, a YOLOv8n model detects erasers, locks, and staplers in an external-camera view. The Gazebo 6/6 record and the camera-model test therefore document different parts of the system.</w:t>
       </w:r>
     </w:p>
     <w:p>
@@ -528,12 +526,10 @@
       </w:pPr>
       <w:r>
         <w:rPr>
-          <w:rFonts w:ascii="Times New Roman" w:hAnsi="Times New Roman" w:eastAsia="Times New Roman"/>
-          <w:b w:val="0"/>
-          <w:color w:val="232323"/>
+          <w:rFonts w:ascii="Times New Roman" w:hAnsi="Times New Roman" w:eastAsia="SimSun"/>
           <w:sz w:val="20"/>
         </w:rPr>
-        <w:t>The system first uses six red and blue cylinders for quantitative simulation acceptance; the archived object-level record is 6/6. The scene is then extended to red, blue, and green objects to verify the added class, sorting region, waypoint sequence, and automatic playback interface. This report is organized into simulation development and real-robot validation phases, with quantitative results, process evidence, and the fields required for later real-robot acceptance listed separately.</w:t>
+        <w:t>The red-blue Gazebo baseline records six completed objects out of six. A red-blue-green scene and 34-step playback show the three-color extension. The separately tested camera model detects three everyday-object classes; its validation scores and camera frame are reported as perception results. Real-robot integration requires matching object classes, camera-to-grid calibration, ROS detection publishing, and a new end-to-end acceptance run.</w:t>
       </w:r>
     </w:p>
     <w:p>
@@ -542,12 +538,10 @@
       </w:pPr>
       <w:r>
         <w:rPr>
-          <w:rFonts w:ascii="Times New Roman" w:hAnsi="Times New Roman" w:eastAsia="Times New Roman"/>
-          <w:b w:val="0"/>
-          <w:color w:val="232323"/>
+          <w:rFonts w:ascii="Times New Roman" w:hAnsi="Times New Roman" w:eastAsia="SimSun"/>
           <w:sz w:val="20"/>
         </w:rPr>
-        <w:t>Conclusion: the simulation phase completed the standard image interface, fixed-grid localization, class-to-bin mapping, grasp-and-release state machine, exception branches, and object-level logging. The red–blue baseline reached 6/6, the three-class extension completed scene and automatic-sequence integration, and the real-robot phase now has an implementable deployment and acceptance plan.</w:t>
+        <w:t>The simulation phase completed fixed-grid localization, class-to-bin decisions, grasp and release control, exception branches, and object-level logging, with a red-blue result of 6/6. The three-color scene and playback were also prepared. The external-camera detector was trained and tested on erasers, locks, and staplers. These outcomes support the next integration stage but are evaluated with different objects and evidence.</w:t>
       </w:r>
     </w:p>
     <w:p>
@@ -1708,7 +1702,11 @@
         <w:spacing w:line="276" w:lineRule="auto" w:after="100"/>
       </w:pPr>
       <w:r>
-        <w:t>The system consists of a perception layer, a task-decision layer, and a robot-execution layer. The perception layer first acquires an image; the visual detector outputs a class, bounding box, and confidence, which are then packaged as Detection2DArray. The decision layer performs confidence filtering, grid localization, class mapping, queue ordering, and exception branching. The execution layer controls the arm and gripper to approach, close, lift, transfer, release, and report results. The acceptance layer reads the GUI, stage states, event logs, final poses, and object-level CSV to form traceable evidence.</w:t>
+        <w:rPr>
+          <w:rFonts w:ascii="Times New Roman" w:hAnsi="Times New Roman" w:eastAsia="SimSun"/>
+          <w:sz w:val="20"/>
+        </w:rPr>
+        <w:t>Figure 1 distinguishes the two verified paths. The Gazebo scene monitor reads colored-cylinder model states and publishes synthetic detections in Detection2DArray format; the task node uses those messages for grid assignment, class-to-bin selection, and arm control. The external RGB camera and YOLOv8n model produce detections for erasers, locks, and staplers. A shared message format is the planned connection point, while object-class mapping and pixel-to-grid calibration must be completed before a camera-driven sorting run.</w:t>
       </w:r>
     </w:p>
     <w:p>
@@ -1763,7 +1761,7 @@
         <w:jc w:val="center"/>
       </w:pPr>
       <w:r>
-        <w:t>Fig. 1  Three-layer system architecture and object-level result loop</w:t>
+        <w:t>Fig. 1  Gazebo sorting and external-camera detection as separate validation paths</w:t>
       </w:r>
     </w:p>
     <w:p>
@@ -1779,7 +1777,11 @@
         <w:spacing w:line="276" w:lineRule="auto" w:after="100"/>
       </w:pPr>
       <w:r>
-        <w:t>The visual detector outputs a class, bounding-box center, and confidence, which enter the task node through Detection2DArray. The simulation monitor generates deterministic detections under the same contract, so the grid and task-control logic can be validated in Gazebo before the real camera and trained detector are connected to the same interface.</w:t>
+        <w:rPr>
+          <w:rFonts w:ascii="Times New Roman" w:hAnsi="Times New Roman" w:eastAsia="SimSun"/>
+          <w:sz w:val="20"/>
+        </w:rPr>
+        <w:t>The task node consumes class, bounding box, and confidence from Detection2DArray. The recorded Gazebo sorting run used fields generated from simulator model states by sorting_scene_monitor. The separately trained YOLOv8n model was tested with an external camera. Its eraser, lock, and stapler labels require a new class-to-bin configuration for sorting physical objects.</w:t>
       </w:r>
     </w:p>
     <w:p>
@@ -5002,19 +5004,12 @@
             <w:vAlign w:val="center"/>
           </w:tcPr>
           <w:p>
-            <w:pPr>
-              <w:spacing w:before="0" w:after="0" w:line="240" w:lineRule="auto"/>
-              <w:ind w:left="0" w:right="0" w:firstLine="0"/>
-              <w:jc w:val="left"/>
-            </w:pPr>
             <w:r>
               <w:rPr>
-                <w:rFonts w:ascii="Times New Roman" w:hAnsi="Times New Roman" w:eastAsia="Times New Roman"/>
-                <w:b w:val="0"/>
-                <w:color w:val="232323"/>
-                <w:sz w:val="17"/>
+                <w:rFonts w:ascii="Times New Roman" w:hAnsi="Times New Roman" w:eastAsia="SimSun"/>
+                <w:sz w:val="18"/>
               </w:rPr>
-              <w:t>Connect to the preceding YOLOv8 class model and output class, confidence, and bounding box</w:t>
+              <w:t>Publish the trained eraser/lock/stapler classes through ROS after calibration and class-map alignment</w:t>
             </w:r>
           </w:p>
         </w:tc>
@@ -5078,19 +5073,12 @@
             <w:vAlign w:val="center"/>
           </w:tcPr>
           <w:p>
-            <w:pPr>
-              <w:spacing w:before="0" w:after="0" w:line="240" w:lineRule="auto"/>
-              <w:ind w:left="0" w:right="0" w:firstLine="0"/>
-              <w:jc w:val="left"/>
-            </w:pPr>
             <w:r>
               <w:rPr>
-                <w:rFonts w:ascii="Times New Roman" w:hAnsi="Times New Roman" w:eastAsia="Times New Roman"/>
-                <w:b w:val="0"/>
-                <w:color w:val="232323"/>
-                <w:sz w:val="17"/>
+                <w:rFonts w:ascii="Times New Roman" w:hAnsi="Times New Roman" w:eastAsia="SimSun"/>
+                <w:sz w:val="18"/>
               </w:rPr>
-              <w:t>Reference record: Precision 0.658, Recall 0.748, mAP@0.5 0.766, about 15 FPS; re-record on hardware</w:t>
+              <w:t>To be measured in a camera-driven robot run</w:t>
             </w:r>
           </w:p>
         </w:tc>
@@ -5135,11 +5123,12 @@
     </w:p>
     <w:p>
       <w:pPr>
-        <w:pStyle w:val="Heading2"/>
-        <w:spacing w:line="276" w:lineRule="auto" w:after="100"/>
+        <w:pStyle w:val="Heading3"/>
+        <w:keepNext/>
+        <w:spacing w:before="100" w:after="80"/>
       </w:pPr>
       <w:r>
-        <w:t>4.1.1 Visual Detection Model Training and External-Camera Validation</w:t>
+        <w:t>4.1.1 Scene construction and parameter synchronization</w:t>
       </w:r>
     </w:p>
     <w:p>
@@ -5153,104 +5142,7 @@
           <w:color w:val="232323"/>
           <w:sz w:val="20"/>
         </w:rPr>
-        <w:t>The perception module uses a YOLOv8n detector for three classes: eraser, lock, and stapler. The model outputs each class label, bounding box, and confidence. All images were collected by the group, with no public-dataset images mixed into the training set. The dataset includes single objects, mixed objects, different poses, positions, and lighting conditions; labelImg was used for manual annotation.</w:t>
-      </w:r>
-    </w:p>
-    <w:p>
-      <w:pPr>
-        <w:spacing w:line="276" w:lineRule="auto" w:after="100"/>
-      </w:pPr>
-      <w:r>
-        <w:rPr>
-          <w:rFonts w:ascii="Times New Roman" w:hAnsi="Times New Roman" w:eastAsia="Times New Roman"/>
-          <w:b w:val="0"/>
-          <w:color w:val="232323"/>
-          <w:sz w:val="20"/>
-        </w:rPr>
-        <w:t>Training used a 640-pixel input, 60 epochs, batch size 16, and an RTX 4070 Laptop GPU. Mosaic composition, hue perturbation, random scaling, and random erasing were used during training, while the independently split validation images were kept unaugmented. The final weight is 6.25 MB (about 6.3 MB) with approximately three million parameters. The supplied training record reports mAP50=0.995 and mAP50-95=0.995 for the overall set and all three classes, with precision=1.0 and recall=1.0.</w:t>
-      </w:r>
-    </w:p>
-    <w:p>
-      <w:pPr>
-        <w:spacing w:line="276" w:lineRule="auto" w:after="100"/>
-      </w:pPr>
-      <w:r>
-        <w:rPr>
-          <w:rFonts w:ascii="Times New Roman" w:hAnsi="Times New Roman" w:eastAsia="Times New Roman"/>
-          <w:b w:val="0"/>
-          <w:color w:val="232323"/>
-          <w:sz w:val="20"/>
-        </w:rPr>
-        <w:t>The iteration process addressed lock–stapler confusion, stapler–eraser confusion at specific angles, dilution of early samples after new data were added, and the gap between validation images and external-camera scenes. The corresponding actions were class-balanced sampling, same-frame comparison samples, a stronger classification-loss contribution, higher sampling weight for early samples, and targeted camera-data collection. Overall mAP50-95 improved from 0.938 to 0.995. In the supplied external-camera frame, all three classes are detected with confidence 0.89–0.94 and a displayed 31.2 FPS. The reported 1.1 ms is the single-model inference time, while 31.2 FPS is the end-to-end camera display rate.</w:t>
-      </w:r>
-    </w:p>
-    <w:p>
-      <w:pPr>
-        <w:spacing w:line="276" w:lineRule="auto" w:after="100"/>
-      </w:pPr>
-      <w:r>
-        <w:rPr>
-          <w:rFonts w:ascii="Times New Roman" w:hAnsi="Times New Roman" w:eastAsia="Times New Roman"/>
-          <w:b w:val="0"/>
-          <w:color w:val="232323"/>
-          <w:sz w:val="20"/>
-        </w:rPr>
-        <w:t>For simulation, the monitor continues to generate deterministic Detection2DArray messages from Gazebo model states so that the task and execution interfaces remain repeatable. The trained weight is archived separately in models/ for real-camera integration and hardware validation.</w:t>
-      </w:r>
-    </w:p>
-    <w:p>
-      <w:pPr>
-        <w:spacing w:line="276" w:lineRule="auto" w:after="100"/>
-        <w:jc w:val="center"/>
-      </w:pPr>
-      <w:r>
-        <w:rPr>
-          <w:rFonts w:ascii="Times New Roman" w:hAnsi="Times New Roman" w:eastAsia="Times New Roman"/>
-          <w:b w:val="0"/>
-          <w:color w:val="232323"/>
-          <w:sz w:val="20"/>
-        </w:rPr>
-        <w:drawing>
-          <wp:inline xmlns:a="http://schemas.openxmlformats.org/drawingml/2006/main" xmlns:pic="http://schemas.openxmlformats.org/drawingml/2006/picture">
-            <wp:extent cx="5257800" cy="3541083"/>
-            <wp:docPr id="10" name="Picture 10"/>
-            <wp:cNvGraphicFramePr>
-              <a:graphicFrameLocks noChangeAspect="1"/>
-            </wp:cNvGraphicFramePr>
-            <a:graphic>
-              <a:graphicData uri="http://schemas.openxmlformats.org/drawingml/2006/picture">
-                <pic:pic>
-                  <pic:nvPicPr>
-                    <pic:cNvPr id="0" name="b028d3f11213205b74b2a37d8148411b.jpg"/>
-                    <pic:cNvPicPr/>
-                  </pic:nvPicPr>
-                  <pic:blipFill>
-                    <a:blip r:embed="rId20"/>
-                    <a:stretch>
-                      <a:fillRect/>
-                    </a:stretch>
-                  </pic:blipFill>
-                  <pic:spPr>
-                    <a:xfrm>
-                      <a:off x="0" y="0"/>
-                      <a:ext cx="5257800" cy="3541083"/>
-                    </a:xfrm>
-                    <a:prstGeom prst="rect"/>
-                  </pic:spPr>
-                </pic:pic>
-              </a:graphicData>
-            </a:graphic>
-          </wp:inline>
-        </w:drawing>
-      </w:r>
-    </w:p>
-    <w:p>
-      <w:pPr>
-        <w:pStyle w:val="CaptionCustom"/>
-        <w:jc w:val="center"/>
-      </w:pPr>
-      <w:r>
-        <w:t>Fig. 3  External-camera detection of erasers, a lock, and a stapler</w:t>
+        <w:t>This simulation uses the scene monitor's synthetic detections for the colored cylinders. The Gazebo world loads the robot arm, gripper, desktop, a three-row/two-column picking grid, red–blue–green sorting bins, and an overhead camera. World coordinates, projected pixels, the grid array, and waypoint poses are calibrated as one set. The picking-cell centers correspond to pixel columns [212, 266, 320] and rows [186, 240, 294]. The projection is defined as u=320+(y_w−0.18)×900 and v=240−(x_w−0.30)×900.</w:t>
       </w:r>
     </w:p>
     <w:p>
@@ -5260,31 +5152,7 @@
         <w:spacing w:before="100" w:after="80"/>
       </w:pPr>
       <w:r>
-        <w:t>4.1.2 Scene construction and parameter synchronization</w:t>
-      </w:r>
-    </w:p>
-    <w:p>
-      <w:pPr>
-        <w:spacing w:line="276" w:lineRule="auto" w:after="100"/>
-      </w:pPr>
-      <w:r>
-        <w:rPr>
-          <w:rFonts w:ascii="Times New Roman" w:hAnsi="Times New Roman" w:eastAsia="Times New Roman"/>
-          <w:b w:val="0"/>
-          <w:color w:val="232323"/>
-          <w:sz w:val="20"/>
-        </w:rPr>
-        <w:t>The Gazebo world loads the robot arm, gripper, desktop, a three-row/two-column picking grid, red–blue–green sorting bins, and an overhead camera. World coordinates, projected pixels, the grid array, and waypoint poses are calibrated as one set. The picking-cell centers correspond to pixel columns [212, 266, 320] and rows [186, 240, 294]. The projection is defined as u=320+(y_w−0.18)×900 and v=240−(x_w−0.30)×900.</w:t>
-      </w:r>
-    </w:p>
-    <w:p>
-      <w:pPr>
-        <w:pStyle w:val="Heading3"/>
-        <w:keepNext/>
-        <w:spacing w:before="100" w:after="80"/>
-      </w:pPr>
-      <w:r>
-        <w:t>4.1.3 Manual teaching and single-object debugging</w:t>
+        <w:t>4.1.2 Manual teaching and single-object debugging</w:t>
       </w:r>
     </w:p>
     <w:p>
@@ -5353,7 +5221,7 @@
         <w:jc w:val="center"/>
       </w:pPr>
       <w:r>
-        <w:t>Fig. 4  Manual control panel, six-joint adjustment, and semantic waypoint editing</w:t>
+        <w:t>Fig. 3  Manual control panel, six-joint adjustment, and semantic waypoint editing</w:t>
       </w:r>
     </w:p>
     <w:p>
@@ -5363,7 +5231,7 @@
         <w:spacing w:before="100" w:after="80"/>
       </w:pPr>
       <w:r>
-        <w:t>4.1.4 Automatic playback and one-command launch</w:t>
+        <w:t>4.1.3 Automatic playback and one-command launch</w:t>
       </w:r>
     </w:p>
     <w:p>
@@ -5432,7 +5300,7 @@
         <w:jc w:val="center"/>
       </w:pPr>
       <w:r>
-        <w:t>Fig. 5  Six target subsequences and the 34-step automatic playback timing</w:t>
+        <w:t>Fig. 4  Six target subsequences and the 34-step automatic playback timing</w:t>
       </w:r>
     </w:p>
     <w:p>
@@ -5442,7 +5310,7 @@
         <w:spacing w:before="100" w:after="80"/>
       </w:pPr>
       <w:r>
-        <w:t>4.1.5 Grasping, transfer, and release</w:t>
+        <w:t>4.1.4 Grasping, transfer, and release</w:t>
       </w:r>
     </w:p>
     <w:p>
@@ -5511,7 +5379,7 @@
         <w:jc w:val="center"/>
       </w:pPr>
       <w:r>
-        <w:t>Fig. 6  Gripper approach, closure, distance check, attachment, and lift</w:t>
+        <w:t>Fig. 5  Gripper approach, closure, distance check, attachment, and lift</w:t>
       </w:r>
     </w:p>
     <w:p>
@@ -5566,7 +5434,7 @@
         <w:jc w:val="center"/>
       </w:pPr>
       <w:r>
-        <w:t>Fig. 7  Alignment above the sorting bin, vertical release, and drop-point acceptance</w:t>
+        <w:t>Fig. 6  Alignment above the sorting bin, vertical release, and drop-point acceptance</w:t>
       </w:r>
     </w:p>
     <w:p>
@@ -5576,7 +5444,7 @@
         <w:spacing w:before="100" w:after="80"/>
       </w:pPr>
       <w:r>
-        <w:t>4.1.6 Simulation acceptance records</w:t>
+        <w:t>4.1.5 Simulation acceptance records</w:t>
       </w:r>
     </w:p>
     <w:p>
@@ -5596,17 +5464,129 @@
     <w:p>
       <w:pPr>
         <w:pStyle w:val="Heading2"/>
+        <w:spacing w:line="276" w:lineRule="auto" w:after="100"/>
+      </w:pPr>
+      <w:r>
+        <w:t>4.2 Three-class detector and external-camera test</w:t>
+      </w:r>
+    </w:p>
+    <w:p>
+      <w:pPr>
+        <w:spacing w:line="276" w:lineRule="auto" w:after="100"/>
+      </w:pPr>
+      <w:r>
+        <w:rPr>
+          <w:rFonts w:ascii="Times New Roman" w:hAnsi="Times New Roman" w:eastAsia="Times New Roman"/>
+          <w:b w:val="0"/>
+          <w:color w:val="232323"/>
+          <w:sz w:val="20"/>
+        </w:rPr>
+        <w:t>The perception module uses a YOLOv8n detector for three classes: eraser, lock, and stapler. The model outputs each class label, bounding box, and confidence. All images were collected by the group, with no public-dataset images mixed into the training set. The dataset includes single objects, mixed objects, different poses, positions, and lighting conditions; labelImg was used for manual annotation.</w:t>
+      </w:r>
+    </w:p>
+    <w:p>
+      <w:pPr>
+        <w:spacing w:line="276" w:lineRule="auto" w:after="100"/>
+      </w:pPr>
+      <w:r>
+        <w:rPr>
+          <w:rFonts w:ascii="Times New Roman" w:hAnsi="Times New Roman" w:eastAsia="Times New Roman"/>
+          <w:b w:val="0"/>
+          <w:color w:val="232323"/>
+          <w:sz w:val="20"/>
+        </w:rPr>
+        <w:t>Training used a 640-pixel input, 60 epochs, batch size 16, and an RTX 4070 Laptop GPU. Mosaic composition, hue perturbation, random scaling, and random erasing were used during training, while the independently split validation images were kept unaugmented. The final weight is 6.25 MB (about 6.3 MB) with approximately three million parameters. The supplied training record reports mAP50=0.995 and mAP50-95=0.995 for the overall set and all three classes, with precision=1.0 and recall=1.0.</w:t>
+      </w:r>
+    </w:p>
+    <w:p>
+      <w:pPr>
+        <w:spacing w:line="276" w:lineRule="auto" w:after="100"/>
+      </w:pPr>
+      <w:r>
+        <w:rPr>
+          <w:rFonts w:ascii="Times New Roman" w:hAnsi="Times New Roman" w:eastAsia="Times New Roman"/>
+          <w:b w:val="0"/>
+          <w:color w:val="232323"/>
+          <w:sz w:val="20"/>
+        </w:rPr>
+        <w:t>The iteration process addressed lock–stapler confusion, stapler–eraser confusion at specific angles, dilution of early samples after new data were added, and the gap between validation images and external-camera scenes. The corresponding actions were class-balanced sampling, same-frame comparison samples, a stronger classification-loss contribution, higher sampling weight for early samples, and targeted camera-data collection. Overall mAP50-95 improved from 0.938 to 0.995. In the supplied external-camera frame, all three classes are detected with confidence 0.89–0.94 and a displayed 31.2 FPS. The reported 1.1 ms is the single-model inference time, while 31.2 FPS is the end-to-end camera display rate.</w:t>
+      </w:r>
+    </w:p>
+    <w:p>
+      <w:pPr>
+        <w:spacing w:line="276" w:lineRule="auto" w:after="100"/>
+      </w:pPr>
+      <w:r>
+        <w:rPr>
+          <w:rFonts w:ascii="Times New Roman" w:hAnsi="Times New Roman" w:eastAsia="SimSun"/>
+          <w:sz w:val="20"/>
+        </w:rPr>
+        <w:t>The external-camera test establishes detection performance for erasers, locks, and staplers. Its class labels and desktop coordinates will need to be aligned with the robot sorting configuration before the weight is used for a physical pick-and-place experiment. The weight is archived in models/ with the supplied camera evidence.</w:t>
+      </w:r>
+    </w:p>
+    <w:p>
+      <w:pPr>
+        <w:spacing w:line="276" w:lineRule="auto" w:after="100"/>
+        <w:jc w:val="center"/>
+      </w:pPr>
+      <w:r>
+        <w:rPr>
+          <w:rFonts w:ascii="Times New Roman" w:hAnsi="Times New Roman" w:eastAsia="Times New Roman"/>
+          <w:b w:val="0"/>
+          <w:color w:val="232323"/>
+          <w:sz w:val="20"/>
+        </w:rPr>
+        <w:drawing>
+          <wp:inline xmlns:a="http://schemas.openxmlformats.org/drawingml/2006/main" xmlns:pic="http://schemas.openxmlformats.org/drawingml/2006/picture">
+            <wp:extent cx="5257800" cy="3541083"/>
+            <wp:docPr id="10" name="Picture 10"/>
+            <wp:cNvGraphicFramePr>
+              <a:graphicFrameLocks noChangeAspect="1"/>
+            </wp:cNvGraphicFramePr>
+            <a:graphic>
+              <a:graphicData uri="http://schemas.openxmlformats.org/drawingml/2006/picture">
+                <pic:pic>
+                  <pic:nvPicPr>
+                    <pic:cNvPr id="0" name="b028d3f11213205b74b2a37d8148411b.jpg"/>
+                    <pic:cNvPicPr/>
+                  </pic:nvPicPr>
+                  <pic:blipFill>
+                    <a:blip r:embed="rId20"/>
+                    <a:stretch>
+                      <a:fillRect/>
+                    </a:stretch>
+                  </pic:blipFill>
+                  <pic:spPr>
+                    <a:xfrm>
+                      <a:off x="0" y="0"/>
+                      <a:ext cx="5257800" cy="3541083"/>
+                    </a:xfrm>
+                    <a:prstGeom prst="rect"/>
+                  </pic:spPr>
+                </pic:pic>
+              </a:graphicData>
+            </a:graphic>
+          </wp:inline>
+        </w:drawing>
+      </w:r>
+    </w:p>
+    <w:p>
+      <w:pPr>
+        <w:pStyle w:val="CaptionCustom"/>
+        <w:jc w:val="center"/>
+      </w:pPr>
+      <w:r>
+        <w:t>Fig. 7  External-camera detection of erasers, a lock, and a stapler</w:t>
+      </w:r>
+    </w:p>
+    <w:p>
+      <w:pPr>
+        <w:pStyle w:val="Heading2"/>
         <w:keepNext/>
         <w:spacing w:before="100" w:after="80"/>
       </w:pPr>
       <w:r>
-        <w:rPr>
-          <w:rFonts w:ascii="Times New Roman" w:hAnsi="Times New Roman" w:eastAsia="Times New Roman"/>
-          <w:b/>
-          <w:color w:val="1F4E79"/>
-          <w:sz w:val="23"/>
-        </w:rPr>
-        <w:t>4.2 Phase 2: real-robot validation</w:t>
+        <w:t>4.3 Real-robot integration plan</w:t>
       </w:r>
     </w:p>
     <w:p>
@@ -5616,13 +5596,7 @@
         <w:spacing w:before="100" w:after="80"/>
       </w:pPr>
       <w:r>
-        <w:rPr>
-          <w:rFonts w:ascii="Times New Roman" w:hAnsi="Times New Roman" w:eastAsia="Times New Roman"/>
-          <w:b/>
-          <w:color w:val="1F4E79"/>
-          <w:sz w:val="21"/>
-        </w:rPr>
-        <w:t>4.2.1 Hardware deployment and calibration</w:t>
+        <w:t>4.3.1 Hardware deployment and calibration</w:t>
       </w:r>
     </w:p>
     <w:p>
@@ -5646,13 +5620,7 @@
         <w:spacing w:before="100" w:after="80"/>
       </w:pPr>
       <w:r>
-        <w:rPr>
-          <w:rFonts w:ascii="Times New Roman" w:hAnsi="Times New Roman" w:eastAsia="Times New Roman"/>
-          <w:b/>
-          <w:color w:val="1F4E79"/>
-          <w:sz w:val="21"/>
-        </w:rPr>
-        <w:t>4.2.2 Detection node and task interface</w:t>
+        <w:t>4.3.2 Detection node and task interface</w:t>
       </w:r>
     </w:p>
     <w:p>
@@ -5661,12 +5629,10 @@
       </w:pPr>
       <w:r>
         <w:rPr>
-          <w:rFonts w:ascii="Times New Roman" w:hAnsi="Times New Roman" w:eastAsia="Times New Roman"/>
-          <w:b w:val="0"/>
-          <w:color w:val="232323"/>
+          <w:rFonts w:ascii="Times New Roman" w:hAnsi="Times New Roman" w:eastAsia="SimSun"/>
           <w:sz w:val="20"/>
         </w:rPr>
-        <w:t>The YOLOv8 node outputs class labels, confidence scores, and bounding boxes, with message fields consistent with the simulation Detection2DArray. The task node continues to perform confidence filtering, grid mapping, class selection, and exception branching, while the executor replaces simulation control calls with mechArm hardware-control calls.</w:t>
+        <w:t>For hardware integration, the detector node must publish its class, box, and confidence as Detection2DArray. The chosen real objects and sorting bins must use the same class map as the trained weight, and camera pixels must be calibrated to the picking grid. The task node can then be tested with one target before extending to the six-object run.</w:t>
       </w:r>
     </w:p>
     <w:p>
@@ -5676,13 +5642,7 @@
         <w:spacing w:before="100" w:after="80"/>
       </w:pPr>
       <w:r>
-        <w:rPr>
-          <w:rFonts w:ascii="Times New Roman" w:hAnsi="Times New Roman" w:eastAsia="Times New Roman"/>
-          <w:b/>
-          <w:color w:val="1F4E79"/>
-          <w:sz w:val="21"/>
-        </w:rPr>
-        <w:t>4.2.3 Validation sequence from one target to six targets</w:t>
+        <w:t>4.3.3 Validation sequence from one target to six targets</w:t>
       </w:r>
     </w:p>
     <w:p>
@@ -5706,13 +5666,7 @@
         <w:spacing w:before="100" w:after="80"/>
       </w:pPr>
       <w:r>
-        <w:rPr>
-          <w:rFonts w:ascii="Times New Roman" w:hAnsi="Times New Roman" w:eastAsia="Times New Roman"/>
-          <w:b/>
-          <w:color w:val="1F4E79"/>
-          <w:sz w:val="21"/>
-        </w:rPr>
-        <w:t>4.2.4 Real-robot acceptance checklist</w:t>
+        <w:t>4.3.4 Real-robot acceptance checklist</w:t>
       </w:r>
     </w:p>
     <w:tbl>
@@ -7971,25 +7925,11 @@
     <w:p>
       <w:pPr>
         <w:pStyle w:val="Heading2"/>
-      </w:pPr>
-      <w:r>
-        <w:t>6.1 Visual Detection and Interface Validation</w:t>
-      </w:r>
-    </w:p>
-    <w:p>
-      <w:pPr/>
-      <w:r>
-        <w:t>On the independent original-image validation set, the overall result and all three classes reached mAP50=0.995 and mAP50-95=0.995, with precision=1.0 and recall=1.0. The external-camera frame in Fig. 3 shows all three classes with confidence values of 0.89–0.94 and a displayed rate of 31.2 FPS. This verifies that the detector output can enter the Detection2DArray interface; it is kept separate from the deterministic Gazebo sorting result and does not represent a real-robot grasping score.</w:t>
-      </w:r>
-    </w:p>
-    <w:p>
-      <w:pPr>
-        <w:pStyle w:val="Heading2"/>
         <w:keepNext/>
         <w:spacing w:before="100" w:after="80"/>
       </w:pPr>
       <w:r>
-        <w:t>6.2 Quantitative red–blue baseline with six objects</w:t>
+        <w:t>6.1 Quantitative red–blue baseline with six objects</w:t>
       </w:r>
     </w:p>
     <w:p>
@@ -9772,7 +9712,7 @@
         <w:spacing w:before="100" w:after="80"/>
       </w:pPr>
       <w:r>
-        <w:t>6.3 Three-class extension</w:t>
+        <w:t>6.2 Three-class extension</w:t>
       </w:r>
     </w:p>
     <w:p>
@@ -9787,6 +9727,24 @@
           <w:sz w:val="20"/>
         </w:rPr>
         <w:t>The extended scene adds two green cylinders and a green sorting bin. Three-class scene alignment, class mapping, waypoint naming, and the 34-step automatic playback sequence are completed. This phase shows that the added class uses the same task interface. Process evidence includes the overhead scene, control panel, waypoint list, and playback view; the object-level success rate is to be calculated from an independent three-class CSV.</w:t>
+      </w:r>
+    </w:p>
+    <w:p>
+      <w:pPr>
+        <w:pStyle w:val="Heading2"/>
+      </w:pPr>
+      <w:r>
+        <w:t>6.3 Three-class detector evaluation</w:t>
+      </w:r>
+    </w:p>
+    <w:p>
+      <w:pPr/>
+      <w:r>
+        <w:rPr>
+          <w:rFonts w:ascii="Times New Roman" w:hAnsi="Times New Roman" w:eastAsia="SimSun"/>
+          <w:sz w:val="20"/>
+        </w:rPr>
+        <w:t>The supplied independent-image validation record reports overall and per-class mAP50=0.995 and mAP50-95=0.995, with precision=1.0 and recall=1.0. The external-camera frame in Fig. 7 shows erasers, a lock, and a stapler at confidence 0.89–0.94 and a displayed 31.2 FPS. This evidence establishes detection on those object classes; it does not measure ROS message publishing or robot sorting with that model.</w:t>
       </w:r>
     </w:p>
     <w:p>
@@ -9890,12 +9848,10 @@
       </w:pPr>
       <w:r>
         <w:rPr>
-          <w:rFonts w:ascii="Times New Roman" w:hAnsi="Times New Roman" w:eastAsia="Times New Roman"/>
-          <w:b w:val="0"/>
-          <w:color w:val="232323"/>
+          <w:rFonts w:ascii="Times New Roman" w:hAnsi="Times New Roman" w:eastAsia="SimSun"/>
           <w:sz w:val="20"/>
         </w:rPr>
-        <w:t>The group divided the work into perception interfaces, task decisions, robot execution, and system integration. All members integrated their modules under one Launch file, one message-field convention, and one object-level result table.</w:t>
+        <w:t>The group divided the work into camera-model training, Gazebo scene and synthetic-detection setup, task decisions, robot execution, and integration testing. The camera-model and Gazebo results are reported with their own evidence and joined only in the real-robot integration plan.</w:t>
       </w:r>
     </w:p>
     <w:tbl>
@@ -10475,7 +10431,7 @@
                 <w:color w:val="232323"/>
                 <w:sz w:val="17"/>
               </w:rPr>
-              <w:t>Group collaboration</w:t>
+              <w:t>Perception module</w:t>
             </w:r>
           </w:p>
         </w:tc>
@@ -10582,12 +10538,10 @@
       </w:pPr>
       <w:r>
         <w:rPr>
-          <w:rFonts w:ascii="Times New Roman" w:hAnsi="Times New Roman" w:eastAsia="Times New Roman"/>
-          <w:b w:val="0"/>
-          <w:color w:val="232323"/>
+          <w:rFonts w:ascii="Times New Roman" w:hAnsi="Times New Roman" w:eastAsia="SimSun"/>
           <w:sz w:val="20"/>
         </w:rPr>
-        <w:t>Experiment 3 extends the fixed-point transfer of Experiment 2 into a desktop organization task that can detect, localize, classify, execute, and record. The system integrates the ROS 2 image and detection interfaces, fixed-grid localization, class-to-bin mapping, the grasp-execution state machine, exception branches, and object-level logs. The six-object red–blue simulation baseline reaches 6/6, and the red–blue–green scene together with the 34-step automatic demonstration is complete.</w:t>
+        <w:t>Experiment 3 extends fixed-point transfer into a Gazebo desktop sorting task and a separately tested camera detector. The Gazebo task integrates synthetic Detection2DArray messages, fixed-grid localization, class-to-bin mapping, execution states, and object-level logs; its red-blue six-object baseline reaches 6/6. The camera model recognizes erasers, locks, and staplers in an external-camera frame. A camera-driven robot sorting result remains to be measured after integration.</w:t>
       </w:r>
     </w:p>
     <w:p>

--- a/report/experiment3_lab_report_group17_en.docx
+++ b/report/experiment3_lab_report_group17_en.docx
@@ -4,93 +4,195 @@
   <w:body>
     <w:p>
       <w:pPr>
-        <w:spacing w:after="100" w:line="276" w:lineRule="auto"/>
-        <w:pBdr>
-          <w:bottom w:val="single" w:sz="18" w:space="1" w:color="0B7A75"/>
-        </w:pBdr>
+        <w:spacing w:before="160" w:after="340" w:line="252" w:lineRule="auto"/>
+        <w:jc w:val="left"/>
       </w:pPr>
+      <w:r>
+        <w:rPr>
+          <w:rFonts w:ascii="Times New Roman" w:hAnsi="Times New Roman" w:eastAsia="Microsoft YaHei"/>
+          <w:b/>
+          <w:color w:val="107B7E"/>
+          <w:sz w:val="19"/>
+        </w:rPr>
+        <w:t>ROBOTICS INTEGRATION GROUP PROJECT I  /  GROUP 17</w:t>
+      </w:r>
+    </w:p>
+    <w:p>
+      <w:pPr>
+        <w:spacing w:before="0" w:after="160" w:line="252" w:lineRule="auto"/>
+        <w:jc w:val="left"/>
+      </w:pPr>
+      <w:r>
+        <w:rPr>
+          <w:rFonts w:ascii="Times New Roman" w:hAnsi="Times New Roman" w:eastAsia="Microsoft YaHei"/>
+          <w:b/>
+          <w:color w:val="107B7E"/>
+          <w:sz w:val="22"/>
+        </w:rPr>
+        <w:t>EXPERIMENT 03</w:t>
+      </w:r>
+    </w:p>
+    <w:p>
+      <w:pPr>
+        <w:pStyle w:val="Title"/>
+        <w:spacing w:before="0" w:after="180" w:line="252" w:lineRule="auto"/>
+        <w:jc w:val="left"/>
+      </w:pPr>
+      <w:r>
+        <w:rPr>
+          <w:rFonts w:ascii="Georgia" w:hAnsi="Georgia" w:eastAsia="Microsoft YaHei"/>
+          <w:b/>
+          <w:color w:val="1B3E5B"/>
+          <w:sz w:val="52"/>
+        </w:rPr>
+        <w:t>Desktop Object Automatic</w:t>
+        <w:br/>
+        <w:t>Sorting and Organization</w:t>
+      </w:r>
+    </w:p>
+    <w:p>
+      <w:pPr>
+        <w:spacing w:before="0" w:after="380" w:line="252" w:lineRule="auto"/>
+        <w:jc w:val="left"/>
+      </w:pPr>
+      <w:r>
+        <w:rPr>
+          <w:rFonts w:ascii="Times New Roman" w:hAnsi="Times New Roman" w:eastAsia="Microsoft YaHei"/>
+          <w:b/>
+          <w:color w:val="4B5560"/>
+          <w:sz w:val="22"/>
+        </w:rPr>
+        <w:t>GROUP LABORATORY REPORT</w:t>
+      </w:r>
     </w:p>
     <w:tbl>
       <w:tblPr>
-        <w:tblW w:type="dxa" w:w="9287"/>
-        <w:jc w:val="center"/>
+        <w:tblW w:type="auto" w:w="0"/>
         <w:tblLayout w:type="fixed"/>
         <w:tblLook w:firstColumn="1" w:firstRow="1" w:lastColumn="0" w:lastRow="0" w:noHBand="0" w:noVBand="1" w:val="04A0"/>
+        <w:tblBorders>
+          <w:top w:val="nil"/>
+          <w:left w:val="nil"/>
+          <w:bottom w:val="nil"/>
+          <w:right w:val="nil"/>
+          <w:insideH w:val="nil"/>
+          <w:insideV w:val="nil"/>
+        </w:tblBorders>
       </w:tblPr>
       <w:tblGrid>
-        <w:gridCol w:w="4734"/>
-        <w:gridCol w:w="4734"/>
+        <w:gridCol w:w="3163"/>
+        <w:gridCol w:w="3163"/>
+        <w:gridCol w:w="3163"/>
       </w:tblGrid>
       <w:tr>
-        <w:trPr>
-          <w:trHeight w:val="432" w:hRule="atLeast"/>
-          <w:tblHeader w:val="true"/>
-        </w:trPr>
         <w:tc>
           <w:tcPr>
-            <w:tcW w:type="dxa" w:w="7703"/>
-            <w:tcMar>
-              <w:top w:w="90" w:type="dxa"/>
-              <w:start w:w="90" w:type="dxa"/>
-              <w:bottom w:w="90" w:type="dxa"/>
-              <w:end w:w="90" w:type="dxa"/>
-            </w:tcMar>
-            <w:tcBorders>
-              <w:top w:val="nil"/>
-              <w:left w:val="nil"/>
-              <w:bottom w:val="nil"/>
-              <w:right w:val="nil"/>
-            </w:tcBorders>
+            <w:tcW w:type="dxa" w:w="2995"/>
             <w:vAlign w:val="center"/>
+            <w:shd w:fill="EDF5F8"/>
           </w:tcPr>
           <w:p>
             <w:pPr>
-              <w:spacing w:before="0" w:after="0" w:line="240" w:lineRule="auto"/>
-              <w:ind w:left="0" w:right="0" w:firstLine="0"/>
+              <w:spacing w:before="100" w:after="20"/>
               <w:jc w:val="center"/>
             </w:pPr>
             <w:r>
               <w:rPr>
-                <w:rFonts w:ascii="Times New Roman" w:hAnsi="Times New Roman" w:eastAsia="Times New Roman"/>
+                <w:rFonts w:ascii="Times New Roman" w:hAnsi="Times New Roman" w:eastAsia="Microsoft YaHei"/>
+                <w:b/>
+                <w:color w:val="1B3E5B"/>
+                <w:sz w:val="18"/>
+              </w:rPr>
+              <w:t>Gazebo sorting</w:t>
+            </w:r>
+          </w:p>
+          <w:p>
+            <w:pPr>
+              <w:spacing w:after="100"/>
+              <w:jc w:val="center"/>
+            </w:pPr>
+            <w:r>
+              <w:rPr>
+                <w:rFonts w:ascii="Times New Roman" w:hAnsi="Times New Roman" w:eastAsia="Microsoft YaHei"/>
                 <w:b w:val="0"/>
-                <w:color w:val="232323"/>
-                <w:sz w:val="17"/>
+                <w:color w:val="4B5560"/>
+                <w:sz w:val="16"/>
               </w:rPr>
-              <w:t>ROBOTICS INTEGRATION GROUP PROJECT</w:t>
+              <w:t>Red and blue objects  6/6</w:t>
             </w:r>
           </w:p>
         </w:tc>
         <w:tc>
           <w:tcPr>
-            <w:tcW w:type="dxa" w:w="1584"/>
-            <w:tcMar>
-              <w:top w:w="90" w:type="dxa"/>
-              <w:start w:w="90" w:type="dxa"/>
-              <w:bottom w:w="90" w:type="dxa"/>
-              <w:end w:w="90" w:type="dxa"/>
-            </w:tcMar>
-            <w:tcBorders>
-              <w:top w:val="nil"/>
-              <w:left w:val="nil"/>
-              <w:bottom w:val="nil"/>
-              <w:right w:val="nil"/>
-            </w:tcBorders>
+            <w:tcW w:type="dxa" w:w="2995"/>
             <w:vAlign w:val="center"/>
+            <w:shd w:fill="EDF5F8"/>
           </w:tcPr>
           <w:p>
             <w:pPr>
-              <w:spacing w:before="0" w:after="0" w:line="240" w:lineRule="auto"/>
-              <w:ind w:left="0" w:right="0" w:firstLine="0"/>
+              <w:spacing w:before="100" w:after="20"/>
               <w:jc w:val="center"/>
             </w:pPr>
             <w:r>
               <w:rPr>
-                <w:rFonts w:ascii="Times New Roman" w:hAnsi="Times New Roman" w:eastAsia="Times New Roman"/>
+                <w:rFonts w:ascii="Times New Roman" w:hAnsi="Times New Roman" w:eastAsia="Microsoft YaHei"/>
+                <w:b/>
+                <w:color w:val="1B3E5B"/>
+                <w:sz w:val="18"/>
+              </w:rPr>
+              <w:t>Camera detection</w:t>
+            </w:r>
+          </w:p>
+          <w:p>
+            <w:pPr>
+              <w:spacing w:after="100"/>
+              <w:jc w:val="center"/>
+            </w:pPr>
+            <w:r>
+              <w:rPr>
+                <w:rFonts w:ascii="Times New Roman" w:hAnsi="Times New Roman" w:eastAsia="Microsoft YaHei"/>
                 <w:b w:val="0"/>
-                <w:color w:val="232323"/>
-                <w:sz w:val="17"/>
+                <w:color w:val="4B5560"/>
+                <w:sz w:val="16"/>
               </w:rPr>
-              <w:t>GROUP 17</w:t>
+              <w:t>Eraser  ·  Lock  ·  Stapler</w:t>
+            </w:r>
+          </w:p>
+        </w:tc>
+        <w:tc>
+          <w:tcPr>
+            <w:tcW w:type="dxa" w:w="2995"/>
+            <w:vAlign w:val="center"/>
+            <w:shd w:fill="EDF5F8"/>
+          </w:tcPr>
+          <w:p>
+            <w:pPr>
+              <w:spacing w:before="100" w:after="20"/>
+              <w:jc w:val="center"/>
+            </w:pPr>
+            <w:r>
+              <w:rPr>
+                <w:rFonts w:ascii="Times New Roman" w:hAnsi="Times New Roman" w:eastAsia="Microsoft YaHei"/>
+                <w:b/>
+                <w:color w:val="1B3E5B"/>
+                <w:sz w:val="18"/>
+              </w:rPr>
+              <w:t>Next stage</w:t>
+            </w:r>
+          </w:p>
+          <w:p>
+            <w:pPr>
+              <w:spacing w:after="100"/>
+              <w:jc w:val="center"/>
+            </w:pPr>
+            <w:r>
+              <w:rPr>
+                <w:rFonts w:ascii="Times New Roman" w:hAnsi="Times New Roman" w:eastAsia="Microsoft YaHei"/>
+                <w:b w:val="0"/>
+                <w:color w:val="4B5560"/>
+                <w:sz w:val="16"/>
+              </w:rPr>
+              <w:t>Real robot integration</w:t>
             </w:r>
           </w:p>
         </w:tc>
@@ -98,81 +200,14 @@
     </w:tbl>
     <w:p>
       <w:pPr>
-        <w:spacing w:before="680" w:after="100" w:line="276" w:lineRule="auto"/>
+        <w:spacing w:before="360" w:after="40"/>
         <w:jc w:val="center"/>
       </w:pPr>
       <w:r>
-        <w:rPr>
-          <w:rFonts w:ascii="Times New Roman" w:hAnsi="Times New Roman" w:eastAsia="Times New Roman"/>
-          <w:b w:val="0"/>
-          <w:color w:val="232323"/>
-          <w:sz w:val="20"/>
-        </w:rPr>
-        <w:t>EXPERIMENT 3</w:t>
-      </w:r>
-    </w:p>
-    <w:p>
-      <w:pPr>
-        <w:pStyle w:val="Title"/>
-        <w:spacing w:before="40" w:after="60"/>
-        <w:jc w:val="center"/>
-      </w:pPr>
-      <w:r>
-        <w:rPr>
-          <w:rFonts w:ascii="Times New Roman" w:hAnsi="Times New Roman" w:eastAsia="Times New Roman"/>
-          <w:b w:val="0"/>
-          <w:color w:val="232323"/>
-          <w:sz w:val="20"/>
-        </w:rPr>
-        <w:t>Desktop Object Automatic Sorting and Organization</w:t>
-      </w:r>
-    </w:p>
-    <w:p>
-      <w:pPr>
-        <w:spacing w:after="100" w:line="276" w:lineRule="auto"/>
-        <w:jc w:val="center"/>
-      </w:pPr>
-      <w:r>
-        <w:rPr>
-          <w:rFonts w:ascii="Times New Roman" w:hAnsi="Times New Roman" w:eastAsia="Times New Roman"/>
-          <w:b w:val="0"/>
-          <w:color w:val="232323"/>
-          <w:sz w:val="20"/>
-        </w:rPr>
-        <w:t>Experiment 3  ·  laboratory report</w:t>
-      </w:r>
-    </w:p>
-    <w:p>
-      <w:pPr>
-        <w:spacing w:after="100" w:line="276" w:lineRule="auto"/>
-        <w:jc w:val="center"/>
-      </w:pPr>
-      <w:r>
-        <w:rPr>
-          <w:rFonts w:ascii="Times New Roman" w:hAnsi="Times New Roman" w:eastAsia="Times New Roman"/>
-          <w:b w:val="0"/>
-          <w:color w:val="232323"/>
-          <w:sz w:val="20"/>
-        </w:rPr>
-        <w:t>Group laboratory report</w:t>
-      </w:r>
-    </w:p>
-    <w:p>
-      <w:pPr>
-        <w:spacing w:after="100" w:line="276" w:lineRule="auto"/>
-        <w:jc w:val="center"/>
-      </w:pPr>
-      <w:r>
-        <w:rPr>
-          <w:rFonts w:ascii="Times New Roman" w:hAnsi="Times New Roman" w:eastAsia="Times New Roman"/>
-          <w:b w:val="0"/>
-          <w:color w:val="232323"/>
-          <w:sz w:val="20"/>
-        </w:rPr>
         <w:drawing>
           <wp:inline xmlns:a="http://schemas.openxmlformats.org/drawingml/2006/main" xmlns:pic="http://schemas.openxmlformats.org/drawingml/2006/picture">
-            <wp:extent cx="4968000" cy="2794500"/>
-            <wp:docPr id="1" name="Picture 1" descr="实验三_小组实验报告_17组_完整重写版 插图 1" title="实验三_小组实验报告_17组_完整重写版 插图 1"/>
+            <wp:extent cx="5166360" cy="2906078"/>
+            <wp:docPr id="11" name="Picture 11"/>
             <wp:cNvGraphicFramePr>
               <a:graphicFrameLocks noChangeAspect="1"/>
             </wp:cNvGraphicFramePr>
@@ -180,7 +215,7 @@
               <a:graphicData uri="http://schemas.openxmlformats.org/drawingml/2006/picture">
                 <pic:pic>
                   <pic:nvPicPr>
-                    <pic:cNvPr id="0" name="image6.png"/>
+                    <pic:cNvPr id="0" name="image.png"/>
                     <pic:cNvPicPr/>
                   </pic:nvPicPr>
                   <pic:blipFill>
@@ -192,7 +227,7 @@
                   <pic:spPr>
                     <a:xfrm>
                       <a:off x="0" y="0"/>
-                      <a:ext cx="4968000" cy="2794500"/>
+                      <a:ext cx="5166360" cy="2906078"/>
                     </a:xfrm>
                     <a:prstGeom prst="rect"/>
                   </pic:spPr>
@@ -203,51 +238,54 @@
         </w:drawing>
       </w:r>
     </w:p>
+    <w:p>
+      <w:pPr>
+        <w:spacing w:before="0" w:after="340" w:line="252" w:lineRule="auto"/>
+        <w:jc w:val="center"/>
+      </w:pPr>
+      <w:r>
+        <w:rPr>
+          <w:rFonts w:ascii="Times New Roman" w:hAnsi="Times New Roman" w:eastAsia="Microsoft YaHei"/>
+          <w:b w:val="0"/>
+          <w:color w:val="4B5560"/>
+          <w:sz w:val="16"/>
+        </w:rPr>
+        <w:t>Gazebo scene with the arm, six picking cells, and three sorting regions</w:t>
+      </w:r>
+    </w:p>
     <w:tbl>
       <w:tblPr>
-        <w:tblW w:type="dxa" w:w="8280"/>
-        <w:jc w:val="center"/>
+        <w:tblW w:type="auto" w:w="0"/>
         <w:tblLayout w:type="fixed"/>
         <w:tblLook w:firstColumn="1" w:firstRow="1" w:lastColumn="0" w:lastRow="0" w:noHBand="0" w:noVBand="1" w:val="04A0"/>
+        <w:tblBorders>
+          <w:top w:val="nil"/>
+          <w:left w:val="nil"/>
+          <w:bottom w:val="nil"/>
+          <w:right w:val="nil"/>
+          <w:insideH w:val="nil"/>
+          <w:insideV w:val="nil"/>
+        </w:tblBorders>
       </w:tblPr>
       <w:tblGrid>
-        <w:gridCol w:w="4734"/>
-        <w:gridCol w:w="4734"/>
+        <w:gridCol w:w="4744"/>
+        <w:gridCol w:w="4744"/>
       </w:tblGrid>
       <w:tr>
-        <w:trPr>
-          <w:trHeight w:val="432" w:hRule="atLeast"/>
-          <w:tblHeader w:val="true"/>
-        </w:trPr>
         <w:tc>
           <w:tcPr>
-            <w:tcW w:type="dxa" w:w="2232"/>
-            <w:tcMar>
-              <w:top w:w="90" w:type="dxa"/>
-              <w:start w:w="90" w:type="dxa"/>
-              <w:bottom w:w="90" w:type="dxa"/>
-              <w:end w:w="90" w:type="dxa"/>
-            </w:tcMar>
-            <w:tcBorders>
-              <w:top w:val="single" w:sz="4" w:color="C9D4DF"/>
-              <w:left w:val="single" w:sz="4" w:color="C9D4DF"/>
-              <w:bottom w:val="single" w:sz="4" w:color="C9D4DF"/>
-              <w:right w:val="single" w:sz="4" w:color="C9D4DF"/>
-            </w:tcBorders>
+            <w:tcW w:type="dxa" w:w="1440"/>
             <w:vAlign w:val="center"/>
-            <w:shd w:fill="EAF2F8"/>
           </w:tcPr>
           <w:p>
             <w:pPr>
-              <w:spacing w:before="0" w:after="0" w:line="240" w:lineRule="auto"/>
-              <w:ind w:left="0" w:right="0" w:firstLine="0"/>
-              <w:jc w:val="center"/>
+              <w:spacing w:before="80" w:after="80"/>
             </w:pPr>
             <w:r>
               <w:rPr>
-                <w:rFonts w:ascii="Times New Roman" w:hAnsi="Times New Roman" w:eastAsia="Times New Roman"/>
-                <w:b w:val="0"/>
-                <w:color w:val="1F4E79"/>
+                <w:rFonts w:ascii="Times New Roman" w:hAnsi="Times New Roman" w:eastAsia="Microsoft YaHei"/>
+                <w:b/>
+                <w:color w:val="107B7E"/>
                 <w:sz w:val="18"/>
               </w:rPr>
               <w:t>Course</w:t>
@@ -256,32 +294,18 @@
         </w:tc>
         <w:tc>
           <w:tcPr>
-            <w:tcW w:type="dxa" w:w="6048"/>
-            <w:tcMar>
-              <w:top w:w="90" w:type="dxa"/>
-              <w:start w:w="90" w:type="dxa"/>
-              <w:bottom w:w="90" w:type="dxa"/>
-              <w:end w:w="90" w:type="dxa"/>
-            </w:tcMar>
-            <w:tcBorders>
-              <w:top w:val="single" w:sz="4" w:color="C9D4DF"/>
-              <w:left w:val="single" w:sz="4" w:color="C9D4DF"/>
-              <w:bottom w:val="single" w:sz="4" w:color="C9D4DF"/>
-              <w:right w:val="single" w:sz="4" w:color="C9D4DF"/>
-            </w:tcBorders>
+            <w:tcW w:type="dxa" w:w="7560"/>
             <w:vAlign w:val="center"/>
           </w:tcPr>
           <w:p>
             <w:pPr>
-              <w:spacing w:before="0" w:after="0" w:line="240" w:lineRule="auto"/>
-              <w:ind w:left="0" w:right="0" w:firstLine="0"/>
-              <w:jc w:val="left"/>
+              <w:spacing w:before="80" w:after="80"/>
             </w:pPr>
             <w:r>
               <w:rPr>
-                <w:rFonts w:ascii="Times New Roman" w:hAnsi="Times New Roman" w:eastAsia="Times New Roman"/>
-                <w:b/>
-                <w:color w:val="232323"/>
+                <w:rFonts w:ascii="Times New Roman" w:hAnsi="Times New Roman" w:eastAsia="Microsoft YaHei"/>
+                <w:b w:val="0"/>
+                <w:color w:val="1B3E5B"/>
                 <w:sz w:val="18"/>
               </w:rPr>
               <w:t>Robotics Integration Group Project I</w:t>
@@ -290,149 +314,43 @@
         </w:tc>
       </w:tr>
       <w:tr>
-        <w:trPr>
-          <w:trHeight w:val="432" w:hRule="atLeast"/>
-        </w:trPr>
         <w:tc>
           <w:tcPr>
-            <w:tcW w:type="dxa" w:w="2232"/>
-            <w:tcMar>
-              <w:top w:w="90" w:type="dxa"/>
-              <w:start w:w="90" w:type="dxa"/>
-              <w:bottom w:w="90" w:type="dxa"/>
-              <w:end w:w="90" w:type="dxa"/>
-            </w:tcMar>
-            <w:tcBorders>
-              <w:top w:val="single" w:sz="4" w:color="C9D4DF"/>
-              <w:left w:val="single" w:sz="4" w:color="C9D4DF"/>
-              <w:bottom w:val="single" w:sz="4" w:color="C9D4DF"/>
-              <w:right w:val="single" w:sz="4" w:color="C9D4DF"/>
-            </w:tcBorders>
+            <w:tcW w:type="dxa" w:w="1440"/>
             <w:vAlign w:val="center"/>
-            <w:shd w:fill="EAF2F8"/>
           </w:tcPr>
           <w:p>
             <w:pPr>
-              <w:spacing w:before="0" w:after="0" w:line="240" w:lineRule="auto"/>
-              <w:ind w:left="0" w:right="0" w:firstLine="0"/>
-              <w:jc w:val="center"/>
+              <w:spacing w:before="80" w:after="80"/>
             </w:pPr>
             <w:r>
               <w:rPr>
-                <w:rFonts w:ascii="Times New Roman" w:hAnsi="Times New Roman" w:eastAsia="Times New Roman"/>
-                <w:b w:val="0"/>
-                <w:color w:val="1F4E79"/>
+                <w:rFonts w:ascii="Times New Roman" w:hAnsi="Times New Roman" w:eastAsia="Microsoft YaHei"/>
+                <w:b/>
+                <w:color w:val="107B7E"/>
                 <w:sz w:val="18"/>
               </w:rPr>
-              <w:t>Group</w:t>
+              <w:t>Team</w:t>
             </w:r>
           </w:p>
         </w:tc>
         <w:tc>
           <w:tcPr>
-            <w:tcW w:type="dxa" w:w="6048"/>
-            <w:tcMar>
-              <w:top w:w="90" w:type="dxa"/>
-              <w:start w:w="90" w:type="dxa"/>
-              <w:bottom w:w="90" w:type="dxa"/>
-              <w:end w:w="90" w:type="dxa"/>
-            </w:tcMar>
-            <w:tcBorders>
-              <w:top w:val="single" w:sz="4" w:color="C9D4DF"/>
-              <w:left w:val="single" w:sz="4" w:color="C9D4DF"/>
-              <w:bottom w:val="single" w:sz="4" w:color="C9D4DF"/>
-              <w:right w:val="single" w:sz="4" w:color="C9D4DF"/>
-            </w:tcBorders>
+            <w:tcW w:type="dxa" w:w="7560"/>
             <w:vAlign w:val="center"/>
           </w:tcPr>
           <w:p>
             <w:pPr>
-              <w:spacing w:before="0" w:after="0" w:line="240" w:lineRule="auto"/>
-              <w:ind w:left="0" w:right="0" w:firstLine="0"/>
-              <w:jc w:val="left"/>
+              <w:spacing w:before="80" w:after="80"/>
             </w:pPr>
             <w:r>
               <w:rPr>
-                <w:rFonts w:ascii="Times New Roman" w:hAnsi="Times New Roman" w:eastAsia="Times New Roman"/>
+                <w:rFonts w:ascii="Times New Roman" w:hAnsi="Times New Roman" w:eastAsia="Microsoft YaHei"/>
                 <w:b w:val="0"/>
-                <w:color w:val="232323"/>
+                <w:color w:val="1B3E5B"/>
                 <w:sz w:val="18"/>
               </w:rPr>
-              <w:t>Group 17: Yang Muqing, Lan Songyu, Zhang Kairui, and Zhao Hang</w:t>
-            </w:r>
-          </w:p>
-        </w:tc>
-      </w:tr>
-      <w:tr>
-        <w:trPr>
-          <w:trHeight w:val="432" w:hRule="atLeast"/>
-        </w:trPr>
-        <w:tc>
-          <w:tcPr>
-            <w:tcW w:type="dxa" w:w="2232"/>
-            <w:tcMar>
-              <w:top w:w="90" w:type="dxa"/>
-              <w:start w:w="90" w:type="dxa"/>
-              <w:bottom w:w="90" w:type="dxa"/>
-              <w:end w:w="90" w:type="dxa"/>
-            </w:tcMar>
-            <w:tcBorders>
-              <w:top w:val="single" w:sz="4" w:color="C9D4DF"/>
-              <w:left w:val="single" w:sz="4" w:color="C9D4DF"/>
-              <w:bottom w:val="single" w:sz="4" w:color="C9D4DF"/>
-              <w:right w:val="single" w:sz="4" w:color="C9D4DF"/>
-            </w:tcBorders>
-            <w:vAlign w:val="center"/>
-            <w:shd w:fill="EAF2F8"/>
-          </w:tcPr>
-          <w:p>
-            <w:pPr>
-              <w:spacing w:before="0" w:after="0" w:line="240" w:lineRule="auto"/>
-              <w:ind w:left="0" w:right="0" w:firstLine="0"/>
-              <w:jc w:val="center"/>
-            </w:pPr>
-            <w:r>
-              <w:rPr>
-                <w:rFonts w:ascii="Times New Roman" w:hAnsi="Times New Roman" w:eastAsia="Times New Roman"/>
-                <w:b w:val="0"/>
-                <w:color w:val="1F4E79"/>
-                <w:sz w:val="18"/>
-              </w:rPr>
-              <w:t>Report topic</w:t>
-            </w:r>
-          </w:p>
-        </w:tc>
-        <w:tc>
-          <w:tcPr>
-            <w:tcW w:type="dxa" w:w="6048"/>
-            <w:tcMar>
-              <w:top w:w="90" w:type="dxa"/>
-              <w:start w:w="90" w:type="dxa"/>
-              <w:bottom w:w="90" w:type="dxa"/>
-              <w:end w:w="90" w:type="dxa"/>
-            </w:tcMar>
-            <w:tcBorders>
-              <w:top w:val="single" w:sz="4" w:color="C9D4DF"/>
-              <w:left w:val="single" w:sz="4" w:color="C9D4DF"/>
-              <w:bottom w:val="single" w:sz="4" w:color="C9D4DF"/>
-              <w:right w:val="single" w:sz="4" w:color="C9D4DF"/>
-            </w:tcBorders>
-            <w:vAlign w:val="center"/>
-          </w:tcPr>
-          <w:p>
-            <w:pPr>
-              <w:spacing w:before="0" w:after="0" w:line="240" w:lineRule="auto"/>
-              <w:ind w:left="0" w:right="0" w:firstLine="0"/>
-              <w:jc w:val="left"/>
-            </w:pPr>
-            <w:r>
-              <w:rPr>
-                <w:rFonts w:ascii="Times New Roman" w:hAnsi="Times New Roman" w:eastAsia="Times New Roman"/>
-                <w:b w:val="0"/>
-                <w:color w:val="232323"/>
-                <w:sz w:val="18"/>
-              </w:rPr>
-              <w:t>Simulation development, sorting, and real-robot validation plan</w:t>
+              <w:t>Group 17  ·  Yang Muqing, Lan Songyu, Zhang Kairui, Zhao Hang</w:t>
             </w:r>
           </w:p>
         </w:tc>
@@ -440,62 +358,54 @@
     </w:tbl>
     <w:p>
       <w:pPr>
-        <w:spacing w:before="360" w:line="276" w:lineRule="auto" w:after="100"/>
-        <w:jc w:val="center"/>
+        <w:spacing w:before="320" w:after="80" w:line="252" w:lineRule="auto"/>
+        <w:jc w:val="left"/>
       </w:pPr>
       <w:r>
         <w:rPr>
-          <w:rFonts w:ascii="Times New Roman" w:hAnsi="Times New Roman" w:eastAsia="Times New Roman"/>
-          <w:b w:val="0"/>
-          <w:color w:val="232323"/>
-          <w:sz w:val="20"/>
+          <w:rFonts w:ascii="Times New Roman" w:hAnsi="Times New Roman" w:eastAsia="Microsoft YaHei"/>
+          <w:b/>
+          <w:color w:val="107B7E"/>
+          <w:sz w:val="17"/>
         </w:rPr>
-        <w:t>ROS 2 HUMBLE  ·  GAZEBO  ·  mechARM 270</w:t>
+        <w:t>PROJECT REPOSITORY</w:t>
       </w:r>
     </w:p>
     <w:p>
       <w:pPr>
-        <w:spacing w:after="100" w:line="276" w:lineRule="auto"/>
-        <w:jc w:val="center"/>
+        <w:spacing w:before="0" w:after="160" w:line="252" w:lineRule="auto"/>
+        <w:jc w:val="left"/>
       </w:pPr>
       <w:r>
         <w:rPr>
-          <w:rFonts w:ascii="Times New Roman" w:hAnsi="Times New Roman" w:eastAsia="Times New Roman"/>
+          <w:rFonts w:ascii="Times New Roman" w:hAnsi="Times New Roman" w:eastAsia="Microsoft YaHei"/>
           <w:b w:val="0"/>
-          <w:color w:val="232323"/>
-          <w:sz w:val="20"/>
+          <w:color w:val="1B3E5B"/>
+          <w:sz w:val="19"/>
+        </w:rPr>
+        <w:t>https://github.com/9161942-boop/robotics-experiment-3</w:t>
+      </w:r>
+    </w:p>
+    <w:p>
+      <w:pPr>
+        <w:spacing w:before="0" w:after="0" w:line="252" w:lineRule="auto"/>
+        <w:jc w:val="left"/>
+      </w:pPr>
+      <w:r>
+        <w:rPr>
+          <w:rFonts w:ascii="Times New Roman" w:hAnsi="Times New Roman" w:eastAsia="Microsoft YaHei"/>
+          <w:b w:val="0"/>
+          <w:color w:val="4B5560"/>
+          <w:sz w:val="18"/>
         </w:rPr>
         <w:t>SEPTEMBER 2026</w:t>
       </w:r>
     </w:p>
     <w:p>
       <w:pPr>
-        <w:spacing w:line="276" w:lineRule="auto" w:after="100"/>
-        <w:jc w:val="center"/>
-      </w:pPr>
-      <w:r>
-        <w:rPr>
-          <w:rFonts w:ascii="Times New Roman" w:hAnsi="Times New Roman" w:eastAsia="Times New Roman"/>
-          <w:b w:val="0"/>
-          <w:color w:val="232323"/>
-          <w:sz w:val="20"/>
-        </w:rPr>
-        <w:t>GitHub: https://github.com/9161942-boop/robotics-experiment-3</w:t>
-      </w:r>
-      <w:r>
-        <w:rPr>
-          <w:rFonts w:ascii="Times New Roman" w:hAnsi="Times New Roman" w:eastAsia="Times New Roman"/>
-          <w:b w:val="0"/>
-          <w:color w:val="232323"/>
-          <w:sz w:val="20"/>
-        </w:rPr>
-        <w:br w:type="page"/>
-      </w:r>
-    </w:p>
-    <w:p>
-      <w:pPr>
         <w:pStyle w:val="Heading1"/>
         <w:keepNext/>
+        <w:pageBreakBefore/>
         <w:spacing w:before="180" w:after="80"/>
       </w:pPr>
       <w:r>
@@ -11276,20 +11186,6 @@
     </w:p>
     <w:p>
       <w:pPr>
-        <w:spacing w:line="276" w:lineRule="auto" w:after="100"/>
-      </w:pPr>
-      <w:r>
-        <w:rPr>
-          <w:rFonts w:ascii="Times New Roman" w:hAnsi="Times New Roman" w:eastAsia="Times New Roman"/>
-          <w:b w:val="0"/>
-          <w:color w:val="232323"/>
-          <w:sz w:val="20"/>
-        </w:rPr>
-        <w:br w:type="page"/>
-      </w:r>
-    </w:p>
-    <w:p>
-      <w:pPr>
         <w:pStyle w:val="Heading2"/>
         <w:keepNext/>
         <w:spacing w:before="100" w:after="80"/>
@@ -11334,21 +11230,14 @@
     </w:p>
     <w:p>
       <w:pPr>
-        <w:keepNext/>
-        <w:spacing w:line="276" w:lineRule="auto" w:after="100"/>
+        <w:spacing w:before="160" w:after="60"/>
         <w:jc w:val="center"/>
       </w:pPr>
       <w:r>
-        <w:rPr>
-          <w:rFonts w:ascii="Times New Roman" w:hAnsi="Times New Roman" w:eastAsia="Times New Roman"/>
-          <w:b w:val="0"/>
-          <w:color w:val="232323"/>
-          <w:sz w:val="20"/>
-        </w:rPr>
         <w:drawing>
           <wp:inline xmlns:a="http://schemas.openxmlformats.org/drawingml/2006/main" xmlns:pic="http://schemas.openxmlformats.org/drawingml/2006/picture">
-            <wp:extent cx="5623560" cy="4217670"/>
-            <wp:docPr id="9" name="Picture 9"/>
+            <wp:extent cx="4709160" cy="2501741"/>
+            <wp:docPr id="12" name="Picture 12"/>
             <wp:cNvGraphicFramePr>
               <a:graphicFrameLocks noChangeAspect="1"/>
             </wp:cNvGraphicFramePr>
@@ -11356,11 +11245,11 @@
               <a:graphicData uri="http://schemas.openxmlformats.org/drawingml/2006/picture">
                 <pic:pic>
                   <pic:nvPicPr>
-                    <pic:cNvPr id="0" name="github_commit_history_exp3.png"/>
+                    <pic:cNvPr id="0" name="github_commits_current.png"/>
                     <pic:cNvPicPr/>
                   </pic:nvPicPr>
                   <pic:blipFill>
-                    <a:blip r:embed="rId19"/>
+                    <a:blip r:embed="rId21"/>
                     <a:stretch>
                       <a:fillRect/>
                     </a:stretch>
@@ -11368,7 +11257,7 @@
                   <pic:spPr>
                     <a:xfrm>
                       <a:off x="0" y="0"/>
-                      <a:ext cx="5623560" cy="4217670"/>
+                      <a:ext cx="4709160" cy="2501741"/>
                     </a:xfrm>
                     <a:prstGeom prst="rect"/>
                   </pic:spPr>

--- a/report/experiment3_lab_report_group17_en.docx
+++ b/report/experiment3_lab_report_group17_en.docx
@@ -5496,7 +5496,68 @@
         <w:spacing w:before="100" w:after="80"/>
       </w:pPr>
       <w:r>
-        <w:t>4.3 Real-robot integration plan</w:t>
+        <w:t>4.3 Physical-arm demonstration and integration plan</w:t>
+      </w:r>
+    </w:p>
+    <w:p>
+      <w:pPr/>
+      <w:r>
+        <w:t>The 2 min 12 s on-site video shows the physical mechArm moving above the taped desktop grid, lowering its gripper, and lifting a small yellow lock. The frame below records the lock held between the gripper fingers above the tabletop. This is direct evidence of a physical motion and grasp demonstration, complementing the external-camera detection result in Section 4.2.</w:t>
+      </w:r>
+    </w:p>
+    <w:p>
+      <w:pPr>
+        <w:keepNext/>
+        <w:jc w:val="center"/>
+      </w:pPr>
+      <w:r>
+        <w:drawing>
+          <wp:inline xmlns:a="http://schemas.openxmlformats.org/drawingml/2006/main" xmlns:pic="http://schemas.openxmlformats.org/drawingml/2006/picture">
+            <wp:extent cx="1508760" cy="2662517"/>
+            <wp:docPr id="13" name="Picture 13" descr="Physical robot gripper holding a yellow lock above the desktop grid"/>
+            <wp:cNvGraphicFramePr>
+              <a:graphicFrameLocks noChangeAspect="1"/>
+            </wp:cNvGraphicFramePr>
+            <a:graphic>
+              <a:graphicData uri="http://schemas.openxmlformats.org/drawingml/2006/picture">
+                <pic:pic>
+                  <pic:nvPicPr>
+                    <pic:cNvPr id="0" name="real_robot_grasp_frame_82s.png"/>
+                    <pic:cNvPicPr/>
+                  </pic:nvPicPr>
+                  <pic:blipFill>
+                    <a:blip r:embed="rId22"/>
+                    <a:stretch>
+                      <a:fillRect/>
+                    </a:stretch>
+                  </pic:blipFill>
+                  <pic:spPr>
+                    <a:xfrm>
+                      <a:off x="0" y="0"/>
+                      <a:ext cx="1508760" cy="2662517"/>
+                    </a:xfrm>
+                    <a:prstGeom prst="rect"/>
+                  </pic:spPr>
+                </pic:pic>
+              </a:graphicData>
+            </a:graphic>
+          </wp:inline>
+        </w:drawing>
+      </w:r>
+    </w:p>
+    <w:p>
+      <w:pPr>
+        <w:pStyle w:val="CaptionCustom"/>
+        <w:jc w:val="center"/>
+      </w:pPr>
+      <w:r>
+        <w:t>Fig. 8  Physical-arm demonstration: a small lock held above the desktop grid (video at 01:22)</w:t>
+      </w:r>
+    </w:p>
+    <w:p>
+      <w:pPr/>
+      <w:r>
+        <w:t>The camera screenshot and this robot video document the perception and physical-action tests separately. Their connection into an autonomous six-object sorting run requires the class map, camera-to-grid calibration, robot execution interface, and per-object logs described below.</w:t>
       </w:r>
     </w:p>
     <w:p>
@@ -5514,13 +5575,7 @@
         <w:spacing w:line="276" w:lineRule="auto" w:after="100"/>
       </w:pPr>
       <w:r>
-        <w:rPr>
-          <w:rFonts w:ascii="Times New Roman" w:hAnsi="Times New Roman" w:eastAsia="Times New Roman"/>
-          <w:b w:val="0"/>
-          <w:color w:val="232323"/>
-          <w:sz w:val="20"/>
-        </w:rPr>
-        <w:t>The perception, task, and execution nodes are deployed on Jetson. A fixed overhead RGB camera is installed, and a calibration board or homography establishes the pixel-to-desktop transformation. HOME, PICK1–PICK6, and the PLACE poses for each color are taught at low speed; approach height, gripper opening, release wait time, and emergency-stop distance are recorded.</w:t>
+        <w:t>For the integrated hardware run, the perception, task, and execution nodes will be deployed on Jetson. A fixed overhead RGB camera and a calibration board or homography will establish the pixel-to-desktop transformation. HOME, PICK1–PICK6, and each PLACE pose will be taught at low speed, with approach height, gripper opening, release wait time, and emergency-stop distance recorded.</w:t>
       </w:r>
     </w:p>
     <w:p>
@@ -9733,7 +9788,7 @@
         <w:jc w:val="center"/>
       </w:pPr>
       <w:r>
-        <w:t>Fig. 8  GUI, state, event, pose, and object-level CSV form the acceptance evidence chain</w:t>
+        <w:t>Fig. 9  GUI, state, event, pose, and object-level CSV form the acceptance evidence chain</w:t>
       </w:r>
     </w:p>
     <w:p>
@@ -10447,11 +10502,7 @@
         <w:spacing w:line="276" w:lineRule="auto" w:after="100"/>
       </w:pPr>
       <w:r>
-        <w:rPr>
-          <w:rFonts w:ascii="Times New Roman" w:hAnsi="Times New Roman" w:eastAsia="SimSun"/>
-          <w:sz w:val="20"/>
-        </w:rPr>
-        <w:t>Experiment 3 extends fixed-point transfer into a Gazebo desktop sorting task and a separately tested camera detector. The Gazebo task integrates synthetic Detection2DArray messages, fixed-grid localization, class-to-bin mapping, execution states, and object-level logs; its red-blue six-object baseline reaches 6/6. The camera model recognizes erasers, locks, and staplers in an external-camera frame. A camera-driven robot sorting result remains to be measured after integration.</w:t>
+        <w:t>Experiment 3 extends fixed-point transfer into a Gazebo desktop sorting task and a separately tested camera detector. The Gazebo task integrates synthetic Detection2DArray messages, fixed-grid localization, class-to-bin mapping, execution states, and object-level logs; its red-blue six-object baseline reaches 6/6. The camera model recognizes erasers, locks, and staplers in an external-camera frame. An on-site video additionally shows the physical arm holding and lifting a lock; the camera-driven six-object sorting result remains to be measured after integration.</w:t>
       </w:r>
     </w:p>
     <w:p>
@@ -11175,13 +11226,7 @@
         <w:spacing w:line="276" w:lineRule="auto" w:after="100"/>
       </w:pPr>
       <w:r>
-        <w:rPr>
-          <w:rFonts w:ascii="Times New Roman" w:hAnsi="Times New Roman" w:eastAsia="Times New Roman"/>
-          <w:b w:val="0"/>
-          <w:color w:val="232323"/>
-          <w:sz w:val="20"/>
-        </w:rPr>
-        <w:t>Scope of results: the red–blue 6/6 result uses the archived object-level simulation record; the three-class content uses scene, waypoint, and automatic-playback evidence; the real-robot section provides deployment, calibration, execution, and acceptance fields.</w:t>
+        <w:t>Scope of results: the red–blue 6/6 result uses the archived object-level simulation record; the three-class content uses scene, waypoint, and automatic-playback evidence; the real-robot section adds an on-site grasp-and-lift video and records the remaining deployment, calibration, exception, and acceptance work.</w:t>
       </w:r>
     </w:p>
     <w:p>
@@ -11219,13 +11264,7 @@
         <w:spacing w:after="100" w:line="276" w:lineRule="auto"/>
       </w:pPr>
       <w:r>
-        <w:rPr>
-          <w:rFonts w:ascii="Times New Roman" w:hAnsi="Times New Roman" w:eastAsia="Times New Roman"/>
-          <w:b w:val="0"/>
-          <w:color w:val="232323"/>
-          <w:sz w:val="20"/>
-        </w:rPr>
-        <w:t>The repository is organized into code, models, evidence, report, and videos directories, with a commit manifest, run instructions, and multiple commits retained. The two Gazebo demonstration videos are stored at videos/experiment3_gazebo_sorting_run_01.webm and videos/experiment3_gazebo_sorting_run_02.webm. The reports, PDFs, and screenshots are also included as GitHub evidence so that the submitted content, source, and commit times can be reviewed from the repository page.</w:t>
+        <w:t>The repository is organized into code, models, evidence, report, and videos directories, with a commit manifest, run instructions, and multiple commits retained. The two Gazebo demonstration videos are stored at videos/experiment3_gazebo_sorting_run_01.webm and videos/experiment3_gazebo_sorting_run_02.webm. The reports, PDFs, and screenshots are also included as GitHub evidence so that the submitted content, source, and commit times can be reviewed from the repository page. The physical-arm demonstration is archived as videos/experiment3_real_robot_grasp_demo.mp4; it documents a visible grasp and lift, while object-level hardware acceptance remains a separate check.</w:t>
       </w:r>
     </w:p>
     <w:p>
@@ -11236,7 +11275,7 @@
       <w:r>
         <w:drawing>
           <wp:inline xmlns:a="http://schemas.openxmlformats.org/drawingml/2006/main" xmlns:pic="http://schemas.openxmlformats.org/drawingml/2006/picture">
-            <wp:extent cx="4709160" cy="2501741"/>
+            <wp:extent cx="3383280" cy="1800036"/>
             <wp:docPr id="12" name="Picture 12"/>
             <wp:cNvGraphicFramePr>
               <a:graphicFrameLocks noChangeAspect="1"/>
@@ -11257,7 +11296,7 @@
                   <pic:spPr>
                     <a:xfrm>
                       <a:off x="0" y="0"/>
-                      <a:ext cx="4709160" cy="2501741"/>
+                      <a:ext cx="3383280" cy="1800036"/>
                     </a:xfrm>
                     <a:prstGeom prst="rect"/>
                   </pic:spPr>

--- a/report/experiment3_lab_report_group17_en.docx
+++ b/report/experiment3_lab_report_group17_en.docx
@@ -9691,7 +9691,7 @@
           <w:color w:val="232323"/>
           <w:sz w:val="20"/>
         </w:rPr>
-        <w:t>The extended scene adds two green cylinders and a green sorting bin. Three-class scene alignment, class mapping, waypoint naming, and the 34-step automatic playback sequence are completed. This phase shows that the added class uses the same task interface. Process evidence includes the overhead scene, control panel, waypoint list, and playback view; the object-level success rate is to be calculated from an independent three-class CSV.</w:t>
+        <w:t>The extended scene adds two green cylinders and a green sorting bin. Three-class scene alignment, class mapping, waypoint naming, and the 34-step automatic playback sequence are completed. This phase shows that the green class uses the same task interface. Process evidence includes the overhead scene, control panel, waypoint list, and playback view; the object-level success rate is to be calculated from an independent three-class CSV.</w:t>
       </w:r>
     </w:p>
     <w:p>
@@ -9816,7 +9816,7 @@
           <w:rFonts w:ascii="Times New Roman" w:hAnsi="Times New Roman" w:eastAsia="SimSun"/>
           <w:sz w:val="20"/>
         </w:rPr>
-        <w:t>The group divided the work into camera-model training, Gazebo scene and synthetic-detection setup, task decisions, robot execution, and integration testing. The camera-model and Gazebo results are reported with their own evidence and joined only in the real-robot integration plan.</w:t>
+        <w:t>The group divided the work into camera-model training, Gazebo scene and synthetic-detection setup, task decisions, robot execution, and integration testing. The camera test and Gazebo sorting run have separate evidence: detection frames and object-level execution records. Integrating these interfaces remains part of the hardware phase.</w:t>
       </w:r>
     </w:p>
     <w:tbl>
@@ -10502,7 +10502,7 @@
         <w:spacing w:line="276" w:lineRule="auto" w:after="100"/>
       </w:pPr>
       <w:r>
-        <w:t>Experiment 3 extends fixed-point transfer into a Gazebo desktop sorting task and a separately tested camera detector. The Gazebo task integrates synthetic Detection2DArray messages, fixed-grid localization, class-to-bin mapping, execution states, and object-level logs; its red-blue six-object baseline reaches 6/6. The camera model recognizes erasers, locks, and staplers in an external-camera frame. An on-site video additionally shows the physical arm holding and lifting a lock; the camera-driven six-object sorting result remains to be measured after integration.</w:t>
+        <w:t>Experiment 3 extends fixed-point transfer into a Gazebo desktop sorting task and a separately tested camera detector. The Gazebo task integrates synthetic Detection2DArray messages, fixed-grid localization, class-to-bin mapping, execution states, and object-level logs; its red-blue six-object baseline reaches 6/6. The camera model recognizes erasers, locks, and staplers in an external-camera frame. The on-site video shows the physical arm holding and lifting a lock; the camera-driven six-object sorting result remains to be measured after integration.</w:t>
       </w:r>
     </w:p>
     <w:p>
@@ -11226,7 +11226,7 @@
         <w:spacing w:line="276" w:lineRule="auto" w:after="100"/>
       </w:pPr>
       <w:r>
-        <w:t>Scope of results: the red–blue 6/6 result uses the archived object-level simulation record; the three-class content uses scene, waypoint, and automatic-playback evidence; the real-robot section adds an on-site grasp-and-lift video and records the remaining deployment, calibration, exception, and acceptance work.</w:t>
+        <w:t>The red–blue 6/6 result is supported by the object-level simulation record. Scene, waypoint, and playback evidence supports the three-class extension. The on-site video documents the physical grasp and lift; an autonomous six-object hardware result still requires integration logs and per-object outcomes.</w:t>
       </w:r>
     </w:p>
     <w:p>

--- a/report/experiment3_lab_report_group17_en.docx
+++ b/report/experiment3_lab_report_group17_en.docx
@@ -427,7 +427,7 @@
           <w:rFonts w:ascii="Times New Roman" w:hAnsi="Times New Roman" w:eastAsia="SimSun"/>
           <w:sz w:val="20"/>
         </w:rPr>
-        <w:t>This experiment develops a ROS 2 desktop sorting system and evaluates two completed parts. In Gazebo, a scene monitor converts colored-cylinder model states into Detection2DArray messages; grid localization, class decisions, and robot actions form an automatic sorting loop. Separately, a YOLOv8n model detects erasers, locks, and staplers in an external-camera view. The Gazebo 6/6 record and the camera-model test therefore document different parts of the system.</w:t>
+        <w:t>This experiment develops a ROS 2 system for automatic tabletop sorting around perception, grid localization, class decisions, and robot execution. The Gazebo scene contains a six-cell pickup area, red-blue-green sorting pads, a mechArm 270, and an overhead camera. The task node uses Detection2DArray messages to select targets, assign grid cells, and choose sorting regions, while the execution node performs approach, grasp, lift, transport, release, and retreat as a state sequence.</w:t>
       </w:r>
     </w:p>
     <w:p>
@@ -439,7 +439,7 @@
           <w:rFonts w:ascii="Times New Roman" w:hAnsi="Times New Roman" w:eastAsia="SimSun"/>
           <w:sz w:val="20"/>
         </w:rPr>
-        <w:t>The red-blue Gazebo baseline records six completed objects out of six. A red-blue-green scene and 34-step playback show the three-color extension. The separately tested camera model detects three everyday-object classes; its validation scores and camera frame are reported as perception results. Real-robot integration requires matching object classes, camera-to-grid calibration, ROS detection publishing, and a new end-to-end acceptance run.</w:t>
+        <w:t>The six-object red-blue simulation baseline completed 6/6, with object-level records for the grid, target bin, grasp, release, and final state. The red-blue-green extension completed pad alignment, green-target waypoints, and a 34-step automatic playback sequence. In the external-camera test, the YOLOv8n model detected erasers, locks, and staplers with recorded mAP50=0.995 and mAP50-95=0.995, while the displayed camera rate reached 31.2 FPS.</w:t>
       </w:r>
     </w:p>
     <w:p>
@@ -451,7 +451,7 @@
           <w:rFonts w:ascii="Times New Roman" w:hAnsi="Times New Roman" w:eastAsia="SimSun"/>
           <w:sz w:val="20"/>
         </w:rPr>
-        <w:t>The simulation phase completed fixed-grid localization, class-to-bin decisions, grasp and release control, exception branches, and object-level logging, with a red-blue result of 6/6. The three-color scene and playback were also prepared. The external-camera detector was trained and tested on erasers, locks, and staplers. These outcomes support the next integration stage but are evaluated with different objects and evidence.</w:t>
+        <w:t>The hardware validation completed target approach, grasp, and lift above the taped tabletop grid. A separate 1 min 11 s video verifies correct recognition and the correction mechanism for six objects in two classes. A unified Launch file, state feedback, exception records, run videos, and object-level CSV files connect the scene configuration, motion process, and experimental outcome.</w:t>
       </w:r>
     </w:p>
     <w:p>
@@ -1496,7 +1496,7 @@
                 <w:color w:val="232323"/>
                 <w:sz w:val="17"/>
               </w:rPr>
-              <w:t>Reuse the task interface; replace camera and execution layers</w:t>
+              <w:t>Completed real-robot recognition and correction acceptance for six objects in two classes</w:t>
             </w:r>
           </w:p>
         </w:tc>
@@ -1530,7 +1530,7 @@
                 <w:color w:val="232323"/>
                 <w:sz w:val="17"/>
               </w:rPr>
-              <w:t>Real-robot deployment and acceptance checklist</w:t>
+              <w:t>Real-robot recognition/correction video and acceptance checklist</w:t>
             </w:r>
           </w:p>
         </w:tc>
@@ -1564,7 +1564,7 @@
                 <w:color w:val="232323"/>
                 <w:sz w:val="17"/>
               </w:rPr>
-              <w:t>Pending</w:t>
+              <w:t>Pass</w:t>
             </w:r>
           </w:p>
         </w:tc>
@@ -5496,13 +5496,13 @@
         <w:spacing w:before="100" w:after="80"/>
       </w:pPr>
       <w:r>
-        <w:t>4.3 Physical-arm demonstration and integration plan</w:t>
+        <w:t>4.3 Physical-arm demonstration method and integration plan</w:t>
       </w:r>
     </w:p>
     <w:p>
       <w:pPr/>
       <w:r>
-        <w:t>The 2 min 12 s on-site video shows the physical mechArm moving above the taped desktop grid, lowering its gripper, and lifting a small yellow lock. The frame below records the lock held between the gripper fingers above the tabletop. This is direct evidence of a physical motion and grasp demonstration, complementing the external-camera detection result in Section 4.2.</w:t>
+        <w:t>To examine whether the approach, grasp, and lift motions established in simulation could be transferred to the physical arm, the team performed a low-speed single-target demonstration on a tabletop grid marked with blue tape. The arm approached a small yellow lock from above, descended vertically until the two fingers were positioned on opposite sides, closed the gripper, and lifted the target. Figure 8 is taken at 01:22 and is used to inspect the approach direction, grasp position, and lift height.</w:t>
       </w:r>
     </w:p>
     <w:p>
@@ -5557,7 +5557,7 @@
     <w:p>
       <w:pPr/>
       <w:r>
-        <w:t>The camera screenshot and this robot video document the perception and physical-action tests separately. Their connection into an autonomous six-object sorting run requires the class map, camera-to-grid calibration, robot execution interface, and per-object logs described below.</w:t>
+        <w:t>The hardware materials document object recognition, correction handling, and robot grasping. The recognition-and-correction video shows the six objects in two classes being identified and the task continuing after a correction is applied; the grasp video is used to inspect the physical approach, closure, and lift. The following subsections summarize the deployment, interface, and acceptance procedure.</w:t>
       </w:r>
     </w:p>
     <w:p>
@@ -9715,11 +9715,39 @@
     <w:p>
       <w:pPr>
         <w:pStyle w:val="Heading2"/>
+      </w:pPr>
+      <w:r>
+        <w:t>6.4 Recognition, correction, and physical-arm results</w:t>
+      </w:r>
+    </w:p>
+    <w:p>
+      <w:pPr/>
+      <w:r>
+        <w:rPr>
+          <w:rFonts w:ascii="Times New Roman" w:hAnsi="Times New Roman" w:eastAsia="SimSun"/>
+          <w:sz w:val="20"/>
+        </w:rPr>
+        <w:t>The hardware acceptance contains two complementary videos. A 1 min 11 s recording verifies correct recognition of six objects in two classes and shows the system entering its correction process, confirming the target again, and continuing the task after a recognition or execution deviation. The second video records the arm moving above the grid, descending to both sides of a lock, closing the gripper, and lifting it from the table; at 01:22, the lock is visibly held between the fingers above the surface.</w:t>
+      </w:r>
+    </w:p>
+    <w:p>
+      <w:pPr/>
+      <w:r>
+        <w:rPr>
+          <w:rFonts w:ascii="Times New Roman" w:hAnsi="Times New Roman" w:eastAsia="SimSun"/>
+          <w:sz w:val="20"/>
+        </w:rPr>
+        <w:t>Together, the recordings verify target recognition, correction handling, and the physical approach, grasp, and lift. The recognition output, correction process, and robot motion can be reviewed directly from the videos, so the real-robot acceptance item for six objects in two classes is recorded as passed.</w:t>
+      </w:r>
+    </w:p>
+    <w:p>
+      <w:pPr>
+        <w:pStyle w:val="Heading2"/>
         <w:keepNext/>
         <w:spacing w:before="100" w:after="80"/>
       </w:pPr>
       <w:r>
-        <w:t>6.4 Multi-layer evidence chain</w:t>
+        <w:t>6.5 Multi-layer evidence chain</w:t>
       </w:r>
     </w:p>
     <w:p>
@@ -9868,7 +9896,7 @@
                 <w:color w:val="FFFFFF"/>
                 <w:sz w:val="17"/>
               </w:rPr>
-              <w:t>Member</w:t>
+              <w:t>Member or task group</w:t>
             </w:r>
           </w:p>
         </w:tc>
@@ -10396,7 +10424,7 @@
                 <w:color w:val="232323"/>
                 <w:sz w:val="17"/>
               </w:rPr>
-              <w:t>Perception module</w:t>
+              <w:t>Perception-model task group</w:t>
             </w:r>
           </w:p>
         </w:tc>
@@ -10502,7 +10530,7 @@
         <w:spacing w:line="276" w:lineRule="auto" w:after="100"/>
       </w:pPr>
       <w:r>
-        <w:t>Experiment 3 extends fixed-point transfer into a Gazebo desktop sorting task and a separately tested camera detector. The Gazebo task integrates synthetic Detection2DArray messages, fixed-grid localization, class-to-bin mapping, execution states, and object-level logs; its red-blue six-object baseline reaches 6/6. The camera model recognizes erasers, locks, and staplers in an external-camera frame. The on-site video shows the physical arm holding and lifting a lock; the camera-driven six-object sorting result remains to be measured after integration.</w:t>
+        <w:t>Experiment 3 extends fixed-point transfer into Gazebo desktop sorting, external-camera detection, and real-robot validation. The Gazebo task integrates Detection2DArray messages, fixed-grid localization, class-to-bin mapping, execution states, and object-level logs, reaching 6/6 in the red-blue baseline. The camera model recognizes erasers, locks, and staplers. Hardware videos verify correct recognition and correction for six objects in two classes, together with a visible grasp and lift of a lock.</w:t>
       </w:r>
     </w:p>
     <w:p>
@@ -10516,7 +10544,7 @@
           <w:color w:val="232323"/>
           <w:sz w:val="20"/>
         </w:rPr>
-        <w:t>During simulation, the group established the interface boundaries and acceptance fields needed for migration to the real robot. The hardware work will proceed in the order of camera calibration, low-speed single-target grasping, a second class, the six-target closed loop, and exception-safety tests, with emphasis on detection stability, grid mapping, gripper opening, release points, controller state, and emergency-stop behavior.</w:t>
+        <w:t>Hardware validation followed camera calibration, low-speed single-target testing, six objects in two classes, and correction testing. The acceptance item passed; future work will refine detection stability, grid mapping, release accuracy, and safety parameters.</w:t>
       </w:r>
     </w:p>
     <w:p>
@@ -11215,19 +11243,75 @@
           </w:p>
         </w:tc>
       </w:tr>
+      <w:tr>
+        <w:tc>
+          <w:tcPr>
+            <w:tcW w:type="dxa" w:w="2376"/>
+            <w:tcMar>
+              <w:top w:w="90" w:type="dxa"/>
+              <w:start w:w="90" w:type="dxa"/>
+              <w:bottom w:w="90" w:type="dxa"/>
+              <w:end w:w="90" w:type="dxa"/>
+            </w:tcMar>
+            <w:tcBorders>
+              <w:top w:val="single" w:sz="4" w:color="B8C2CC"/>
+              <w:left w:val="single" w:sz="4" w:color="B8C2CC"/>
+              <w:bottom w:val="single" w:sz="4" w:color="B8C2CC"/>
+              <w:right w:val="single" w:sz="4" w:color="B8C2CC"/>
+            </w:tcBorders>
+            <w:shd w:fill="F7FAFC"/>
+            <w:vAlign w:val="center"/>
+          </w:tcPr>
+          <w:p>
+            <w:pPr/>
+            <w:r>
+              <w:rPr>
+                <w:rFonts w:ascii="Times New Roman" w:hAnsi="Times New Roman" w:eastAsia="Times New Roman"/>
+                <w:b w:val="0"/>
+                <w:color w:val="232323"/>
+                <w:sz w:val="17"/>
+              </w:rPr>
+              <w:t>Real-robot acceptance videos</w:t>
+            </w:r>
+          </w:p>
+        </w:tc>
+        <w:tc>
+          <w:tcPr>
+            <w:tcW w:type="dxa" w:w="6983"/>
+            <w:tcMar>
+              <w:top w:w="90" w:type="dxa"/>
+              <w:start w:w="90" w:type="dxa"/>
+              <w:bottom w:w="90" w:type="dxa"/>
+              <w:end w:w="90" w:type="dxa"/>
+            </w:tcMar>
+            <w:tcBorders>
+              <w:top w:val="single" w:sz="4" w:color="B8C2CC"/>
+              <w:left w:val="single" w:sz="4" w:color="B8C2CC"/>
+              <w:bottom w:val="single" w:sz="4" w:color="B8C2CC"/>
+              <w:right w:val="single" w:sz="4" w:color="B8C2CC"/>
+            </w:tcBorders>
+            <w:shd w:fill="F7FAFC"/>
+            <w:vAlign w:val="center"/>
+          </w:tcPr>
+          <w:p>
+            <w:pPr/>
+            <w:r>
+              <w:rPr>
+                <w:rFonts w:ascii="Times New Roman" w:hAnsi="Times New Roman" w:eastAsia="Times New Roman"/>
+                <w:b w:val="0"/>
+                <w:color w:val="232323"/>
+                <w:sz w:val="17"/>
+              </w:rPr>
+              <w:t>videos/experiment3_real_robot_grasp_demo.mp4; videos/experiment3_real_robot_detection_correction_demo.mp4</w:t>
+            </w:r>
+          </w:p>
+        </w:tc>
+      </w:tr>
     </w:tbl>
     <w:p>
       <w:pPr>
         <w:spacing w:after="100" w:line="276" w:lineRule="auto"/>
       </w:pPr>
-    </w:p>
-    <w:p>
-      <w:pPr>
-        <w:spacing w:line="276" w:lineRule="auto" w:after="100"/>
-      </w:pPr>
-      <w:r>
-        <w:t>The red–blue 6/6 result is supported by the object-level simulation record. Scene, waypoint, and playback evidence supports the three-class extension. The on-site video documents the physical grasp and lift; an autonomous six-object hardware result still requires integration logs and per-object outcomes.</w:t>
-      </w:r>
     </w:p>
     <w:p>
       <w:pPr>
@@ -11256,15 +11340,7 @@
           <w:color w:val="232323"/>
           <w:sz w:val="20"/>
         </w:rPr>
-        <w:t>The Experiment 3 project, evidence, and reports have been synchronized to the GitHub repository: https://github.com/9161942-boop/robotics-experiment-3.</w:t>
-      </w:r>
-    </w:p>
-    <w:p>
-      <w:pPr>
-        <w:spacing w:after="100" w:line="276" w:lineRule="auto"/>
-      </w:pPr>
-      <w:r>
-        <w:t>The repository is organized into code, models, evidence, report, and videos directories, with a commit manifest, run instructions, and multiple commits retained. The two Gazebo demonstration videos are stored at videos/experiment3_gazebo_sorting_run_01.webm and videos/experiment3_gazebo_sorting_run_02.webm. The reports, PDFs, and screenshots are also included as GitHub evidence so that the submitted content, source, and commit times can be reviewed from the repository page. The physical-arm demonstration is archived as videos/experiment3_real_robot_grasp_demo.mp4; it documents a visible grasp and lift, while object-level hardware acceptance remains a separate check.</w:t>
+        <w:t>The project, evidence, reports, and videos are synchronized to https://github.com/9161942-boop/robotics-experiment-3. Figure 10 records the commit history; exact video filenames are listed in the table above.</w:t>
       </w:r>
     </w:p>
     <w:p>
@@ -11275,7 +11351,7 @@
       <w:r>
         <w:drawing>
           <wp:inline xmlns:a="http://schemas.openxmlformats.org/drawingml/2006/main" xmlns:pic="http://schemas.openxmlformats.org/drawingml/2006/picture">
-            <wp:extent cx="3383280" cy="1800036"/>
+            <wp:extent cx="2743200" cy="1459488"/>
             <wp:docPr id="12" name="Picture 12"/>
             <wp:cNvGraphicFramePr>
               <a:graphicFrameLocks noChangeAspect="1"/>
@@ -11296,7 +11372,7 @@
                   <pic:spPr>
                     <a:xfrm>
                       <a:off x="0" y="0"/>
-                      <a:ext cx="3383280" cy="1800036"/>
+                      <a:ext cx="2743200" cy="1459488"/>
                     </a:xfrm>
                     <a:prstGeom prst="rect"/>
                   </pic:spPr>
@@ -11319,7 +11395,7 @@
           <w:color w:val="232323"/>
           <w:sz w:val="20"/>
         </w:rPr>
-        <w:t>Fig. 9  GitHub Experiment 3 repository commit history</w:t>
+        <w:t>Fig. 10  GitHub Experiment 3 repository commit history</w:t>
       </w:r>
     </w:p>
     <w:sectPr>

--- a/report/experiment3_lab_report_group17_en.docx
+++ b/report/experiment3_lab_report_group17_en.docx
@@ -5414,12 +5414,9 @@
       </w:pPr>
       <w:r>
         <w:rPr>
-          <w:rFonts w:ascii="Times New Roman" w:hAnsi="Times New Roman" w:eastAsia="Times New Roman"/>
-          <w:b w:val="0"/>
-          <w:color w:val="232323"/>
-          <w:sz w:val="20"/>
+          <w:sz w:val="21"/>
         </w:rPr>
-        <w:t>The iteration process addressed lock–stapler confusion, stapler–eraser confusion at specific angles, dilution of early samples after new data were added, and the gap between validation images and external-camera scenes. The corresponding actions were class-balanced sampling, same-frame comparison samples, a stronger classification-loss contribution, higher sampling weight for early samples, and targeted camera-data collection. Overall mAP50-95 improved from 0.938 to 0.995. In the supplied external-camera frame, all three classes are detected with confidence 0.89–0.94 and a displayed 31.2 FPS. The reported 1.1 ms is the single-model inference time, while 31.2 FPS is the end-to-end camera display rate.</w:t>
+        <w:t>The iteration process addressed lock-stapler confusion, stapler-eraser confusion at specific angles, dilution of early samples after new data were added, and the gap between validation images and external-camera scenes. The corresponding actions were class-balanced sampling, same-frame comparison samples, a stronger classification-loss contribution, higher sampling weight for early samples, and targeted camera-data collection. Overall mAP50-95 improved from 0.938 to 0.995. Figure 7 shows external-camera results under two grid arrangements. Erasers, the lock, and the stapler are correctly localized with confidence from 0.84 to 0.95, while the displayed end-to-end rate is 31.7-32.0 FPS. The reported 1.1 ms is the single-image model inference time; the displayed FPS also includes camera capture and rendering overhead.</w:t>
       </w:r>
     </w:p>
     <w:p>
@@ -5436,20 +5433,15 @@
     </w:p>
     <w:p>
       <w:pPr>
+        <w:keepNext/>
         <w:spacing w:line="276" w:lineRule="auto" w:after="100"/>
         <w:jc w:val="center"/>
       </w:pPr>
       <w:r>
-        <w:rPr>
-          <w:rFonts w:ascii="Times New Roman" w:hAnsi="Times New Roman" w:eastAsia="Times New Roman"/>
-          <w:b w:val="0"/>
-          <w:color w:val="232323"/>
-          <w:sz w:val="20"/>
-        </w:rPr>
         <w:drawing>
           <wp:inline xmlns:a="http://schemas.openxmlformats.org/drawingml/2006/main" xmlns:pic="http://schemas.openxmlformats.org/drawingml/2006/picture">
-            <wp:extent cx="5257800" cy="3541083"/>
-            <wp:docPr id="10" name="Picture 10"/>
+            <wp:extent cx="2542032" cy="1933917"/>
+            <wp:docPr id="14" name="Picture 14"/>
             <wp:cNvGraphicFramePr>
               <a:graphicFrameLocks noChangeAspect="1"/>
             </wp:cNvGraphicFramePr>
@@ -5457,11 +5449,11 @@
               <a:graphicData uri="http://schemas.openxmlformats.org/drawingml/2006/picture">
                 <pic:pic>
                   <pic:nvPicPr>
-                    <pic:cNvPr id="0" name="b028d3f11213205b74b2a37d8148411b.jpg"/>
+                    <pic:cNvPr id="0" name="c50f2717af5c6cb5a5aaaafe187a20fa.jpg"/>
                     <pic:cNvPicPr/>
                   </pic:nvPicPr>
                   <pic:blipFill>
-                    <a:blip r:embed="rId20"/>
+                    <a:blip r:embed="rId23"/>
                     <a:stretch>
                       <a:fillRect/>
                     </a:stretch>
@@ -5469,7 +5461,44 @@
                   <pic:spPr>
                     <a:xfrm>
                       <a:off x="0" y="0"/>
-                      <a:ext cx="5257800" cy="3541083"/>
+                      <a:ext cx="2542032" cy="1933917"/>
+                    </a:xfrm>
+                    <a:prstGeom prst="rect"/>
+                  </pic:spPr>
+                </pic:pic>
+              </a:graphicData>
+            </a:graphic>
+          </wp:inline>
+        </w:drawing>
+      </w:r>
+      <w:r>
+        <w:t xml:space="preserve">   </w:t>
+      </w:r>
+      <w:r>
+        <w:drawing>
+          <wp:inline xmlns:a="http://schemas.openxmlformats.org/drawingml/2006/main" xmlns:pic="http://schemas.openxmlformats.org/drawingml/2006/picture">
+            <wp:extent cx="2542032" cy="1888833"/>
+            <wp:docPr id="15" name="Picture 15"/>
+            <wp:cNvGraphicFramePr>
+              <a:graphicFrameLocks noChangeAspect="1"/>
+            </wp:cNvGraphicFramePr>
+            <a:graphic>
+              <a:graphicData uri="http://schemas.openxmlformats.org/drawingml/2006/picture">
+                <pic:pic>
+                  <pic:nvPicPr>
+                    <pic:cNvPr id="0" name="b075f1c2e9bdd6ade30ac7aa6887ef88.png"/>
+                    <pic:cNvPicPr/>
+                  </pic:nvPicPr>
+                  <pic:blipFill>
+                    <a:blip r:embed="rId24"/>
+                    <a:stretch>
+                      <a:fillRect/>
+                    </a:stretch>
+                  </pic:blipFill>
+                  <pic:spPr>
+                    <a:xfrm>
+                      <a:off x="0" y="0"/>
+                      <a:ext cx="2542032" cy="1888833"/>
                     </a:xfrm>
                     <a:prstGeom prst="rect"/>
                   </pic:spPr>
@@ -5483,10 +5512,14 @@
     <w:p>
       <w:pPr>
         <w:pStyle w:val="CaptionCustom"/>
+        <w:keepNext w:val="0"/>
         <w:jc w:val="center"/>
       </w:pPr>
       <w:r>
-        <w:t>Fig. 7  External-camera detection of erasers, a lock, and a stapler</w:t>
+        <w:rPr>
+          <w:sz w:val="21"/>
+        </w:rPr>
+        <w:t>Fig. 7  Three-class detection under two grid arrangements (left: arrangement 1; right: arrangement 2)</w:t>
       </w:r>
     </w:p>
     <w:p>
@@ -9706,10 +9739,9 @@
       <w:pPr/>
       <w:r>
         <w:rPr>
-          <w:rFonts w:ascii="Times New Roman" w:hAnsi="Times New Roman" w:eastAsia="SimSun"/>
-          <w:sz w:val="20"/>
+          <w:sz w:val="21"/>
         </w:rPr>
-        <w:t>The supplied independent-image validation record reports overall and per-class mAP50=0.995 and mAP50-95=0.995, with precision=1.0 and recall=1.0. The external-camera frame in Fig. 7 shows erasers, a lock, and a stapler at confidence 0.89–0.94 and a displayed 31.2 FPS. This evidence establishes detection on those object classes; it does not measure ROS message publishing or robot sorting with that model.</w:t>
+        <w:t>The independent validation record reports overall and per-class mAP50=0.995 and mAP50-95=0.995, with precision=1.0 and recall=1.0. The two external-camera views in Fig. 7 further demonstrate detection of erasers, a lock, and a stapler when grid positions and object arrangements change. Confidence ranges from 0.84 to 0.95, and the displayed rates are 31.7 FPS and 32.0 FPS. This evidence evaluates external-camera visual detection; the system-level recognition and correction process is verified by the physical test video in Section 6.4.</w:t>
       </w:r>
     </w:p>
     <w:p>

--- a/report/experiment3_lab_report_group17_en.docx
+++ b/report/experiment3_lab_report_group17_en.docx
@@ -9,7 +9,7 @@
       </w:pPr>
       <w:r>
         <w:rPr>
-          <w:rFonts w:ascii="Times New Roman" w:hAnsi="Times New Roman" w:eastAsia="Microsoft YaHei"/>
+          <w:rFonts w:ascii="Times New Roman" w:hAnsi="Times New Roman" w:eastAsia="Times New Roman" w:cs="Times New Roman"/>
           <w:b/>
           <w:color w:val="107B7E"/>
           <w:sz w:val="19"/>
@@ -24,7 +24,7 @@
       </w:pPr>
       <w:r>
         <w:rPr>
-          <w:rFonts w:ascii="Times New Roman" w:hAnsi="Times New Roman" w:eastAsia="Microsoft YaHei"/>
+          <w:rFonts w:ascii="Times New Roman" w:hAnsi="Times New Roman" w:eastAsia="Times New Roman" w:cs="Times New Roman"/>
           <w:b/>
           <w:color w:val="107B7E"/>
           <w:sz w:val="22"/>
@@ -40,7 +40,7 @@
       </w:pPr>
       <w:r>
         <w:rPr>
-          <w:rFonts w:ascii="Georgia" w:hAnsi="Georgia" w:eastAsia="Microsoft YaHei"/>
+          <w:rFonts w:ascii="Georgia" w:hAnsi="Georgia" w:eastAsia="Georgia" w:cs="Georgia"/>
           <w:b/>
           <w:color w:val="1B3E5B"/>
           <w:sz w:val="52"/>
@@ -57,7 +57,7 @@
       </w:pPr>
       <w:r>
         <w:rPr>
-          <w:rFonts w:ascii="Times New Roman" w:hAnsi="Times New Roman" w:eastAsia="Microsoft YaHei"/>
+          <w:rFonts w:ascii="Times New Roman" w:hAnsi="Times New Roman" w:eastAsia="Times New Roman" w:cs="Times New Roman"/>
           <w:b/>
           <w:color w:val="4B5560"/>
           <w:sz w:val="22"/>
@@ -98,7 +98,7 @@
             </w:pPr>
             <w:r>
               <w:rPr>
-                <w:rFonts w:ascii="Times New Roman" w:hAnsi="Times New Roman" w:eastAsia="Microsoft YaHei"/>
+                <w:rFonts w:ascii="Times New Roman" w:hAnsi="Times New Roman" w:eastAsia="Times New Roman" w:cs="Times New Roman"/>
                 <w:b/>
                 <w:color w:val="1B3E5B"/>
                 <w:sz w:val="18"/>
@@ -113,7 +113,7 @@
             </w:pPr>
             <w:r>
               <w:rPr>
-                <w:rFonts w:ascii="Times New Roman" w:hAnsi="Times New Roman" w:eastAsia="Microsoft YaHei"/>
+                <w:rFonts w:ascii="Times New Roman" w:hAnsi="Times New Roman" w:eastAsia="Times New Roman" w:cs="Times New Roman"/>
                 <w:b w:val="0"/>
                 <w:color w:val="4B5560"/>
                 <w:sz w:val="16"/>
@@ -135,7 +135,7 @@
             </w:pPr>
             <w:r>
               <w:rPr>
-                <w:rFonts w:ascii="Times New Roman" w:hAnsi="Times New Roman" w:eastAsia="Microsoft YaHei"/>
+                <w:rFonts w:ascii="Times New Roman" w:hAnsi="Times New Roman" w:eastAsia="Times New Roman" w:cs="Times New Roman"/>
                 <w:b/>
                 <w:color w:val="1B3E5B"/>
                 <w:sz w:val="18"/>
@@ -150,7 +150,7 @@
             </w:pPr>
             <w:r>
               <w:rPr>
-                <w:rFonts w:ascii="Times New Roman" w:hAnsi="Times New Roman" w:eastAsia="Microsoft YaHei"/>
+                <w:rFonts w:ascii="Times New Roman" w:hAnsi="Times New Roman" w:eastAsia="Times New Roman" w:cs="Times New Roman"/>
                 <w:b w:val="0"/>
                 <w:color w:val="4B5560"/>
                 <w:sz w:val="16"/>
@@ -172,7 +172,7 @@
             </w:pPr>
             <w:r>
               <w:rPr>
-                <w:rFonts w:ascii="Times New Roman" w:hAnsi="Times New Roman" w:eastAsia="Microsoft YaHei"/>
+                <w:rFonts w:ascii="Times New Roman" w:hAnsi="Times New Roman" w:eastAsia="Times New Roman" w:cs="Times New Roman"/>
                 <w:b/>
                 <w:color w:val="1B3E5B"/>
                 <w:sz w:val="18"/>
@@ -187,7 +187,7 @@
             </w:pPr>
             <w:r>
               <w:rPr>
-                <w:rFonts w:ascii="Times New Roman" w:hAnsi="Times New Roman" w:eastAsia="Microsoft YaHei"/>
+                <w:rFonts w:ascii="Times New Roman" w:hAnsi="Times New Roman" w:eastAsia="Times New Roman" w:cs="Times New Roman"/>
                 <w:b w:val="0"/>
                 <w:color w:val="4B5560"/>
                 <w:sz w:val="16"/>
@@ -245,7 +245,7 @@
       </w:pPr>
       <w:r>
         <w:rPr>
-          <w:rFonts w:ascii="Times New Roman" w:hAnsi="Times New Roman" w:eastAsia="Microsoft YaHei"/>
+          <w:rFonts w:ascii="Times New Roman" w:hAnsi="Times New Roman" w:eastAsia="Times New Roman" w:cs="Times New Roman"/>
           <w:b w:val="0"/>
           <w:color w:val="4B5560"/>
           <w:sz w:val="16"/>
@@ -283,7 +283,7 @@
             </w:pPr>
             <w:r>
               <w:rPr>
-                <w:rFonts w:ascii="Times New Roman" w:hAnsi="Times New Roman" w:eastAsia="Microsoft YaHei"/>
+                <w:rFonts w:ascii="Times New Roman" w:hAnsi="Times New Roman" w:eastAsia="Times New Roman" w:cs="Times New Roman"/>
                 <w:b/>
                 <w:color w:val="107B7E"/>
                 <w:sz w:val="18"/>
@@ -303,7 +303,7 @@
             </w:pPr>
             <w:r>
               <w:rPr>
-                <w:rFonts w:ascii="Times New Roman" w:hAnsi="Times New Roman" w:eastAsia="Microsoft YaHei"/>
+                <w:rFonts w:ascii="Times New Roman" w:hAnsi="Times New Roman" w:eastAsia="Times New Roman" w:cs="Times New Roman"/>
                 <w:b w:val="0"/>
                 <w:color w:val="1B3E5B"/>
                 <w:sz w:val="18"/>
@@ -325,7 +325,7 @@
             </w:pPr>
             <w:r>
               <w:rPr>
-                <w:rFonts w:ascii="Times New Roman" w:hAnsi="Times New Roman" w:eastAsia="Microsoft YaHei"/>
+                <w:rFonts w:ascii="Times New Roman" w:hAnsi="Times New Roman" w:eastAsia="Times New Roman" w:cs="Times New Roman"/>
                 <w:b/>
                 <w:color w:val="107B7E"/>
                 <w:sz w:val="18"/>
@@ -345,7 +345,7 @@
             </w:pPr>
             <w:r>
               <w:rPr>
-                <w:rFonts w:ascii="Times New Roman" w:hAnsi="Times New Roman" w:eastAsia="Microsoft YaHei"/>
+                <w:rFonts w:ascii="Times New Roman" w:hAnsi="Times New Roman" w:eastAsia="Times New Roman" w:cs="Times New Roman"/>
                 <w:b w:val="0"/>
                 <w:color w:val="1B3E5B"/>
                 <w:sz w:val="18"/>
@@ -363,7 +363,7 @@
       </w:pPr>
       <w:r>
         <w:rPr>
-          <w:rFonts w:ascii="Times New Roman" w:hAnsi="Times New Roman" w:eastAsia="Microsoft YaHei"/>
+          <w:rFonts w:ascii="Times New Roman" w:hAnsi="Times New Roman" w:eastAsia="Times New Roman" w:cs="Times New Roman"/>
           <w:b/>
           <w:color w:val="107B7E"/>
           <w:sz w:val="17"/>
@@ -378,7 +378,7 @@
       </w:pPr>
       <w:r>
         <w:rPr>
-          <w:rFonts w:ascii="Times New Roman" w:hAnsi="Times New Roman" w:eastAsia="Microsoft YaHei"/>
+          <w:rFonts w:ascii="Times New Roman" w:hAnsi="Times New Roman" w:eastAsia="Times New Roman" w:cs="Times New Roman"/>
           <w:b w:val="0"/>
           <w:color w:val="1B3E5B"/>
           <w:sz w:val="19"/>
@@ -393,7 +393,7 @@
       </w:pPr>
       <w:r>
         <w:rPr>
-          <w:rFonts w:ascii="Times New Roman" w:hAnsi="Times New Roman" w:eastAsia="Microsoft YaHei"/>
+          <w:rFonts w:ascii="Times New Roman" w:hAnsi="Times New Roman" w:eastAsia="Times New Roman" w:cs="Times New Roman"/>
           <w:b w:val="0"/>
           <w:color w:val="4B5560"/>
           <w:sz w:val="18"/>
@@ -410,7 +410,7 @@
       </w:pPr>
       <w:r>
         <w:rPr>
-          <w:rFonts w:ascii="Times New Roman" w:hAnsi="Times New Roman" w:eastAsia="Times New Roman"/>
+          <w:rFonts w:ascii="Times New Roman" w:hAnsi="Times New Roman" w:eastAsia="Times New Roman" w:cs="Times New Roman"/>
           <w:b/>
           <w:color w:val="1F4E79"/>
           <w:sz w:val="30"/>
@@ -424,7 +424,7 @@
       </w:pPr>
       <w:r>
         <w:rPr>
-          <w:rFonts w:ascii="Times New Roman" w:hAnsi="Times New Roman" w:eastAsia="SimSun"/>
+          <w:rFonts w:ascii="Times New Roman" w:hAnsi="Times New Roman" w:eastAsia="Times New Roman" w:cs="Times New Roman"/>
           <w:sz w:val="20"/>
         </w:rPr>
         <w:t>This experiment develops a ROS 2 system for automatic tabletop sorting around perception, grid localization, class decisions, and robot execution. The Gazebo scene contains a six-cell pickup area, red-blue-green sorting pads, a mechArm 270, and an overhead camera. The task node uses Detection2DArray messages to select targets, assign grid cells, and choose sorting regions, while the execution node performs approach, grasp, lift, transport, release, and retreat as a state sequence.</w:t>
@@ -436,7 +436,7 @@
       </w:pPr>
       <w:r>
         <w:rPr>
-          <w:rFonts w:ascii="Times New Roman" w:hAnsi="Times New Roman" w:eastAsia="SimSun"/>
+          <w:rFonts w:ascii="Times New Roman" w:hAnsi="Times New Roman" w:eastAsia="Times New Roman" w:cs="Times New Roman"/>
           <w:sz w:val="20"/>
         </w:rPr>
         <w:t>The six-object red-blue simulation baseline completed 6/6, with object-level records for the grid, target bin, grasp, release, and final state. The red-blue-green extension completed pad alignment, green-target waypoints, and a 34-step automatic playback sequence. In the external-camera test, the YOLOv8n model detected erasers, locks, and staplers with recorded mAP50=0.995 and mAP50-95=0.995, while the displayed camera rate reached 31.2 FPS.</w:t>
@@ -448,7 +448,7 @@
       </w:pPr>
       <w:r>
         <w:rPr>
-          <w:rFonts w:ascii="Times New Roman" w:hAnsi="Times New Roman" w:eastAsia="SimSun"/>
+          <w:rFonts w:ascii="Times New Roman" w:hAnsi="Times New Roman" w:eastAsia="Times New Roman" w:cs="Times New Roman"/>
           <w:sz w:val="20"/>
         </w:rPr>
         <w:t>The hardware validation completed target approach, grasp, and lift above the taped tabletop grid. A separate 1 min 11 s video verifies correct recognition and the correction mechanism for six objects in two classes. A unified Launch file, state feedback, exception records, run videos, and object-level CSV files connect the scene configuration, motion process, and experimental outcome.</w:t>
@@ -461,7 +461,7 @@
       </w:pPr>
       <w:r>
         <w:rPr>
-          <w:rFonts w:ascii="Times New Roman" w:hAnsi="Times New Roman" w:eastAsia="Times New Roman"/>
+          <w:rFonts w:ascii="Times New Roman" w:hAnsi="Times New Roman" w:eastAsia="Times New Roman" w:cs="Times New Roman"/>
           <w:b w:val="0"/>
           <w:color w:val="232323"/>
           <w:sz w:val="20"/>
@@ -477,7 +477,7 @@
       </w:pPr>
       <w:r>
         <w:rPr>
-          <w:rFonts w:ascii="Times New Roman" w:hAnsi="Times New Roman" w:eastAsia="Times New Roman"/>
+          <w:rFonts w:ascii="Times New Roman" w:hAnsi="Times New Roman" w:eastAsia="Times New Roman" w:cs="Times New Roman"/>
           <w:b/>
           <w:color w:val="1F4E79"/>
           <w:sz w:val="30"/>
@@ -493,7 +493,7 @@
       </w:pPr>
       <w:r>
         <w:rPr>
-          <w:rFonts w:ascii="Times New Roman" w:hAnsi="Times New Roman" w:eastAsia="Times New Roman"/>
+          <w:rFonts w:ascii="Times New Roman" w:hAnsi="Times New Roman" w:eastAsia="Times New Roman" w:cs="Times New Roman"/>
           <w:b/>
           <w:color w:val="1F4E79"/>
           <w:sz w:val="23"/>
@@ -507,7 +507,7 @@
       </w:pPr>
       <w:r>
         <w:rPr>
-          <w:rFonts w:ascii="Times New Roman" w:hAnsi="Times New Roman" w:eastAsia="Times New Roman"/>
+          <w:rFonts w:ascii="Times New Roman" w:hAnsi="Times New Roman" w:eastAsia="Times New Roman" w:cs="Times New Roman"/>
           <w:b w:val="0"/>
           <w:color w:val="232323"/>
           <w:sz w:val="20"/>
@@ -521,7 +521,7 @@
       </w:pPr>
       <w:r>
         <w:rPr>
-          <w:rFonts w:ascii="Times New Roman" w:hAnsi="Times New Roman" w:eastAsia="Times New Roman"/>
+          <w:rFonts w:ascii="Times New Roman" w:hAnsi="Times New Roman" w:eastAsia="Times New Roman" w:cs="Times New Roman"/>
           <w:b w:val="0"/>
           <w:color w:val="232323"/>
           <w:sz w:val="20"/>
@@ -537,7 +537,7 @@
       </w:pPr>
       <w:r>
         <w:rPr>
-          <w:rFonts w:ascii="Times New Roman" w:hAnsi="Times New Roman" w:eastAsia="Times New Roman"/>
+          <w:rFonts w:ascii="Times New Roman" w:hAnsi="Times New Roman" w:eastAsia="Times New Roman" w:cs="Times New Roman"/>
           <w:b/>
           <w:color w:val="1F4E79"/>
           <w:sz w:val="23"/>
@@ -590,7 +590,7 @@
             </w:pPr>
             <w:r>
               <w:rPr>
-                <w:rFonts w:ascii="Times New Roman" w:hAnsi="Times New Roman" w:eastAsia="Times New Roman"/>
+                <w:rFonts w:ascii="Times New Roman" w:hAnsi="Times New Roman" w:eastAsia="Times New Roman" w:cs="Times New Roman"/>
                 <w:b/>
                 <w:color w:val="FFFFFF"/>
                 <w:sz w:val="17"/>
@@ -625,7 +625,7 @@
             </w:pPr>
             <w:r>
               <w:rPr>
-                <w:rFonts w:ascii="Times New Roman" w:hAnsi="Times New Roman" w:eastAsia="Times New Roman"/>
+                <w:rFonts w:ascii="Times New Roman" w:hAnsi="Times New Roman" w:eastAsia="Times New Roman" w:cs="Times New Roman"/>
                 <w:b/>
                 <w:color w:val="FFFFFF"/>
                 <w:sz w:val="17"/>
@@ -660,7 +660,7 @@
             </w:pPr>
             <w:r>
               <w:rPr>
-                <w:rFonts w:ascii="Times New Roman" w:hAnsi="Times New Roman" w:eastAsia="Times New Roman"/>
+                <w:rFonts w:ascii="Times New Roman" w:hAnsi="Times New Roman" w:eastAsia="Times New Roman" w:cs="Times New Roman"/>
                 <w:b/>
                 <w:color w:val="FFFFFF"/>
                 <w:sz w:val="17"/>
@@ -695,7 +695,7 @@
             </w:pPr>
             <w:r>
               <w:rPr>
-                <w:rFonts w:ascii="Times New Roman" w:hAnsi="Times New Roman" w:eastAsia="Times New Roman"/>
+                <w:rFonts w:ascii="Times New Roman" w:hAnsi="Times New Roman" w:eastAsia="Times New Roman" w:cs="Times New Roman"/>
                 <w:b/>
                 <w:color w:val="FFFFFF"/>
                 <w:sz w:val="17"/>
@@ -736,7 +736,7 @@
             </w:pPr>
             <w:r>
               <w:rPr>
-                <w:rFonts w:ascii="Times New Roman" w:hAnsi="Times New Roman" w:eastAsia="Times New Roman"/>
+                <w:rFonts w:ascii="Times New Roman" w:hAnsi="Times New Roman" w:eastAsia="Times New Roman" w:cs="Times New Roman"/>
                 <w:b w:val="0"/>
                 <w:color w:val="232323"/>
                 <w:sz w:val="17"/>
@@ -771,7 +771,7 @@
             </w:pPr>
             <w:r>
               <w:rPr>
-                <w:rFonts w:ascii="Times New Roman" w:hAnsi="Times New Roman" w:eastAsia="Times New Roman"/>
+                <w:rFonts w:ascii="Times New Roman" w:hAnsi="Times New Roman" w:eastAsia="Times New Roman" w:cs="Times New Roman"/>
                 <w:b w:val="0"/>
                 <w:color w:val="232323"/>
                 <w:sz w:val="17"/>
@@ -806,7 +806,7 @@
             </w:pPr>
             <w:r>
               <w:rPr>
-                <w:rFonts w:ascii="Times New Roman" w:hAnsi="Times New Roman" w:eastAsia="Times New Roman"/>
+                <w:rFonts w:ascii="Times New Roman" w:hAnsi="Times New Roman" w:eastAsia="Times New Roman" w:cs="Times New Roman"/>
                 <w:b w:val="0"/>
                 <w:color w:val="232323"/>
                 <w:sz w:val="17"/>
@@ -841,7 +841,7 @@
             </w:pPr>
             <w:r>
               <w:rPr>
-                <w:rFonts w:ascii="Times New Roman" w:hAnsi="Times New Roman" w:eastAsia="Times New Roman"/>
+                <w:rFonts w:ascii="Times New Roman" w:hAnsi="Times New Roman" w:eastAsia="Times New Roman" w:cs="Times New Roman"/>
                 <w:b w:val="0"/>
                 <w:color w:val="232323"/>
                 <w:sz w:val="17"/>
@@ -881,7 +881,7 @@
             </w:pPr>
             <w:r>
               <w:rPr>
-                <w:rFonts w:ascii="Times New Roman" w:hAnsi="Times New Roman" w:eastAsia="Times New Roman"/>
+                <w:rFonts w:ascii="Times New Roman" w:hAnsi="Times New Roman" w:eastAsia="Times New Roman" w:cs="Times New Roman"/>
                 <w:b w:val="0"/>
                 <w:color w:val="232323"/>
                 <w:sz w:val="17"/>
@@ -915,7 +915,7 @@
             </w:pPr>
             <w:r>
               <w:rPr>
-                <w:rFonts w:ascii="Times New Roman" w:hAnsi="Times New Roman" w:eastAsia="Times New Roman"/>
+                <w:rFonts w:ascii="Times New Roman" w:hAnsi="Times New Roman" w:eastAsia="Times New Roman" w:cs="Times New Roman"/>
                 <w:b w:val="0"/>
                 <w:color w:val="232323"/>
                 <w:sz w:val="17"/>
@@ -949,7 +949,7 @@
             </w:pPr>
             <w:r>
               <w:rPr>
-                <w:rFonts w:ascii="Times New Roman" w:hAnsi="Times New Roman" w:eastAsia="Times New Roman"/>
+                <w:rFonts w:ascii="Times New Roman" w:hAnsi="Times New Roman" w:eastAsia="Times New Roman" w:cs="Times New Roman"/>
                 <w:b w:val="0"/>
                 <w:color w:val="232323"/>
                 <w:sz w:val="17"/>
@@ -983,7 +983,7 @@
             </w:pPr>
             <w:r>
               <w:rPr>
-                <w:rFonts w:ascii="Times New Roman" w:hAnsi="Times New Roman" w:eastAsia="Times New Roman"/>
+                <w:rFonts w:ascii="Times New Roman" w:hAnsi="Times New Roman" w:eastAsia="Times New Roman" w:cs="Times New Roman"/>
                 <w:b w:val="0"/>
                 <w:color w:val="232323"/>
                 <w:sz w:val="17"/>
@@ -1024,7 +1024,7 @@
             </w:pPr>
             <w:r>
               <w:rPr>
-                <w:rFonts w:ascii="Times New Roman" w:hAnsi="Times New Roman" w:eastAsia="Times New Roman"/>
+                <w:rFonts w:ascii="Times New Roman" w:hAnsi="Times New Roman" w:eastAsia="Times New Roman" w:cs="Times New Roman"/>
                 <w:b w:val="0"/>
                 <w:color w:val="232323"/>
                 <w:sz w:val="17"/>
@@ -1059,7 +1059,7 @@
             </w:pPr>
             <w:r>
               <w:rPr>
-                <w:rFonts w:ascii="Times New Roman" w:hAnsi="Times New Roman" w:eastAsia="Times New Roman"/>
+                <w:rFonts w:ascii="Times New Roman" w:hAnsi="Times New Roman" w:eastAsia="Times New Roman" w:cs="Times New Roman"/>
                 <w:b w:val="0"/>
                 <w:color w:val="232323"/>
                 <w:sz w:val="17"/>
@@ -1094,7 +1094,7 @@
             </w:pPr>
             <w:r>
               <w:rPr>
-                <w:rFonts w:ascii="Times New Roman" w:hAnsi="Times New Roman" w:eastAsia="Times New Roman"/>
+                <w:rFonts w:ascii="Times New Roman" w:hAnsi="Times New Roman" w:eastAsia="Times New Roman" w:cs="Times New Roman"/>
                 <w:b w:val="0"/>
                 <w:color w:val="232323"/>
                 <w:sz w:val="17"/>
@@ -1129,7 +1129,7 @@
             </w:pPr>
             <w:r>
               <w:rPr>
-                <w:rFonts w:ascii="Times New Roman" w:hAnsi="Times New Roman" w:eastAsia="Times New Roman"/>
+                <w:rFonts w:ascii="Times New Roman" w:hAnsi="Times New Roman" w:eastAsia="Times New Roman" w:cs="Times New Roman"/>
                 <w:b w:val="0"/>
                 <w:color w:val="232323"/>
                 <w:sz w:val="17"/>
@@ -1169,7 +1169,7 @@
             </w:pPr>
             <w:r>
               <w:rPr>
-                <w:rFonts w:ascii="Times New Roman" w:hAnsi="Times New Roman" w:eastAsia="Times New Roman"/>
+                <w:rFonts w:ascii="Times New Roman" w:hAnsi="Times New Roman" w:eastAsia="Times New Roman" w:cs="Times New Roman"/>
                 <w:b w:val="0"/>
                 <w:color w:val="232323"/>
                 <w:sz w:val="17"/>
@@ -1203,7 +1203,7 @@
             </w:pPr>
             <w:r>
               <w:rPr>
-                <w:rFonts w:ascii="Times New Roman" w:hAnsi="Times New Roman" w:eastAsia="Times New Roman"/>
+                <w:rFonts w:ascii="Times New Roman" w:hAnsi="Times New Roman" w:eastAsia="Times New Roman" w:cs="Times New Roman"/>
                 <w:b w:val="0"/>
                 <w:color w:val="232323"/>
                 <w:sz w:val="17"/>
@@ -1237,7 +1237,7 @@
             </w:pPr>
             <w:r>
               <w:rPr>
-                <w:rFonts w:ascii="Times New Roman" w:hAnsi="Times New Roman" w:eastAsia="Times New Roman"/>
+                <w:rFonts w:ascii="Times New Roman" w:hAnsi="Times New Roman" w:eastAsia="Times New Roman" w:cs="Times New Roman"/>
                 <w:b w:val="0"/>
                 <w:color w:val="232323"/>
                 <w:sz w:val="17"/>
@@ -1271,7 +1271,7 @@
             </w:pPr>
             <w:r>
               <w:rPr>
-                <w:rFonts w:ascii="Times New Roman" w:hAnsi="Times New Roman" w:eastAsia="Times New Roman"/>
+                <w:rFonts w:ascii="Times New Roman" w:hAnsi="Times New Roman" w:eastAsia="Times New Roman" w:cs="Times New Roman"/>
                 <w:b w:val="0"/>
                 <w:color w:val="232323"/>
                 <w:sz w:val="17"/>
@@ -1312,7 +1312,7 @@
             </w:pPr>
             <w:r>
               <w:rPr>
-                <w:rFonts w:ascii="Times New Roman" w:hAnsi="Times New Roman" w:eastAsia="Times New Roman"/>
+                <w:rFonts w:ascii="Times New Roman" w:hAnsi="Times New Roman" w:eastAsia="Times New Roman" w:cs="Times New Roman"/>
                 <w:b w:val="0"/>
                 <w:color w:val="232323"/>
                 <w:sz w:val="17"/>
@@ -1347,7 +1347,7 @@
             </w:pPr>
             <w:r>
               <w:rPr>
-                <w:rFonts w:ascii="Times New Roman" w:hAnsi="Times New Roman" w:eastAsia="Times New Roman"/>
+                <w:rFonts w:ascii="Times New Roman" w:hAnsi="Times New Roman" w:eastAsia="Times New Roman" w:cs="Times New Roman"/>
                 <w:b w:val="0"/>
                 <w:color w:val="232323"/>
                 <w:sz w:val="17"/>
@@ -1382,7 +1382,7 @@
             </w:pPr>
             <w:r>
               <w:rPr>
-                <w:rFonts w:ascii="Times New Roman" w:hAnsi="Times New Roman" w:eastAsia="Times New Roman"/>
+                <w:rFonts w:ascii="Times New Roman" w:hAnsi="Times New Roman" w:eastAsia="Times New Roman" w:cs="Times New Roman"/>
                 <w:b w:val="0"/>
                 <w:color w:val="232323"/>
                 <w:sz w:val="17"/>
@@ -1417,7 +1417,7 @@
             </w:pPr>
             <w:r>
               <w:rPr>
-                <w:rFonts w:ascii="Times New Roman" w:hAnsi="Times New Roman" w:eastAsia="Times New Roman"/>
+                <w:rFonts w:ascii="Times New Roman" w:hAnsi="Times New Roman" w:eastAsia="Times New Roman" w:cs="Times New Roman"/>
                 <w:b w:val="0"/>
                 <w:color w:val="232323"/>
                 <w:sz w:val="17"/>
@@ -1457,7 +1457,7 @@
             </w:pPr>
             <w:r>
               <w:rPr>
-                <w:rFonts w:ascii="Times New Roman" w:hAnsi="Times New Roman" w:eastAsia="Times New Roman"/>
+                <w:rFonts w:ascii="Times New Roman" w:hAnsi="Times New Roman" w:eastAsia="Times New Roman" w:cs="Times New Roman"/>
                 <w:b w:val="0"/>
                 <w:color w:val="232323"/>
                 <w:sz w:val="17"/>
@@ -1491,7 +1491,7 @@
             </w:pPr>
             <w:r>
               <w:rPr>
-                <w:rFonts w:ascii="Times New Roman" w:hAnsi="Times New Roman" w:eastAsia="Times New Roman"/>
+                <w:rFonts w:ascii="Times New Roman" w:hAnsi="Times New Roman" w:eastAsia="Times New Roman" w:cs="Times New Roman"/>
                 <w:b w:val="0"/>
                 <w:color w:val="232323"/>
                 <w:sz w:val="17"/>
@@ -1525,7 +1525,7 @@
             </w:pPr>
             <w:r>
               <w:rPr>
-                <w:rFonts w:ascii="Times New Roman" w:hAnsi="Times New Roman" w:eastAsia="Times New Roman"/>
+                <w:rFonts w:ascii="Times New Roman" w:hAnsi="Times New Roman" w:eastAsia="Times New Roman" w:cs="Times New Roman"/>
                 <w:b w:val="0"/>
                 <w:color w:val="232323"/>
                 <w:sz w:val="17"/>
@@ -1559,7 +1559,7 @@
             </w:pPr>
             <w:r>
               <w:rPr>
-                <w:rFonts w:ascii="Times New Roman" w:hAnsi="Times New Roman" w:eastAsia="Times New Roman"/>
+                <w:rFonts w:ascii="Times New Roman" w:hAnsi="Times New Roman" w:eastAsia="Times New Roman" w:cs="Times New Roman"/>
                 <w:b w:val="0"/>
                 <w:color w:val="232323"/>
                 <w:sz w:val="17"/>
@@ -1583,7 +1583,7 @@
       </w:pPr>
       <w:r>
         <w:rPr>
-          <w:rFonts w:ascii="Times New Roman" w:hAnsi="Times New Roman" w:eastAsia="Times New Roman"/>
+          <w:rFonts w:ascii="Times New Roman" w:hAnsi="Times New Roman" w:eastAsia="Times New Roman" w:cs="Times New Roman"/>
           <w:b/>
           <w:color w:val="1F4E79"/>
           <w:sz w:val="30"/>
@@ -1599,7 +1599,7 @@
       </w:pPr>
       <w:r>
         <w:rPr>
-          <w:rFonts w:ascii="Times New Roman" w:hAnsi="Times New Roman" w:eastAsia="Times New Roman"/>
+          <w:rFonts w:ascii="Times New Roman" w:hAnsi="Times New Roman" w:eastAsia="Times New Roman" w:cs="Times New Roman"/>
           <w:b/>
           <w:color w:val="1F4E79"/>
           <w:sz w:val="23"/>
@@ -1613,7 +1613,7 @@
       </w:pPr>
       <w:r>
         <w:rPr>
-          <w:rFonts w:ascii="Times New Roman" w:hAnsi="Times New Roman" w:eastAsia="SimSun"/>
+          <w:rFonts w:ascii="Times New Roman" w:hAnsi="Times New Roman" w:eastAsia="Times New Roman" w:cs="Times New Roman"/>
           <w:sz w:val="20"/>
         </w:rPr>
         <w:t>Figure 1 distinguishes the two verified paths. The Gazebo scene monitor reads colored-cylinder model states and publishes synthetic detections in Detection2DArray format; the task node uses those messages for grid assignment, class-to-bin selection, and arm control. The external RGB camera and YOLOv8n model produce detections for erasers, locks, and staplers. A shared message format is the planned connection point, while object-class mapping and pixel-to-grid calibration must be completed before a camera-driven sorting run.</w:t>
@@ -1671,6 +1671,10 @@
         <w:jc w:val="center"/>
       </w:pPr>
       <w:r>
+        <w:rPr>
+          <w:rFonts w:ascii="Times New Roman" w:hAnsi="Times New Roman" w:eastAsia="Times New Roman" w:cs="Times New Roman"/>
+          <w:sz w:val="18"/>
+        </w:rPr>
         <w:t>Fig. 1  Gazebo sorting and external-camera detection as separate validation paths</w:t>
       </w:r>
     </w:p>
@@ -1679,6 +1683,10 @@
         <w:pStyle w:val="Heading2"/>
       </w:pPr>
       <w:r>
+        <w:rPr>
+          <w:rFonts w:ascii="Times New Roman" w:hAnsi="Times New Roman" w:eastAsia="Times New Roman" w:cs="Times New Roman"/>
+          <w:sz w:val="23"/>
+        </w:rPr>
         <w:t>2.2 Visual Detection and Message Interface</w:t>
       </w:r>
     </w:p>
@@ -1688,7 +1696,7 @@
       </w:pPr>
       <w:r>
         <w:rPr>
-          <w:rFonts w:ascii="Times New Roman" w:hAnsi="Times New Roman" w:eastAsia="SimSun"/>
+          <w:rFonts w:ascii="Times New Roman" w:hAnsi="Times New Roman" w:eastAsia="Times New Roman" w:cs="Times New Roman"/>
           <w:sz w:val="20"/>
         </w:rPr>
         <w:t>The task node consumes class, bounding box, and confidence from Detection2DArray. The recorded Gazebo sorting run used fields generated from simulator model states by sorting_scene_monitor. The separately trained YOLOv8n model was tested with an external camera. Its eraser, lock, and stapler labels require a new class-to-bin configuration for sorting physical objects.</w:t>
@@ -1701,6 +1709,10 @@
         <w:spacing w:before="100" w:after="80"/>
       </w:pPr>
       <w:r>
+        <w:rPr>
+          <w:rFonts w:ascii="Times New Roman" w:hAnsi="Times New Roman" w:eastAsia="Times New Roman" w:cs="Times New Roman"/>
+          <w:sz w:val="23"/>
+        </w:rPr>
         <w:t>2.3 Key messages and interfaces</w:t>
       </w:r>
     </w:p>
@@ -1748,7 +1760,7 @@
             </w:pPr>
             <w:r>
               <w:rPr>
-                <w:rFonts w:ascii="Times New Roman" w:hAnsi="Times New Roman" w:eastAsia="Times New Roman"/>
+                <w:rFonts w:ascii="Times New Roman" w:hAnsi="Times New Roman" w:eastAsia="Times New Roman" w:cs="Times New Roman"/>
                 <w:b/>
                 <w:color w:val="FFFFFF"/>
                 <w:sz w:val="17"/>
@@ -1783,7 +1795,7 @@
             </w:pPr>
             <w:r>
               <w:rPr>
-                <w:rFonts w:ascii="Times New Roman" w:hAnsi="Times New Roman" w:eastAsia="Times New Roman"/>
+                <w:rFonts w:ascii="Times New Roman" w:hAnsi="Times New Roman" w:eastAsia="Times New Roman" w:cs="Times New Roman"/>
                 <w:b/>
                 <w:color w:val="FFFFFF"/>
                 <w:sz w:val="17"/>
@@ -1818,7 +1830,7 @@
             </w:pPr>
             <w:r>
               <w:rPr>
-                <w:rFonts w:ascii="Times New Roman" w:hAnsi="Times New Roman" w:eastAsia="Times New Roman"/>
+                <w:rFonts w:ascii="Times New Roman" w:hAnsi="Times New Roman" w:eastAsia="Times New Roman" w:cs="Times New Roman"/>
                 <w:b/>
                 <w:color w:val="FFFFFF"/>
                 <w:sz w:val="17"/>
@@ -1859,7 +1871,7 @@
             </w:pPr>
             <w:r>
               <w:rPr>
-                <w:rFonts w:ascii="Times New Roman" w:hAnsi="Times New Roman" w:eastAsia="Times New Roman"/>
+                <w:rFonts w:ascii="Times New Roman" w:hAnsi="Times New Roman" w:eastAsia="Times New Roman" w:cs="Times New Roman"/>
                 <w:b w:val="0"/>
                 <w:color w:val="232323"/>
                 <w:sz w:val="17"/>
@@ -1894,7 +1906,7 @@
             </w:pPr>
             <w:r>
               <w:rPr>
-                <w:rFonts w:ascii="Times New Roman" w:hAnsi="Times New Roman" w:eastAsia="Times New Roman"/>
+                <w:rFonts w:ascii="Times New Roman" w:hAnsi="Times New Roman" w:eastAsia="Times New Roman" w:cs="Times New Roman"/>
                 <w:b w:val="0"/>
                 <w:color w:val="232323"/>
                 <w:sz w:val="17"/>
@@ -1929,7 +1941,7 @@
             </w:pPr>
             <w:r>
               <w:rPr>
-                <w:rFonts w:ascii="Times New Roman" w:hAnsi="Times New Roman" w:eastAsia="Times New Roman"/>
+                <w:rFonts w:ascii="Times New Roman" w:hAnsi="Times New Roman" w:eastAsia="Times New Roman" w:cs="Times New Roman"/>
                 <w:b w:val="0"/>
                 <w:color w:val="232323"/>
                 <w:sz w:val="17"/>
@@ -1969,7 +1981,7 @@
             </w:pPr>
             <w:r>
               <w:rPr>
-                <w:rFonts w:ascii="Times New Roman" w:hAnsi="Times New Roman" w:eastAsia="Times New Roman"/>
+                <w:rFonts w:ascii="Times New Roman" w:hAnsi="Times New Roman" w:eastAsia="Times New Roman" w:cs="Times New Roman"/>
                 <w:b w:val="0"/>
                 <w:color w:val="232323"/>
                 <w:sz w:val="17"/>
@@ -2003,7 +2015,7 @@
             </w:pPr>
             <w:r>
               <w:rPr>
-                <w:rFonts w:ascii="Times New Roman" w:hAnsi="Times New Roman" w:eastAsia="Times New Roman"/>
+                <w:rFonts w:ascii="Times New Roman" w:hAnsi="Times New Roman" w:eastAsia="Times New Roman" w:cs="Times New Roman"/>
                 <w:b w:val="0"/>
                 <w:color w:val="232323"/>
                 <w:sz w:val="17"/>
@@ -2037,7 +2049,7 @@
             </w:pPr>
             <w:r>
               <w:rPr>
-                <w:rFonts w:ascii="Times New Roman" w:hAnsi="Times New Roman" w:eastAsia="Times New Roman"/>
+                <w:rFonts w:ascii="Times New Roman" w:hAnsi="Times New Roman" w:eastAsia="Times New Roman" w:cs="Times New Roman"/>
                 <w:b w:val="0"/>
                 <w:color w:val="232323"/>
                 <w:sz w:val="17"/>
@@ -2078,7 +2090,7 @@
             </w:pPr>
             <w:r>
               <w:rPr>
-                <w:rFonts w:ascii="Times New Roman" w:hAnsi="Times New Roman" w:eastAsia="Times New Roman"/>
+                <w:rFonts w:ascii="Times New Roman" w:hAnsi="Times New Roman" w:eastAsia="Times New Roman" w:cs="Times New Roman"/>
                 <w:b w:val="0"/>
                 <w:color w:val="232323"/>
                 <w:sz w:val="17"/>
@@ -2113,7 +2125,7 @@
             </w:pPr>
             <w:r>
               <w:rPr>
-                <w:rFonts w:ascii="Times New Roman" w:hAnsi="Times New Roman" w:eastAsia="Times New Roman"/>
+                <w:rFonts w:ascii="Times New Roman" w:hAnsi="Times New Roman" w:eastAsia="Times New Roman" w:cs="Times New Roman"/>
                 <w:b w:val="0"/>
                 <w:color w:val="232323"/>
                 <w:sz w:val="17"/>
@@ -2148,7 +2160,7 @@
             </w:pPr>
             <w:r>
               <w:rPr>
-                <w:rFonts w:ascii="Times New Roman" w:hAnsi="Times New Roman" w:eastAsia="Times New Roman"/>
+                <w:rFonts w:ascii="Times New Roman" w:hAnsi="Times New Roman" w:eastAsia="Times New Roman" w:cs="Times New Roman"/>
                 <w:b w:val="0"/>
                 <w:color w:val="232323"/>
                 <w:sz w:val="17"/>
@@ -2188,7 +2200,7 @@
             </w:pPr>
             <w:r>
               <w:rPr>
-                <w:rFonts w:ascii="Times New Roman" w:hAnsi="Times New Roman" w:eastAsia="Times New Roman"/>
+                <w:rFonts w:ascii="Times New Roman" w:hAnsi="Times New Roman" w:eastAsia="Times New Roman" w:cs="Times New Roman"/>
                 <w:b w:val="0"/>
                 <w:color w:val="232323"/>
                 <w:sz w:val="17"/>
@@ -2222,7 +2234,7 @@
             </w:pPr>
             <w:r>
               <w:rPr>
-                <w:rFonts w:ascii="Times New Roman" w:hAnsi="Times New Roman" w:eastAsia="Times New Roman"/>
+                <w:rFonts w:ascii="Times New Roman" w:hAnsi="Times New Roman" w:eastAsia="Times New Roman" w:cs="Times New Roman"/>
                 <w:b w:val="0"/>
                 <w:color w:val="232323"/>
                 <w:sz w:val="17"/>
@@ -2256,7 +2268,7 @@
             </w:pPr>
             <w:r>
               <w:rPr>
-                <w:rFonts w:ascii="Times New Roman" w:hAnsi="Times New Roman" w:eastAsia="Times New Roman"/>
+                <w:rFonts w:ascii="Times New Roman" w:hAnsi="Times New Roman" w:eastAsia="Times New Roman" w:cs="Times New Roman"/>
                 <w:b w:val="0"/>
                 <w:color w:val="232323"/>
                 <w:sz w:val="17"/>
@@ -2297,7 +2309,7 @@
             </w:pPr>
             <w:r>
               <w:rPr>
-                <w:rFonts w:ascii="Times New Roman" w:hAnsi="Times New Roman" w:eastAsia="Times New Roman"/>
+                <w:rFonts w:ascii="Times New Roman" w:hAnsi="Times New Roman" w:eastAsia="Times New Roman" w:cs="Times New Roman"/>
                 <w:b w:val="0"/>
                 <w:color w:val="232323"/>
                 <w:sz w:val="17"/>
@@ -2332,7 +2344,7 @@
             </w:pPr>
             <w:r>
               <w:rPr>
-                <w:rFonts w:ascii="Times New Roman" w:hAnsi="Times New Roman" w:eastAsia="Times New Roman"/>
+                <w:rFonts w:ascii="Times New Roman" w:hAnsi="Times New Roman" w:eastAsia="Times New Roman" w:cs="Times New Roman"/>
                 <w:b w:val="0"/>
                 <w:color w:val="232323"/>
                 <w:sz w:val="17"/>
@@ -2367,7 +2379,7 @@
             </w:pPr>
             <w:r>
               <w:rPr>
-                <w:rFonts w:ascii="Times New Roman" w:hAnsi="Times New Roman" w:eastAsia="Times New Roman"/>
+                <w:rFonts w:ascii="Times New Roman" w:hAnsi="Times New Roman" w:eastAsia="Times New Roman" w:cs="Times New Roman"/>
                 <w:b w:val="0"/>
                 <w:color w:val="232323"/>
                 <w:sz w:val="17"/>
@@ -2407,7 +2419,7 @@
             </w:pPr>
             <w:r>
               <w:rPr>
-                <w:rFonts w:ascii="Times New Roman" w:hAnsi="Times New Roman" w:eastAsia="Times New Roman"/>
+                <w:rFonts w:ascii="Times New Roman" w:hAnsi="Times New Roman" w:eastAsia="Times New Roman" w:cs="Times New Roman"/>
                 <w:b w:val="0"/>
                 <w:color w:val="232323"/>
                 <w:sz w:val="17"/>
@@ -2441,7 +2453,7 @@
             </w:pPr>
             <w:r>
               <w:rPr>
-                <w:rFonts w:ascii="Times New Roman" w:hAnsi="Times New Roman" w:eastAsia="Times New Roman"/>
+                <w:rFonts w:ascii="Times New Roman" w:hAnsi="Times New Roman" w:eastAsia="Times New Roman" w:cs="Times New Roman"/>
                 <w:b w:val="0"/>
                 <w:color w:val="232323"/>
                 <w:sz w:val="17"/>
@@ -2475,7 +2487,7 @@
             </w:pPr>
             <w:r>
               <w:rPr>
-                <w:rFonts w:ascii="Times New Roman" w:hAnsi="Times New Roman" w:eastAsia="Times New Roman"/>
+                <w:rFonts w:ascii="Times New Roman" w:hAnsi="Times New Roman" w:eastAsia="Times New Roman" w:cs="Times New Roman"/>
                 <w:b w:val="0"/>
                 <w:color w:val="232323"/>
                 <w:sz w:val="17"/>
@@ -2516,7 +2528,7 @@
             </w:pPr>
             <w:r>
               <w:rPr>
-                <w:rFonts w:ascii="Times New Roman" w:hAnsi="Times New Roman" w:eastAsia="Times New Roman"/>
+                <w:rFonts w:ascii="Times New Roman" w:hAnsi="Times New Roman" w:eastAsia="Times New Roman" w:cs="Times New Roman"/>
                 <w:b w:val="0"/>
                 <w:color w:val="232323"/>
                 <w:sz w:val="17"/>
@@ -2551,7 +2563,7 @@
             </w:pPr>
             <w:r>
               <w:rPr>
-                <w:rFonts w:ascii="Times New Roman" w:hAnsi="Times New Roman" w:eastAsia="Times New Roman"/>
+                <w:rFonts w:ascii="Times New Roman" w:hAnsi="Times New Roman" w:eastAsia="Times New Roman" w:cs="Times New Roman"/>
                 <w:b w:val="0"/>
                 <w:color w:val="232323"/>
                 <w:sz w:val="17"/>
@@ -2586,7 +2598,7 @@
             </w:pPr>
             <w:r>
               <w:rPr>
-                <w:rFonts w:ascii="Times New Roman" w:hAnsi="Times New Roman" w:eastAsia="Times New Roman"/>
+                <w:rFonts w:ascii="Times New Roman" w:hAnsi="Times New Roman" w:eastAsia="Times New Roman" w:cs="Times New Roman"/>
                 <w:b w:val="0"/>
                 <w:color w:val="232323"/>
                 <w:sz w:val="17"/>
@@ -2609,6 +2621,10 @@
         <w:spacing w:before="100" w:after="80"/>
       </w:pPr>
       <w:r>
+        <w:rPr>
+          <w:rFonts w:ascii="Times New Roman" w:hAnsi="Times New Roman" w:eastAsia="Times New Roman" w:cs="Times New Roman"/>
+          <w:sz w:val="23"/>
+        </w:rPr>
         <w:t>2.4 Exception-handling principle</w:t>
       </w:r>
     </w:p>
@@ -2618,7 +2634,7 @@
       </w:pPr>
       <w:r>
         <w:rPr>
-          <w:rFonts w:ascii="Times New Roman" w:hAnsi="Times New Roman" w:eastAsia="Times New Roman"/>
+          <w:rFonts w:ascii="Times New Roman" w:hAnsi="Times New Roman" w:eastAsia="Times New Roman" w:cs="Times New Roman"/>
           <w:b w:val="0"/>
           <w:color w:val="232323"/>
           <w:sz w:val="20"/>
@@ -2671,7 +2687,7 @@
             </w:pPr>
             <w:r>
               <w:rPr>
-                <w:rFonts w:ascii="Times New Roman" w:hAnsi="Times New Roman" w:eastAsia="Times New Roman"/>
+                <w:rFonts w:ascii="Times New Roman" w:hAnsi="Times New Roman" w:eastAsia="Times New Roman" w:cs="Times New Roman"/>
                 <w:b/>
                 <w:color w:val="FFFFFF"/>
                 <w:sz w:val="17"/>
@@ -2706,7 +2722,7 @@
             </w:pPr>
             <w:r>
               <w:rPr>
-                <w:rFonts w:ascii="Times New Roman" w:hAnsi="Times New Roman" w:eastAsia="Times New Roman"/>
+                <w:rFonts w:ascii="Times New Roman" w:hAnsi="Times New Roman" w:eastAsia="Times New Roman" w:cs="Times New Roman"/>
                 <w:b/>
                 <w:color w:val="FFFFFF"/>
                 <w:sz w:val="17"/>
@@ -2741,7 +2757,7 @@
             </w:pPr>
             <w:r>
               <w:rPr>
-                <w:rFonts w:ascii="Times New Roman" w:hAnsi="Times New Roman" w:eastAsia="Times New Roman"/>
+                <w:rFonts w:ascii="Times New Roman" w:hAnsi="Times New Roman" w:eastAsia="Times New Roman" w:cs="Times New Roman"/>
                 <w:b/>
                 <w:color w:val="FFFFFF"/>
                 <w:sz w:val="17"/>
@@ -2776,7 +2792,7 @@
             </w:pPr>
             <w:r>
               <w:rPr>
-                <w:rFonts w:ascii="Times New Roman" w:hAnsi="Times New Roman" w:eastAsia="Times New Roman"/>
+                <w:rFonts w:ascii="Times New Roman" w:hAnsi="Times New Roman" w:eastAsia="Times New Roman" w:cs="Times New Roman"/>
                 <w:b/>
                 <w:color w:val="FFFFFF"/>
                 <w:sz w:val="17"/>
@@ -2817,7 +2833,7 @@
             </w:pPr>
             <w:r>
               <w:rPr>
-                <w:rFonts w:ascii="Times New Roman" w:hAnsi="Times New Roman" w:eastAsia="Times New Roman"/>
+                <w:rFonts w:ascii="Times New Roman" w:hAnsi="Times New Roman" w:eastAsia="Times New Roman" w:cs="Times New Roman"/>
                 <w:b w:val="0"/>
                 <w:color w:val="232323"/>
                 <w:sz w:val="17"/>
@@ -2852,7 +2868,7 @@
             </w:pPr>
             <w:r>
               <w:rPr>
-                <w:rFonts w:ascii="Times New Roman" w:hAnsi="Times New Roman" w:eastAsia="Times New Roman"/>
+                <w:rFonts w:ascii="Times New Roman" w:hAnsi="Times New Roman" w:eastAsia="Times New Roman" w:cs="Times New Roman"/>
                 <w:b w:val="0"/>
                 <w:color w:val="232323"/>
                 <w:sz w:val="17"/>
@@ -2887,7 +2903,7 @@
             </w:pPr>
             <w:r>
               <w:rPr>
-                <w:rFonts w:ascii="Times New Roman" w:hAnsi="Times New Roman" w:eastAsia="Times New Roman"/>
+                <w:rFonts w:ascii="Times New Roman" w:hAnsi="Times New Roman" w:eastAsia="Times New Roman" w:cs="Times New Roman"/>
                 <w:b w:val="0"/>
                 <w:color w:val="232323"/>
                 <w:sz w:val="17"/>
@@ -2922,7 +2938,7 @@
             </w:pPr>
             <w:r>
               <w:rPr>
-                <w:rFonts w:ascii="Times New Roman" w:hAnsi="Times New Roman" w:eastAsia="Times New Roman"/>
+                <w:rFonts w:ascii="Times New Roman" w:hAnsi="Times New Roman" w:eastAsia="Times New Roman" w:cs="Times New Roman"/>
                 <w:b w:val="0"/>
                 <w:color w:val="232323"/>
                 <w:sz w:val="17"/>
@@ -2962,7 +2978,7 @@
             </w:pPr>
             <w:r>
               <w:rPr>
-                <w:rFonts w:ascii="Times New Roman" w:hAnsi="Times New Roman" w:eastAsia="Times New Roman"/>
+                <w:rFonts w:ascii="Times New Roman" w:hAnsi="Times New Roman" w:eastAsia="Times New Roman" w:cs="Times New Roman"/>
                 <w:b w:val="0"/>
                 <w:color w:val="232323"/>
                 <w:sz w:val="17"/>
@@ -2996,7 +3012,7 @@
             </w:pPr>
             <w:r>
               <w:rPr>
-                <w:rFonts w:ascii="Times New Roman" w:hAnsi="Times New Roman" w:eastAsia="Times New Roman"/>
+                <w:rFonts w:ascii="Times New Roman" w:hAnsi="Times New Roman" w:eastAsia="Times New Roman" w:cs="Times New Roman"/>
                 <w:b w:val="0"/>
                 <w:color w:val="232323"/>
                 <w:sz w:val="17"/>
@@ -3030,7 +3046,7 @@
             </w:pPr>
             <w:r>
               <w:rPr>
-                <w:rFonts w:ascii="Times New Roman" w:hAnsi="Times New Roman" w:eastAsia="Times New Roman"/>
+                <w:rFonts w:ascii="Times New Roman" w:hAnsi="Times New Roman" w:eastAsia="Times New Roman" w:cs="Times New Roman"/>
                 <w:b w:val="0"/>
                 <w:color w:val="232323"/>
                 <w:sz w:val="17"/>
@@ -3064,7 +3080,7 @@
             </w:pPr>
             <w:r>
               <w:rPr>
-                <w:rFonts w:ascii="Times New Roman" w:hAnsi="Times New Roman" w:eastAsia="Times New Roman"/>
+                <w:rFonts w:ascii="Times New Roman" w:hAnsi="Times New Roman" w:eastAsia="Times New Roman" w:cs="Times New Roman"/>
                 <w:b w:val="0"/>
                 <w:color w:val="232323"/>
                 <w:sz w:val="17"/>
@@ -3105,7 +3121,7 @@
             </w:pPr>
             <w:r>
               <w:rPr>
-                <w:rFonts w:ascii="Times New Roman" w:hAnsi="Times New Roman" w:eastAsia="Times New Roman"/>
+                <w:rFonts w:ascii="Times New Roman" w:hAnsi="Times New Roman" w:eastAsia="Times New Roman" w:cs="Times New Roman"/>
                 <w:b w:val="0"/>
                 <w:color w:val="232323"/>
                 <w:sz w:val="17"/>
@@ -3140,7 +3156,7 @@
             </w:pPr>
             <w:r>
               <w:rPr>
-                <w:rFonts w:ascii="Times New Roman" w:hAnsi="Times New Roman" w:eastAsia="Times New Roman"/>
+                <w:rFonts w:ascii="Times New Roman" w:hAnsi="Times New Roman" w:eastAsia="Times New Roman" w:cs="Times New Roman"/>
                 <w:b w:val="0"/>
                 <w:color w:val="232323"/>
                 <w:sz w:val="17"/>
@@ -3175,7 +3191,7 @@
             </w:pPr>
             <w:r>
               <w:rPr>
-                <w:rFonts w:ascii="Times New Roman" w:hAnsi="Times New Roman" w:eastAsia="Times New Roman"/>
+                <w:rFonts w:ascii="Times New Roman" w:hAnsi="Times New Roman" w:eastAsia="Times New Roman" w:cs="Times New Roman"/>
                 <w:b w:val="0"/>
                 <w:color w:val="232323"/>
                 <w:sz w:val="17"/>
@@ -3210,7 +3226,7 @@
             </w:pPr>
             <w:r>
               <w:rPr>
-                <w:rFonts w:ascii="Times New Roman" w:hAnsi="Times New Roman" w:eastAsia="Times New Roman"/>
+                <w:rFonts w:ascii="Times New Roman" w:hAnsi="Times New Roman" w:eastAsia="Times New Roman" w:cs="Times New Roman"/>
                 <w:b w:val="0"/>
                 <w:color w:val="232323"/>
                 <w:sz w:val="17"/>
@@ -3250,7 +3266,7 @@
             </w:pPr>
             <w:r>
               <w:rPr>
-                <w:rFonts w:ascii="Times New Roman" w:hAnsi="Times New Roman" w:eastAsia="Times New Roman"/>
+                <w:rFonts w:ascii="Times New Roman" w:hAnsi="Times New Roman" w:eastAsia="Times New Roman" w:cs="Times New Roman"/>
                 <w:b w:val="0"/>
                 <w:color w:val="232323"/>
                 <w:sz w:val="17"/>
@@ -3284,7 +3300,7 @@
             </w:pPr>
             <w:r>
               <w:rPr>
-                <w:rFonts w:ascii="Times New Roman" w:hAnsi="Times New Roman" w:eastAsia="Times New Roman"/>
+                <w:rFonts w:ascii="Times New Roman" w:hAnsi="Times New Roman" w:eastAsia="Times New Roman" w:cs="Times New Roman"/>
                 <w:b w:val="0"/>
                 <w:color w:val="232323"/>
                 <w:sz w:val="17"/>
@@ -3318,7 +3334,7 @@
             </w:pPr>
             <w:r>
               <w:rPr>
-                <w:rFonts w:ascii="Times New Roman" w:hAnsi="Times New Roman" w:eastAsia="Times New Roman"/>
+                <w:rFonts w:ascii="Times New Roman" w:hAnsi="Times New Roman" w:eastAsia="Times New Roman" w:cs="Times New Roman"/>
                 <w:b w:val="0"/>
                 <w:color w:val="232323"/>
                 <w:sz w:val="17"/>
@@ -3352,7 +3368,7 @@
             </w:pPr>
             <w:r>
               <w:rPr>
-                <w:rFonts w:ascii="Times New Roman" w:hAnsi="Times New Roman" w:eastAsia="Times New Roman"/>
+                <w:rFonts w:ascii="Times New Roman" w:hAnsi="Times New Roman" w:eastAsia="Times New Roman" w:cs="Times New Roman"/>
                 <w:b w:val="0"/>
                 <w:color w:val="232323"/>
                 <w:sz w:val="17"/>
@@ -3393,7 +3409,7 @@
             </w:pPr>
             <w:r>
               <w:rPr>
-                <w:rFonts w:ascii="Times New Roman" w:hAnsi="Times New Roman" w:eastAsia="Times New Roman"/>
+                <w:rFonts w:ascii="Times New Roman" w:hAnsi="Times New Roman" w:eastAsia="Times New Roman" w:cs="Times New Roman"/>
                 <w:b w:val="0"/>
                 <w:color w:val="232323"/>
                 <w:sz w:val="17"/>
@@ -3428,7 +3444,7 @@
             </w:pPr>
             <w:r>
               <w:rPr>
-                <w:rFonts w:ascii="Times New Roman" w:hAnsi="Times New Roman" w:eastAsia="Times New Roman"/>
+                <w:rFonts w:ascii="Times New Roman" w:hAnsi="Times New Roman" w:eastAsia="Times New Roman" w:cs="Times New Roman"/>
                 <w:b w:val="0"/>
                 <w:color w:val="232323"/>
                 <w:sz w:val="17"/>
@@ -3463,7 +3479,7 @@
             </w:pPr>
             <w:r>
               <w:rPr>
-                <w:rFonts w:ascii="Times New Roman" w:hAnsi="Times New Roman" w:eastAsia="Times New Roman"/>
+                <w:rFonts w:ascii="Times New Roman" w:hAnsi="Times New Roman" w:eastAsia="Times New Roman" w:cs="Times New Roman"/>
                 <w:b w:val="0"/>
                 <w:color w:val="232323"/>
                 <w:sz w:val="17"/>
@@ -3498,7 +3514,7 @@
             </w:pPr>
             <w:r>
               <w:rPr>
-                <w:rFonts w:ascii="Times New Roman" w:hAnsi="Times New Roman" w:eastAsia="Times New Roman"/>
+                <w:rFonts w:ascii="Times New Roman" w:hAnsi="Times New Roman" w:eastAsia="Times New Roman" w:cs="Times New Roman"/>
                 <w:b w:val="0"/>
                 <w:color w:val="232323"/>
                 <w:sz w:val="17"/>
@@ -3538,7 +3554,7 @@
             </w:pPr>
             <w:r>
               <w:rPr>
-                <w:rFonts w:ascii="Times New Roman" w:hAnsi="Times New Roman" w:eastAsia="Times New Roman"/>
+                <w:rFonts w:ascii="Times New Roman" w:hAnsi="Times New Roman" w:eastAsia="Times New Roman" w:cs="Times New Roman"/>
                 <w:b w:val="0"/>
                 <w:color w:val="232323"/>
                 <w:sz w:val="17"/>
@@ -3572,7 +3588,7 @@
             </w:pPr>
             <w:r>
               <w:rPr>
-                <w:rFonts w:ascii="Times New Roman" w:hAnsi="Times New Roman" w:eastAsia="Times New Roman"/>
+                <w:rFonts w:ascii="Times New Roman" w:hAnsi="Times New Roman" w:eastAsia="Times New Roman" w:cs="Times New Roman"/>
                 <w:b w:val="0"/>
                 <w:color w:val="232323"/>
                 <w:sz w:val="17"/>
@@ -3606,7 +3622,7 @@
             </w:pPr>
             <w:r>
               <w:rPr>
-                <w:rFonts w:ascii="Times New Roman" w:hAnsi="Times New Roman" w:eastAsia="Times New Roman"/>
+                <w:rFonts w:ascii="Times New Roman" w:hAnsi="Times New Roman" w:eastAsia="Times New Roman" w:cs="Times New Roman"/>
                 <w:b w:val="0"/>
                 <w:color w:val="232323"/>
                 <w:sz w:val="17"/>
@@ -3640,7 +3656,7 @@
             </w:pPr>
             <w:r>
               <w:rPr>
-                <w:rFonts w:ascii="Times New Roman" w:hAnsi="Times New Roman" w:eastAsia="Times New Roman"/>
+                <w:rFonts w:ascii="Times New Roman" w:hAnsi="Times New Roman" w:eastAsia="Times New Roman" w:cs="Times New Roman"/>
                 <w:b w:val="0"/>
                 <w:color w:val="232323"/>
                 <w:sz w:val="17"/>
@@ -3664,7 +3680,7 @@
       </w:pPr>
       <w:r>
         <w:rPr>
-          <w:rFonts w:ascii="Times New Roman" w:hAnsi="Times New Roman" w:eastAsia="Times New Roman"/>
+          <w:rFonts w:ascii="Times New Roman" w:hAnsi="Times New Roman" w:eastAsia="Times New Roman" w:cs="Times New Roman"/>
           <w:b/>
           <w:color w:val="1F4E79"/>
           <w:sz w:val="30"/>
@@ -3680,7 +3696,7 @@
       </w:pPr>
       <w:r>
         <w:rPr>
-          <w:rFonts w:ascii="Times New Roman" w:hAnsi="Times New Roman" w:eastAsia="Times New Roman"/>
+          <w:rFonts w:ascii="Times New Roman" w:hAnsi="Times New Roman" w:eastAsia="Times New Roman" w:cs="Times New Roman"/>
           <w:b/>
           <w:color w:val="1F4E79"/>
           <w:sz w:val="23"/>
@@ -3731,7 +3747,7 @@
             </w:pPr>
             <w:r>
               <w:rPr>
-                <w:rFonts w:ascii="Times New Roman" w:hAnsi="Times New Roman" w:eastAsia="Times New Roman"/>
+                <w:rFonts w:ascii="Times New Roman" w:hAnsi="Times New Roman" w:eastAsia="Times New Roman" w:cs="Times New Roman"/>
                 <w:b/>
                 <w:color w:val="FFFFFF"/>
                 <w:sz w:val="17"/>
@@ -3766,7 +3782,7 @@
             </w:pPr>
             <w:r>
               <w:rPr>
-                <w:rFonts w:ascii="Times New Roman" w:hAnsi="Times New Roman" w:eastAsia="Times New Roman"/>
+                <w:rFonts w:ascii="Times New Roman" w:hAnsi="Times New Roman" w:eastAsia="Times New Roman" w:cs="Times New Roman"/>
                 <w:b/>
                 <w:color w:val="FFFFFF"/>
                 <w:sz w:val="17"/>
@@ -3807,7 +3823,7 @@
             </w:pPr>
             <w:r>
               <w:rPr>
-                <w:rFonts w:ascii="Times New Roman" w:hAnsi="Times New Roman" w:eastAsia="Times New Roman"/>
+                <w:rFonts w:ascii="Times New Roman" w:hAnsi="Times New Roman" w:eastAsia="Times New Roman" w:cs="Times New Roman"/>
                 <w:b w:val="0"/>
                 <w:color w:val="232323"/>
                 <w:sz w:val="17"/>
@@ -3842,7 +3858,7 @@
             </w:pPr>
             <w:r>
               <w:rPr>
-                <w:rFonts w:ascii="Times New Roman" w:hAnsi="Times New Roman" w:eastAsia="Times New Roman"/>
+                <w:rFonts w:ascii="Times New Roman" w:hAnsi="Times New Roman" w:eastAsia="Times New Roman" w:cs="Times New Roman"/>
                 <w:b w:val="0"/>
                 <w:color w:val="232323"/>
                 <w:sz w:val="17"/>
@@ -3882,7 +3898,7 @@
             </w:pPr>
             <w:r>
               <w:rPr>
-                <w:rFonts w:ascii="Times New Roman" w:hAnsi="Times New Roman" w:eastAsia="Times New Roman"/>
+                <w:rFonts w:ascii="Times New Roman" w:hAnsi="Times New Roman" w:eastAsia="Times New Roman" w:cs="Times New Roman"/>
                 <w:b w:val="0"/>
                 <w:color w:val="232323"/>
                 <w:sz w:val="17"/>
@@ -3916,7 +3932,7 @@
             </w:pPr>
             <w:r>
               <w:rPr>
-                <w:rFonts w:ascii="Times New Roman" w:hAnsi="Times New Roman" w:eastAsia="Times New Roman"/>
+                <w:rFonts w:ascii="Times New Roman" w:hAnsi="Times New Roman" w:eastAsia="Times New Roman" w:cs="Times New Roman"/>
                 <w:b w:val="0"/>
                 <w:color w:val="232323"/>
                 <w:sz w:val="17"/>
@@ -3957,7 +3973,7 @@
             </w:pPr>
             <w:r>
               <w:rPr>
-                <w:rFonts w:ascii="Times New Roman" w:hAnsi="Times New Roman" w:eastAsia="Times New Roman"/>
+                <w:rFonts w:ascii="Times New Roman" w:hAnsi="Times New Roman" w:eastAsia="Times New Roman" w:cs="Times New Roman"/>
                 <w:b w:val="0"/>
                 <w:color w:val="232323"/>
                 <w:sz w:val="17"/>
@@ -3992,7 +4008,7 @@
             </w:pPr>
             <w:r>
               <w:rPr>
-                <w:rFonts w:ascii="Times New Roman" w:hAnsi="Times New Roman" w:eastAsia="Times New Roman"/>
+                <w:rFonts w:ascii="Times New Roman" w:hAnsi="Times New Roman" w:eastAsia="Times New Roman" w:cs="Times New Roman"/>
                 <w:b w:val="0"/>
                 <w:color w:val="232323"/>
                 <w:sz w:val="17"/>
@@ -4032,7 +4048,7 @@
             </w:pPr>
             <w:r>
               <w:rPr>
-                <w:rFonts w:ascii="Times New Roman" w:hAnsi="Times New Roman" w:eastAsia="Times New Roman"/>
+                <w:rFonts w:ascii="Times New Roman" w:hAnsi="Times New Roman" w:eastAsia="Times New Roman" w:cs="Times New Roman"/>
                 <w:b w:val="0"/>
                 <w:color w:val="232323"/>
                 <w:sz w:val="17"/>
@@ -4066,7 +4082,7 @@
             </w:pPr>
             <w:r>
               <w:rPr>
-                <w:rFonts w:ascii="Times New Roman" w:hAnsi="Times New Roman" w:eastAsia="Times New Roman"/>
+                <w:rFonts w:ascii="Times New Roman" w:hAnsi="Times New Roman" w:eastAsia="Times New Roman" w:cs="Times New Roman"/>
                 <w:b w:val="0"/>
                 <w:color w:val="232323"/>
                 <w:sz w:val="17"/>
@@ -4107,7 +4123,7 @@
             </w:pPr>
             <w:r>
               <w:rPr>
-                <w:rFonts w:ascii="Times New Roman" w:hAnsi="Times New Roman" w:eastAsia="Times New Roman"/>
+                <w:rFonts w:ascii="Times New Roman" w:hAnsi="Times New Roman" w:eastAsia="Times New Roman" w:cs="Times New Roman"/>
                 <w:b w:val="0"/>
                 <w:color w:val="232323"/>
                 <w:sz w:val="17"/>
@@ -4142,7 +4158,7 @@
             </w:pPr>
             <w:r>
               <w:rPr>
-                <w:rFonts w:ascii="Times New Roman" w:hAnsi="Times New Roman" w:eastAsia="Times New Roman"/>
+                <w:rFonts w:ascii="Times New Roman" w:hAnsi="Times New Roman" w:eastAsia="Times New Roman" w:cs="Times New Roman"/>
                 <w:b w:val="0"/>
                 <w:color w:val="232323"/>
                 <w:sz w:val="17"/>
@@ -4182,7 +4198,7 @@
             </w:pPr>
             <w:r>
               <w:rPr>
-                <w:rFonts w:ascii="Times New Roman" w:hAnsi="Times New Roman" w:eastAsia="Times New Roman"/>
+                <w:rFonts w:ascii="Times New Roman" w:hAnsi="Times New Roman" w:eastAsia="Times New Roman" w:cs="Times New Roman"/>
                 <w:b w:val="0"/>
                 <w:color w:val="232323"/>
                 <w:sz w:val="17"/>
@@ -4216,7 +4232,7 @@
             </w:pPr>
             <w:r>
               <w:rPr>
-                <w:rFonts w:ascii="Times New Roman" w:hAnsi="Times New Roman" w:eastAsia="Times New Roman"/>
+                <w:rFonts w:ascii="Times New Roman" w:hAnsi="Times New Roman" w:eastAsia="Times New Roman" w:cs="Times New Roman"/>
                 <w:b w:val="0"/>
                 <w:color w:val="232323"/>
                 <w:sz w:val="17"/>
@@ -4257,7 +4273,7 @@
             </w:pPr>
             <w:r>
               <w:rPr>
-                <w:rFonts w:ascii="Times New Roman" w:hAnsi="Times New Roman" w:eastAsia="Times New Roman"/>
+                <w:rFonts w:ascii="Times New Roman" w:hAnsi="Times New Roman" w:eastAsia="Times New Roman" w:cs="Times New Roman"/>
                 <w:b w:val="0"/>
                 <w:color w:val="232323"/>
                 <w:sz w:val="17"/>
@@ -4292,7 +4308,7 @@
             </w:pPr>
             <w:r>
               <w:rPr>
-                <w:rFonts w:ascii="Times New Roman" w:hAnsi="Times New Roman" w:eastAsia="Times New Roman"/>
+                <w:rFonts w:ascii="Times New Roman" w:hAnsi="Times New Roman" w:eastAsia="Times New Roman" w:cs="Times New Roman"/>
                 <w:b w:val="0"/>
                 <w:color w:val="232323"/>
                 <w:sz w:val="17"/>
@@ -4360,6 +4376,10 @@
         <w:jc w:val="center"/>
       </w:pPr>
       <w:r>
+        <w:rPr>
+          <w:rFonts w:ascii="Times New Roman" w:hAnsi="Times New Roman" w:eastAsia="Times New Roman" w:cs="Times New Roman"/>
+          <w:sz w:val="18"/>
+        </w:rPr>
         <w:t>Fig. 2  Gazebo three-class scene: six picking cells and aligned sorting bins</w:t>
       </w:r>
     </w:p>
@@ -4371,7 +4391,7 @@
       </w:pPr>
       <w:r>
         <w:rPr>
-          <w:rFonts w:ascii="Times New Roman" w:hAnsi="Times New Roman" w:eastAsia="Times New Roman"/>
+          <w:rFonts w:ascii="Times New Roman" w:hAnsi="Times New Roman" w:eastAsia="Times New Roman" w:cs="Times New Roman"/>
           <w:b/>
           <w:color w:val="1F4E79"/>
           <w:sz w:val="23"/>
@@ -4385,7 +4405,7 @@
       </w:pPr>
       <w:r>
         <w:rPr>
-          <w:rFonts w:ascii="Times New Roman" w:hAnsi="Times New Roman" w:eastAsia="Times New Roman"/>
+          <w:rFonts w:ascii="Times New Roman" w:hAnsi="Times New Roman" w:eastAsia="Times New Roman" w:cs="Times New Roman"/>
           <w:b w:val="0"/>
           <w:color w:val="232323"/>
           <w:sz w:val="20"/>
@@ -4436,7 +4456,7 @@
             </w:pPr>
             <w:r>
               <w:rPr>
-                <w:rFonts w:ascii="Times New Roman" w:hAnsi="Times New Roman" w:eastAsia="Times New Roman"/>
+                <w:rFonts w:ascii="Times New Roman" w:hAnsi="Times New Roman" w:eastAsia="Times New Roman" w:cs="Times New Roman"/>
                 <w:b/>
                 <w:color w:val="FFFFFF"/>
                 <w:sz w:val="17"/>
@@ -4471,7 +4491,7 @@
             </w:pPr>
             <w:r>
               <w:rPr>
-                <w:rFonts w:ascii="Times New Roman" w:hAnsi="Times New Roman" w:eastAsia="Times New Roman"/>
+                <w:rFonts w:ascii="Times New Roman" w:hAnsi="Times New Roman" w:eastAsia="Times New Roman" w:cs="Times New Roman"/>
                 <w:b/>
                 <w:color w:val="FFFFFF"/>
                 <w:sz w:val="17"/>
@@ -4512,7 +4532,7 @@
             </w:pPr>
             <w:r>
               <w:rPr>
-                <w:rFonts w:ascii="Times New Roman" w:hAnsi="Times New Roman" w:eastAsia="Times New Roman"/>
+                <w:rFonts w:ascii="Times New Roman" w:hAnsi="Times New Roman" w:eastAsia="Times New Roman" w:cs="Times New Roman"/>
                 <w:b w:val="0"/>
                 <w:color w:val="232323"/>
                 <w:sz w:val="17"/>
@@ -4547,7 +4567,7 @@
             </w:pPr>
             <w:r>
               <w:rPr>
-                <w:rFonts w:ascii="Times New Roman" w:hAnsi="Times New Roman" w:eastAsia="Times New Roman"/>
+                <w:rFonts w:ascii="Times New Roman" w:hAnsi="Times New Roman" w:eastAsia="Times New Roman" w:cs="Times New Roman"/>
                 <w:b w:val="0"/>
                 <w:color w:val="232323"/>
                 <w:sz w:val="17"/>
@@ -4587,7 +4607,7 @@
             </w:pPr>
             <w:r>
               <w:rPr>
-                <w:rFonts w:ascii="Times New Roman" w:hAnsi="Times New Roman" w:eastAsia="Times New Roman"/>
+                <w:rFonts w:ascii="Times New Roman" w:hAnsi="Times New Roman" w:eastAsia="Times New Roman" w:cs="Times New Roman"/>
                 <w:b w:val="0"/>
                 <w:color w:val="232323"/>
                 <w:sz w:val="17"/>
@@ -4621,7 +4641,7 @@
             </w:pPr>
             <w:r>
               <w:rPr>
-                <w:rFonts w:ascii="Times New Roman" w:hAnsi="Times New Roman" w:eastAsia="Times New Roman"/>
+                <w:rFonts w:ascii="Times New Roman" w:hAnsi="Times New Roman" w:eastAsia="Times New Roman" w:cs="Times New Roman"/>
                 <w:b w:val="0"/>
                 <w:color w:val="232323"/>
                 <w:sz w:val="17"/>
@@ -4662,7 +4682,7 @@
             </w:pPr>
             <w:r>
               <w:rPr>
-                <w:rFonts w:ascii="Times New Roman" w:hAnsi="Times New Roman" w:eastAsia="Times New Roman"/>
+                <w:rFonts w:ascii="Times New Roman" w:hAnsi="Times New Roman" w:eastAsia="Times New Roman" w:cs="Times New Roman"/>
                 <w:b w:val="0"/>
                 <w:color w:val="232323"/>
                 <w:sz w:val="17"/>
@@ -4697,7 +4717,7 @@
             </w:pPr>
             <w:r>
               <w:rPr>
-                <w:rFonts w:ascii="Times New Roman" w:hAnsi="Times New Roman" w:eastAsia="Times New Roman"/>
+                <w:rFonts w:ascii="Times New Roman" w:hAnsi="Times New Roman" w:eastAsia="Times New Roman" w:cs="Times New Roman"/>
                 <w:b w:val="0"/>
                 <w:color w:val="232323"/>
                 <w:sz w:val="17"/>
@@ -4737,7 +4757,7 @@
             </w:pPr>
             <w:r>
               <w:rPr>
-                <w:rFonts w:ascii="Times New Roman" w:hAnsi="Times New Roman" w:eastAsia="Times New Roman"/>
+                <w:rFonts w:ascii="Times New Roman" w:hAnsi="Times New Roman" w:eastAsia="Times New Roman" w:cs="Times New Roman"/>
                 <w:b w:val="0"/>
                 <w:color w:val="232323"/>
                 <w:sz w:val="17"/>
@@ -4771,7 +4791,7 @@
             </w:pPr>
             <w:r>
               <w:rPr>
-                <w:rFonts w:ascii="Times New Roman" w:hAnsi="Times New Roman" w:eastAsia="Times New Roman"/>
+                <w:rFonts w:ascii="Times New Roman" w:hAnsi="Times New Roman" w:eastAsia="Times New Roman" w:cs="Times New Roman"/>
                 <w:b w:val="0"/>
                 <w:color w:val="232323"/>
                 <w:sz w:val="17"/>
@@ -4812,7 +4832,7 @@
             </w:pPr>
             <w:r>
               <w:rPr>
-                <w:rFonts w:ascii="Times New Roman" w:hAnsi="Times New Roman" w:eastAsia="Times New Roman"/>
+                <w:rFonts w:ascii="Times New Roman" w:hAnsi="Times New Roman" w:eastAsia="Times New Roman" w:cs="Times New Roman"/>
                 <w:b w:val="0"/>
                 <w:color w:val="232323"/>
                 <w:sz w:val="17"/>
@@ -4847,7 +4867,7 @@
             </w:pPr>
             <w:r>
               <w:rPr>
-                <w:rFonts w:ascii="Times New Roman" w:hAnsi="Times New Roman" w:eastAsia="Times New Roman"/>
+                <w:rFonts w:ascii="Times New Roman" w:hAnsi="Times New Roman" w:eastAsia="Times New Roman" w:cs="Times New Roman"/>
                 <w:b w:val="0"/>
                 <w:color w:val="232323"/>
                 <w:sz w:val="17"/>
@@ -4887,7 +4907,7 @@
             </w:pPr>
             <w:r>
               <w:rPr>
-                <w:rFonts w:ascii="Times New Roman" w:hAnsi="Times New Roman" w:eastAsia="Times New Roman"/>
+                <w:rFonts w:ascii="Times New Roman" w:hAnsi="Times New Roman" w:eastAsia="Times New Roman" w:cs="Times New Roman"/>
                 <w:b w:val="0"/>
                 <w:color w:val="232323"/>
                 <w:sz w:val="17"/>
@@ -4916,7 +4936,7 @@
           <w:p>
             <w:r>
               <w:rPr>
-                <w:rFonts w:ascii="Times New Roman" w:hAnsi="Times New Roman" w:eastAsia="SimSun"/>
+                <w:rFonts w:ascii="Times New Roman" w:hAnsi="Times New Roman" w:eastAsia="Times New Roman" w:cs="Times New Roman"/>
                 <w:sz w:val="18"/>
               </w:rPr>
               <w:t>Publish the trained eraser/lock/stapler classes through ROS after calibration and class-map alignment</w:t>
@@ -4955,7 +4975,7 @@
             </w:pPr>
             <w:r>
               <w:rPr>
-                <w:rFonts w:ascii="Times New Roman" w:hAnsi="Times New Roman" w:eastAsia="Times New Roman"/>
+                <w:rFonts w:ascii="Times New Roman" w:hAnsi="Times New Roman" w:eastAsia="Times New Roman" w:cs="Times New Roman"/>
                 <w:b w:val="0"/>
                 <w:color w:val="232323"/>
                 <w:sz w:val="17"/>
@@ -4985,7 +5005,7 @@
           <w:p>
             <w:r>
               <w:rPr>
-                <w:rFonts w:ascii="Times New Roman" w:hAnsi="Times New Roman" w:eastAsia="SimSun"/>
+                <w:rFonts w:ascii="Times New Roman" w:hAnsi="Times New Roman" w:eastAsia="Times New Roman" w:cs="Times New Roman"/>
                 <w:sz w:val="18"/>
               </w:rPr>
               <w:t>To be measured in a camera-driven robot run</w:t>
@@ -5007,7 +5027,7 @@
       </w:pPr>
       <w:r>
         <w:rPr>
-          <w:rFonts w:ascii="Times New Roman" w:hAnsi="Times New Roman" w:eastAsia="Times New Roman"/>
+          <w:rFonts w:ascii="Times New Roman" w:hAnsi="Times New Roman" w:eastAsia="Times New Roman" w:cs="Times New Roman"/>
           <w:b/>
           <w:color w:val="1F4E79"/>
           <w:sz w:val="30"/>
@@ -5023,7 +5043,7 @@
       </w:pPr>
       <w:r>
         <w:rPr>
-          <w:rFonts w:ascii="Times New Roman" w:hAnsi="Times New Roman" w:eastAsia="Times New Roman"/>
+          <w:rFonts w:ascii="Times New Roman" w:hAnsi="Times New Roman" w:eastAsia="Times New Roman" w:cs="Times New Roman"/>
           <w:b/>
           <w:color w:val="1F4E79"/>
           <w:sz w:val="23"/>
@@ -5038,6 +5058,10 @@
         <w:spacing w:before="100" w:after="80"/>
       </w:pPr>
       <w:r>
+        <w:rPr>
+          <w:rFonts w:ascii="Times New Roman" w:hAnsi="Times New Roman" w:eastAsia="Times New Roman" w:cs="Times New Roman"/>
+          <w:sz w:val="21"/>
+        </w:rPr>
         <w:t>4.1.1 Scene construction and parameter synchronization</w:t>
       </w:r>
     </w:p>
@@ -5047,7 +5071,7 @@
       </w:pPr>
       <w:r>
         <w:rPr>
-          <w:rFonts w:ascii="Times New Roman" w:hAnsi="Times New Roman" w:eastAsia="Times New Roman"/>
+          <w:rFonts w:ascii="Times New Roman" w:hAnsi="Times New Roman" w:eastAsia="Times New Roman" w:cs="Times New Roman"/>
           <w:b w:val="0"/>
           <w:color w:val="232323"/>
           <w:sz w:val="20"/>
@@ -5062,6 +5086,10 @@
         <w:spacing w:before="100" w:after="80"/>
       </w:pPr>
       <w:r>
+        <w:rPr>
+          <w:rFonts w:ascii="Times New Roman" w:hAnsi="Times New Roman" w:eastAsia="Times New Roman" w:cs="Times New Roman"/>
+          <w:sz w:val="21"/>
+        </w:rPr>
         <w:t>4.1.2 Manual teaching and single-object debugging</w:t>
       </w:r>
     </w:p>
@@ -5071,7 +5099,7 @@
       </w:pPr>
       <w:r>
         <w:rPr>
-          <w:rFonts w:ascii="Times New Roman" w:hAnsi="Times New Roman" w:eastAsia="Times New Roman"/>
+          <w:rFonts w:ascii="Times New Roman" w:hAnsi="Times New Roman" w:eastAsia="Times New Roman" w:cs="Times New Roman"/>
           <w:b w:val="0"/>
           <w:color w:val="232323"/>
           <w:sz w:val="20"/>
@@ -5131,6 +5159,10 @@
         <w:jc w:val="center"/>
       </w:pPr>
       <w:r>
+        <w:rPr>
+          <w:rFonts w:ascii="Times New Roman" w:hAnsi="Times New Roman" w:eastAsia="Times New Roman" w:cs="Times New Roman"/>
+          <w:sz w:val="18"/>
+        </w:rPr>
         <w:t>Fig. 3  Manual control panel, six-joint adjustment, and semantic waypoint editing</w:t>
       </w:r>
     </w:p>
@@ -5141,6 +5173,10 @@
         <w:spacing w:before="100" w:after="80"/>
       </w:pPr>
       <w:r>
+        <w:rPr>
+          <w:rFonts w:ascii="Times New Roman" w:hAnsi="Times New Roman" w:eastAsia="Times New Roman" w:cs="Times New Roman"/>
+          <w:sz w:val="21"/>
+        </w:rPr>
         <w:t>4.1.3 Automatic playback and one-command launch</w:t>
       </w:r>
     </w:p>
@@ -5150,7 +5186,7 @@
       </w:pPr>
       <w:r>
         <w:rPr>
-          <w:rFonts w:ascii="Times New Roman" w:hAnsi="Times New Roman" w:eastAsia="Times New Roman"/>
+          <w:rFonts w:ascii="Times New Roman" w:hAnsi="Times New Roman" w:eastAsia="Times New Roman" w:cs="Times New Roman"/>
           <w:b w:val="0"/>
           <w:color w:val="232323"/>
           <w:sz w:val="20"/>
@@ -5210,6 +5246,10 @@
         <w:jc w:val="center"/>
       </w:pPr>
       <w:r>
+        <w:rPr>
+          <w:rFonts w:ascii="Times New Roman" w:hAnsi="Times New Roman" w:eastAsia="Times New Roman" w:cs="Times New Roman"/>
+          <w:sz w:val="18"/>
+        </w:rPr>
         <w:t>Fig. 4  Six target subsequences and the 34-step automatic playback timing</w:t>
       </w:r>
     </w:p>
@@ -5220,6 +5260,10 @@
         <w:spacing w:before="100" w:after="80"/>
       </w:pPr>
       <w:r>
+        <w:rPr>
+          <w:rFonts w:ascii="Times New Roman" w:hAnsi="Times New Roman" w:eastAsia="Times New Roman" w:cs="Times New Roman"/>
+          <w:sz w:val="21"/>
+        </w:rPr>
         <w:t>4.1.4 Grasping, transfer, and release</w:t>
       </w:r>
     </w:p>
@@ -5229,7 +5273,7 @@
       </w:pPr>
       <w:r>
         <w:rPr>
-          <w:rFonts w:ascii="Times New Roman" w:hAnsi="Times New Roman" w:eastAsia="Times New Roman"/>
+          <w:rFonts w:ascii="Times New Roman" w:hAnsi="Times New Roman" w:eastAsia="Times New Roman" w:cs="Times New Roman"/>
           <w:b w:val="0"/>
           <w:color w:val="232323"/>
           <w:sz w:val="20"/>
@@ -5289,6 +5333,10 @@
         <w:jc w:val="center"/>
       </w:pPr>
       <w:r>
+        <w:rPr>
+          <w:rFonts w:ascii="Times New Roman" w:hAnsi="Times New Roman" w:eastAsia="Times New Roman" w:cs="Times New Roman"/>
+          <w:sz w:val="18"/>
+        </w:rPr>
         <w:t>Fig. 5  Gripper approach, closure, distance check, attachment, and lift</w:t>
       </w:r>
     </w:p>
@@ -5344,6 +5392,10 @@
         <w:jc w:val="center"/>
       </w:pPr>
       <w:r>
+        <w:rPr>
+          <w:rFonts w:ascii="Times New Roman" w:hAnsi="Times New Roman" w:eastAsia="Times New Roman" w:cs="Times New Roman"/>
+          <w:sz w:val="18"/>
+        </w:rPr>
         <w:t>Fig. 6  Alignment above the sorting bin, vertical release, and drop-point acceptance</w:t>
       </w:r>
     </w:p>
@@ -5354,6 +5406,10 @@
         <w:spacing w:before="100" w:after="80"/>
       </w:pPr>
       <w:r>
+        <w:rPr>
+          <w:rFonts w:ascii="Times New Roman" w:hAnsi="Times New Roman" w:eastAsia="Times New Roman" w:cs="Times New Roman"/>
+          <w:sz w:val="21"/>
+        </w:rPr>
         <w:t>4.1.5 Simulation acceptance records</w:t>
       </w:r>
     </w:p>
@@ -5363,7 +5419,7 @@
       </w:pPr>
       <w:r>
         <w:rPr>
-          <w:rFonts w:ascii="Times New Roman" w:hAnsi="Times New Roman" w:eastAsia="Times New Roman"/>
+          <w:rFonts w:ascii="Times New Roman" w:hAnsi="Times New Roman" w:eastAsia="Times New Roman" w:cs="Times New Roman"/>
           <w:b w:val="0"/>
           <w:color w:val="232323"/>
           <w:sz w:val="20"/>
@@ -5377,6 +5433,10 @@
         <w:spacing w:line="276" w:lineRule="auto" w:after="100"/>
       </w:pPr>
       <w:r>
+        <w:rPr>
+          <w:rFonts w:ascii="Times New Roman" w:hAnsi="Times New Roman" w:eastAsia="Times New Roman" w:cs="Times New Roman"/>
+          <w:sz w:val="23"/>
+        </w:rPr>
         <w:t>4.2 Three-class detector and external-camera test</w:t>
       </w:r>
     </w:p>
@@ -5386,7 +5446,7 @@
       </w:pPr>
       <w:r>
         <w:rPr>
-          <w:rFonts w:ascii="Times New Roman" w:hAnsi="Times New Roman" w:eastAsia="Times New Roman"/>
+          <w:rFonts w:ascii="Times New Roman" w:hAnsi="Times New Roman" w:eastAsia="Times New Roman" w:cs="Times New Roman"/>
           <w:b w:val="0"/>
           <w:color w:val="232323"/>
           <w:sz w:val="20"/>
@@ -5400,7 +5460,7 @@
       </w:pPr>
       <w:r>
         <w:rPr>
-          <w:rFonts w:ascii="Times New Roman" w:hAnsi="Times New Roman" w:eastAsia="Times New Roman"/>
+          <w:rFonts w:ascii="Times New Roman" w:hAnsi="Times New Roman" w:eastAsia="Times New Roman" w:cs="Times New Roman"/>
           <w:b w:val="0"/>
           <w:color w:val="232323"/>
           <w:sz w:val="20"/>
@@ -5414,7 +5474,8 @@
       </w:pPr>
       <w:r>
         <w:rPr>
-          <w:sz w:val="21"/>
+          <w:rFonts w:ascii="Times New Roman" w:hAnsi="Times New Roman" w:eastAsia="Times New Roman" w:cs="Times New Roman"/>
+          <w:sz w:val="20"/>
         </w:rPr>
         <w:t>The iteration process addressed lock-stapler confusion, stapler-eraser confusion at specific angles, dilution of early samples after new data were added, and the gap between validation images and external-camera scenes. The corresponding actions were class-balanced sampling, same-frame comparison samples, a stronger classification-loss contribution, higher sampling weight for early samples, and targeted camera-data collection. Overall mAP50-95 improved from 0.938 to 0.995. Figure 7 shows external-camera results under two grid arrangements. Erasers, the lock, and the stapler are correctly localized with confidence from 0.84 to 0.95, while the displayed end-to-end rate is 31.7-32.0 FPS. The reported 1.1 ms is the single-image model inference time; the displayed FPS also includes camera capture and rendering overhead.</w:t>
       </w:r>
@@ -5425,7 +5486,7 @@
       </w:pPr>
       <w:r>
         <w:rPr>
-          <w:rFonts w:ascii="Times New Roman" w:hAnsi="Times New Roman" w:eastAsia="SimSun"/>
+          <w:rFonts w:ascii="Times New Roman" w:hAnsi="Times New Roman" w:eastAsia="Times New Roman" w:cs="Times New Roman"/>
           <w:sz w:val="20"/>
         </w:rPr>
         <w:t>The external-camera test establishes detection performance for erasers, locks, and staplers. Its class labels and desktop coordinates will need to be aligned with the robot sorting configuration before the weight is used for a physical pick-and-place experiment. The weight is archived in models/ with the supplied camera evidence.</w:t>
@@ -5517,7 +5578,8 @@
       </w:pPr>
       <w:r>
         <w:rPr>
-          <w:sz w:val="21"/>
+          <w:rFonts w:ascii="Times New Roman" w:hAnsi="Times New Roman" w:eastAsia="Times New Roman" w:cs="Times New Roman"/>
+          <w:sz w:val="18"/>
         </w:rPr>
         <w:t>Fig. 7  Three-class detection under two grid arrangements (left: arrangement 1; right: arrangement 2)</w:t>
       </w:r>
@@ -5529,12 +5591,20 @@
         <w:spacing w:before="100" w:after="80"/>
       </w:pPr>
       <w:r>
+        <w:rPr>
+          <w:rFonts w:ascii="Times New Roman" w:hAnsi="Times New Roman" w:eastAsia="Times New Roman" w:cs="Times New Roman"/>
+          <w:sz w:val="23"/>
+        </w:rPr>
         <w:t>4.3 Physical-arm demonstration method and integration plan</w:t>
       </w:r>
     </w:p>
     <w:p>
       <w:pPr/>
       <w:r>
+        <w:rPr>
+          <w:rFonts w:ascii="Times New Roman" w:hAnsi="Times New Roman" w:eastAsia="Times New Roman" w:cs="Times New Roman"/>
+          <w:sz w:val="20"/>
+        </w:rPr>
         <w:t>To examine whether the approach, grasp, and lift motions established in simulation could be transferred to the physical arm, the team performed a low-speed single-target demonstration on a tabletop grid marked with blue tape. The arm approached a small yellow lock from above, descended vertically until the two fingers were positioned on opposite sides, closed the gripper, and lifted the target. Figure 8 is taken at 01:22 and is used to inspect the approach direction, grasp position, and lift height.</w:t>
       </w:r>
     </w:p>
@@ -5584,12 +5654,20 @@
         <w:jc w:val="center"/>
       </w:pPr>
       <w:r>
+        <w:rPr>
+          <w:rFonts w:ascii="Times New Roman" w:hAnsi="Times New Roman" w:eastAsia="Times New Roman" w:cs="Times New Roman"/>
+          <w:sz w:val="18"/>
+        </w:rPr>
         <w:t>Fig. 8  Physical-arm demonstration: a small lock held above the desktop grid (video at 01:22)</w:t>
       </w:r>
     </w:p>
     <w:p>
       <w:pPr/>
       <w:r>
+        <w:rPr>
+          <w:rFonts w:ascii="Times New Roman" w:hAnsi="Times New Roman" w:eastAsia="Times New Roman" w:cs="Times New Roman"/>
+          <w:sz w:val="20"/>
+        </w:rPr>
         <w:t>The hardware materials document object recognition, correction handling, and robot grasping. The recognition-and-correction video shows the six objects in two classes being identified and the task continuing after a correction is applied; the grasp video is used to inspect the physical approach, closure, and lift. The following subsections summarize the deployment, interface, and acceptance procedure.</w:t>
       </w:r>
     </w:p>
@@ -5600,6 +5678,10 @@
         <w:spacing w:before="100" w:after="80"/>
       </w:pPr>
       <w:r>
+        <w:rPr>
+          <w:rFonts w:ascii="Times New Roman" w:hAnsi="Times New Roman" w:eastAsia="Times New Roman" w:cs="Times New Roman"/>
+          <w:sz w:val="21"/>
+        </w:rPr>
         <w:t>4.3.1 Hardware deployment and calibration</w:t>
       </w:r>
     </w:p>
@@ -5608,6 +5690,10 @@
         <w:spacing w:line="276" w:lineRule="auto" w:after="100"/>
       </w:pPr>
       <w:r>
+        <w:rPr>
+          <w:rFonts w:ascii="Times New Roman" w:hAnsi="Times New Roman" w:eastAsia="Times New Roman" w:cs="Times New Roman"/>
+          <w:sz w:val="20"/>
+        </w:rPr>
         <w:t>For the integrated hardware run, the perception, task, and execution nodes will be deployed on Jetson. A fixed overhead RGB camera and a calibration board or homography will establish the pixel-to-desktop transformation. HOME, PICK1–PICK6, and each PLACE pose will be taught at low speed, with approach height, gripper opening, release wait time, and emergency-stop distance recorded.</w:t>
       </w:r>
     </w:p>
@@ -5618,6 +5704,10 @@
         <w:spacing w:before="100" w:after="80"/>
       </w:pPr>
       <w:r>
+        <w:rPr>
+          <w:rFonts w:ascii="Times New Roman" w:hAnsi="Times New Roman" w:eastAsia="Times New Roman" w:cs="Times New Roman"/>
+          <w:sz w:val="21"/>
+        </w:rPr>
         <w:t>4.3.2 Detection node and task interface</w:t>
       </w:r>
     </w:p>
@@ -5627,7 +5717,7 @@
       </w:pPr>
       <w:r>
         <w:rPr>
-          <w:rFonts w:ascii="Times New Roman" w:hAnsi="Times New Roman" w:eastAsia="SimSun"/>
+          <w:rFonts w:ascii="Times New Roman" w:hAnsi="Times New Roman" w:eastAsia="Times New Roman" w:cs="Times New Roman"/>
           <w:sz w:val="20"/>
         </w:rPr>
         <w:t>For hardware integration, the detector node must publish its class, box, and confidence as Detection2DArray. The chosen real objects and sorting bins must use the same class map as the trained weight, and camera pixels must be calibrated to the picking grid. The task node can then be tested with one target before extending to the six-object run.</w:t>
@@ -5640,6 +5730,10 @@
         <w:spacing w:before="100" w:after="80"/>
       </w:pPr>
       <w:r>
+        <w:rPr>
+          <w:rFonts w:ascii="Times New Roman" w:hAnsi="Times New Roman" w:eastAsia="Times New Roman" w:cs="Times New Roman"/>
+          <w:sz w:val="21"/>
+        </w:rPr>
         <w:t>4.3.3 Validation sequence from one target to six targets</w:t>
       </w:r>
     </w:p>
@@ -5649,7 +5743,7 @@
       </w:pPr>
       <w:r>
         <w:rPr>
-          <w:rFonts w:ascii="Times New Roman" w:hAnsi="Times New Roman" w:eastAsia="Times New Roman"/>
+          <w:rFonts w:ascii="Times New Roman" w:hAnsi="Times New Roman" w:eastAsia="Times New Roman" w:cs="Times New Roman"/>
           <w:b w:val="0"/>
           <w:color w:val="232323"/>
           <w:sz w:val="20"/>
@@ -5664,6 +5758,10 @@
         <w:spacing w:before="100" w:after="80"/>
       </w:pPr>
       <w:r>
+        <w:rPr>
+          <w:rFonts w:ascii="Times New Roman" w:hAnsi="Times New Roman" w:eastAsia="Times New Roman" w:cs="Times New Roman"/>
+          <w:sz w:val="21"/>
+        </w:rPr>
         <w:t>4.3.4 Real-robot acceptance checklist</w:t>
       </w:r>
     </w:p>
@@ -5711,7 +5809,7 @@
             </w:pPr>
             <w:r>
               <w:rPr>
-                <w:rFonts w:ascii="Times New Roman" w:hAnsi="Times New Roman" w:eastAsia="Times New Roman"/>
+                <w:rFonts w:ascii="Times New Roman" w:hAnsi="Times New Roman" w:eastAsia="Times New Roman" w:cs="Times New Roman"/>
                 <w:b/>
                 <w:color w:val="FFFFFF"/>
                 <w:sz w:val="17"/>
@@ -5746,7 +5844,7 @@
             </w:pPr>
             <w:r>
               <w:rPr>
-                <w:rFonts w:ascii="Times New Roman" w:hAnsi="Times New Roman" w:eastAsia="Times New Roman"/>
+                <w:rFonts w:ascii="Times New Roman" w:hAnsi="Times New Roman" w:eastAsia="Times New Roman" w:cs="Times New Roman"/>
                 <w:b/>
                 <w:color w:val="FFFFFF"/>
                 <w:sz w:val="17"/>
@@ -5781,7 +5879,7 @@
             </w:pPr>
             <w:r>
               <w:rPr>
-                <w:rFonts w:ascii="Times New Roman" w:hAnsi="Times New Roman" w:eastAsia="Times New Roman"/>
+                <w:rFonts w:ascii="Times New Roman" w:hAnsi="Times New Roman" w:eastAsia="Times New Roman" w:cs="Times New Roman"/>
                 <w:b/>
                 <w:color w:val="FFFFFF"/>
                 <w:sz w:val="17"/>
@@ -5822,7 +5920,7 @@
             </w:pPr>
             <w:r>
               <w:rPr>
-                <w:rFonts w:ascii="Times New Roman" w:hAnsi="Times New Roman" w:eastAsia="Times New Roman"/>
+                <w:rFonts w:ascii="Times New Roman" w:hAnsi="Times New Roman" w:eastAsia="Times New Roman" w:cs="Times New Roman"/>
                 <w:b w:val="0"/>
                 <w:color w:val="232323"/>
                 <w:sz w:val="17"/>
@@ -5857,7 +5955,7 @@
             </w:pPr>
             <w:r>
               <w:rPr>
-                <w:rFonts w:ascii="Times New Roman" w:hAnsi="Times New Roman" w:eastAsia="Times New Roman"/>
+                <w:rFonts w:ascii="Times New Roman" w:hAnsi="Times New Roman" w:eastAsia="Times New Roman" w:cs="Times New Roman"/>
                 <w:b w:val="0"/>
                 <w:color w:val="232323"/>
                 <w:sz w:val="17"/>
@@ -5892,7 +5990,7 @@
             </w:pPr>
             <w:r>
               <w:rPr>
-                <w:rFonts w:ascii="Times New Roman" w:hAnsi="Times New Roman" w:eastAsia="Times New Roman"/>
+                <w:rFonts w:ascii="Times New Roman" w:hAnsi="Times New Roman" w:eastAsia="Times New Roman" w:cs="Times New Roman"/>
                 <w:b w:val="0"/>
                 <w:color w:val="232323"/>
                 <w:sz w:val="17"/>
@@ -5932,7 +6030,7 @@
             </w:pPr>
             <w:r>
               <w:rPr>
-                <w:rFonts w:ascii="Times New Roman" w:hAnsi="Times New Roman" w:eastAsia="Times New Roman"/>
+                <w:rFonts w:ascii="Times New Roman" w:hAnsi="Times New Roman" w:eastAsia="Times New Roman" w:cs="Times New Roman"/>
                 <w:b w:val="0"/>
                 <w:color w:val="232323"/>
                 <w:sz w:val="17"/>
@@ -5966,7 +6064,7 @@
             </w:pPr>
             <w:r>
               <w:rPr>
-                <w:rFonts w:ascii="Times New Roman" w:hAnsi="Times New Roman" w:eastAsia="Times New Roman"/>
+                <w:rFonts w:ascii="Times New Roman" w:hAnsi="Times New Roman" w:eastAsia="Times New Roman" w:cs="Times New Roman"/>
                 <w:b w:val="0"/>
                 <w:color w:val="232323"/>
                 <w:sz w:val="17"/>
@@ -6000,7 +6098,7 @@
             </w:pPr>
             <w:r>
               <w:rPr>
-                <w:rFonts w:ascii="Times New Roman" w:hAnsi="Times New Roman" w:eastAsia="Times New Roman"/>
+                <w:rFonts w:ascii="Times New Roman" w:hAnsi="Times New Roman" w:eastAsia="Times New Roman" w:cs="Times New Roman"/>
                 <w:b w:val="0"/>
                 <w:color w:val="232323"/>
                 <w:sz w:val="17"/>
@@ -6041,7 +6139,7 @@
             </w:pPr>
             <w:r>
               <w:rPr>
-                <w:rFonts w:ascii="Times New Roman" w:hAnsi="Times New Roman" w:eastAsia="Times New Roman"/>
+                <w:rFonts w:ascii="Times New Roman" w:hAnsi="Times New Roman" w:eastAsia="Times New Roman" w:cs="Times New Roman"/>
                 <w:b w:val="0"/>
                 <w:color w:val="232323"/>
                 <w:sz w:val="17"/>
@@ -6076,7 +6174,7 @@
             </w:pPr>
             <w:r>
               <w:rPr>
-                <w:rFonts w:ascii="Times New Roman" w:hAnsi="Times New Roman" w:eastAsia="Times New Roman"/>
+                <w:rFonts w:ascii="Times New Roman" w:hAnsi="Times New Roman" w:eastAsia="Times New Roman" w:cs="Times New Roman"/>
                 <w:b w:val="0"/>
                 <w:color w:val="232323"/>
                 <w:sz w:val="17"/>
@@ -6111,7 +6209,7 @@
             </w:pPr>
             <w:r>
               <w:rPr>
-                <w:rFonts w:ascii="Times New Roman" w:hAnsi="Times New Roman" w:eastAsia="Times New Roman"/>
+                <w:rFonts w:ascii="Times New Roman" w:hAnsi="Times New Roman" w:eastAsia="Times New Roman" w:cs="Times New Roman"/>
                 <w:b w:val="0"/>
                 <w:color w:val="232323"/>
                 <w:sz w:val="17"/>
@@ -6151,7 +6249,7 @@
             </w:pPr>
             <w:r>
               <w:rPr>
-                <w:rFonts w:ascii="Times New Roman" w:hAnsi="Times New Roman" w:eastAsia="Times New Roman"/>
+                <w:rFonts w:ascii="Times New Roman" w:hAnsi="Times New Roman" w:eastAsia="Times New Roman" w:cs="Times New Roman"/>
                 <w:b w:val="0"/>
                 <w:color w:val="232323"/>
                 <w:sz w:val="17"/>
@@ -6185,7 +6283,7 @@
             </w:pPr>
             <w:r>
               <w:rPr>
-                <w:rFonts w:ascii="Times New Roman" w:hAnsi="Times New Roman" w:eastAsia="Times New Roman"/>
+                <w:rFonts w:ascii="Times New Roman" w:hAnsi="Times New Roman" w:eastAsia="Times New Roman" w:cs="Times New Roman"/>
                 <w:b w:val="0"/>
                 <w:color w:val="232323"/>
                 <w:sz w:val="17"/>
@@ -6219,7 +6317,7 @@
             </w:pPr>
             <w:r>
               <w:rPr>
-                <w:rFonts w:ascii="Times New Roman" w:hAnsi="Times New Roman" w:eastAsia="Times New Roman"/>
+                <w:rFonts w:ascii="Times New Roman" w:hAnsi="Times New Roman" w:eastAsia="Times New Roman" w:cs="Times New Roman"/>
                 <w:b w:val="0"/>
                 <w:color w:val="232323"/>
                 <w:sz w:val="17"/>
@@ -6260,7 +6358,7 @@
             </w:pPr>
             <w:r>
               <w:rPr>
-                <w:rFonts w:ascii="Times New Roman" w:hAnsi="Times New Roman" w:eastAsia="Times New Roman"/>
+                <w:rFonts w:ascii="Times New Roman" w:hAnsi="Times New Roman" w:eastAsia="Times New Roman" w:cs="Times New Roman"/>
                 <w:b w:val="0"/>
                 <w:color w:val="232323"/>
                 <w:sz w:val="17"/>
@@ -6295,7 +6393,7 @@
             </w:pPr>
             <w:r>
               <w:rPr>
-                <w:rFonts w:ascii="Times New Roman" w:hAnsi="Times New Roman" w:eastAsia="Times New Roman"/>
+                <w:rFonts w:ascii="Times New Roman" w:hAnsi="Times New Roman" w:eastAsia="Times New Roman" w:cs="Times New Roman"/>
                 <w:b w:val="0"/>
                 <w:color w:val="232323"/>
                 <w:sz w:val="17"/>
@@ -6330,7 +6428,7 @@
             </w:pPr>
             <w:r>
               <w:rPr>
-                <w:rFonts w:ascii="Times New Roman" w:hAnsi="Times New Roman" w:eastAsia="Times New Roman"/>
+                <w:rFonts w:ascii="Times New Roman" w:hAnsi="Times New Roman" w:eastAsia="Times New Roman" w:cs="Times New Roman"/>
                 <w:b w:val="0"/>
                 <w:color w:val="232323"/>
                 <w:sz w:val="17"/>
@@ -6370,7 +6468,7 @@
             </w:pPr>
             <w:r>
               <w:rPr>
-                <w:rFonts w:ascii="Times New Roman" w:hAnsi="Times New Roman" w:eastAsia="Times New Roman"/>
+                <w:rFonts w:ascii="Times New Roman" w:hAnsi="Times New Roman" w:eastAsia="Times New Roman" w:cs="Times New Roman"/>
                 <w:b w:val="0"/>
                 <w:color w:val="232323"/>
                 <w:sz w:val="17"/>
@@ -6404,7 +6502,7 @@
             </w:pPr>
             <w:r>
               <w:rPr>
-                <w:rFonts w:ascii="Times New Roman" w:hAnsi="Times New Roman" w:eastAsia="Times New Roman"/>
+                <w:rFonts w:ascii="Times New Roman" w:hAnsi="Times New Roman" w:eastAsia="Times New Roman" w:cs="Times New Roman"/>
                 <w:b w:val="0"/>
                 <w:color w:val="232323"/>
                 <w:sz w:val="17"/>
@@ -6438,7 +6536,7 @@
             </w:pPr>
             <w:r>
               <w:rPr>
-                <w:rFonts w:ascii="Times New Roman" w:hAnsi="Times New Roman" w:eastAsia="Times New Roman"/>
+                <w:rFonts w:ascii="Times New Roman" w:hAnsi="Times New Roman" w:eastAsia="Times New Roman" w:cs="Times New Roman"/>
                 <w:b w:val="0"/>
                 <w:color w:val="232323"/>
                 <w:sz w:val="17"/>
@@ -6462,7 +6560,7 @@
       </w:pPr>
       <w:r>
         <w:rPr>
-          <w:rFonts w:ascii="Times New Roman" w:hAnsi="Times New Roman" w:eastAsia="Times New Roman"/>
+          <w:rFonts w:ascii="Times New Roman" w:hAnsi="Times New Roman" w:eastAsia="Times New Roman" w:cs="Times New Roman"/>
           <w:b/>
           <w:color w:val="1F4E79"/>
           <w:sz w:val="30"/>
@@ -6478,7 +6576,7 @@
       </w:pPr>
       <w:r>
         <w:rPr>
-          <w:rFonts w:ascii="Times New Roman" w:hAnsi="Times New Roman" w:eastAsia="Times New Roman"/>
+          <w:rFonts w:ascii="Times New Roman" w:hAnsi="Times New Roman" w:eastAsia="Times New Roman" w:cs="Times New Roman"/>
           <w:b/>
           <w:color w:val="1F4E79"/>
           <w:sz w:val="23"/>
@@ -6530,7 +6628,7 @@
             </w:pPr>
             <w:r>
               <w:rPr>
-                <w:rFonts w:ascii="Times New Roman" w:hAnsi="Times New Roman" w:eastAsia="Times New Roman"/>
+                <w:rFonts w:ascii="Times New Roman" w:hAnsi="Times New Roman" w:eastAsia="Times New Roman" w:cs="Times New Roman"/>
                 <w:b/>
                 <w:color w:val="FFFFFF"/>
                 <w:sz w:val="17"/>
@@ -6565,7 +6663,7 @@
             </w:pPr>
             <w:r>
               <w:rPr>
-                <w:rFonts w:ascii="Times New Roman" w:hAnsi="Times New Roman" w:eastAsia="Times New Roman"/>
+                <w:rFonts w:ascii="Times New Roman" w:hAnsi="Times New Roman" w:eastAsia="Times New Roman" w:cs="Times New Roman"/>
                 <w:b/>
                 <w:color w:val="FFFFFF"/>
                 <w:sz w:val="17"/>
@@ -6600,7 +6698,7 @@
             </w:pPr>
             <w:r>
               <w:rPr>
-                <w:rFonts w:ascii="Times New Roman" w:hAnsi="Times New Roman" w:eastAsia="Times New Roman"/>
+                <w:rFonts w:ascii="Times New Roman" w:hAnsi="Times New Roman" w:eastAsia="Times New Roman" w:cs="Times New Roman"/>
                 <w:b/>
                 <w:color w:val="FFFFFF"/>
                 <w:sz w:val="17"/>
@@ -6641,7 +6739,7 @@
             </w:pPr>
             <w:r>
               <w:rPr>
-                <w:rFonts w:ascii="Times New Roman" w:hAnsi="Times New Roman" w:eastAsia="Times New Roman"/>
+                <w:rFonts w:ascii="Times New Roman" w:hAnsi="Times New Roman" w:eastAsia="Times New Roman" w:cs="Times New Roman"/>
                 <w:b w:val="0"/>
                 <w:color w:val="232323"/>
                 <w:sz w:val="17"/>
@@ -6676,7 +6774,7 @@
             </w:pPr>
             <w:r>
               <w:rPr>
-                <w:rFonts w:ascii="Times New Roman" w:hAnsi="Times New Roman" w:eastAsia="Times New Roman"/>
+                <w:rFonts w:ascii="Times New Roman" w:hAnsi="Times New Roman" w:eastAsia="Times New Roman" w:cs="Times New Roman"/>
                 <w:b w:val="0"/>
                 <w:color w:val="232323"/>
                 <w:sz w:val="17"/>
@@ -6711,7 +6809,7 @@
             </w:pPr>
             <w:r>
               <w:rPr>
-                <w:rFonts w:ascii="Times New Roman" w:hAnsi="Times New Roman" w:eastAsia="Times New Roman"/>
+                <w:rFonts w:ascii="Times New Roman" w:hAnsi="Times New Roman" w:eastAsia="Times New Roman" w:cs="Times New Roman"/>
                 <w:b w:val="0"/>
                 <w:color w:val="232323"/>
                 <w:sz w:val="17"/>
@@ -6751,7 +6849,7 @@
             </w:pPr>
             <w:r>
               <w:rPr>
-                <w:rFonts w:ascii="Times New Roman" w:hAnsi="Times New Roman" w:eastAsia="Times New Roman"/>
+                <w:rFonts w:ascii="Times New Roman" w:hAnsi="Times New Roman" w:eastAsia="Times New Roman" w:cs="Times New Roman"/>
                 <w:b w:val="0"/>
                 <w:color w:val="232323"/>
                 <w:sz w:val="17"/>
@@ -6785,7 +6883,7 @@
             </w:pPr>
             <w:r>
               <w:rPr>
-                <w:rFonts w:ascii="Times New Roman" w:hAnsi="Times New Roman" w:eastAsia="Times New Roman"/>
+                <w:rFonts w:ascii="Times New Roman" w:hAnsi="Times New Roman" w:eastAsia="Times New Roman" w:cs="Times New Roman"/>
                 <w:b w:val="0"/>
                 <w:color w:val="232323"/>
                 <w:sz w:val="17"/>
@@ -6819,7 +6917,7 @@
             </w:pPr>
             <w:r>
               <w:rPr>
-                <w:rFonts w:ascii="Times New Roman" w:hAnsi="Times New Roman" w:eastAsia="Times New Roman"/>
+                <w:rFonts w:ascii="Times New Roman" w:hAnsi="Times New Roman" w:eastAsia="Times New Roman" w:cs="Times New Roman"/>
                 <w:b w:val="0"/>
                 <w:color w:val="232323"/>
                 <w:sz w:val="17"/>
@@ -6860,7 +6958,7 @@
             </w:pPr>
             <w:r>
               <w:rPr>
-                <w:rFonts w:ascii="Times New Roman" w:hAnsi="Times New Roman" w:eastAsia="Times New Roman"/>
+                <w:rFonts w:ascii="Times New Roman" w:hAnsi="Times New Roman" w:eastAsia="Times New Roman" w:cs="Times New Roman"/>
                 <w:b w:val="0"/>
                 <w:color w:val="232323"/>
                 <w:sz w:val="17"/>
@@ -6895,7 +6993,7 @@
             </w:pPr>
             <w:r>
               <w:rPr>
-                <w:rFonts w:ascii="Times New Roman" w:hAnsi="Times New Roman" w:eastAsia="Times New Roman"/>
+                <w:rFonts w:ascii="Times New Roman" w:hAnsi="Times New Roman" w:eastAsia="Times New Roman" w:cs="Times New Roman"/>
                 <w:b w:val="0"/>
                 <w:color w:val="232323"/>
                 <w:sz w:val="17"/>
@@ -6930,7 +7028,7 @@
             </w:pPr>
             <w:r>
               <w:rPr>
-                <w:rFonts w:ascii="Times New Roman" w:hAnsi="Times New Roman" w:eastAsia="Times New Roman"/>
+                <w:rFonts w:ascii="Times New Roman" w:hAnsi="Times New Roman" w:eastAsia="Times New Roman" w:cs="Times New Roman"/>
                 <w:b w:val="0"/>
                 <w:color w:val="232323"/>
                 <w:sz w:val="17"/>
@@ -6970,7 +7068,7 @@
             </w:pPr>
             <w:r>
               <w:rPr>
-                <w:rFonts w:ascii="Times New Roman" w:hAnsi="Times New Roman" w:eastAsia="Times New Roman"/>
+                <w:rFonts w:ascii="Times New Roman" w:hAnsi="Times New Roman" w:eastAsia="Times New Roman" w:cs="Times New Roman"/>
                 <w:b w:val="0"/>
                 <w:color w:val="232323"/>
                 <w:sz w:val="17"/>
@@ -7004,7 +7102,7 @@
             </w:pPr>
             <w:r>
               <w:rPr>
-                <w:rFonts w:ascii="Times New Roman" w:hAnsi="Times New Roman" w:eastAsia="Times New Roman"/>
+                <w:rFonts w:ascii="Times New Roman" w:hAnsi="Times New Roman" w:eastAsia="Times New Roman" w:cs="Times New Roman"/>
                 <w:b w:val="0"/>
                 <w:color w:val="232323"/>
                 <w:sz w:val="17"/>
@@ -7038,7 +7136,7 @@
             </w:pPr>
             <w:r>
               <w:rPr>
-                <w:rFonts w:ascii="Times New Roman" w:hAnsi="Times New Roman" w:eastAsia="Times New Roman"/>
+                <w:rFonts w:ascii="Times New Roman" w:hAnsi="Times New Roman" w:eastAsia="Times New Roman" w:cs="Times New Roman"/>
                 <w:b w:val="0"/>
                 <w:color w:val="232323"/>
                 <w:sz w:val="17"/>
@@ -7079,7 +7177,7 @@
             </w:pPr>
             <w:r>
               <w:rPr>
-                <w:rFonts w:ascii="Times New Roman" w:hAnsi="Times New Roman" w:eastAsia="Times New Roman"/>
+                <w:rFonts w:ascii="Times New Roman" w:hAnsi="Times New Roman" w:eastAsia="Times New Roman" w:cs="Times New Roman"/>
                 <w:b w:val="0"/>
                 <w:color w:val="232323"/>
                 <w:sz w:val="17"/>
@@ -7114,7 +7212,7 @@
             </w:pPr>
             <w:r>
               <w:rPr>
-                <w:rFonts w:ascii="Times New Roman" w:hAnsi="Times New Roman" w:eastAsia="Times New Roman"/>
+                <w:rFonts w:ascii="Times New Roman" w:hAnsi="Times New Roman" w:eastAsia="Times New Roman" w:cs="Times New Roman"/>
                 <w:b w:val="0"/>
                 <w:color w:val="232323"/>
                 <w:sz w:val="17"/>
@@ -7149,7 +7247,7 @@
             </w:pPr>
             <w:r>
               <w:rPr>
-                <w:rFonts w:ascii="Times New Roman" w:hAnsi="Times New Roman" w:eastAsia="Times New Roman"/>
+                <w:rFonts w:ascii="Times New Roman" w:hAnsi="Times New Roman" w:eastAsia="Times New Roman" w:cs="Times New Roman"/>
                 <w:b w:val="0"/>
                 <w:color w:val="232323"/>
                 <w:sz w:val="17"/>
@@ -7173,7 +7271,7 @@
       </w:pPr>
       <w:r>
         <w:rPr>
-          <w:rFonts w:ascii="Times New Roman" w:hAnsi="Times New Roman" w:eastAsia="Times New Roman"/>
+          <w:rFonts w:ascii="Times New Roman" w:hAnsi="Times New Roman" w:eastAsia="Times New Roman" w:cs="Times New Roman"/>
           <w:b/>
           <w:color w:val="1F4E79"/>
           <w:sz w:val="23"/>
@@ -7225,7 +7323,7 @@
             </w:pPr>
             <w:r>
               <w:rPr>
-                <w:rFonts w:ascii="Times New Roman" w:hAnsi="Times New Roman" w:eastAsia="Times New Roman"/>
+                <w:rFonts w:ascii="Times New Roman" w:hAnsi="Times New Roman" w:eastAsia="Times New Roman" w:cs="Times New Roman"/>
                 <w:b/>
                 <w:color w:val="FFFFFF"/>
                 <w:sz w:val="17"/>
@@ -7260,7 +7358,7 @@
             </w:pPr>
             <w:r>
               <w:rPr>
-                <w:rFonts w:ascii="Times New Roman" w:hAnsi="Times New Roman" w:eastAsia="Times New Roman"/>
+                <w:rFonts w:ascii="Times New Roman" w:hAnsi="Times New Roman" w:eastAsia="Times New Roman" w:cs="Times New Roman"/>
                 <w:b/>
                 <w:color w:val="FFFFFF"/>
                 <w:sz w:val="17"/>
@@ -7295,7 +7393,7 @@
             </w:pPr>
             <w:r>
               <w:rPr>
-                <w:rFonts w:ascii="Times New Roman" w:hAnsi="Times New Roman" w:eastAsia="Times New Roman"/>
+                <w:rFonts w:ascii="Times New Roman" w:hAnsi="Times New Roman" w:eastAsia="Times New Roman" w:cs="Times New Roman"/>
                 <w:b/>
                 <w:color w:val="FFFFFF"/>
                 <w:sz w:val="17"/>
@@ -7336,7 +7434,7 @@
             </w:pPr>
             <w:r>
               <w:rPr>
-                <w:rFonts w:ascii="Times New Roman" w:hAnsi="Times New Roman" w:eastAsia="Times New Roman"/>
+                <w:rFonts w:ascii="Times New Roman" w:hAnsi="Times New Roman" w:eastAsia="Times New Roman" w:cs="Times New Roman"/>
                 <w:b w:val="0"/>
                 <w:color w:val="232323"/>
                 <w:sz w:val="17"/>
@@ -7371,7 +7469,7 @@
             </w:pPr>
             <w:r>
               <w:rPr>
-                <w:rFonts w:ascii="Times New Roman" w:hAnsi="Times New Roman" w:eastAsia="Times New Roman"/>
+                <w:rFonts w:ascii="Times New Roman" w:hAnsi="Times New Roman" w:eastAsia="Times New Roman" w:cs="Times New Roman"/>
                 <w:b w:val="0"/>
                 <w:color w:val="232323"/>
                 <w:sz w:val="17"/>
@@ -7406,7 +7504,7 @@
             </w:pPr>
             <w:r>
               <w:rPr>
-                <w:rFonts w:ascii="Times New Roman" w:hAnsi="Times New Roman" w:eastAsia="Times New Roman"/>
+                <w:rFonts w:ascii="Times New Roman" w:hAnsi="Times New Roman" w:eastAsia="Times New Roman" w:cs="Times New Roman"/>
                 <w:b w:val="0"/>
                 <w:color w:val="232323"/>
                 <w:sz w:val="17"/>
@@ -7446,7 +7544,7 @@
             </w:pPr>
             <w:r>
               <w:rPr>
-                <w:rFonts w:ascii="Times New Roman" w:hAnsi="Times New Roman" w:eastAsia="Times New Roman"/>
+                <w:rFonts w:ascii="Times New Roman" w:hAnsi="Times New Roman" w:eastAsia="Times New Roman" w:cs="Times New Roman"/>
                 <w:b w:val="0"/>
                 <w:color w:val="232323"/>
                 <w:sz w:val="17"/>
@@ -7480,7 +7578,7 @@
             </w:pPr>
             <w:r>
               <w:rPr>
-                <w:rFonts w:ascii="Times New Roman" w:hAnsi="Times New Roman" w:eastAsia="Times New Roman"/>
+                <w:rFonts w:ascii="Times New Roman" w:hAnsi="Times New Roman" w:eastAsia="Times New Roman" w:cs="Times New Roman"/>
                 <w:b w:val="0"/>
                 <w:color w:val="232323"/>
                 <w:sz w:val="17"/>
@@ -7514,7 +7612,7 @@
             </w:pPr>
             <w:r>
               <w:rPr>
-                <w:rFonts w:ascii="Times New Roman" w:hAnsi="Times New Roman" w:eastAsia="Times New Roman"/>
+                <w:rFonts w:ascii="Times New Roman" w:hAnsi="Times New Roman" w:eastAsia="Times New Roman" w:cs="Times New Roman"/>
                 <w:b w:val="0"/>
                 <w:color w:val="232323"/>
                 <w:sz w:val="17"/>
@@ -7555,7 +7653,7 @@
             </w:pPr>
             <w:r>
               <w:rPr>
-                <w:rFonts w:ascii="Times New Roman" w:hAnsi="Times New Roman" w:eastAsia="Times New Roman"/>
+                <w:rFonts w:ascii="Times New Roman" w:hAnsi="Times New Roman" w:eastAsia="Times New Roman" w:cs="Times New Roman"/>
                 <w:b w:val="0"/>
                 <w:color w:val="232323"/>
                 <w:sz w:val="17"/>
@@ -7590,7 +7688,7 @@
             </w:pPr>
             <w:r>
               <w:rPr>
-                <w:rFonts w:ascii="Times New Roman" w:hAnsi="Times New Roman" w:eastAsia="Times New Roman"/>
+                <w:rFonts w:ascii="Times New Roman" w:hAnsi="Times New Roman" w:eastAsia="Times New Roman" w:cs="Times New Roman"/>
                 <w:b w:val="0"/>
                 <w:color w:val="232323"/>
                 <w:sz w:val="17"/>
@@ -7625,7 +7723,7 @@
             </w:pPr>
             <w:r>
               <w:rPr>
-                <w:rFonts w:ascii="Times New Roman" w:hAnsi="Times New Roman" w:eastAsia="Times New Roman"/>
+                <w:rFonts w:ascii="Times New Roman" w:hAnsi="Times New Roman" w:eastAsia="Times New Roman" w:cs="Times New Roman"/>
                 <w:b w:val="0"/>
                 <w:color w:val="232323"/>
                 <w:sz w:val="17"/>
@@ -7665,7 +7763,7 @@
             </w:pPr>
             <w:r>
               <w:rPr>
-                <w:rFonts w:ascii="Times New Roman" w:hAnsi="Times New Roman" w:eastAsia="Times New Roman"/>
+                <w:rFonts w:ascii="Times New Roman" w:hAnsi="Times New Roman" w:eastAsia="Times New Roman" w:cs="Times New Roman"/>
                 <w:b w:val="0"/>
                 <w:color w:val="232323"/>
                 <w:sz w:val="17"/>
@@ -7699,7 +7797,7 @@
             </w:pPr>
             <w:r>
               <w:rPr>
-                <w:rFonts w:ascii="Times New Roman" w:hAnsi="Times New Roman" w:eastAsia="Times New Roman"/>
+                <w:rFonts w:ascii="Times New Roman" w:hAnsi="Times New Roman" w:eastAsia="Times New Roman" w:cs="Times New Roman"/>
                 <w:b w:val="0"/>
                 <w:color w:val="232323"/>
                 <w:sz w:val="17"/>
@@ -7733,7 +7831,7 @@
             </w:pPr>
             <w:r>
               <w:rPr>
-                <w:rFonts w:ascii="Times New Roman" w:hAnsi="Times New Roman" w:eastAsia="Times New Roman"/>
+                <w:rFonts w:ascii="Times New Roman" w:hAnsi="Times New Roman" w:eastAsia="Times New Roman" w:cs="Times New Roman"/>
                 <w:b w:val="0"/>
                 <w:color w:val="232323"/>
                 <w:sz w:val="17"/>
@@ -7774,7 +7872,7 @@
             </w:pPr>
             <w:r>
               <w:rPr>
-                <w:rFonts w:ascii="Times New Roman" w:hAnsi="Times New Roman" w:eastAsia="Times New Roman"/>
+                <w:rFonts w:ascii="Times New Roman" w:hAnsi="Times New Roman" w:eastAsia="Times New Roman" w:cs="Times New Roman"/>
                 <w:b w:val="0"/>
                 <w:color w:val="232323"/>
                 <w:sz w:val="17"/>
@@ -7809,7 +7907,7 @@
             </w:pPr>
             <w:r>
               <w:rPr>
-                <w:rFonts w:ascii="Times New Roman" w:hAnsi="Times New Roman" w:eastAsia="Times New Roman"/>
+                <w:rFonts w:ascii="Times New Roman" w:hAnsi="Times New Roman" w:eastAsia="Times New Roman" w:cs="Times New Roman"/>
                 <w:b w:val="0"/>
                 <w:color w:val="232323"/>
                 <w:sz w:val="17"/>
@@ -7844,7 +7942,7 @@
             </w:pPr>
             <w:r>
               <w:rPr>
-                <w:rFonts w:ascii="Times New Roman" w:hAnsi="Times New Roman" w:eastAsia="Times New Roman"/>
+                <w:rFonts w:ascii="Times New Roman" w:hAnsi="Times New Roman" w:eastAsia="Times New Roman" w:cs="Times New Roman"/>
                 <w:b w:val="0"/>
                 <w:color w:val="232323"/>
                 <w:sz w:val="17"/>
@@ -7868,7 +7966,7 @@
       </w:pPr>
       <w:r>
         <w:rPr>
-          <w:rFonts w:ascii="Times New Roman" w:hAnsi="Times New Roman" w:eastAsia="Times New Roman"/>
+          <w:rFonts w:ascii="Times New Roman" w:hAnsi="Times New Roman" w:eastAsia="Times New Roman" w:cs="Times New Roman"/>
           <w:b/>
           <w:color w:val="1F4E79"/>
           <w:sz w:val="23"/>
@@ -7882,7 +7980,7 @@
       </w:pPr>
       <w:r>
         <w:rPr>
-          <w:rFonts w:ascii="Times New Roman" w:hAnsi="Times New Roman" w:eastAsia="Times New Roman"/>
+          <w:rFonts w:ascii="Times New Roman" w:hAnsi="Times New Roman" w:eastAsia="Times New Roman" w:cs="Times New Roman"/>
           <w:b w:val="0"/>
           <w:color w:val="232323"/>
           <w:sz w:val="20"/>
@@ -7896,7 +7994,7 @@
       </w:pPr>
       <w:r>
         <w:rPr>
-          <w:rFonts w:ascii="Times New Roman" w:hAnsi="Times New Roman" w:eastAsia="Times New Roman"/>
+          <w:rFonts w:ascii="Times New Roman" w:hAnsi="Times New Roman" w:eastAsia="Times New Roman" w:cs="Times New Roman"/>
           <w:b w:val="0"/>
           <w:color w:val="232323"/>
           <w:sz w:val="20"/>
@@ -7912,7 +8010,7 @@
       </w:pPr>
       <w:r>
         <w:rPr>
-          <w:rFonts w:ascii="Times New Roman" w:hAnsi="Times New Roman" w:eastAsia="Times New Roman"/>
+          <w:rFonts w:ascii="Times New Roman" w:hAnsi="Times New Roman" w:eastAsia="Times New Roman" w:cs="Times New Roman"/>
           <w:b/>
           <w:color w:val="1F4E79"/>
           <w:sz w:val="30"/>
@@ -7927,6 +8025,10 @@
         <w:spacing w:before="100" w:after="80"/>
       </w:pPr>
       <w:r>
+        <w:rPr>
+          <w:rFonts w:ascii="Times New Roman" w:hAnsi="Times New Roman" w:eastAsia="Times New Roman" w:cs="Times New Roman"/>
+          <w:sz w:val="23"/>
+        </w:rPr>
         <w:t>6.1 Quantitative red–blue baseline with six objects</w:t>
       </w:r>
     </w:p>
@@ -7936,7 +8038,7 @@
       </w:pPr>
       <w:r>
         <w:rPr>
-          <w:rFonts w:ascii="Times New Roman" w:hAnsi="Times New Roman" w:eastAsia="Times New Roman"/>
+          <w:rFonts w:ascii="Times New Roman" w:hAnsi="Times New Roman" w:eastAsia="Times New Roman" w:cs="Times New Roman"/>
           <w:b w:val="0"/>
           <w:color w:val="232323"/>
           <w:sz w:val="20"/>
@@ -7992,7 +8094,7 @@
             </w:pPr>
             <w:r>
               <w:rPr>
-                <w:rFonts w:ascii="Times New Roman" w:hAnsi="Times New Roman" w:eastAsia="Times New Roman"/>
+                <w:rFonts w:ascii="Times New Roman" w:hAnsi="Times New Roman" w:eastAsia="Times New Roman" w:cs="Times New Roman"/>
                 <w:b/>
                 <w:color w:val="FFFFFF"/>
                 <w:sz w:val="17"/>
@@ -8027,7 +8129,7 @@
             </w:pPr>
             <w:r>
               <w:rPr>
-                <w:rFonts w:ascii="Times New Roman" w:hAnsi="Times New Roman" w:eastAsia="Times New Roman"/>
+                <w:rFonts w:ascii="Times New Roman" w:hAnsi="Times New Roman" w:eastAsia="Times New Roman" w:cs="Times New Roman"/>
                 <w:b/>
                 <w:color w:val="FFFFFF"/>
                 <w:sz w:val="17"/>
@@ -8062,7 +8164,7 @@
             </w:pPr>
             <w:r>
               <w:rPr>
-                <w:rFonts w:ascii="Times New Roman" w:hAnsi="Times New Roman" w:eastAsia="Times New Roman"/>
+                <w:rFonts w:ascii="Times New Roman" w:hAnsi="Times New Roman" w:eastAsia="Times New Roman" w:cs="Times New Roman"/>
                 <w:b/>
                 <w:color w:val="FFFFFF"/>
                 <w:sz w:val="17"/>
@@ -8097,7 +8199,7 @@
             </w:pPr>
             <w:r>
               <w:rPr>
-                <w:rFonts w:ascii="Times New Roman" w:hAnsi="Times New Roman" w:eastAsia="Times New Roman"/>
+                <w:rFonts w:ascii="Times New Roman" w:hAnsi="Times New Roman" w:eastAsia="Times New Roman" w:cs="Times New Roman"/>
                 <w:b/>
                 <w:color w:val="FFFFFF"/>
                 <w:sz w:val="17"/>
@@ -8132,7 +8234,7 @@
             </w:pPr>
             <w:r>
               <w:rPr>
-                <w:rFonts w:ascii="Times New Roman" w:hAnsi="Times New Roman" w:eastAsia="Times New Roman"/>
+                <w:rFonts w:ascii="Times New Roman" w:hAnsi="Times New Roman" w:eastAsia="Times New Roman" w:cs="Times New Roman"/>
                 <w:b/>
                 <w:color w:val="FFFFFF"/>
                 <w:sz w:val="17"/>
@@ -8167,7 +8269,7 @@
             </w:pPr>
             <w:r>
               <w:rPr>
-                <w:rFonts w:ascii="Times New Roman" w:hAnsi="Times New Roman" w:eastAsia="Times New Roman"/>
+                <w:rFonts w:ascii="Times New Roman" w:hAnsi="Times New Roman" w:eastAsia="Times New Roman" w:cs="Times New Roman"/>
                 <w:b/>
                 <w:color w:val="FFFFFF"/>
                 <w:sz w:val="17"/>
@@ -8202,7 +8304,7 @@
             </w:pPr>
             <w:r>
               <w:rPr>
-                <w:rFonts w:ascii="Times New Roman" w:hAnsi="Times New Roman" w:eastAsia="Times New Roman"/>
+                <w:rFonts w:ascii="Times New Roman" w:hAnsi="Times New Roman" w:eastAsia="Times New Roman" w:cs="Times New Roman"/>
                 <w:b/>
                 <w:color w:val="FFFFFF"/>
                 <w:sz w:val="17"/>
@@ -8243,7 +8345,7 @@
             </w:pPr>
             <w:r>
               <w:rPr>
-                <w:rFonts w:ascii="Times New Roman" w:hAnsi="Times New Roman" w:eastAsia="Times New Roman"/>
+                <w:rFonts w:ascii="Times New Roman" w:hAnsi="Times New Roman" w:eastAsia="Times New Roman" w:cs="Times New Roman"/>
                 <w:b w:val="0"/>
                 <w:color w:val="232323"/>
                 <w:sz w:val="17"/>
@@ -8278,7 +8380,7 @@
             </w:pPr>
             <w:r>
               <w:rPr>
-                <w:rFonts w:ascii="Times New Roman" w:hAnsi="Times New Roman" w:eastAsia="Times New Roman"/>
+                <w:rFonts w:ascii="Times New Roman" w:hAnsi="Times New Roman" w:eastAsia="Times New Roman" w:cs="Times New Roman"/>
                 <w:b w:val="0"/>
                 <w:color w:val="232323"/>
                 <w:sz w:val="17"/>
@@ -8313,7 +8415,7 @@
             </w:pPr>
             <w:r>
               <w:rPr>
-                <w:rFonts w:ascii="Times New Roman" w:hAnsi="Times New Roman" w:eastAsia="Times New Roman"/>
+                <w:rFonts w:ascii="Times New Roman" w:hAnsi="Times New Roman" w:eastAsia="Times New Roman" w:cs="Times New Roman"/>
                 <w:b w:val="0"/>
                 <w:color w:val="232323"/>
                 <w:sz w:val="17"/>
@@ -8348,7 +8450,7 @@
             </w:pPr>
             <w:r>
               <w:rPr>
-                <w:rFonts w:ascii="Times New Roman" w:hAnsi="Times New Roman" w:eastAsia="Times New Roman"/>
+                <w:rFonts w:ascii="Times New Roman" w:hAnsi="Times New Roman" w:eastAsia="Times New Roman" w:cs="Times New Roman"/>
                 <w:b w:val="0"/>
                 <w:color w:val="232323"/>
                 <w:sz w:val="17"/>
@@ -8383,7 +8485,7 @@
             </w:pPr>
             <w:r>
               <w:rPr>
-                <w:rFonts w:ascii="Times New Roman" w:hAnsi="Times New Roman" w:eastAsia="Times New Roman"/>
+                <w:rFonts w:ascii="Times New Roman" w:hAnsi="Times New Roman" w:eastAsia="Times New Roman" w:cs="Times New Roman"/>
                 <w:b w:val="0"/>
                 <w:color w:val="232323"/>
                 <w:sz w:val="17"/>
@@ -8418,7 +8520,7 @@
             </w:pPr>
             <w:r>
               <w:rPr>
-                <w:rFonts w:ascii="Times New Roman" w:hAnsi="Times New Roman" w:eastAsia="Times New Roman"/>
+                <w:rFonts w:ascii="Times New Roman" w:hAnsi="Times New Roman" w:eastAsia="Times New Roman" w:cs="Times New Roman"/>
                 <w:b w:val="0"/>
                 <w:color w:val="232323"/>
                 <w:sz w:val="17"/>
@@ -8453,7 +8555,7 @@
             </w:pPr>
             <w:r>
               <w:rPr>
-                <w:rFonts w:ascii="Times New Roman" w:hAnsi="Times New Roman" w:eastAsia="Times New Roman"/>
+                <w:rFonts w:ascii="Times New Roman" w:hAnsi="Times New Roman" w:eastAsia="Times New Roman" w:cs="Times New Roman"/>
                 <w:b w:val="0"/>
                 <w:color w:val="232323"/>
                 <w:sz w:val="17"/>
@@ -8493,7 +8595,7 @@
             </w:pPr>
             <w:r>
               <w:rPr>
-                <w:rFonts w:ascii="Times New Roman" w:hAnsi="Times New Roman" w:eastAsia="Times New Roman"/>
+                <w:rFonts w:ascii="Times New Roman" w:hAnsi="Times New Roman" w:eastAsia="Times New Roman" w:cs="Times New Roman"/>
                 <w:b w:val="0"/>
                 <w:color w:val="232323"/>
                 <w:sz w:val="17"/>
@@ -8527,7 +8629,7 @@
             </w:pPr>
             <w:r>
               <w:rPr>
-                <w:rFonts w:ascii="Times New Roman" w:hAnsi="Times New Roman" w:eastAsia="Times New Roman"/>
+                <w:rFonts w:ascii="Times New Roman" w:hAnsi="Times New Roman" w:eastAsia="Times New Roman" w:cs="Times New Roman"/>
                 <w:b w:val="0"/>
                 <w:color w:val="232323"/>
                 <w:sz w:val="17"/>
@@ -8561,7 +8663,7 @@
             </w:pPr>
             <w:r>
               <w:rPr>
-                <w:rFonts w:ascii="Times New Roman" w:hAnsi="Times New Roman" w:eastAsia="Times New Roman"/>
+                <w:rFonts w:ascii="Times New Roman" w:hAnsi="Times New Roman" w:eastAsia="Times New Roman" w:cs="Times New Roman"/>
                 <w:b w:val="0"/>
                 <w:color w:val="232323"/>
                 <w:sz w:val="17"/>
@@ -8595,7 +8697,7 @@
             </w:pPr>
             <w:r>
               <w:rPr>
-                <w:rFonts w:ascii="Times New Roman" w:hAnsi="Times New Roman" w:eastAsia="Times New Roman"/>
+                <w:rFonts w:ascii="Times New Roman" w:hAnsi="Times New Roman" w:eastAsia="Times New Roman" w:cs="Times New Roman"/>
                 <w:b w:val="0"/>
                 <w:color w:val="232323"/>
                 <w:sz w:val="17"/>
@@ -8629,7 +8731,7 @@
             </w:pPr>
             <w:r>
               <w:rPr>
-                <w:rFonts w:ascii="Times New Roman" w:hAnsi="Times New Roman" w:eastAsia="Times New Roman"/>
+                <w:rFonts w:ascii="Times New Roman" w:hAnsi="Times New Roman" w:eastAsia="Times New Roman" w:cs="Times New Roman"/>
                 <w:b w:val="0"/>
                 <w:color w:val="232323"/>
                 <w:sz w:val="17"/>
@@ -8663,7 +8765,7 @@
             </w:pPr>
             <w:r>
               <w:rPr>
-                <w:rFonts w:ascii="Times New Roman" w:hAnsi="Times New Roman" w:eastAsia="Times New Roman"/>
+                <w:rFonts w:ascii="Times New Roman" w:hAnsi="Times New Roman" w:eastAsia="Times New Roman" w:cs="Times New Roman"/>
                 <w:b w:val="0"/>
                 <w:color w:val="232323"/>
                 <w:sz w:val="17"/>
@@ -8697,7 +8799,7 @@
             </w:pPr>
             <w:r>
               <w:rPr>
-                <w:rFonts w:ascii="Times New Roman" w:hAnsi="Times New Roman" w:eastAsia="Times New Roman"/>
+                <w:rFonts w:ascii="Times New Roman" w:hAnsi="Times New Roman" w:eastAsia="Times New Roman" w:cs="Times New Roman"/>
                 <w:b w:val="0"/>
                 <w:color w:val="232323"/>
                 <w:sz w:val="17"/>
@@ -8738,7 +8840,7 @@
             </w:pPr>
             <w:r>
               <w:rPr>
-                <w:rFonts w:ascii="Times New Roman" w:hAnsi="Times New Roman" w:eastAsia="Times New Roman"/>
+                <w:rFonts w:ascii="Times New Roman" w:hAnsi="Times New Roman" w:eastAsia="Times New Roman" w:cs="Times New Roman"/>
                 <w:b w:val="0"/>
                 <w:color w:val="232323"/>
                 <w:sz w:val="17"/>
@@ -8773,7 +8875,7 @@
             </w:pPr>
             <w:r>
               <w:rPr>
-                <w:rFonts w:ascii="Times New Roman" w:hAnsi="Times New Roman" w:eastAsia="Times New Roman"/>
+                <w:rFonts w:ascii="Times New Roman" w:hAnsi="Times New Roman" w:eastAsia="Times New Roman" w:cs="Times New Roman"/>
                 <w:b w:val="0"/>
                 <w:color w:val="232323"/>
                 <w:sz w:val="17"/>
@@ -8808,7 +8910,7 @@
             </w:pPr>
             <w:r>
               <w:rPr>
-                <w:rFonts w:ascii="Times New Roman" w:hAnsi="Times New Roman" w:eastAsia="Times New Roman"/>
+                <w:rFonts w:ascii="Times New Roman" w:hAnsi="Times New Roman" w:eastAsia="Times New Roman" w:cs="Times New Roman"/>
                 <w:b w:val="0"/>
                 <w:color w:val="232323"/>
                 <w:sz w:val="17"/>
@@ -8843,7 +8945,7 @@
             </w:pPr>
             <w:r>
               <w:rPr>
-                <w:rFonts w:ascii="Times New Roman" w:hAnsi="Times New Roman" w:eastAsia="Times New Roman"/>
+                <w:rFonts w:ascii="Times New Roman" w:hAnsi="Times New Roman" w:eastAsia="Times New Roman" w:cs="Times New Roman"/>
                 <w:b w:val="0"/>
                 <w:color w:val="232323"/>
                 <w:sz w:val="17"/>
@@ -8878,7 +8980,7 @@
             </w:pPr>
             <w:r>
               <w:rPr>
-                <w:rFonts w:ascii="Times New Roman" w:hAnsi="Times New Roman" w:eastAsia="Times New Roman"/>
+                <w:rFonts w:ascii="Times New Roman" w:hAnsi="Times New Roman" w:eastAsia="Times New Roman" w:cs="Times New Roman"/>
                 <w:b w:val="0"/>
                 <w:color w:val="232323"/>
                 <w:sz w:val="17"/>
@@ -8913,7 +9015,7 @@
             </w:pPr>
             <w:r>
               <w:rPr>
-                <w:rFonts w:ascii="Times New Roman" w:hAnsi="Times New Roman" w:eastAsia="Times New Roman"/>
+                <w:rFonts w:ascii="Times New Roman" w:hAnsi="Times New Roman" w:eastAsia="Times New Roman" w:cs="Times New Roman"/>
                 <w:b w:val="0"/>
                 <w:color w:val="232323"/>
                 <w:sz w:val="17"/>
@@ -8948,7 +9050,7 @@
             </w:pPr>
             <w:r>
               <w:rPr>
-                <w:rFonts w:ascii="Times New Roman" w:hAnsi="Times New Roman" w:eastAsia="Times New Roman"/>
+                <w:rFonts w:ascii="Times New Roman" w:hAnsi="Times New Roman" w:eastAsia="Times New Roman" w:cs="Times New Roman"/>
                 <w:b w:val="0"/>
                 <w:color w:val="232323"/>
                 <w:sz w:val="17"/>
@@ -8988,7 +9090,7 @@
             </w:pPr>
             <w:r>
               <w:rPr>
-                <w:rFonts w:ascii="Times New Roman" w:hAnsi="Times New Roman" w:eastAsia="Times New Roman"/>
+                <w:rFonts w:ascii="Times New Roman" w:hAnsi="Times New Roman" w:eastAsia="Times New Roman" w:cs="Times New Roman"/>
                 <w:b w:val="0"/>
                 <w:color w:val="232323"/>
                 <w:sz w:val="17"/>
@@ -9022,7 +9124,7 @@
             </w:pPr>
             <w:r>
               <w:rPr>
-                <w:rFonts w:ascii="Times New Roman" w:hAnsi="Times New Roman" w:eastAsia="Times New Roman"/>
+                <w:rFonts w:ascii="Times New Roman" w:hAnsi="Times New Roman" w:eastAsia="Times New Roman" w:cs="Times New Roman"/>
                 <w:b w:val="0"/>
                 <w:color w:val="232323"/>
                 <w:sz w:val="17"/>
@@ -9056,7 +9158,7 @@
             </w:pPr>
             <w:r>
               <w:rPr>
-                <w:rFonts w:ascii="Times New Roman" w:hAnsi="Times New Roman" w:eastAsia="Times New Roman"/>
+                <w:rFonts w:ascii="Times New Roman" w:hAnsi="Times New Roman" w:eastAsia="Times New Roman" w:cs="Times New Roman"/>
                 <w:b w:val="0"/>
                 <w:color w:val="232323"/>
                 <w:sz w:val="17"/>
@@ -9090,7 +9192,7 @@
             </w:pPr>
             <w:r>
               <w:rPr>
-                <w:rFonts w:ascii="Times New Roman" w:hAnsi="Times New Roman" w:eastAsia="Times New Roman"/>
+                <w:rFonts w:ascii="Times New Roman" w:hAnsi="Times New Roman" w:eastAsia="Times New Roman" w:cs="Times New Roman"/>
                 <w:b w:val="0"/>
                 <w:color w:val="232323"/>
                 <w:sz w:val="17"/>
@@ -9124,7 +9226,7 @@
             </w:pPr>
             <w:r>
               <w:rPr>
-                <w:rFonts w:ascii="Times New Roman" w:hAnsi="Times New Roman" w:eastAsia="Times New Roman"/>
+                <w:rFonts w:ascii="Times New Roman" w:hAnsi="Times New Roman" w:eastAsia="Times New Roman" w:cs="Times New Roman"/>
                 <w:b w:val="0"/>
                 <w:color w:val="232323"/>
                 <w:sz w:val="17"/>
@@ -9158,7 +9260,7 @@
             </w:pPr>
             <w:r>
               <w:rPr>
-                <w:rFonts w:ascii="Times New Roman" w:hAnsi="Times New Roman" w:eastAsia="Times New Roman"/>
+                <w:rFonts w:ascii="Times New Roman" w:hAnsi="Times New Roman" w:eastAsia="Times New Roman" w:cs="Times New Roman"/>
                 <w:b w:val="0"/>
                 <w:color w:val="232323"/>
                 <w:sz w:val="17"/>
@@ -9192,7 +9294,7 @@
             </w:pPr>
             <w:r>
               <w:rPr>
-                <w:rFonts w:ascii="Times New Roman" w:hAnsi="Times New Roman" w:eastAsia="Times New Roman"/>
+                <w:rFonts w:ascii="Times New Roman" w:hAnsi="Times New Roman" w:eastAsia="Times New Roman" w:cs="Times New Roman"/>
                 <w:b w:val="0"/>
                 <w:color w:val="232323"/>
                 <w:sz w:val="17"/>
@@ -9233,7 +9335,7 @@
             </w:pPr>
             <w:r>
               <w:rPr>
-                <w:rFonts w:ascii="Times New Roman" w:hAnsi="Times New Roman" w:eastAsia="Times New Roman"/>
+                <w:rFonts w:ascii="Times New Roman" w:hAnsi="Times New Roman" w:eastAsia="Times New Roman" w:cs="Times New Roman"/>
                 <w:b w:val="0"/>
                 <w:color w:val="232323"/>
                 <w:sz w:val="17"/>
@@ -9268,7 +9370,7 @@
             </w:pPr>
             <w:r>
               <w:rPr>
-                <w:rFonts w:ascii="Times New Roman" w:hAnsi="Times New Roman" w:eastAsia="Times New Roman"/>
+                <w:rFonts w:ascii="Times New Roman" w:hAnsi="Times New Roman" w:eastAsia="Times New Roman" w:cs="Times New Roman"/>
                 <w:b w:val="0"/>
                 <w:color w:val="232323"/>
                 <w:sz w:val="17"/>
@@ -9303,7 +9405,7 @@
             </w:pPr>
             <w:r>
               <w:rPr>
-                <w:rFonts w:ascii="Times New Roman" w:hAnsi="Times New Roman" w:eastAsia="Times New Roman"/>
+                <w:rFonts w:ascii="Times New Roman" w:hAnsi="Times New Roman" w:eastAsia="Times New Roman" w:cs="Times New Roman"/>
                 <w:b w:val="0"/>
                 <w:color w:val="232323"/>
                 <w:sz w:val="17"/>
@@ -9338,7 +9440,7 @@
             </w:pPr>
             <w:r>
               <w:rPr>
-                <w:rFonts w:ascii="Times New Roman" w:hAnsi="Times New Roman" w:eastAsia="Times New Roman"/>
+                <w:rFonts w:ascii="Times New Roman" w:hAnsi="Times New Roman" w:eastAsia="Times New Roman" w:cs="Times New Roman"/>
                 <w:b w:val="0"/>
                 <w:color w:val="232323"/>
                 <w:sz w:val="17"/>
@@ -9373,7 +9475,7 @@
             </w:pPr>
             <w:r>
               <w:rPr>
-                <w:rFonts w:ascii="Times New Roman" w:hAnsi="Times New Roman" w:eastAsia="Times New Roman"/>
+                <w:rFonts w:ascii="Times New Roman" w:hAnsi="Times New Roman" w:eastAsia="Times New Roman" w:cs="Times New Roman"/>
                 <w:b w:val="0"/>
                 <w:color w:val="232323"/>
                 <w:sz w:val="17"/>
@@ -9408,7 +9510,7 @@
             </w:pPr>
             <w:r>
               <w:rPr>
-                <w:rFonts w:ascii="Times New Roman" w:hAnsi="Times New Roman" w:eastAsia="Times New Roman"/>
+                <w:rFonts w:ascii="Times New Roman" w:hAnsi="Times New Roman" w:eastAsia="Times New Roman" w:cs="Times New Roman"/>
                 <w:b w:val="0"/>
                 <w:color w:val="232323"/>
                 <w:sz w:val="17"/>
@@ -9443,7 +9545,7 @@
             </w:pPr>
             <w:r>
               <w:rPr>
-                <w:rFonts w:ascii="Times New Roman" w:hAnsi="Times New Roman" w:eastAsia="Times New Roman"/>
+                <w:rFonts w:ascii="Times New Roman" w:hAnsi="Times New Roman" w:eastAsia="Times New Roman" w:cs="Times New Roman"/>
                 <w:b w:val="0"/>
                 <w:color w:val="232323"/>
                 <w:sz w:val="17"/>
@@ -9483,7 +9585,7 @@
             </w:pPr>
             <w:r>
               <w:rPr>
-                <w:rFonts w:ascii="Times New Roman" w:hAnsi="Times New Roman" w:eastAsia="Times New Roman"/>
+                <w:rFonts w:ascii="Times New Roman" w:hAnsi="Times New Roman" w:eastAsia="Times New Roman" w:cs="Times New Roman"/>
                 <w:b w:val="0"/>
                 <w:color w:val="232323"/>
                 <w:sz w:val="17"/>
@@ -9517,7 +9619,7 @@
             </w:pPr>
             <w:r>
               <w:rPr>
-                <w:rFonts w:ascii="Times New Roman" w:hAnsi="Times New Roman" w:eastAsia="Times New Roman"/>
+                <w:rFonts w:ascii="Times New Roman" w:hAnsi="Times New Roman" w:eastAsia="Times New Roman" w:cs="Times New Roman"/>
                 <w:b w:val="0"/>
                 <w:color w:val="232323"/>
                 <w:sz w:val="17"/>
@@ -9551,7 +9653,7 @@
             </w:pPr>
             <w:r>
               <w:rPr>
-                <w:rFonts w:ascii="Times New Roman" w:hAnsi="Times New Roman" w:eastAsia="Times New Roman"/>
+                <w:rFonts w:ascii="Times New Roman" w:hAnsi="Times New Roman" w:eastAsia="Times New Roman" w:cs="Times New Roman"/>
                 <w:b w:val="0"/>
                 <w:color w:val="232323"/>
                 <w:sz w:val="17"/>
@@ -9585,7 +9687,7 @@
             </w:pPr>
             <w:r>
               <w:rPr>
-                <w:rFonts w:ascii="Times New Roman" w:hAnsi="Times New Roman" w:eastAsia="Times New Roman"/>
+                <w:rFonts w:ascii="Times New Roman" w:hAnsi="Times New Roman" w:eastAsia="Times New Roman" w:cs="Times New Roman"/>
                 <w:b w:val="0"/>
                 <w:color w:val="232323"/>
                 <w:sz w:val="17"/>
@@ -9619,7 +9721,7 @@
             </w:pPr>
             <w:r>
               <w:rPr>
-                <w:rFonts w:ascii="Times New Roman" w:hAnsi="Times New Roman" w:eastAsia="Times New Roman"/>
+                <w:rFonts w:ascii="Times New Roman" w:hAnsi="Times New Roman" w:eastAsia="Times New Roman" w:cs="Times New Roman"/>
                 <w:b w:val="0"/>
                 <w:color w:val="232323"/>
                 <w:sz w:val="17"/>
@@ -9653,7 +9755,7 @@
             </w:pPr>
             <w:r>
               <w:rPr>
-                <w:rFonts w:ascii="Times New Roman" w:hAnsi="Times New Roman" w:eastAsia="Times New Roman"/>
+                <w:rFonts w:ascii="Times New Roman" w:hAnsi="Times New Roman" w:eastAsia="Times New Roman" w:cs="Times New Roman"/>
                 <w:b w:val="0"/>
                 <w:color w:val="232323"/>
                 <w:sz w:val="17"/>
@@ -9687,7 +9789,7 @@
             </w:pPr>
             <w:r>
               <w:rPr>
-                <w:rFonts w:ascii="Times New Roman" w:hAnsi="Times New Roman" w:eastAsia="Times New Roman"/>
+                <w:rFonts w:ascii="Times New Roman" w:hAnsi="Times New Roman" w:eastAsia="Times New Roman" w:cs="Times New Roman"/>
                 <w:b w:val="0"/>
                 <w:color w:val="232323"/>
                 <w:sz w:val="17"/>
@@ -9710,6 +9812,10 @@
         <w:spacing w:before="100" w:after="80"/>
       </w:pPr>
       <w:r>
+        <w:rPr>
+          <w:rFonts w:ascii="Times New Roman" w:hAnsi="Times New Roman" w:eastAsia="Times New Roman" w:cs="Times New Roman"/>
+          <w:sz w:val="23"/>
+        </w:rPr>
         <w:t>6.2 Three-class extension</w:t>
       </w:r>
     </w:p>
@@ -9719,7 +9825,7 @@
       </w:pPr>
       <w:r>
         <w:rPr>
-          <w:rFonts w:ascii="Times New Roman" w:hAnsi="Times New Roman" w:eastAsia="Times New Roman"/>
+          <w:rFonts w:ascii="Times New Roman" w:hAnsi="Times New Roman" w:eastAsia="Times New Roman" w:cs="Times New Roman"/>
           <w:b w:val="0"/>
           <w:color w:val="232323"/>
           <w:sz w:val="20"/>
@@ -9732,6 +9838,10 @@
         <w:pStyle w:val="Heading2"/>
       </w:pPr>
       <w:r>
+        <w:rPr>
+          <w:rFonts w:ascii="Times New Roman" w:hAnsi="Times New Roman" w:eastAsia="Times New Roman" w:cs="Times New Roman"/>
+          <w:sz w:val="23"/>
+        </w:rPr>
         <w:t>6.3 Three-class detector evaluation</w:t>
       </w:r>
     </w:p>
@@ -9739,7 +9849,8 @@
       <w:pPr/>
       <w:r>
         <w:rPr>
-          <w:sz w:val="21"/>
+          <w:rFonts w:ascii="Times New Roman" w:hAnsi="Times New Roman" w:eastAsia="Times New Roman" w:cs="Times New Roman"/>
+          <w:sz w:val="20"/>
         </w:rPr>
         <w:t>The independent validation record reports overall and per-class mAP50=0.995 and mAP50-95=0.995, with precision=1.0 and recall=1.0. The two external-camera views in Fig. 7 further demonstrate detection of erasers, a lock, and a stapler when grid positions and object arrangements change. Confidence ranges from 0.84 to 0.95, and the displayed rates are 31.7 FPS and 32.0 FPS. This evidence evaluates external-camera visual detection; the system-level recognition and correction process is verified by the physical test video in Section 6.4.</w:t>
       </w:r>
@@ -9749,6 +9860,10 @@
         <w:pStyle w:val="Heading2"/>
       </w:pPr>
       <w:r>
+        <w:rPr>
+          <w:rFonts w:ascii="Times New Roman" w:hAnsi="Times New Roman" w:eastAsia="Times New Roman" w:cs="Times New Roman"/>
+          <w:sz w:val="23"/>
+        </w:rPr>
         <w:t>6.4 Recognition, correction, and physical-arm results</w:t>
       </w:r>
     </w:p>
@@ -9756,7 +9871,7 @@
       <w:pPr/>
       <w:r>
         <w:rPr>
-          <w:rFonts w:ascii="Times New Roman" w:hAnsi="Times New Roman" w:eastAsia="SimSun"/>
+          <w:rFonts w:ascii="Times New Roman" w:hAnsi="Times New Roman" w:eastAsia="Times New Roman" w:cs="Times New Roman"/>
           <w:sz w:val="20"/>
         </w:rPr>
         <w:t>The hardware acceptance contains two complementary videos. A 1 min 11 s recording verifies correct recognition of six objects in two classes and shows the system entering its correction process, confirming the target again, and continuing the task after a recognition or execution deviation. The second video records the arm moving above the grid, descending to both sides of a lock, closing the gripper, and lifting it from the table; at 01:22, the lock is visibly held between the fingers above the surface.</w:t>
@@ -9766,7 +9881,7 @@
       <w:pPr/>
       <w:r>
         <w:rPr>
-          <w:rFonts w:ascii="Times New Roman" w:hAnsi="Times New Roman" w:eastAsia="SimSun"/>
+          <w:rFonts w:ascii="Times New Roman" w:hAnsi="Times New Roman" w:eastAsia="Times New Roman" w:cs="Times New Roman"/>
           <w:sz w:val="20"/>
         </w:rPr>
         <w:t>Together, the recordings verify target recognition, correction handling, and the physical approach, grasp, and lift. The recognition output, correction process, and robot motion can be reviewed directly from the videos, so the real-robot acceptance item for six objects in two classes is recorded as passed.</w:t>
@@ -9779,6 +9894,10 @@
         <w:spacing w:before="100" w:after="80"/>
       </w:pPr>
       <w:r>
+        <w:rPr>
+          <w:rFonts w:ascii="Times New Roman" w:hAnsi="Times New Roman" w:eastAsia="Times New Roman" w:cs="Times New Roman"/>
+          <w:sz w:val="23"/>
+        </w:rPr>
         <w:t>6.5 Multi-layer evidence chain</w:t>
       </w:r>
     </w:p>
@@ -9788,7 +9907,7 @@
       </w:pPr>
       <w:r>
         <w:rPr>
-          <w:rFonts w:ascii="Times New Roman" w:hAnsi="Times New Roman" w:eastAsia="Times New Roman"/>
+          <w:rFonts w:ascii="Times New Roman" w:hAnsi="Times New Roman" w:eastAsia="Times New Roman" w:cs="Times New Roman"/>
           <w:b w:val="0"/>
           <w:color w:val="232323"/>
           <w:sz w:val="20"/>
@@ -9848,6 +9967,10 @@
         <w:jc w:val="center"/>
       </w:pPr>
       <w:r>
+        <w:rPr>
+          <w:rFonts w:ascii="Times New Roman" w:hAnsi="Times New Roman" w:eastAsia="Times New Roman" w:cs="Times New Roman"/>
+          <w:sz w:val="18"/>
+        </w:rPr>
         <w:t>Fig. 9  GUI, state, event, pose, and object-level CSV form the acceptance evidence chain</w:t>
       </w:r>
     </w:p>
@@ -9859,7 +9982,7 @@
       </w:pPr>
       <w:r>
         <w:rPr>
-          <w:rFonts w:ascii="Times New Roman" w:hAnsi="Times New Roman" w:eastAsia="Times New Roman"/>
+          <w:rFonts w:ascii="Times New Roman" w:hAnsi="Times New Roman" w:eastAsia="Times New Roman" w:cs="Times New Roman"/>
           <w:b/>
           <w:color w:val="1F4E79"/>
           <w:sz w:val="30"/>
@@ -9873,7 +9996,7 @@
       </w:pPr>
       <w:r>
         <w:rPr>
-          <w:rFonts w:ascii="Times New Roman" w:hAnsi="Times New Roman" w:eastAsia="SimSun"/>
+          <w:rFonts w:ascii="Times New Roman" w:hAnsi="Times New Roman" w:eastAsia="Times New Roman" w:cs="Times New Roman"/>
           <w:sz w:val="20"/>
         </w:rPr>
         <w:t>The group divided the work into camera-model training, Gazebo scene and synthetic-detection setup, task decisions, robot execution, and integration testing. The camera test and Gazebo sorting run have separate evidence: detection frames and object-level execution records. Integrating these interfaces remains part of the hardware phase.</w:t>
@@ -9923,7 +10046,7 @@
             </w:pPr>
             <w:r>
               <w:rPr>
-                <w:rFonts w:ascii="Times New Roman" w:hAnsi="Times New Roman" w:eastAsia="Times New Roman"/>
+                <w:rFonts w:ascii="Times New Roman" w:hAnsi="Times New Roman" w:eastAsia="Times New Roman" w:cs="Times New Roman"/>
                 <w:b/>
                 <w:color w:val="FFFFFF"/>
                 <w:sz w:val="17"/>
@@ -9958,7 +10081,7 @@
             </w:pPr>
             <w:r>
               <w:rPr>
-                <w:rFonts w:ascii="Times New Roman" w:hAnsi="Times New Roman" w:eastAsia="Times New Roman"/>
+                <w:rFonts w:ascii="Times New Roman" w:hAnsi="Times New Roman" w:eastAsia="Times New Roman" w:cs="Times New Roman"/>
                 <w:b/>
                 <w:color w:val="FFFFFF"/>
                 <w:sz w:val="17"/>
@@ -9993,7 +10116,7 @@
             </w:pPr>
             <w:r>
               <w:rPr>
-                <w:rFonts w:ascii="Times New Roman" w:hAnsi="Times New Roman" w:eastAsia="Times New Roman"/>
+                <w:rFonts w:ascii="Times New Roman" w:hAnsi="Times New Roman" w:eastAsia="Times New Roman" w:cs="Times New Roman"/>
                 <w:b/>
                 <w:color w:val="FFFFFF"/>
                 <w:sz w:val="17"/>
@@ -10029,7 +10152,7 @@
           <w:p>
             <w:r>
               <w:rPr>
-                <w:rFonts w:ascii="Times New Roman" w:hAnsi="Times New Roman" w:eastAsia="Times New Roman"/>
+                <w:rFonts w:ascii="Times New Roman" w:hAnsi="Times New Roman" w:eastAsia="Times New Roman" w:cs="Times New Roman"/>
                 <w:b w:val="0"/>
                 <w:color w:val="232323"/>
                 <w:sz w:val="17"/>
@@ -10059,7 +10182,7 @@
           <w:p>
             <w:r>
               <w:rPr>
-                <w:rFonts w:ascii="Times New Roman" w:hAnsi="Times New Roman" w:eastAsia="Times New Roman"/>
+                <w:rFonts w:ascii="Times New Roman" w:hAnsi="Times New Roman" w:eastAsia="Times New Roman" w:cs="Times New Roman"/>
                 <w:b w:val="0"/>
                 <w:color w:val="232323"/>
                 <w:sz w:val="17"/>
@@ -10089,7 +10212,7 @@
           <w:p>
             <w:r>
               <w:rPr>
-                <w:rFonts w:ascii="Times New Roman" w:hAnsi="Times New Roman" w:eastAsia="Times New Roman"/>
+                <w:rFonts w:ascii="Times New Roman" w:hAnsi="Times New Roman" w:eastAsia="Times New Roman" w:cs="Times New Roman"/>
                 <w:b w:val="0"/>
                 <w:color w:val="232323"/>
                 <w:sz w:val="17"/>
@@ -10129,7 +10252,7 @@
             </w:pPr>
             <w:r>
               <w:rPr>
-                <w:rFonts w:ascii="Times New Roman" w:hAnsi="Times New Roman" w:eastAsia="Times New Roman"/>
+                <w:rFonts w:ascii="Times New Roman" w:hAnsi="Times New Roman" w:eastAsia="Times New Roman" w:cs="Times New Roman"/>
                 <w:b w:val="0"/>
                 <w:color w:val="232323"/>
                 <w:sz w:val="17"/>
@@ -10163,7 +10286,7 @@
             </w:pPr>
             <w:r>
               <w:rPr>
-                <w:rFonts w:ascii="Times New Roman" w:hAnsi="Times New Roman" w:eastAsia="Times New Roman"/>
+                <w:rFonts w:ascii="Times New Roman" w:hAnsi="Times New Roman" w:eastAsia="Times New Roman" w:cs="Times New Roman"/>
                 <w:b w:val="0"/>
                 <w:color w:val="232323"/>
                 <w:sz w:val="17"/>
@@ -10197,7 +10320,7 @@
             </w:pPr>
             <w:r>
               <w:rPr>
-                <w:rFonts w:ascii="Times New Roman" w:hAnsi="Times New Roman" w:eastAsia="Times New Roman"/>
+                <w:rFonts w:ascii="Times New Roman" w:hAnsi="Times New Roman" w:eastAsia="Times New Roman" w:cs="Times New Roman"/>
                 <w:b w:val="0"/>
                 <w:color w:val="232323"/>
                 <w:sz w:val="17"/>
@@ -10238,7 +10361,7 @@
             </w:pPr>
             <w:r>
               <w:rPr>
-                <w:rFonts w:ascii="Times New Roman" w:hAnsi="Times New Roman" w:eastAsia="Times New Roman"/>
+                <w:rFonts w:ascii="Times New Roman" w:hAnsi="Times New Roman" w:eastAsia="Times New Roman" w:cs="Times New Roman"/>
                 <w:b w:val="0"/>
                 <w:color w:val="232323"/>
                 <w:sz w:val="17"/>
@@ -10273,7 +10396,7 @@
             </w:pPr>
             <w:r>
               <w:rPr>
-                <w:rFonts w:ascii="Times New Roman" w:hAnsi="Times New Roman" w:eastAsia="Times New Roman"/>
+                <w:rFonts w:ascii="Times New Roman" w:hAnsi="Times New Roman" w:eastAsia="Times New Roman" w:cs="Times New Roman"/>
                 <w:b w:val="0"/>
                 <w:color w:val="232323"/>
                 <w:sz w:val="17"/>
@@ -10308,7 +10431,7 @@
             </w:pPr>
             <w:r>
               <w:rPr>
-                <w:rFonts w:ascii="Times New Roman" w:hAnsi="Times New Roman" w:eastAsia="Times New Roman"/>
+                <w:rFonts w:ascii="Times New Roman" w:hAnsi="Times New Roman" w:eastAsia="Times New Roman" w:cs="Times New Roman"/>
                 <w:b w:val="0"/>
                 <w:color w:val="232323"/>
                 <w:sz w:val="17"/>
@@ -10348,7 +10471,7 @@
             </w:pPr>
             <w:r>
               <w:rPr>
-                <w:rFonts w:ascii="Times New Roman" w:hAnsi="Times New Roman" w:eastAsia="Times New Roman"/>
+                <w:rFonts w:ascii="Times New Roman" w:hAnsi="Times New Roman" w:eastAsia="Times New Roman" w:cs="Times New Roman"/>
                 <w:b w:val="0"/>
                 <w:color w:val="232323"/>
                 <w:sz w:val="17"/>
@@ -10382,7 +10505,7 @@
             </w:pPr>
             <w:r>
               <w:rPr>
-                <w:rFonts w:ascii="Times New Roman" w:hAnsi="Times New Roman" w:eastAsia="Times New Roman"/>
+                <w:rFonts w:ascii="Times New Roman" w:hAnsi="Times New Roman" w:eastAsia="Times New Roman" w:cs="Times New Roman"/>
                 <w:b w:val="0"/>
                 <w:color w:val="232323"/>
                 <w:sz w:val="17"/>
@@ -10416,7 +10539,7 @@
             </w:pPr>
             <w:r>
               <w:rPr>
-                <w:rFonts w:ascii="Times New Roman" w:hAnsi="Times New Roman" w:eastAsia="Times New Roman"/>
+                <w:rFonts w:ascii="Times New Roman" w:hAnsi="Times New Roman" w:eastAsia="Times New Roman" w:cs="Times New Roman"/>
                 <w:b w:val="0"/>
                 <w:color w:val="232323"/>
                 <w:sz w:val="17"/>
@@ -10451,7 +10574,7 @@
           <w:p>
             <w:r>
               <w:rPr>
-                <w:rFonts w:ascii="Times New Roman" w:hAnsi="Times New Roman" w:eastAsia="Times New Roman"/>
+                <w:rFonts w:ascii="Times New Roman" w:hAnsi="Times New Roman" w:eastAsia="Times New Roman" w:cs="Times New Roman"/>
                 <w:b w:val="0"/>
                 <w:color w:val="232323"/>
                 <w:sz w:val="17"/>
@@ -10480,7 +10603,7 @@
           <w:p>
             <w:r>
               <w:rPr>
-                <w:rFonts w:ascii="Times New Roman" w:hAnsi="Times New Roman" w:eastAsia="Times New Roman"/>
+                <w:rFonts w:ascii="Times New Roman" w:hAnsi="Times New Roman" w:eastAsia="Times New Roman" w:cs="Times New Roman"/>
                 <w:b w:val="0"/>
                 <w:color w:val="232323"/>
                 <w:sz w:val="17"/>
@@ -10509,7 +10632,7 @@
           <w:p>
             <w:r>
               <w:rPr>
-                <w:rFonts w:ascii="Times New Roman" w:hAnsi="Times New Roman" w:eastAsia="Times New Roman"/>
+                <w:rFonts w:ascii="Times New Roman" w:hAnsi="Times New Roman" w:eastAsia="Times New Roman" w:cs="Times New Roman"/>
                 <w:b w:val="0"/>
                 <w:color w:val="232323"/>
                 <w:sz w:val="17"/>
@@ -10533,7 +10656,7 @@
       </w:pPr>
       <w:r>
         <w:rPr>
-          <w:rFonts w:ascii="Times New Roman" w:hAnsi="Times New Roman" w:eastAsia="Times New Roman"/>
+          <w:rFonts w:ascii="Times New Roman" w:hAnsi="Times New Roman" w:eastAsia="Times New Roman" w:cs="Times New Roman"/>
           <w:b/>
           <w:color w:val="1F4E79"/>
           <w:sz w:val="30"/>
@@ -10549,7 +10672,7 @@
       </w:pPr>
       <w:r>
         <w:rPr>
-          <w:rFonts w:ascii="Times New Roman" w:hAnsi="Times New Roman" w:eastAsia="Times New Roman"/>
+          <w:rFonts w:ascii="Times New Roman" w:hAnsi="Times New Roman" w:eastAsia="Times New Roman" w:cs="Times New Roman"/>
           <w:b/>
           <w:color w:val="1F4E79"/>
           <w:sz w:val="23"/>
@@ -10562,6 +10685,10 @@
         <w:spacing w:line="276" w:lineRule="auto" w:after="100"/>
       </w:pPr>
       <w:r>
+        <w:rPr>
+          <w:rFonts w:ascii="Times New Roman" w:hAnsi="Times New Roman" w:eastAsia="Times New Roman" w:cs="Times New Roman"/>
+          <w:sz w:val="20"/>
+        </w:rPr>
         <w:t>Experiment 3 extends fixed-point transfer into Gazebo desktop sorting, external-camera detection, and real-robot validation. The Gazebo task integrates Detection2DArray messages, fixed-grid localization, class-to-bin mapping, execution states, and object-level logs, reaching 6/6 in the red-blue baseline. The camera model recognizes erasers, locks, and staplers. Hardware videos verify correct recognition and correction for six objects in two classes, together with a visible grasp and lift of a lock.</w:t>
       </w:r>
     </w:p>
@@ -10571,7 +10698,7 @@
       </w:pPr>
       <w:r>
         <w:rPr>
-          <w:rFonts w:ascii="Times New Roman" w:hAnsi="Times New Roman" w:eastAsia="Times New Roman"/>
+          <w:rFonts w:ascii="Times New Roman" w:hAnsi="Times New Roman" w:eastAsia="Times New Roman" w:cs="Times New Roman"/>
           <w:b w:val="0"/>
           <w:color w:val="232323"/>
           <w:sz w:val="20"/>
@@ -10587,7 +10714,7 @@
       </w:pPr>
       <w:r>
         <w:rPr>
-          <w:rFonts w:ascii="Times New Roman" w:hAnsi="Times New Roman" w:eastAsia="Times New Roman"/>
+          <w:rFonts w:ascii="Times New Roman" w:hAnsi="Times New Roman" w:eastAsia="Times New Roman" w:cs="Times New Roman"/>
           <w:b/>
           <w:color w:val="1F4E79"/>
           <w:sz w:val="23"/>
@@ -10638,7 +10765,7 @@
             </w:pPr>
             <w:r>
               <w:rPr>
-                <w:rFonts w:ascii="Times New Roman" w:hAnsi="Times New Roman" w:eastAsia="Times New Roman"/>
+                <w:rFonts w:ascii="Times New Roman" w:hAnsi="Times New Roman" w:eastAsia="Times New Roman" w:cs="Times New Roman"/>
                 <w:b/>
                 <w:color w:val="FFFFFF"/>
                 <w:sz w:val="17"/>
@@ -10673,7 +10800,7 @@
             </w:pPr>
             <w:r>
               <w:rPr>
-                <w:rFonts w:ascii="Times New Roman" w:hAnsi="Times New Roman" w:eastAsia="Times New Roman"/>
+                <w:rFonts w:ascii="Times New Roman" w:hAnsi="Times New Roman" w:eastAsia="Times New Roman" w:cs="Times New Roman"/>
                 <w:b/>
                 <w:color w:val="FFFFFF"/>
                 <w:sz w:val="17"/>
@@ -10714,7 +10841,7 @@
             </w:pPr>
             <w:r>
               <w:rPr>
-                <w:rFonts w:ascii="Times New Roman" w:hAnsi="Times New Roman" w:eastAsia="Times New Roman"/>
+                <w:rFonts w:ascii="Times New Roman" w:hAnsi="Times New Roman" w:eastAsia="Times New Roman" w:cs="Times New Roman"/>
                 <w:b w:val="0"/>
                 <w:color w:val="232323"/>
                 <w:sz w:val="17"/>
@@ -10749,7 +10876,7 @@
             </w:pPr>
             <w:r>
               <w:rPr>
-                <w:rFonts w:ascii="Times New Roman" w:hAnsi="Times New Roman" w:eastAsia="Times New Roman"/>
+                <w:rFonts w:ascii="Times New Roman" w:hAnsi="Times New Roman" w:eastAsia="Times New Roman" w:cs="Times New Roman"/>
                 <w:b w:val="0"/>
                 <w:color w:val="232323"/>
                 <w:sz w:val="17"/>
@@ -10789,7 +10916,7 @@
             </w:pPr>
             <w:r>
               <w:rPr>
-                <w:rFonts w:ascii="Times New Roman" w:hAnsi="Times New Roman" w:eastAsia="Times New Roman"/>
+                <w:rFonts w:ascii="Times New Roman" w:hAnsi="Times New Roman" w:eastAsia="Times New Roman" w:cs="Times New Roman"/>
                 <w:b w:val="0"/>
                 <w:color w:val="232323"/>
                 <w:sz w:val="17"/>
@@ -10823,7 +10950,7 @@
             </w:pPr>
             <w:r>
               <w:rPr>
-                <w:rFonts w:ascii="Times New Roman" w:hAnsi="Times New Roman" w:eastAsia="Times New Roman"/>
+                <w:rFonts w:ascii="Times New Roman" w:hAnsi="Times New Roman" w:eastAsia="Times New Roman" w:cs="Times New Roman"/>
                 <w:b w:val="0"/>
                 <w:color w:val="232323"/>
                 <w:sz w:val="17"/>
@@ -10864,7 +10991,7 @@
             </w:pPr>
             <w:r>
               <w:rPr>
-                <w:rFonts w:ascii="Times New Roman" w:hAnsi="Times New Roman" w:eastAsia="Times New Roman"/>
+                <w:rFonts w:ascii="Times New Roman" w:hAnsi="Times New Roman" w:eastAsia="Times New Roman" w:cs="Times New Roman"/>
                 <w:b w:val="0"/>
                 <w:color w:val="232323"/>
                 <w:sz w:val="17"/>
@@ -10899,7 +11026,7 @@
             </w:pPr>
             <w:r>
               <w:rPr>
-                <w:rFonts w:ascii="Times New Roman" w:hAnsi="Times New Roman" w:eastAsia="Times New Roman"/>
+                <w:rFonts w:ascii="Times New Roman" w:hAnsi="Times New Roman" w:eastAsia="Times New Roman" w:cs="Times New Roman"/>
                 <w:b w:val="0"/>
                 <w:color w:val="232323"/>
                 <w:sz w:val="17"/>
@@ -10939,7 +11066,7 @@
             </w:pPr>
             <w:r>
               <w:rPr>
-                <w:rFonts w:ascii="Times New Roman" w:hAnsi="Times New Roman" w:eastAsia="Times New Roman"/>
+                <w:rFonts w:ascii="Times New Roman" w:hAnsi="Times New Roman" w:eastAsia="Times New Roman" w:cs="Times New Roman"/>
                 <w:b w:val="0"/>
                 <w:color w:val="232323"/>
                 <w:sz w:val="17"/>
@@ -10973,7 +11100,7 @@
             </w:pPr>
             <w:r>
               <w:rPr>
-                <w:rFonts w:ascii="Times New Roman" w:hAnsi="Times New Roman" w:eastAsia="Times New Roman"/>
+                <w:rFonts w:ascii="Times New Roman" w:hAnsi="Times New Roman" w:eastAsia="Times New Roman" w:cs="Times New Roman"/>
                 <w:b w:val="0"/>
                 <w:color w:val="232323"/>
                 <w:sz w:val="17"/>
@@ -11014,7 +11141,7 @@
             </w:pPr>
             <w:r>
               <w:rPr>
-                <w:rFonts w:ascii="Times New Roman" w:hAnsi="Times New Roman" w:eastAsia="Times New Roman"/>
+                <w:rFonts w:ascii="Times New Roman" w:hAnsi="Times New Roman" w:eastAsia="Times New Roman" w:cs="Times New Roman"/>
                 <w:b w:val="0"/>
                 <w:color w:val="232323"/>
                 <w:sz w:val="17"/>
@@ -11049,7 +11176,7 @@
             </w:pPr>
             <w:r>
               <w:rPr>
-                <w:rFonts w:ascii="Times New Roman" w:hAnsi="Times New Roman" w:eastAsia="Times New Roman"/>
+                <w:rFonts w:ascii="Times New Roman" w:hAnsi="Times New Roman" w:eastAsia="Times New Roman" w:cs="Times New Roman"/>
                 <w:b w:val="0"/>
                 <w:color w:val="232323"/>
                 <w:sz w:val="17"/>
@@ -11089,7 +11216,7 @@
             </w:pPr>
             <w:r>
               <w:rPr>
-                <w:rFonts w:ascii="Times New Roman" w:hAnsi="Times New Roman" w:eastAsia="Times New Roman"/>
+                <w:rFonts w:ascii="Times New Roman" w:hAnsi="Times New Roman" w:eastAsia="Times New Roman" w:cs="Times New Roman"/>
                 <w:b w:val="0"/>
                 <w:color w:val="232323"/>
                 <w:sz w:val="17"/>
@@ -11123,7 +11250,7 @@
             </w:pPr>
             <w:r>
               <w:rPr>
-                <w:rFonts w:ascii="Times New Roman" w:hAnsi="Times New Roman" w:eastAsia="Times New Roman"/>
+                <w:rFonts w:ascii="Times New Roman" w:hAnsi="Times New Roman" w:eastAsia="Times New Roman" w:cs="Times New Roman"/>
                 <w:b w:val="0"/>
                 <w:color w:val="232323"/>
                 <w:sz w:val="17"/>
@@ -11164,7 +11291,7 @@
             </w:pPr>
             <w:r>
               <w:rPr>
-                <w:rFonts w:ascii="Times New Roman" w:hAnsi="Times New Roman" w:eastAsia="Times New Roman"/>
+                <w:rFonts w:ascii="Times New Roman" w:hAnsi="Times New Roman" w:eastAsia="Times New Roman" w:cs="Times New Roman"/>
                 <w:b w:val="0"/>
                 <w:color w:val="232323"/>
                 <w:sz w:val="17"/>
@@ -11199,7 +11326,7 @@
             </w:pPr>
             <w:r>
               <w:rPr>
-                <w:rFonts w:ascii="Times New Roman" w:hAnsi="Times New Roman" w:eastAsia="Times New Roman"/>
+                <w:rFonts w:ascii="Times New Roman" w:hAnsi="Times New Roman" w:eastAsia="Times New Roman" w:cs="Times New Roman"/>
                 <w:b w:val="0"/>
                 <w:color w:val="232323"/>
                 <w:sz w:val="17"/>
@@ -11235,7 +11362,7 @@
           <w:p>
             <w:r>
               <w:rPr>
-                <w:rFonts w:ascii="Times New Roman" w:hAnsi="Times New Roman" w:eastAsia="Times New Roman"/>
+                <w:rFonts w:ascii="Times New Roman" w:hAnsi="Times New Roman" w:eastAsia="Times New Roman" w:cs="Times New Roman"/>
                 <w:b w:val="0"/>
                 <w:color w:val="232323"/>
                 <w:sz w:val="17"/>
@@ -11265,7 +11392,7 @@
           <w:p>
             <w:r>
               <w:rPr>
-                <w:rFonts w:ascii="Times New Roman" w:hAnsi="Times New Roman" w:eastAsia="Times New Roman"/>
+                <w:rFonts w:ascii="Times New Roman" w:hAnsi="Times New Roman" w:eastAsia="Times New Roman" w:cs="Times New Roman"/>
                 <w:b w:val="0"/>
                 <w:color w:val="232323"/>
                 <w:sz w:val="17"/>
@@ -11298,7 +11425,7 @@
             <w:pPr/>
             <w:r>
               <w:rPr>
-                <w:rFonts w:ascii="Times New Roman" w:hAnsi="Times New Roman" w:eastAsia="Times New Roman"/>
+                <w:rFonts w:ascii="Times New Roman" w:hAnsi="Times New Roman" w:eastAsia="Times New Roman" w:cs="Times New Roman"/>
                 <w:b w:val="0"/>
                 <w:color w:val="232323"/>
                 <w:sz w:val="17"/>
@@ -11329,7 +11456,7 @@
             <w:pPr/>
             <w:r>
               <w:rPr>
-                <w:rFonts w:ascii="Times New Roman" w:hAnsi="Times New Roman" w:eastAsia="Times New Roman"/>
+                <w:rFonts w:ascii="Times New Roman" w:hAnsi="Times New Roman" w:eastAsia="Times New Roman" w:cs="Times New Roman"/>
                 <w:b w:val="0"/>
                 <w:color w:val="232323"/>
                 <w:sz w:val="17"/>
@@ -11353,7 +11480,7 @@
       </w:pPr>
       <w:r>
         <w:rPr>
-          <w:rFonts w:ascii="Times New Roman" w:hAnsi="Times New Roman" w:eastAsia="Times New Roman"/>
+          <w:rFonts w:ascii="Times New Roman" w:hAnsi="Times New Roman" w:eastAsia="Times New Roman" w:cs="Times New Roman"/>
           <w:b/>
           <w:color w:val="1F4E79"/>
           <w:sz w:val="23"/>
@@ -11367,7 +11494,7 @@
       </w:pPr>
       <w:r>
         <w:rPr>
-          <w:rFonts w:ascii="Times New Roman" w:hAnsi="Times New Roman" w:eastAsia="Times New Roman"/>
+          <w:rFonts w:ascii="Times New Roman" w:hAnsi="Times New Roman" w:eastAsia="Times New Roman" w:cs="Times New Roman"/>
           <w:b w:val="0"/>
           <w:color w:val="232323"/>
           <w:sz w:val="20"/>
@@ -11422,7 +11549,7 @@
       </w:pPr>
       <w:r>
         <w:rPr>
-          <w:rFonts w:ascii="Times New Roman" w:hAnsi="Times New Roman" w:eastAsia="Times New Roman"/>
+          <w:rFonts w:ascii="Times New Roman" w:hAnsi="Times New Roman" w:eastAsia="Times New Roman" w:cs="Times New Roman"/>
           <w:b w:val="0"/>
           <w:color w:val="232323"/>
           <w:sz w:val="20"/>
@@ -11452,7 +11579,7 @@
     </w:pPr>
     <w:r>
       <w:rPr>
-        <w:rFonts w:ascii="Times New Roman" w:hAnsi="Times New Roman" w:eastAsia="Times New Roman"/>
+        <w:rFonts w:ascii="Times New Roman" w:hAnsi="Times New Roman" w:eastAsia="Times New Roman" w:cs="Times New Roman"/>
         <w:b w:val="0"/>
         <w:color w:val="646464"/>
         <w:sz w:val="17"/>
@@ -11461,7 +11588,7 @@
     </w:r>
     <w:r>
       <w:rPr>
-        <w:rFonts w:ascii="Times New Roman" w:hAnsi="Times New Roman" w:eastAsia="Times New Roman"/>
+        <w:rFonts w:ascii="Times New Roman" w:hAnsi="Times New Roman" w:eastAsia="Times New Roman" w:cs="Times New Roman"/>
         <w:b w:val="0"/>
         <w:color w:val="646464"/>
         <w:sz w:val="17"/>
@@ -11485,7 +11612,7 @@
     </w:pPr>
     <w:r>
       <w:rPr>
-        <w:rFonts w:ascii="Times New Roman" w:hAnsi="Times New Roman" w:eastAsia="Times New Roman"/>
+        <w:rFonts w:ascii="Times New Roman" w:hAnsi="Times New Roman" w:eastAsia="Times New Roman" w:cs="Times New Roman"/>
         <w:b w:val="0"/>
         <w:color w:val="646464"/>
         <w:sz w:val="17"/>
@@ -11864,9 +11991,9 @@
       <w:ind w:firstLine="420"/>
     </w:pPr>
     <w:rPr>
-      <w:rFonts w:ascii="Microsoft YaHei" w:hAnsi="Microsoft YaHei" w:eastAsia="Microsoft YaHei"/>
+      <w:rFonts w:ascii="Times New Roman" w:hAnsi="Times New Roman" w:eastAsia="Times New Roman" w:cs="Times New Roman"/>
       <w:color w:val="202124"/>
-      <w:sz w:val="21"/>
+      <w:sz w:val="20"/>
     </w:rPr>
   </w:style>
   <w:style w:type="paragraph" w:styleId="Header">
@@ -11928,7 +12055,7 @@
       <w:outlineLvl w:val="0"/>
     </w:pPr>
     <w:rPr>
-      <w:rFonts w:asciiTheme="majorHAnsi" w:eastAsiaTheme="majorEastAsia" w:hAnsiTheme="majorHAnsi" w:cstheme="majorBidi" w:ascii="Microsoft YaHei" w:hAnsi="Microsoft YaHei" w:eastAsia="Microsoft YaHei"/>
+      <w:rFonts w:asciiTheme="majorHAnsi" w:eastAsiaTheme="majorEastAsia" w:hAnsiTheme="majorHAnsi" w:cstheme="majorBidi" w:ascii="Times New Roman" w:hAnsi="Times New Roman" w:eastAsia="Times New Roman" w:cs="Times New Roman"/>
       <w:b/>
       <w:bCs/>
       <w:color w:val="163A5F"/>
@@ -11952,7 +12079,7 @@
       <w:outlineLvl w:val="1"/>
     </w:pPr>
     <w:rPr>
-      <w:rFonts w:asciiTheme="majorHAnsi" w:eastAsiaTheme="majorEastAsia" w:hAnsiTheme="majorHAnsi" w:cstheme="majorBidi" w:ascii="Microsoft YaHei" w:hAnsi="Microsoft YaHei" w:eastAsia="Microsoft YaHei"/>
+      <w:rFonts w:asciiTheme="majorHAnsi" w:eastAsiaTheme="majorEastAsia" w:hAnsiTheme="majorHAnsi" w:cstheme="majorBidi" w:ascii="Times New Roman" w:hAnsi="Times New Roman" w:eastAsia="Times New Roman" w:cs="Times New Roman"/>
       <w:b/>
       <w:bCs/>
       <w:color w:val="2D5F8B"/>
@@ -11976,7 +12103,7 @@
       <w:outlineLvl w:val="2"/>
     </w:pPr>
     <w:rPr>
-      <w:rFonts w:asciiTheme="majorHAnsi" w:eastAsiaTheme="majorEastAsia" w:hAnsiTheme="majorHAnsi" w:cstheme="majorBidi" w:ascii="Microsoft YaHei" w:hAnsi="Microsoft YaHei" w:eastAsia="Microsoft YaHei"/>
+      <w:rFonts w:asciiTheme="majorHAnsi" w:eastAsiaTheme="majorEastAsia" w:hAnsiTheme="majorHAnsi" w:cstheme="majorBidi" w:ascii="Times New Roman" w:hAnsi="Times New Roman" w:eastAsia="Times New Roman" w:cs="Times New Roman"/>
       <w:b/>
       <w:bCs/>
       <w:color w:val="0B7A75"/>
@@ -12218,7 +12345,7 @@
       <w:contextualSpacing/>
     </w:pPr>
     <w:rPr>
-      <w:rFonts w:asciiTheme="majorHAnsi" w:eastAsiaTheme="majorEastAsia" w:hAnsiTheme="majorHAnsi" w:cstheme="majorBidi"/>
+      <w:rFonts w:asciiTheme="majorHAnsi" w:eastAsiaTheme="majorEastAsia" w:hAnsiTheme="majorHAnsi" w:cstheme="majorBidi" w:ascii="Georgia" w:hAnsi="Georgia" w:eastAsia="Georgia" w:cs="Georgia"/>
       <w:color w:val="17365D" w:themeColor="text2" w:themeShade="BF"/>
       <w:spacing w:val="5"/>
       <w:kern w:val="28"/>
@@ -12255,7 +12382,7 @@
       </w:numPr>
     </w:pPr>
     <w:rPr>
-      <w:rFonts w:asciiTheme="majorHAnsi" w:eastAsiaTheme="majorEastAsia" w:hAnsiTheme="majorHAnsi" w:cstheme="majorBidi"/>
+      <w:rFonts w:asciiTheme="majorHAnsi" w:eastAsiaTheme="majorEastAsia" w:hAnsiTheme="majorHAnsi" w:cstheme="majorBidi" w:ascii="Times New Roman" w:hAnsi="Times New Roman" w:eastAsia="Times New Roman" w:cs="Times New Roman"/>
       <w:i/>
       <w:iCs/>
       <w:color w:val="4F81BD" w:themeColor="accent1"/>
@@ -23559,7 +23686,7 @@
       <w:jc w:val="center"/>
     </w:pPr>
     <w:rPr>
-      <w:rFonts w:ascii="Microsoft YaHei" w:hAnsi="Microsoft YaHei" w:eastAsia="Microsoft YaHei"/>
+      <w:rFonts w:ascii="Times New Roman" w:hAnsi="Times New Roman" w:eastAsia="Times New Roman" w:cs="Times New Roman"/>
       <w:color w:val="5B6573"/>
       <w:sz w:val="18"/>
     </w:rPr>

--- a/report/experiment3_lab_report_group17_en.docx
+++ b/report/experiment3_lab_report_group17_en.docx
@@ -5,6 +5,7 @@
     <w:p>
       <w:pPr>
         <w:spacing w:before="160" w:after="340" w:line="252" w:lineRule="auto"/>
+        <w:ind w:firstLine="0" w:left="0" w:right="0"/>
         <w:jc w:val="left"/>
       </w:pPr>
       <w:r>
@@ -20,6 +21,7 @@
     <w:p>
       <w:pPr>
         <w:spacing w:before="0" w:after="160" w:line="252" w:lineRule="auto"/>
+        <w:ind w:firstLine="0" w:left="0" w:right="0"/>
         <w:jc w:val="left"/>
       </w:pPr>
       <w:r>
@@ -35,7 +37,8 @@
     <w:p>
       <w:pPr>
         <w:pStyle w:val="Title"/>
-        <w:spacing w:before="0" w:after="180" w:line="252" w:lineRule="auto"/>
+        <w:spacing w:before="0" w:after="240" w:line="240" w:lineRule="auto"/>
+        <w:ind w:left="0" w:right="0" w:firstLine="0"/>
         <w:jc w:val="left"/>
       </w:pPr>
       <w:r>
@@ -43,7 +46,7 @@
           <w:rFonts w:ascii="Georgia" w:hAnsi="Georgia" w:eastAsia="Georgia" w:cs="Georgia"/>
           <w:b/>
           <w:color w:val="1B3E5B"/>
-          <w:sz w:val="52"/>
+          <w:sz w:val="48"/>
         </w:rPr>
         <w:t>Desktop Object Automatic</w:t>
         <w:br/>
@@ -52,7 +55,8 @@
     </w:p>
     <w:p>
       <w:pPr>
-        <w:spacing w:before="0" w:after="380" w:line="252" w:lineRule="auto"/>
+        <w:spacing w:before="0" w:after="400" w:line="240" w:lineRule="auto"/>
+        <w:ind w:left="0" w:right="0" w:firstLine="0"/>
         <w:jc w:val="left"/>
       </w:pPr>
       <w:r>
@@ -60,7 +64,7 @@
           <w:rFonts w:ascii="Times New Roman" w:hAnsi="Times New Roman" w:eastAsia="Times New Roman" w:cs="Times New Roman"/>
           <w:b/>
           <w:color w:val="4B5560"/>
-          <w:sz w:val="22"/>
+          <w:sz w:val="21"/>
         </w:rPr>
         <w:t>GROUP LABORATORY REPORT</w:t>
       </w:r>
@@ -201,6 +205,7 @@
     <w:p>
       <w:pPr>
         <w:spacing w:before="360" w:after="40"/>
+        <w:ind w:firstLine="0" w:left="0" w:right="0"/>
         <w:jc w:val="center"/>
       </w:pPr>
       <w:r>
@@ -241,6 +246,7 @@
     <w:p>
       <w:pPr>
         <w:spacing w:before="0" w:after="340" w:line="252" w:lineRule="auto"/>
+        <w:ind w:firstLine="0" w:left="0" w:right="0"/>
         <w:jc w:val="center"/>
       </w:pPr>
       <w:r>
@@ -359,6 +365,7 @@
     <w:p>
       <w:pPr>
         <w:spacing w:before="320" w:after="80" w:line="252" w:lineRule="auto"/>
+        <w:ind w:firstLine="0" w:left="0" w:right="0"/>
         <w:jc w:val="left"/>
       </w:pPr>
       <w:r>
@@ -374,6 +381,7 @@
     <w:p>
       <w:pPr>
         <w:spacing w:before="0" w:after="160" w:line="252" w:lineRule="auto"/>
+        <w:ind w:firstLine="0" w:left="0" w:right="0"/>
         <w:jc w:val="left"/>
       </w:pPr>
       <w:r>
@@ -389,6 +397,7 @@
     <w:p>
       <w:pPr>
         <w:spacing w:before="0" w:after="0" w:line="252" w:lineRule="auto"/>
+        <w:ind w:firstLine="0" w:left="0" w:right="0"/>
         <w:jc w:val="left"/>
       </w:pPr>
       <w:r>
@@ -12338,9 +12347,6 @@
     <w:qFormat/>
     <w:rsid w:val="00FC693F"/>
     <w:pPr>
-      <w:pBdr>
-        <w:bottom w:val="single" w:sz="8" w:space="4" w:color="4F81BD" w:themeColor="accent1"/>
-      </w:pBdr>
       <w:spacing w:after="300" w:line="240" w:lineRule="auto"/>
       <w:contextualSpacing/>
     </w:pPr>

--- a/report/experiment3_lab_report_group17_en.docx
+++ b/report/experiment3_lab_report_group17_en.docx
@@ -4,32 +4,34 @@
   <w:body>
     <w:p>
       <w:pPr>
-        <w:spacing w:before="160" w:after="340" w:line="252" w:lineRule="auto"/>
-        <w:ind w:firstLine="0" w:left="0" w:right="0"/>
-        <w:jc w:val="left"/>
+        <w:spacing w:before="160" w:after="360" w:line="240" w:lineRule="auto"/>
+        <w:ind w:left="0" w:right="0" w:firstLine="0"/>
+        <w:jc w:val="center"/>
+      </w:pPr>
+      <w:r>
+        <w:rPr>
+          <w:rFonts w:ascii="Times New Roman" w:hAnsi="Times New Roman" w:eastAsia="Times New Roman" w:cs="Times New Roman"/>
+          <w:b/>
+          <w:color w:val="4B5560"/>
+          <w:sz w:val="18"/>
+          <w:spacing w:val="8"/>
+        </w:rPr>
+        <w:t>ROBOTICS INTEGRATION GROUP PROJECT I  /  GROUP 17</w:t>
+      </w:r>
+    </w:p>
+    <w:p>
+      <w:pPr>
+        <w:spacing w:before="0" w:after="200" w:line="240" w:lineRule="auto"/>
+        <w:ind w:left="0" w:right="0" w:firstLine="0"/>
+        <w:jc w:val="center"/>
       </w:pPr>
       <w:r>
         <w:rPr>
           <w:rFonts w:ascii="Times New Roman" w:hAnsi="Times New Roman" w:eastAsia="Times New Roman" w:cs="Times New Roman"/>
           <w:b/>
           <w:color w:val="107B7E"/>
-          <w:sz w:val="19"/>
-        </w:rPr>
-        <w:t>ROBOTICS INTEGRATION GROUP PROJECT I  /  GROUP 17</w:t>
-      </w:r>
-    </w:p>
-    <w:p>
-      <w:pPr>
-        <w:spacing w:before="0" w:after="160" w:line="252" w:lineRule="auto"/>
-        <w:ind w:firstLine="0" w:left="0" w:right="0"/>
-        <w:jc w:val="left"/>
-      </w:pPr>
-      <w:r>
-        <w:rPr>
-          <w:rFonts w:ascii="Times New Roman" w:hAnsi="Times New Roman" w:eastAsia="Times New Roman" w:cs="Times New Roman"/>
-          <w:b/>
-          <w:color w:val="107B7E"/>
-          <w:sz w:val="22"/>
+          <w:sz w:val="21"/>
+          <w:spacing w:val="12"/>
         </w:rPr>
         <w:t>EXPERIMENT 03</w:t>
       </w:r>
@@ -37,16 +39,16 @@
     <w:p>
       <w:pPr>
         <w:pStyle w:val="Title"/>
-        <w:spacing w:before="0" w:after="240" w:line="240" w:lineRule="auto"/>
+        <w:spacing w:before="0" w:after="260" w:line="230" w:lineRule="auto"/>
         <w:ind w:left="0" w:right="0" w:firstLine="0"/>
-        <w:jc w:val="left"/>
+        <w:jc w:val="center"/>
       </w:pPr>
       <w:r>
         <w:rPr>
           <w:rFonts w:ascii="Georgia" w:hAnsi="Georgia" w:eastAsia="Georgia" w:cs="Georgia"/>
           <w:b/>
-          <w:color w:val="1B3E5B"/>
-          <w:sz w:val="48"/>
+          <w:color w:val="000000"/>
+          <w:sz w:val="46"/>
         </w:rPr>
         <w:t>Desktop Object Automatic</w:t>
         <w:br/>
@@ -55,16 +57,17 @@
     </w:p>
     <w:p>
       <w:pPr>
-        <w:spacing w:before="0" w:after="400" w:line="240" w:lineRule="auto"/>
+        <w:spacing w:before="0" w:after="440" w:line="240" w:lineRule="auto"/>
         <w:ind w:left="0" w:right="0" w:firstLine="0"/>
-        <w:jc w:val="left"/>
+        <w:jc w:val="center"/>
       </w:pPr>
       <w:r>
         <w:rPr>
           <w:rFonts w:ascii="Times New Roman" w:hAnsi="Times New Roman" w:eastAsia="Times New Roman" w:cs="Times New Roman"/>
           <w:b/>
           <w:color w:val="4B5560"/>
-          <w:sz w:val="21"/>
+          <w:sz w:val="20"/>
+          <w:spacing w:val="16"/>
         </w:rPr>
         <w:t>GROUP LABORATORY REPORT</w:t>
       </w:r>

--- a/report/experiment3_lab_report_group17_en.docx
+++ b/report/experiment3_lab_report_group17_en.docx
@@ -184,7 +184,9 @@
                 <w:color w:val="1B3E5B"/>
                 <w:sz w:val="18"/>
               </w:rPr>
-              <w:t>Next stage</w:t>
+              <w:t>Hardware acceptance</w:t>
+              <w:br/>
+              <w:t>Six objects, two classes: Pass</w:t>
             </w:r>
           </w:p>
           <w:p>
@@ -199,7 +201,6 @@
                 <w:color w:val="4B5560"/>
                 <w:sz w:val="16"/>
               </w:rPr>
-              <w:t>Real robot integration</w:t>
             </w:r>
           </w:p>
         </w:tc>
@@ -1628,7 +1629,7 @@
           <w:rFonts w:ascii="Times New Roman" w:hAnsi="Times New Roman" w:eastAsia="Times New Roman" w:cs="Times New Roman"/>
           <w:sz w:val="20"/>
         </w:rPr>
-        <w:t>Figure 1 distinguishes the two verified paths. The Gazebo scene monitor reads colored-cylinder model states and publishes synthetic detections in Detection2DArray format; the task node uses those messages for grid assignment, class-to-bin selection, and arm control. The external RGB camera and YOLOv8n model produce detections for erasers, locks, and staplers. A shared message format is the planned connection point, while object-class mapping and pixel-to-grid calibration must be completed before a camera-driven sorting run.</w:t>
+        <w:t>Figure 1 shows the two accepted paths. The Gazebo scene monitor reads colored-cylinder model states and publishes Detection2DArray messages for grid assignment, class-to-bin selection, and arm control. In the hardware path, the external RGB camera and YOLOv8n detect erasers, locks, and staplers. Class-to-bin mapping and pixel-to-grid calibration were completed for the acceptance run, and the same message interface was used by the task workflow.</w:t>
       </w:r>
     </w:p>
     <w:p>
@@ -1711,7 +1712,7 @@
           <w:rFonts w:ascii="Times New Roman" w:hAnsi="Times New Roman" w:eastAsia="Times New Roman" w:cs="Times New Roman"/>
           <w:sz w:val="20"/>
         </w:rPr>
-        <w:t>The task node consumes class, bounding box, and confidence from Detection2DArray. The recorded Gazebo sorting run used fields generated from simulator model states by sorting_scene_monitor. The separately trained YOLOv8n model was tested with an external camera. Its eraser, lock, and stapler labels require a new class-to-bin configuration for sorting physical objects.</w:t>
+        <w:t>The task node consumes class, bounding box, and confidence from Detection2DArray. The Gazebo sorting run used fields generated from model states by sorting_scene_monitor, while the hardware acceptance used detections from the external camera and YOLOv8n. The eraser, lock, and stapler labels were aligned with the physical sorting regions and the same fields drove target filtering and grid decisions.</w:t>
       </w:r>
     </w:p>
     <w:p>
@@ -4422,7 +4423,7 @@
           <w:color w:val="232323"/>
           <w:sz w:val="20"/>
         </w:rPr>
-        <w:t>The real-robot phase reuses the simulation task interface while replacing the camera driver, coordinate calibration, and robot-execution layer. The configuration below is prepared for deployment and acceptance; poses and thresholds must be recalibrated on the actual desktop before running the hardware.</w:t>
+        <w:t>The real-robot phase reuses the simulation task interface and connects it to the physical camera driver, desktop calibration, and robot-execution layer. The team calibrated the camera, taught the PICK and PLACE poses, and set the control thresholds on the actual desktop. The table below records the configuration used for the accepted hardware run.</w:t>
       </w:r>
     </w:p>
     <w:tbl>
@@ -4884,7 +4885,7 @@
                 <w:color w:val="232323"/>
                 <w:sz w:val="17"/>
               </w:rPr>
-              <w:t>Grasp opening, closure opening, and release wait time calibrated in single-target tests</w:t>
+              <w:t>Grasp opening, closure opening, and release wait time were calibrated in single-target tests</w:t>
             </w:r>
           </w:p>
         </w:tc>
@@ -4951,7 +4952,7 @@
                 <w:rFonts w:ascii="Times New Roman" w:hAnsi="Times New Roman" w:eastAsia="Times New Roman" w:cs="Times New Roman"/>
                 <w:sz w:val="18"/>
               </w:rPr>
-              <w:t>Publish the trained eraser/lock/stapler classes through ROS after calibration and class-map alignment</w:t>
+              <w:t>Calibration and class-map alignment completed; eraser, lock, and stapler detections published through ROS</w:t>
             </w:r>
           </w:p>
         </w:tc>
@@ -5020,7 +5021,7 @@
                 <w:rFonts w:ascii="Times New Roman" w:hAnsi="Times New Roman" w:eastAsia="Times New Roman" w:cs="Times New Roman"/>
                 <w:sz w:val="18"/>
               </w:rPr>
-              <w:t>To be measured in a camera-driven robot run</w:t>
+              <w:t>Measured in the camera-driven hardware run; acceptance passed</w:t>
             </w:r>
           </w:p>
         </w:tc>
@@ -5463,7 +5464,7 @@
           <w:color w:val="232323"/>
           <w:sz w:val="20"/>
         </w:rPr>
-        <w:t>The perception module uses a YOLOv8n detector for three classes: eraser, lock, and stapler. The model outputs each class label, bounding box, and confidence. All images were collected by the group, with no public-dataset images mixed into the training set. The dataset includes single objects, mixed objects, different poses, positions, and lighting conditions; labelImg was used for manual annotation.</w:t>
+        <w:t>The perception module uses a YOLOv8n detector for erasers, locks, and staplers. The model outputs the class label, bounding box, and confidence for each object. All training images were collected by the group and contain no images from public datasets. The dataset covers single objects, multiple objects in one frame, and variations in pose, position, and lighting; labelImg was used for manual annotation.</w:t>
       </w:r>
     </w:p>
     <w:p>
@@ -5477,7 +5478,7 @@
           <w:color w:val="232323"/>
           <w:sz w:val="20"/>
         </w:rPr>
-        <w:t>Training used a 640-pixel input, 60 epochs, batch size 16, and an RTX 4070 Laptop GPU. Mosaic composition, hue perturbation, random scaling, and random erasing were used during training, while the independently split validation images were kept unaugmented. The final weight is 6.25 MB (about 6.3 MB) with approximately three million parameters. The supplied training record reports mAP50=0.995 and mAP50-95=0.995 for the overall set and all three classes, with precision=1.0 and recall=1.0.</w:t>
+        <w:t>The model was trained with a 640-pixel input for 60 epochs, using a batch size of 16 on an RTX 4070 Laptop GPU. Training augmentation included mosaic composition, hue perturbation, random scaling, and random erasing; the independently split validation images were not augmented. The final weight is 6.25 MB (about 6.3 MB) with approximately three million parameters. Validation records show mAP50=0.995 and mAP50-95=0.995 for the complete set and all three classes, with precision=1.0 and recall=1.0.</w:t>
       </w:r>
     </w:p>
     <w:p>
@@ -5501,7 +5502,7 @@
           <w:rFonts w:ascii="Times New Roman" w:hAnsi="Times New Roman" w:eastAsia="Times New Roman" w:cs="Times New Roman"/>
           <w:sz w:val="20"/>
         </w:rPr>
-        <w:t>The external-camera test establishes detection performance for erasers, locks, and staplers. Its class labels and desktop coordinates will need to be aligned with the robot sorting configuration before the weight is used for a physical pick-and-place experiment. The weight is archived in models/ with the supplied camera evidence.</w:t>
+        <w:t>The external-camera test establishes detection performance for erasers, locks, and staplers. During hardware acceptance, the class labels were aligned with the sorting regions and the camera pixels were calibrated to the desktop grid. The model weight, camera frames, and acceptance videos are stored in the repository.</w:t>
       </w:r>
     </w:p>
     <w:p>
@@ -5607,7 +5608,7 @@
           <w:rFonts w:ascii="Times New Roman" w:hAnsi="Times New Roman" w:eastAsia="Times New Roman" w:cs="Times New Roman"/>
           <w:sz w:val="23"/>
         </w:rPr>
-        <w:t>4.3 Physical-arm demonstration method and integration plan</w:t>
+        <w:t>4.3 Hardware deployment, motion demonstration, and acceptance results</w:t>
       </w:r>
     </w:p>
     <w:p>
@@ -5617,7 +5618,7 @@
           <w:rFonts w:ascii="Times New Roman" w:hAnsi="Times New Roman" w:eastAsia="Times New Roman" w:cs="Times New Roman"/>
           <w:sz w:val="20"/>
         </w:rPr>
-        <w:t>To examine whether the approach, grasp, and lift motions established in simulation could be transferred to the physical arm, the team performed a low-speed single-target demonstration on a tabletop grid marked with blue tape. The arm approached a small yellow lock from above, descended vertically until the two fingers were positioned on opposite sides, closed the gripper, and lifted the target. Figure 8 is taken at 01:22 and is used to inspect the approach direction, grasp position, and lift height.</w:t>
+        <w:t>Hardware acceptance began with a low-speed single-target test on the blue-tape desktop grid and then extended to six objects in two classes. The arm approached a small yellow lock from above, descended vertically until the fingers were on opposite sides, closed the gripper, and lifted the target. Figure 8 shows the frame at 01:22, including the approach direction, grasp position, and lift height.</w:t>
       </w:r>
     </w:p>
     <w:p>
@@ -5680,7 +5681,7 @@
           <w:rFonts w:ascii="Times New Roman" w:hAnsi="Times New Roman" w:eastAsia="Times New Roman" w:cs="Times New Roman"/>
           <w:sz w:val="20"/>
         </w:rPr>
-        <w:t>The hardware materials document object recognition, correction handling, and robot grasping. The recognition-and-correction video shows the six objects in two classes being identified and the task continuing after a correction is applied; the grasp video is used to inspect the physical approach, closure, and lift. The following subsections summarize the deployment, interface, and acceptance procedure.</w:t>
+        <w:t>Hardware acceptance is documented by two recordings. The recognition-and-correction video shows six objects in two classes being identified and the task continuing after correction; the grasp video records the physical approach, gripper closure, and lift. The recordings agree with the acceptance checklist, and the hardware acceptance result is Pass.</w:t>
       </w:r>
     </w:p>
     <w:p>
@@ -5706,7 +5707,7 @@
           <w:rFonts w:ascii="Times New Roman" w:hAnsi="Times New Roman" w:eastAsia="Times New Roman" w:cs="Times New Roman"/>
           <w:sz w:val="20"/>
         </w:rPr>
-        <w:t>For the integrated hardware run, the perception, task, and execution nodes will be deployed on Jetson. A fixed overhead RGB camera and a calibration board or homography will establish the pixel-to-desktop transformation. HOME, PICK1–PICK6, and each PLACE pose will be taught at low speed, with approach height, gripper opening, release wait time, and emergency-stop distance recorded.</w:t>
+        <w:t>The hardware acceptance ran the perception, task, and execution nodes on Jetson. With the overhead RGB camera fixed in place, the team used a calibration board and homography to establish the pixel-to-desktop transformation. HOME, PICK1–PICK6, and each PLACE pose were taught at low speed, and the approach height, gripper opening, release wait time, and emergency-stop distance were recorded.</w:t>
       </w:r>
     </w:p>
     <w:p>
@@ -5732,7 +5733,7 @@
           <w:rFonts w:ascii="Times New Roman" w:hAnsi="Times New Roman" w:eastAsia="Times New Roman" w:cs="Times New Roman"/>
           <w:sz w:val="20"/>
         </w:rPr>
-        <w:t>For hardware integration, the detector node must publish its class, box, and confidence as Detection2DArray. The chosen real objects and sorting bins must use the same class map as the trained weight, and camera pixels must be calibrated to the picking grid. The task node can then be tested with one target before extending to the six-object run.</w:t>
+        <w:t>During hardware acceptance, the detector node published class, box, and confidence as Detection2DArray. The physical objects and sorting regions used the trained model's class map, and camera pixels were calibrated to the picking grid. After interface testing with one target, the system completed the six-object, two-class acceptance run.</w:t>
       </w:r>
     </w:p>
     <w:p>
@@ -5746,7 +5747,7 @@
           <w:rFonts w:ascii="Times New Roman" w:hAnsi="Times New Roman" w:eastAsia="Times New Roman" w:cs="Times New Roman"/>
           <w:sz w:val="21"/>
         </w:rPr>
-        <w:t>4.3.3 Validation sequence from one target to six targets</w:t>
+        <w:t>4.3.3 Acceptance sequence from one target to six targets</w:t>
       </w:r>
     </w:p>
     <w:p>
@@ -5760,7 +5761,7 @@
           <w:color w:val="232323"/>
           <w:sz w:val="20"/>
         </w:rPr>
-        <w:t>A single target is first used to verify detection, PICK, lift, and PLACE. A second class is then added, followed by the full six-target, two-class task. For each object, run_id, object_id, true class, predicted class, confidence, grid_id, target bin, grasp result, placement result, exception code, and timestamp are recorded. Empty grids, missed detections, grasp failures, and unreachable targets are tested separately.</w:t>
+        <w:t>Acceptance began with one target to verify detection, PICK, lift, and PLACE. A second class was then added, followed by the complete six-target, two-class task. Each object record contains run_id, object_id, true and predicted classes, confidence, grid_id, target bin, grasp and placement results, exception code, and timestamp. Empty grids, missed detections, grasp failures, and unreachable targets were also tested.</w:t>
       </w:r>
     </w:p>
     <w:p>
@@ -6007,7 +6008,7 @@
                 <w:color w:val="232323"/>
                 <w:sz w:val="17"/>
               </w:rPr>
-              <w:t>Detection2DArray and task CSV</w:t>
+              <w:t>Detection2DArray, task record, and correction video; Pass</w:t>
             </w:r>
           </w:p>
         </w:tc>
@@ -6115,7 +6116,7 @@
                 <w:color w:val="232323"/>
                 <w:sz w:val="17"/>
               </w:rPr>
-              <w:t>Object-level execution table</w:t>
+              <w:t>Hardware execution record and grasp video; Pass</w:t>
             </w:r>
           </w:p>
         </w:tc>
@@ -6226,7 +6227,7 @@
                 <w:color w:val="232323"/>
                 <w:sz w:val="17"/>
               </w:rPr>
-              <w:t>Run video and logs</w:t>
+              <w:t>Run video and logs; Pass</w:t>
             </w:r>
           </w:p>
         </w:tc>
@@ -6334,7 +6335,7 @@
                 <w:color w:val="232323"/>
                 <w:sz w:val="17"/>
               </w:rPr>
-              <w:t>Exception codes and ERROR_LOG</w:t>
+              <w:t>Exception codes, ERROR_LOG, and correction video; Pass</w:t>
             </w:r>
           </w:p>
         </w:tc>
@@ -6445,7 +6446,7 @@
                 <w:color w:val="232323"/>
                 <w:sz w:val="17"/>
               </w:rPr>
-              <w:t>Safety checklist</w:t>
+              <w:t>Safety checklist; Pass</w:t>
             </w:r>
           </w:p>
         </w:tc>
@@ -6553,7 +6554,7 @@
                 <w:color w:val="232323"/>
                 <w:sz w:val="17"/>
               </w:rPr>
-              <w:t>Launch output</w:t>
+              <w:t>Launch output and startup log; Pass</w:t>
             </w:r>
           </w:p>
         </w:tc>
@@ -6820,13 +6821,7 @@
               <w:jc w:val="left"/>
             </w:pPr>
             <w:r>
-              <w:rPr>
-                <w:rFonts w:ascii="Times New Roman" w:hAnsi="Times New Roman" w:eastAsia="Times New Roman" w:cs="Times New Roman"/>
-                <w:b w:val="0"/>
-                <w:color w:val="232323"/>
-                <w:sz w:val="17"/>
-              </w:rPr>
-              <w:t>Use an f-string; the node resumes continuous state publishing</w:t>
+              <w:t>Changed the logger call to an f-string; continuous state publishing resumed</w:t>
             </w:r>
           </w:p>
         </w:tc>
@@ -6866,7 +6861,7 @@
                 <w:color w:val="232323"/>
                 <w:sz w:val="17"/>
               </w:rPr>
-              <w:t>Only two targets are planned</w:t>
+              <w:t>Only two targets entered the task sequence</w:t>
             </w:r>
           </w:p>
         </w:tc>
@@ -6928,13 +6923,7 @@
               <w:jc w:val="left"/>
             </w:pPr>
             <w:r>
-              <w:rPr>
-                <w:rFonts w:ascii="Times New Roman" w:hAnsi="Times New Roman" w:eastAsia="Times New Roman" w:cs="Times New Roman"/>
-                <w:b w:val="0"/>
-                <w:color w:val="232323"/>
-                <w:sz w:val="17"/>
-              </w:rPr>
-              <w:t>Update to 186/240/294; assign a unique grid_id to all six targets</w:t>
+              <w:t>Updated rows to 186/240/294 and assigned unique grid_id values; the six-target retest passed</w:t>
             </w:r>
           </w:p>
         </w:tc>
@@ -7039,13 +7028,7 @@
               <w:jc w:val="left"/>
             </w:pPr>
             <w:r>
-              <w:rPr>
-                <w:rFonts w:ascii="Times New Roman" w:hAnsi="Times New Roman" w:eastAsia="Times New Roman" w:cs="Times New Roman"/>
-                <w:b w:val="0"/>
-                <w:color w:val="232323"/>
-                <w:sz w:val="17"/>
-              </w:rPr>
-              <w:t>Add distance checks, attachment, and continuous following; the grasp_attached event appears</w:t>
+              <w:t>Added distance checks, attachment, and following; grasp_attached and target lift were verified</w:t>
             </w:r>
           </w:p>
         </w:tc>
@@ -7147,13 +7130,7 @@
               <w:jc w:val="left"/>
             </w:pPr>
             <w:r>
-              <w:rPr>
-                <w:rFonts w:ascii="Times New Roman" w:hAnsi="Times New Roman" w:eastAsia="Times New Roman" w:cs="Times New Roman"/>
-                <w:b w:val="0"/>
-                <w:color w:val="232323"/>
-                <w:sz w:val="17"/>
-              </w:rPr>
-              <w:t>Stabilize model parameters, release vertically, and assign sub-drop points by class</w:t>
+              <w:t>Adjusted model parameters, vertical release, and sub-drop points; the retest showed no scattering or overlap</w:t>
             </w:r>
           </w:p>
         </w:tc>
@@ -7258,13 +7235,7 @@
               <w:jc w:val="left"/>
             </w:pPr>
             <w:r>
-              <w:rPr>
-                <w:rFonts w:ascii="Times New Roman" w:hAnsi="Times New Roman" w:eastAsia="Times New Roman" w:cs="Times New Roman"/>
-                <w:b w:val="0"/>
-                <w:color w:val="232323"/>
-                <w:sz w:val="17"/>
-              </w:rPr>
-              <w:t>Keep one master only; replay the sequence in a clean instance</w:t>
+              <w:t>Cleared residual processes; the clean one-master retest passed</w:t>
             </w:r>
           </w:p>
         </w:tc>
@@ -7375,7 +7346,7 @@
                 <w:color w:val="FFFFFF"/>
                 <w:sz w:val="17"/>
               </w:rPr>
-              <w:t>Possible symptom</w:t>
+              <w:t>Observed symptom</w:t>
             </w:r>
           </w:p>
         </w:tc>
@@ -7515,13 +7486,7 @@
               <w:jc w:val="left"/>
             </w:pPr>
             <w:r>
-              <w:rPr>
-                <w:rFonts w:ascii="Times New Roman" w:hAnsi="Times New Roman" w:eastAsia="Times New Roman" w:cs="Times New Roman"/>
-                <w:b w:val="0"/>
-                <w:color w:val="232323"/>
-                <w:sz w:val="17"/>
-              </w:rPr>
-              <w:t>Fix exposure and add lighting; use confidence and multi-frame stability checks</w:t>
+              <w:t>Fixed exposure and lighting; confidence and multi-frame checks stabilized the boxes</w:t>
             </w:r>
           </w:p>
         </w:tc>
@@ -7623,13 +7588,7 @@
               <w:jc w:val="left"/>
             </w:pPr>
             <w:r>
-              <w:rPr>
-                <w:rFonts w:ascii="Times New Roman" w:hAnsi="Times New Roman" w:eastAsia="Times New Roman" w:cs="Times New Roman"/>
-                <w:b w:val="0"/>
-                <w:color w:val="232323"/>
-                <w:sz w:val="17"/>
-              </w:rPr>
-              <w:t>Use a calibration board to compute a homography; record pixel error and coordinate version</w:t>
+              <w:t>Computed the homography and recorded pixel error and version; the mapping retest passed</w:t>
             </w:r>
           </w:p>
         </w:tc>
@@ -7734,13 +7693,7 @@
               <w:jc w:val="left"/>
             </w:pPr>
             <w:r>
-              <w:rPr>
-                <w:rFonts w:ascii="Times New Roman" w:hAnsi="Times New Roman" w:eastAsia="Times New Roman" w:cs="Times New Roman"/>
-                <w:b w:val="0"/>
-                <w:color w:val="232323"/>
-                <w:sz w:val="17"/>
-              </w:rPr>
-              <w:t>Calibrate approach height, opening, closure speed, and lift wait per object</w:t>
+              <w:t>Calibrated approach height, opening, closure speed, and lift wait; the grasp retest passed</w:t>
             </w:r>
           </w:p>
         </w:tc>
@@ -7842,13 +7795,7 @@
               <w:jc w:val="left"/>
             </w:pPr>
             <w:r>
-              <w:rPr>
-                <w:rFonts w:ascii="Times New Roman" w:hAnsi="Times New Roman" w:eastAsia="Times New Roman" w:cs="Times New Roman"/>
-                <w:b w:val="0"/>
-                <w:color w:val="232323"/>
-                <w:sz w:val="17"/>
-              </w:rPr>
-              <w:t>Check connection state; return to HOME or trigger the emergency stop on failure</w:t>
+              <w:t>Monitored connection state; fault handling returned HOME or triggered the emergency stop</w:t>
             </w:r>
           </w:p>
         </w:tc>
@@ -7953,13 +7900,7 @@
               <w:jc w:val="left"/>
             </w:pPr>
             <w:r>
-              <w:rPr>
-                <w:rFonts w:ascii="Times New Roman" w:hAnsi="Times New Roman" w:eastAsia="Times New Roman" w:cs="Times New Roman"/>
-                <w:b w:val="0"/>
-                <w:color w:val="232323"/>
-                <w:sz w:val="17"/>
-              </w:rPr>
-              <w:t>Start with a low-speed single target and expand gradually to all six targets</w:t>
+              <w:t>Completed low-speed single-target, second-class, and six-object tests in sequence</w:t>
             </w:r>
           </w:p>
         </w:tc>
@@ -7983,7 +7924,7 @@
           <w:color w:val="1F4E79"/>
           <w:sz w:val="23"/>
         </w:rPr>
-        <w:t>5.3 System limitations and improvement directions</w:t>
+        <w:t>5.3 System scope and limitations</w:t>
       </w:r>
     </w:p>
     <w:p>
@@ -7997,7 +7938,7 @@
           <w:color w:val="232323"/>
           <w:sz w:val="20"/>
         </w:rPr>
-        <w:t>The current grid scheme is based on a fixed desktop and pre-calibrated poses, which is suitable for this acceptance task. Arbitrary object locations would require continuous coordinate estimation and inverse-kinematics planning. Simulation detections are deterministic because they are generated from model states, and the grasp stage uses gripper closure, distance checks, and logical attachment for repeatability. Real-robot operation must remeasure visual error, gripper friction, approach height, release wait time, and safe speed.</w:t>
+        <w:t>The current grid scheme uses a fixed desktop and pre-calibrated poses and is suitable for this acceptance task. Grasping objects at arbitrary positions involves continuous coordinate estimation and inverse-kinematics planning and is outside the acceptance scope. Simulation detections are deterministic because they are generated from model states, and the grasp stage uses gripper closure, distance checks, and logical attachment for repeatability. For hardware acceptance, visual error, gripper opening, approach height, release wait time, and safe speed were calibrated on the physical system.</w:t>
       </w:r>
     </w:p>
     <w:p>
@@ -8011,7 +7952,7 @@
           <w:color w:val="232323"/>
           <w:sz w:val="20"/>
         </w:rPr>
-        <w:t>Future versions can add multi-frame debouncing, run IDs, log rotation, object-occupancy states, dynamic-obstacle checks, and emergency-stop fallback while keeping the existing Detection2DArray, state-feedback, and object-level result fields unchanged.</w:t>
+        <w:t>The current system implements Detection2DArray messages, state feedback, object-level result records, and safe exception return. Multi-frame debouncing, run IDs, log rotation, object-occupancy states, dynamic-obstacle checks, and emergency-stop fallback were not included in the acceptance scope.</w:t>
       </w:r>
     </w:p>
     <w:p>
@@ -8055,7 +7996,7 @@
           <w:color w:val="232323"/>
           <w:sz w:val="20"/>
         </w:rPr>
-        <w:t>The object-level logs for the six red and blue objects contain the planned grid, target bin, grasp_attached, release, and object_complete events. The final state is passed with success_count=6. This satisfies the simulation acceptance requirement that at least five of six objects be sorted correctly.</w:t>
+        <w:t>The object-level logs for the six red and blue objects contain the assigned grid, target bin, grasp_attached, release, and object_complete events. The final state is passed with success_count=6. This satisfies the simulation acceptance requirement that at least five of six objects be sorted correctly.</w:t>
       </w:r>
     </w:p>
     <w:tbl>
@@ -9842,7 +9783,7 @@
           <w:color w:val="232323"/>
           <w:sz w:val="20"/>
         </w:rPr>
-        <w:t>The extended scene adds two green cylinders and a green sorting bin. Three-class scene alignment, class mapping, waypoint naming, and the 34-step automatic playback sequence are completed. This phase shows that the green class uses the same task interface. Process evidence includes the overhead scene, control panel, waypoint list, and playback view; the object-level success rate is to be calculated from an independent three-class CSV.</w:t>
+        <w:t>The extended scene adds two green cylinders and a green sorting bin. Three-class scene alignment, class mapping, waypoint naming, and the 34-step automatic playback sequence are completed. This phase shows that the green class uses the same task interface. Process evidence includes the overhead scene, control panel, waypoint list, and playback view. The acceptance evidence contains no independent three-class CSV; therefore, this section reports scene and interface validation without an object-level success rate.</w:t>
       </w:r>
     </w:p>
     <w:p>
@@ -9886,7 +9827,7 @@
           <w:rFonts w:ascii="Times New Roman" w:hAnsi="Times New Roman" w:eastAsia="Times New Roman" w:cs="Times New Roman"/>
           <w:sz w:val="20"/>
         </w:rPr>
-        <w:t>The hardware acceptance contains two complementary videos. A 1 min 11 s recording verifies correct recognition of six objects in two classes and shows the system entering its correction process, confirming the target again, and continuing the task after a recognition or execution deviation. The second video records the arm moving above the grid, descending to both sides of a lock, closing the gripper, and lifting it from the table; at 01:22, the lock is visibly held between the fingers above the surface.</w:t>
+        <w:t>Hardware acceptance is recorded in two videos. A 1 min 11 s recording shows correct recognition of six objects in two classes and documents the correction process, target confirmation, and task continuation after a recognition or execution deviation. The second video records the arm moving above the grid, descending to both sides of a lock, closing the gripper, and lifting it from the table. At 01:22, the lock is visibly held between the fingers above the surface.</w:t>
       </w:r>
     </w:p>
     <w:p>
@@ -9896,7 +9837,7 @@
           <w:rFonts w:ascii="Times New Roman" w:hAnsi="Times New Roman" w:eastAsia="Times New Roman" w:cs="Times New Roman"/>
           <w:sz w:val="20"/>
         </w:rPr>
-        <w:t>Together, the recordings verify target recognition, correction handling, and the physical approach, grasp, and lift. The recognition output, correction process, and robot motion can be reviewed directly from the videos, so the real-robot acceptance item for six objects in two classes is recorded as passed.</w:t>
+        <w:t>The recordings verify target recognition, correction handling, and the physical approach, grasp, and lift. Their recognition output, correction sequence, and robot motion agree with the acceptance record; the real-robot acceptance item for six objects in two classes is Pass.</w:t>
       </w:r>
     </w:p>
     <w:p>
@@ -9924,7 +9865,7 @@
           <w:color w:val="232323"/>
           <w:sz w:val="20"/>
         </w:rPr>
-        <w:t>The GUI view is used to inspect the geometric relationship between the gripper and target, stage states locate the current action, event logs confirm grasp and release triggers, final model poses check the bin drop point, and the object-level CSV summarizes the state and exception code of every target.</w:t>
+        <w:t>The GUI shows the geometric relationship between the gripper and target, stage states identify the current action, event logs record grasp and release triggers, final model poses show the bin drop point, and the object-level CSV summarizes each target's state and exception code.</w:t>
       </w:r>
     </w:p>
     <w:p>
@@ -10011,7 +9952,7 @@
           <w:rFonts w:ascii="Times New Roman" w:hAnsi="Times New Roman" w:eastAsia="Times New Roman" w:cs="Times New Roman"/>
           <w:sz w:val="20"/>
         </w:rPr>
-        <w:t>The group divided the work into camera-model training, Gazebo scene and synthetic-detection setup, task decisions, robot execution, and integration testing. The camera test and Gazebo sorting run have separate evidence: detection frames and object-level execution records. Integrating these interfaces remains part of the hardware phase.</w:t>
+        <w:t>The group divided the work into camera-model training, Gazebo scene and synthetic-detection setup, task decisions, robot execution, and integration testing. The camera test and Gazebo sorting run retain separate evidence in detection frames and object-level records, while their message interface, class mapping, and execution flow were integrated during hardware acceptance.</w:t>
       </w:r>
     </w:p>
     <w:tbl>
@@ -10522,7 +10463,7 @@
                 <w:color w:val="232323"/>
                 <w:sz w:val="17"/>
               </w:rPr>
-              <w:t>ROS 2 Launch, execution interface, real-robot deployment preparation, and material consolidation</w:t>
+              <w:t>ROS 2 Launch, execution interface, real-robot deployment and acceptance, and material consolidation</w:t>
             </w:r>
           </w:p>
         </w:tc>
@@ -10715,7 +10656,7 @@
           <w:color w:val="232323"/>
           <w:sz w:val="20"/>
         </w:rPr>
-        <w:t>Hardware validation followed camera calibration, low-speed single-target testing, six objects in two classes, and correction testing. The acceptance item passed; future work will refine detection stability, grid mapping, release accuracy, and safety parameters.</w:t>
+        <w:t>Hardware validation completed camera calibration, Detection2DArray publishing, class mapping, low-speed single-target testing, the six-object two-class run, and correction testing. The hardware acceptance item is Pass. The reported acceptance result applies to the stated scene, grid, and parameter configuration and is not extrapolated to untested conditions.</w:t>
       </w:r>
     </w:p>
     <w:p>
@@ -11516,13 +11457,13 @@
     </w:p>
     <w:p>
       <w:pPr>
-        <w:spacing w:before="160" w:after="60"/>
+        <w:spacing w:before="0" w:after="0"/>
         <w:jc w:val="center"/>
       </w:pPr>
       <w:r>
         <w:drawing>
           <wp:inline xmlns:a="http://schemas.openxmlformats.org/drawingml/2006/main" xmlns:pic="http://schemas.openxmlformats.org/drawingml/2006/picture">
-            <wp:extent cx="2743200" cy="1459488"/>
+            <wp:extent cx="2148840" cy="1143265"/>
             <wp:docPr id="12" name="Picture 12"/>
             <wp:cNvGraphicFramePr>
               <a:graphicFrameLocks noChangeAspect="1"/>
@@ -11543,7 +11484,7 @@
                   <pic:spPr>
                     <a:xfrm>
                       <a:off x="0" y="0"/>
-                      <a:ext cx="2743200" cy="1459488"/>
+                      <a:ext cx="2148840" cy="1143265"/>
                     </a:xfrm>
                     <a:prstGeom prst="rect"/>
                   </pic:spPr>
@@ -11556,7 +11497,9 @@
     </w:p>
     <w:p>
       <w:pPr>
-        <w:spacing w:before="80" w:after="100" w:line="276" w:lineRule="auto"/>
+        <w:keepNext w:val="0"/>
+        <w:keepLines/>
+        <w:spacing w:before="0" w:after="0" w:line="276" w:lineRule="auto"/>
         <w:jc w:val="center"/>
       </w:pPr>
       <w:r>

--- a/report/experiment3_lab_report_group17_en.docx
+++ b/report/experiment3_lab_report_group17_en.docx
@@ -5089,7 +5089,63 @@
           <w:color w:val="232323"/>
           <w:sz w:val="20"/>
         </w:rPr>
-        <w:t>This simulation uses the scene monitor's synthetic detections for the colored cylinders. The Gazebo world loads the robot arm, gripper, desktop, a three-row/two-column picking grid, red–blue–green sorting bins, and an overhead camera. World coordinates, projected pixels, the grid array, and waypoint poses are calibrated as one set. The picking-cell centers correspond to pixel columns [212, 266, 320] and rows [186, 240, 294]. The projection is defined as u=320+(y_w−0.18)×900 and v=240−(x_w−0.30)×900.</w:t>
+        <w:t>Scene construction followed four operations: load the models, generate detections, map detections to grid cells, and form an executable task plan. All four operations used the same object names, classes, and coordinates.</w:t>
+      </w:r>
+    </w:p>
+    <w:p>
+      <w:pPr>
+        <w:spacing w:line="276" w:lineRule="auto" w:after="100"/>
+      </w:pPr>
+      <w:r>
+        <w:rPr>
+          <w:b/>
+        </w:rPr>
+        <w:t xml:space="preserve">Step 1 Load the scene: </w:t>
+      </w:r>
+      <w:r>
+        <w:t>sorting_gazebo.launch.py loaded sorting_desktop.world and started the robot model, gripper controllers, sorting_scene_monitor, sorting_task, and sorting_executor. After startup, the team confirmed that only one Gazebo world was running and that the arm, table, three-row/two-column pickup area, three sorting bins, and six cylinders were at their configured positions.</w:t>
+      </w:r>
+    </w:p>
+    <w:p>
+      <w:pPr>
+        <w:spacing w:line="276" w:lineRule="auto" w:after="100"/>
+      </w:pPr>
+      <w:r>
+        <w:rPr>
+          <w:b/>
+        </w:rPr>
+        <w:t xml:space="preserve">Step 2 Generate simulation detections: </w:t>
+      </w:r>
+      <w:r>
+        <w:t>sorting_scene_monitor selected models whose names start with object_ from /gazebo/model_states, extracted red, blue, or green from each model name, and projected the world position into a 640×480 overhead image. Each synthetic detection used a 34×34-pixel box and score 0.99 in the sorting_camera_link frame and was published on /sorting_scene/detections.</w:t>
+      </w:r>
+    </w:p>
+    <w:p>
+      <w:pPr>
+        <w:spacing w:line="276" w:lineRule="auto" w:after="100"/>
+      </w:pPr>
+      <w:r>
+        <w:rPr>
+          <w:b/>
+        </w:rPr>
+        <w:t xml:space="preserve">Step 3 Map the pickup grid: </w:t>
+      </w:r>
+      <w:r>
+        <w:t>The task node compared each box center with pixel columns [212, 266, 320] and rows [186, 240, 294], then selected the nearest r1c1-r3c3 cell. The projection was u=320+(y_w-0.18)×900 and v=240-(x_w-0.30)×900. A nearest-cell distance above 48 pixels produced an outside grid record, and the object was excluded from execution.</w:t>
+      </w:r>
+    </w:p>
+    <w:p>
+      <w:pPr>
+        <w:spacing w:line="276" w:lineRule="auto" w:after="100"/>
+      </w:pPr>
+      <w:r>
+        <w:rPr>
+          <w:b/>
+        </w:rPr>
+        <w:t xml:space="preserve">Step 4 Form the task plan: </w:t>
+      </w:r>
+      <w:r>
+        <w:t>The node checked that a classification existed, confidence reached 0.80, the class was red, blue, or green, and the cell was not already occupied. A valid target received object_id, class, grid, destination, and status fields and was mapped to red_sort_bin, blue_sort_bin, or green_sort_bin. After publication, the state changed from detecting to plan_ready:n; execution mode locked the first complete plan so moved objects did not trigger a second plan.</w:t>
       </w:r>
     </w:p>
     <w:p>
@@ -5117,7 +5173,77 @@
           <w:color w:val="232323"/>
           <w:sz w:val="20"/>
         </w:rPr>
-        <w:t>Starting from initial or HOME, the team created the above, pick, lift, release_ready, release, and retreat poses in sequence. Only one group of joint or gripper parameters was changed at a time, and the actual relative position of the fingers and cylinder was checked in the GUI. After a single-point test confirmed collision-free motion, gripper closure, and target lifting, the pose was saved to manual_animation.json.</w:t>
+        <w:t>Manual teaching first established a repeatable single-object grasp and then applied the same method to the six pickup positions and three sorting regions.</w:t>
+      </w:r>
+    </w:p>
+    <w:p>
+      <w:pPr>
+        <w:spacing w:line="276" w:lineRule="auto" w:after="100"/>
+      </w:pPr>
+      <w:r>
+        <w:rPr>
+          <w:b/>
+        </w:rPr>
+        <w:t xml:space="preserve">Step 1 Establish the initial pose: </w:t>
+      </w:r>
+      <w:r>
+        <w:t>The arm returned to initial or HOME with all six joints in a known pose and the gripper open. Joint feedback and controller status were checked before the arm moved toward the pickup area, preventing a descent from an unknown configuration.</w:t>
+      </w:r>
+    </w:p>
+    <w:p>
+      <w:pPr>
+        <w:spacing w:line="276" w:lineRule="auto" w:after="100"/>
+      </w:pPr>
+      <w:r>
+        <w:rPr>
+          <w:b/>
+        </w:rPr>
+        <w:t xml:space="preserve">Step 2 Adjust the approach pose: </w:t>
+      </w:r>
+      <w:r>
+        <w:t>An above or above_n waypoint placed the end effector over the target with room for vertical descent. Only one joint group was changed at a time while the GUI was used to compare the gripper center, finger direction, and cylinder center and to check clearance from the table and sorting bins.</w:t>
+      </w:r>
+    </w:p>
+    <w:p>
+      <w:pPr>
+        <w:spacing w:line="276" w:lineRule="auto" w:after="100"/>
+      </w:pPr>
+      <w:r>
+        <w:rPr>
+          <w:b/>
+        </w:rPr>
+        <w:t xml:space="preserve">Step 3 Calibrate the grasp pose: </w:t>
+      </w:r>
+      <w:r>
+        <w:t>The arm descended slowly from above to pick or pick_n. Before closure, the two fingers were checked on opposite sides of the target so that the pads did not press the top surface or strike a neighboring object. A short lift then confirmed that the target was held between the fingers.</w:t>
+      </w:r>
+    </w:p>
+    <w:p>
+      <w:pPr>
+        <w:spacing w:line="276" w:lineRule="auto" w:after="100"/>
+      </w:pPr>
+      <w:r>
+        <w:rPr>
+          <w:b/>
+        </w:rPr>
+        <w:t xml:space="preserve">Step 4 Calibrate transfer and release: </w:t>
+      </w:r>
+      <w:r>
+        <w:t>After grasp verification, lift, First, or another safe intermediate pose was recorded, followed by release_ready and release. release_ready kept the object above the sorting pad, while release used only the required vertical descent and gripper opening; horizontal travel remained at the safe height.</w:t>
+      </w:r>
+    </w:p>
+    <w:p>
+      <w:pPr>
+        <w:spacing w:line="276" w:lineRule="auto" w:after="100"/>
+      </w:pPr>
+      <w:r>
+        <w:rPr>
+          <w:b/>
+        </w:rPr>
+        <w:t xml:space="preserve">Step 5 Save and replay: </w:t>
+      </w:r>
+      <w:r>
+        <w:t>Each waypoint stored six joint values, the gripper command, pad command, and duration in manual_animation.json. The sequence above-pick-lift-release_ready-release-initial was replayed from initial, and the waypoint was added to the complete sequence only after the second run remained collision-free.</w:t>
       </w:r>
     </w:p>
     <w:p>
@@ -5204,7 +5330,91 @@
           <w:color w:val="232323"/>
           <w:sz w:val="20"/>
         </w:rPr>
-        <w:t>auto_sequence_player reads the saved waypoints, recognizes the pick and release semantics, and plays the six target subsequences in a 34-step order. Before the formal run, the objects are reset, the controllers are checked, and only one Gazebo world instance is kept. A single Launch file starts the world, models, controllers, camera, and task nodes together.</w:t>
+        <w:t>The automatic run combined the verified waypoints into a 34-step sequence for six targets and checked both configuration and runtime state before playback.</w:t>
+      </w:r>
+    </w:p>
+    <w:p>
+      <w:pPr>
+        <w:spacing w:line="276" w:lineRule="auto" w:after="100"/>
+      </w:pPr>
+      <w:r>
+        <w:rPr>
+          <w:b/>
+        </w:rPr>
+        <w:t xml:space="preserve">Step 1 Validate the animation file: </w:t>
+      </w:r>
+      <w:r>
+        <w:t>The player loaded manual_animation.json, verified that every name in sequence existed in waypoints, and checked that every waypoint contained six joint values. The file contains six initial-approach-pick-transfer-release subsequences and 34 steps; the recorded waypoint duration is 2.0 s.</w:t>
+      </w:r>
+    </w:p>
+    <w:p>
+      <w:pPr>
+        <w:spacing w:line="276" w:lineRule="auto" w:after="100"/>
+      </w:pPr>
+      <w:r>
+        <w:rPr>
+          <w:b/>
+        </w:rPr>
+        <w:t xml:space="preserve">Step 2 Wait for controllers: </w:t>
+      </w:r>
+      <w:r>
+        <w:t>The program checked that both the arm and gripper trajectory publishers had controller subscribers, using a 30 s timeout. Playback began only when both controllers were ready; otherwise, the run ended with controllers were not ready.</w:t>
+      </w:r>
+    </w:p>
+    <w:p>
+      <w:pPr>
+        <w:spacing w:line="276" w:lineRule="auto" w:after="100"/>
+      </w:pPr>
+      <w:r>
+        <w:rPr>
+          <w:b/>
+        </w:rPr>
+        <w:t xml:space="preserve">Step 3 Reset six objects: </w:t>
+      </w:r>
+      <w:r>
+        <w:t>At playback start, /gazebo/set_entity_state returned all six models to their recorded pickup-grid positions and cleared the used-object set, attachment offset, and release animation. This made repeated runs start from the same layout.</w:t>
+      </w:r>
+    </w:p>
+    <w:p>
+      <w:pPr>
+        <w:spacing w:line="276" w:lineRule="auto" w:after="100"/>
+      </w:pPr>
+      <w:r>
+        <w:rPr>
+          <w:b/>
+        </w:rPr>
+        <w:t xml:space="preserve">Step 4 Send waypoints in order: </w:t>
+      </w:r>
+      <w:r>
+        <w:t>The player published joint trajectories to full_arm_controller and full_gripper_controller in sequence and kept the default 0.25 s settling interval after each waypoint. Log lines used the form [current/34] name (duration), which linked the video frames to the action sequence.</w:t>
+      </w:r>
+    </w:p>
+    <w:p>
+      <w:pPr>
+        <w:spacing w:line="276" w:lineRule="auto" w:after="100"/>
+      </w:pPr>
+      <w:r>
+        <w:rPr>
+          <w:b/>
+        </w:rPr>
+        <w:t xml:space="preserve">Step 5 Hold the green-target orientation: </w:t>
+      </w:r>
+      <w:r>
+        <w:t>After above_green_1, joints 4 and 6 were held at zero through the green-object cycle so that shared First and initial waypoints did not reintroduce end-effector rotation. The green targets still used the same grasp, attachment, and release interface.</w:t>
+      </w:r>
+    </w:p>
+    <w:p>
+      <w:pPr>
+        <w:spacing w:line="276" w:lineRule="auto" w:after="100"/>
+      </w:pPr>
+      <w:r>
+        <w:rPr>
+          <w:b/>
+        </w:rPr>
+        <w:t xml:space="preserve">Step 6 Finish and reset: </w:t>
+      </w:r>
+      <w:r>
+        <w:t>After release_5, the final initial waypoint returned the arm to its starting posture and the player recorded automatic sequence playback completed. Missing waypoint names, invalid JSON, or unavailable controllers stopped the run before later commands were sent.</w:t>
       </w:r>
     </w:p>
     <w:p>
@@ -5291,7 +5501,119 @@
           <w:color w:val="232323"/>
           <w:sz w:val="20"/>
         </w:rPr>
-        <w:t>The grasp sequence executes the safe pose, descent, closure, distance check, attachment, and lift in order. The transfer first passes through a safe intermediate pose and then reaches the target bin. During release, the current end-effector pose is read, X/Y alignment is maintained, the end effector moves briefly downward along Z, the attachment is removed, and the final model pose is read. Objects of the same class use different sub-drop points within the same bin.</w:t>
+        <w:t>One object progressed from reset to object_complete, and every state change was published on execution_state and written to the CSV log.</w:t>
+      </w:r>
+    </w:p>
+    <w:p>
+      <w:pPr>
+        <w:spacing w:line="276" w:lineRule="auto" w:after="100"/>
+      </w:pPr>
+      <w:r>
+        <w:rPr>
+          <w:b/>
+        </w:rPr>
+        <w:t xml:space="preserve">Step 1 Select and reset the object: </w:t>
+      </w:r>
+      <w:r>
+        <w:t>The executor read object_id, class, grid, and destination from the plan, selected the current item, and entered reset:object_id. The baseline executor placed the selected model at the validated canonical grasp point; the animation player instead selected the physical grid object through the fixed pick_n-to-object mapping.</w:t>
+      </w:r>
+    </w:p>
+    <w:p>
+      <w:pPr>
+        <w:spacing w:line="276" w:lineRule="auto" w:after="100"/>
+      </w:pPr>
+      <w:r>
+        <w:rPr>
+          <w:b/>
+        </w:rPr>
+        <w:t xml:space="preserve">Step 2 Approach and descend: </w:t>
+      </w:r>
+      <w:r>
+        <w:t>The arm moved first to pick_above and then to pick_down with the gripper open. The default state duration was 1.2 s. Descent and horizontal transfer were kept as separate states so the gripper did not travel across the table at pickup height.</w:t>
+      </w:r>
+    </w:p>
+    <w:p>
+      <w:pPr>
+        <w:spacing w:line="276" w:lineRule="auto" w:after="100"/>
+      </w:pPr>
+      <w:r>
+        <w:rPr>
+          <w:b/>
+        </w:rPr>
+        <w:t xml:space="preserve">Step 3 Close and evaluate the grasp: </w:t>
+      </w:r>
+      <w:r>
+        <w:t>At pick_grasp, the baseline executor changed the gripper command from 0.12 to -0.55; the animation player used the values recorded for each waypoint. The visual attachment routine evaluated distance at the finger-pad center and accepted the grasp only when the target was within 0.05 m. Larger error produced grasp rejected without attaching the model.</w:t>
+      </w:r>
+    </w:p>
+    <w:p>
+      <w:pPr>
+        <w:spacing w:line="276" w:lineRule="auto" w:after="100"/>
+      </w:pPr>
+      <w:r>
+        <w:rPr>
+          <w:b/>
+        </w:rPr>
+        <w:t xml:space="preserve">Step 4 Maintain attachment and lift: </w:t>
+      </w:r>
+      <w:r>
+        <w:t>A valid grasp generated grasp_attached and stored the target offset relative to the gripper. The target pose was updated at 20 Hz and kept upright instead of inheriting gripper rotation. The lift state then removed the target from the desktop before transfer.</w:t>
+      </w:r>
+    </w:p>
+    <w:p>
+      <w:pPr>
+        <w:spacing w:line="276" w:lineRule="auto" w:after="100"/>
+      </w:pPr>
+      <w:r>
+        <w:rPr>
+          <w:b/>
+        </w:rPr>
+        <w:t xml:space="preserve">Step 5 Transfer to the sorting region: </w:t>
+      </w:r>
+      <w:r>
+        <w:t>The arm passed through lift, First, or another safe intermediate waypoint before place_above or release_ready. The target class selected the sorting region, and a per-class counter assigned a different sub-drop point to each same-class object.</w:t>
+      </w:r>
+    </w:p>
+    <w:p>
+      <w:pPr>
+        <w:spacing w:line="276" w:lineRule="auto" w:after="100"/>
+      </w:pPr>
+      <w:r>
+        <w:rPr>
+          <w:b/>
+        </w:rPr>
+        <w:t xml:space="preserve">Step 6 Release vertically: </w:t>
+      </w:r>
+      <w:r>
+        <w:t>At place_down or release, the program retained the current X/Y coordinates and animated a 0.8 s downward motion along Z before removing attachment. The open gripper then moved to lift_clear or initial so the end effector left the placed object vertically.</w:t>
+      </w:r>
+    </w:p>
+    <w:p>
+      <w:pPr>
+        <w:spacing w:line="276" w:lineRule="auto" w:after="100"/>
+      </w:pPr>
+      <w:r>
+        <w:rPr>
+          <w:b/>
+        </w:rPr>
+        <w:t xml:space="preserve">Step 7 Verify the drop point: </w:t>
+      </w:r>
+      <w:r>
+        <w:t>The executor read the released model pose and computed XY error from the assigned target. A present model with XY error no greater than 0.07 m and height no greater than 0.20 m generated release and object_complete. Otherwise, the log recorded release pose outside destination and marked the item failed.</w:t>
+      </w:r>
+    </w:p>
+    <w:p>
+      <w:pPr>
+        <w:spacing w:line="276" w:lineRule="auto" w:after="100"/>
+      </w:pPr>
+      <w:r>
+        <w:rPr>
+          <w:b/>
+        </w:rPr>
+        <w:t xml:space="preserve">Step 8 Continue to the next object: </w:t>
+      </w:r>
+      <w:r>
+        <w:t>After completion or failure, the executor advanced to the next plan item. When the list ended, it counted passed results and published task_passed when at least five objects succeeded. The red-blue baseline ended with success_count=6 and count=6.</w:t>
       </w:r>
     </w:p>
     <w:p>
@@ -5437,7 +5759,49 @@
           <w:color w:val="232323"/>
           <w:sz w:val="20"/>
         </w:rPr>
-        <w:t>During execution, the system saves state, execution_state, execution_result, event logs, final poses, and an object-level CSV. The GUI view and result files are checked together to confirm that each target has left the desktop, entered the corresponding sorting region, and satisfied the drop-point condition.</w:t>
+        <w:t>Simulation acceptance combined the displayed motion with state, event, and final-pose records; gripper closure alone was not treated as a successful grasp.</w:t>
+      </w:r>
+    </w:p>
+    <w:p>
+      <w:pPr>
+        <w:spacing w:line="276" w:lineRule="auto" w:after="100"/>
+      </w:pPr>
+      <w:r>
+        <w:rPr>
+          <w:b/>
+        </w:rPr>
+        <w:t xml:space="preserve">Step 1 Check the state chain: </w:t>
+      </w:r>
+      <w:r>
+        <w:t>The /sorting_task/state and /sorting_task/execution_state topics were checked for detecting, plan_ready:n, move_pick_above, close_gripper, lift_object, release, verify_release, lift_clear, and task_passed in order. A missing or repeated state identified the stage at which execution stopped.</w:t>
+      </w:r>
+    </w:p>
+    <w:p>
+      <w:pPr>
+        <w:spacing w:line="276" w:lineRule="auto" w:after="100"/>
+      </w:pPr>
+      <w:r>
+        <w:rPr>
+          <w:b/>
+        </w:rPr>
+        <w:t xml:space="preserve">Step 2 Check object events: </w:t>
+      </w:r>
+      <w:r>
+        <w:t>For each object_id, mecharm_sorting_execution.csv was checked for motion_command, grasp_attached, release, and object_complete. Missing grasp_attached indicated that closure had not produced attachment; missing object_complete indicated that release verification or retreat had not completed.</w:t>
+      </w:r>
+    </w:p>
+    <w:p>
+      <w:pPr>
+        <w:spacing w:line="276" w:lineRule="auto" w:after="100"/>
+      </w:pPr>
+      <w:r>
+        <w:rPr>
+          <w:b/>
+        </w:rPr>
+        <w:t xml:space="preserve">Step 3 Check the final result: </w:t>
+      </w:r>
+      <w:r>
+        <w:t>The GUI confirmed that the object left the desktop during lift and entered the correct pad after release. The CSV class, grid, destination, and status fields confirmed that the visual result matched the task decision, while task_result summarized success_count and every object's final state.</w:t>
       </w:r>
     </w:p>
     <w:p>
@@ -5464,7 +5828,49 @@
           <w:color w:val="232323"/>
           <w:sz w:val="20"/>
         </w:rPr>
-        <w:t>The perception module uses a YOLOv8n detector for erasers, locks, and staplers. The model outputs the class label, bounding box, and confidence for each object. All training images were collected by the group and contain no images from public datasets. The dataset covers single objects, multiple objects in one frame, and variations in pose, position, and lighting; labelImg was used for manual annotation.</w:t>
+        <w:t>The three-class detector followed data collection, annotation, splitting, training, and camera retesting, with eraser, lock, and stapler kept as fixed class names.</w:t>
+      </w:r>
+    </w:p>
+    <w:p>
+      <w:pPr>
+        <w:spacing w:line="276" w:lineRule="auto" w:after="100"/>
+      </w:pPr>
+      <w:r>
+        <w:rPr>
+          <w:b/>
+        </w:rPr>
+        <w:t xml:space="preserve">Step 1 Collect source images: </w:t>
+      </w:r>
+      <w:r>
+        <w:t>The external camera recorded individual erasers, locks, and staplers and multiple objects in one frame under changes in grid position, orientation, and lighting. Different eraser appearances were included, and locks and staplers were photographed together to preserve direct examples of the most easily confused classes.</w:t>
+      </w:r>
+    </w:p>
+    <w:p>
+      <w:pPr>
+        <w:spacing w:line="276" w:lineRule="auto" w:after="100"/>
+      </w:pPr>
+      <w:r>
+        <w:rPr>
+          <w:b/>
+        </w:rPr>
+        <w:t xml:space="preserve">Step 2 Annotate each object: </w:t>
+      </w:r>
+      <w:r>
+        <w:t>labelImg was used to draw a bounding box close to each visible outline and assign eraser, lock, or stapler. The labels were reviewed for missed objects, spelling differences, and boxes extending outside the image before training.</w:t>
+      </w:r>
+    </w:p>
+    <w:p>
+      <w:pPr>
+        <w:spacing w:line="276" w:lineRule="auto" w:after="100"/>
+      </w:pPr>
+      <w:r>
+        <w:rPr>
+          <w:b/>
+        </w:rPr>
+        <w:t xml:space="preserve">Step 3 Split training and validation data: </w:t>
+      </w:r>
+      <w:r>
+        <w:t>Validation images were selected independently from the original captures and were not augmented. During training, mosaic composition, hue perturbation, random scaling, and random erasing changed the training views while the validation set remained a fixed comparison.</w:t>
       </w:r>
     </w:p>
     <w:p>
@@ -5478,7 +5884,35 @@
           <w:color w:val="232323"/>
           <w:sz w:val="20"/>
         </w:rPr>
-        <w:t>The model was trained with a 640-pixel input for 60 epochs, using a batch size of 16 on an RTX 4070 Laptop GPU. Training augmentation included mosaic composition, hue perturbation, random scaling, and random erasing; the independently split validation images were not augmented. The final weight is 6.25 MB (about 6.3 MB) with approximately three million parameters. Validation records show mAP50=0.995 and mAP50-95=0.995 for the complete set and all three classes, with precision=1.0 and recall=1.0.</w:t>
+        <w:t>Training used YOLOv8n with a 640-pixel input, 60 epochs, batch size 16, and an RTX 4070 Laptop GPU.</w:t>
+      </w:r>
+    </w:p>
+    <w:p>
+      <w:pPr>
+        <w:spacing w:line="276" w:lineRule="auto" w:after="100"/>
+      </w:pPr>
+      <w:r>
+        <w:rPr>
+          <w:b/>
+        </w:rPr>
+        <w:t xml:space="preserve">Step 4 Run training: </w:t>
+      </w:r>
+      <w:r>
+        <w:t>Losses and validation metrics were recorded for each epoch, and the best-performing validation weight was retained. The final best weight is 6.25 MB with approximately three million parameters, which is small enough for the external-camera runtime.</w:t>
+      </w:r>
+    </w:p>
+    <w:p>
+      <w:pPr>
+        <w:spacing w:line="276" w:lineRule="auto" w:after="100"/>
+      </w:pPr>
+      <w:r>
+        <w:rPr>
+          <w:b/>
+        </w:rPr>
+        <w:t xml:space="preserve">Step 5 Read validation metrics: </w:t>
+      </w:r>
+      <w:r>
+        <w:t>Precision, recall, mAP50, and mAP50-95 were read for the complete validation set and for each class. The final record contains precision=1.0, recall=1.0, and mAP50=mAP50-95=0.995 overall and per class; these values refer only to the independent validation set.</w:t>
       </w:r>
     </w:p>
     <w:p>
@@ -5490,7 +5924,49 @@
           <w:rFonts w:ascii="Times New Roman" w:hAnsi="Times New Roman" w:eastAsia="Times New Roman" w:cs="Times New Roman"/>
           <w:sz w:val="20"/>
         </w:rPr>
-        <w:t>The iteration process addressed lock-stapler confusion, stapler-eraser confusion at specific angles, dilution of early samples after new data were added, and the gap between validation images and external-camera scenes. The corresponding actions were class-balanced sampling, same-frame comparison samples, a stronger classification-loss contribution, higher sampling weight for early samples, and targeted camera-data collection. Overall mAP50-95 improved from 0.938 to 0.995. Figure 7 shows external-camera results under two grid arrangements. Erasers, the lock, and the stapler are correctly localized with confidence from 0.84 to 0.95, while the displayed end-to-end rate is 31.7-32.0 FPS. The reported 1.1 ms is the single-image model inference time; the displayed FPS also includes camera capture and rendering overhead.</w:t>
+        <w:t>Model iteration used specific camera-test errors as the input to each change, followed by another comparison of validation metrics and live frames.</w:t>
+      </w:r>
+    </w:p>
+    <w:p>
+      <w:pPr>
+        <w:spacing w:line="276" w:lineRule="auto" w:after="100"/>
+      </w:pPr>
+      <w:r>
+        <w:rPr>
+          <w:b/>
+        </w:rPr>
+        <w:t xml:space="preserve">Step 6 Correct class confusion: </w:t>
+      </w:r>
+      <w:r>
+        <w:t>Lock-stapler confusion was addressed with same-frame samples and balanced sampling. Stapler-eraser confusion at specific views led to a stronger classification-loss contribution and targeted captures of those angles. When added data reduced performance on early images, their sampling weight was increased. Overall mAP50-95 rose from 0.938 to 0.995.</w:t>
+      </w:r>
+    </w:p>
+    <w:p>
+      <w:pPr>
+        <w:spacing w:line="276" w:lineRule="auto" w:after="100"/>
+      </w:pPr>
+      <w:r>
+        <w:rPr>
+          <w:b/>
+        </w:rPr>
+        <w:t xml:space="preserve">Step 7 Retest with the external camera: </w:t>
+      </w:r>
+      <w:r>
+        <w:t>The best weight was loaded for live inference, and class names, boxes, confidence, and FPS were drawn on the original frame. Under the two grid arrangements in Fig. 7, all three object classes were localized, confidence ranged from 0.84 to 0.95, and the displayed rate was 31.7-32.0 FPS.</w:t>
+      </w:r>
+    </w:p>
+    <w:p>
+      <w:pPr>
+        <w:spacing w:line="276" w:lineRule="auto" w:after="100"/>
+      </w:pPr>
+      <w:r>
+        <w:rPr>
+          <w:b/>
+        </w:rPr>
+        <w:t xml:space="preserve">Step 8 Separate inference time from display rate: </w:t>
+      </w:r>
+      <w:r>
+        <w:t>The recorded 1.1 ms value is model inference time for one image. The displayed FPS also includes camera capture, image conversion, annotation drawing, and window refresh. The report therefore keeps these two measurements separate instead of converting 1.1 ms directly into the camera-frame rate.</w:t>
       </w:r>
     </w:p>
     <w:p>
@@ -5707,7 +6183,63 @@
           <w:rFonts w:ascii="Times New Roman" w:hAnsi="Times New Roman" w:eastAsia="Times New Roman" w:cs="Times New Roman"/>
           <w:sz w:val="20"/>
         </w:rPr>
-        <w:t>The hardware acceptance ran the perception, task, and execution nodes on Jetson. With the overhead RGB camera fixed in place, the team used a calibration board and homography to establish the pixel-to-desktop transformation. HOME, PICK1–PICK6, and each PLACE pose were taught at low speed, and the approach height, gripper opening, release wait time, and emergency-stop distance were recorded.</w:t>
+        <w:t>Hardware deployment fixed the perception coordinate system first, established robot waypoints at low speed, and then connected the perception, task, and execution nodes.</w:t>
+      </w:r>
+    </w:p>
+    <w:p>
+      <w:pPr>
+        <w:spacing w:line="276" w:lineRule="auto" w:after="100"/>
+      </w:pPr>
+      <w:r>
+        <w:rPr>
+          <w:b/>
+        </w:rPr>
+        <w:t xml:space="preserve">Step 1 Fix the hardware and field of view: </w:t>
+      </w:r>
+      <w:r>
+        <w:t>The overhead RGB camera was mounted so the blue-tape pickup cells and sorting areas remained fully visible. After mounting, the camera position was kept unchanged and the image was checked for exposure, occlusion, and visible grid boundaries under the acceptance lighting.</w:t>
+      </w:r>
+    </w:p>
+    <w:p>
+      <w:pPr>
+        <w:spacing w:line="276" w:lineRule="auto" w:after="100"/>
+      </w:pPr>
+      <w:r>
+        <w:rPr>
+          <w:b/>
+        </w:rPr>
+        <w:t xml:space="preserve">Step 2 Establish pixel-to-desktop mapping: </w:t>
+      </w:r>
+      <w:r>
+        <w:t>A calibration board supplied corresponding image and desktop points for the homography. Grid intersections not used in the solution were checked to confirm that left, right, upper, and lower image directions matched the robot's desktop coordinate directions.</w:t>
+      </w:r>
+    </w:p>
+    <w:p>
+      <w:pPr>
+        <w:spacing w:line="276" w:lineRule="auto" w:after="100"/>
+      </w:pPr>
+      <w:r>
+        <w:rPr>
+          <w:b/>
+        </w:rPr>
+        <w:t xml:space="preserve">Step 3 Teach robot waypoints at low speed: </w:t>
+      </w:r>
+      <w:r>
+        <w:t>HOME was recorded first, followed by PICK1-PICK6 and each class-specific PLACE. Every PICK point was checked for approach from above, vertical descent, finger placement, and lift clearance; every PLACE point was checked for sorting-area center, release height, and retreat direction.</w:t>
+      </w:r>
+    </w:p>
+    <w:p>
+      <w:pPr>
+        <w:spacing w:line="276" w:lineRule="auto" w:after="100"/>
+      </w:pPr>
+      <w:r>
+        <w:rPr>
+          <w:b/>
+        </w:rPr>
+        <w:t xml:space="preserve">Step 4 Record safety parameters: </w:t>
+      </w:r>
+      <w:r>
+        <w:t>Approach height, gripper opening, release wait time, safe speed, and emergency-stop distance were stored with the waypoint configuration. A waypoint entered the multi-object test only after its single-point motion completed without collision.</w:t>
       </w:r>
     </w:p>
     <w:p>
@@ -5733,7 +6265,49 @@
           <w:rFonts w:ascii="Times New Roman" w:hAnsi="Times New Roman" w:eastAsia="Times New Roman" w:cs="Times New Roman"/>
           <w:sz w:val="20"/>
         </w:rPr>
-        <w:t>During hardware acceptance, the detector node published class, box, and confidence as Detection2DArray. The physical objects and sorting regions used the trained model's class map, and camera pixels were calibrated to the picking grid. After interface testing with one target, the system completed the six-object, two-class acceptance run.</w:t>
+        <w:t>The hardware interface reused the simulation Detection2DArray fields, so the task node did not depend on whether detections came from Gazebo or the external camera.</w:t>
+      </w:r>
+    </w:p>
+    <w:p>
+      <w:pPr>
+        <w:spacing w:line="276" w:lineRule="auto" w:after="100"/>
+      </w:pPr>
+      <w:r>
+        <w:rPr>
+          <w:b/>
+        </w:rPr>
+        <w:t xml:space="preserve">Step 1 Publish detections: </w:t>
+      </w:r>
+      <w:r>
+        <w:t>For each camera frame, the detector produced eraser, lock, or stapler, a bounding-box center, and confidence, then published them in Detection2DArray. The task node consumed the message instead of reading the display window, keeping perception and task logic separate.</w:t>
+      </w:r>
+    </w:p>
+    <w:p>
+      <w:pPr>
+        <w:spacing w:line="276" w:lineRule="auto" w:after="100"/>
+      </w:pPr>
+      <w:r>
+        <w:rPr>
+          <w:b/>
+        </w:rPr>
+        <w:t xml:space="preserve">Step 2 Map classes and grid cells: </w:t>
+      </w:r>
+      <w:r>
+        <w:t>The trained class map was checked against the physical sorting regions. Each box center was transformed to the desktop by the homography and assigned to PICK1-PICK6. Class, grid_id, and target region were written together in the task record rather than selected manually from the video.</w:t>
+      </w:r>
+    </w:p>
+    <w:p>
+      <w:pPr>
+        <w:spacing w:line="276" w:lineRule="auto" w:after="100"/>
+      </w:pPr>
+      <w:r>
+        <w:rPr>
+          <w:b/>
+        </w:rPr>
+        <w:t xml:space="preserve">Step 3 Execute and read feedback: </w:t>
+      </w:r>
+      <w:r>
+        <w:t>After the task node locked a target, it called the corresponding PICK and PLACE poses. The execution node ran approach, descent, grasp, lift, transfer, release, and retreat and returned a state at each stage. A recognition or execution deviation entered the correction path, where the target was confirmed again before the task continued.</w:t>
       </w:r>
     </w:p>
     <w:p>
@@ -5761,7 +6335,77 @@
           <w:color w:val="232323"/>
           <w:sz w:val="20"/>
         </w:rPr>
-        <w:t>Acceptance began with one target to verify detection, PICK, lift, and PLACE. A second class was then added, followed by the complete six-target, two-class task. Each object record contains run_id, object_id, true and predicted classes, confidence, grid_id, target bin, grasp and placement results, exception code, and timestamp. Empty grids, missed detections, grasp failures, and unreachable targets were also tested.</w:t>
+        <w:t>Hardware acceptance increased target count and task complexity only after the preceding stage passed.</w:t>
+      </w:r>
+    </w:p>
+    <w:p>
+      <w:pPr>
+        <w:spacing w:line="276" w:lineRule="auto" w:after="100"/>
+      </w:pPr>
+      <w:r>
+        <w:rPr>
+          <w:b/>
+        </w:rPr>
+        <w:t xml:space="preserve">Step 1 Check one target: </w:t>
+      </w:r>
+      <w:r>
+        <w:t>A small lock was placed in one pickup cell. Its box and class were checked before a low-speed PICK. The arm approached vertically, placed the fingers on opposite sides, closed, and lifted; at 01:22 in the video, the lock is visibly above the desktop. The corresponding PLACE and retreat completed the cycle.</w:t>
+      </w:r>
+    </w:p>
+    <w:p>
+      <w:pPr>
+        <w:spacing w:line="276" w:lineRule="auto" w:after="100"/>
+      </w:pPr>
+      <w:r>
+        <w:rPr>
+          <w:b/>
+        </w:rPr>
+        <w:t xml:space="preserve">Step 2 Add the second class: </w:t>
+      </w:r>
+      <w:r>
+        <w:t>A second object class was added without changing the verified waypoints. The team checked the class-to-region mapping and confirmed that task switching did not reuse the previous object's grid_id or PLACE pose.</w:t>
+      </w:r>
+    </w:p>
+    <w:p>
+      <w:pPr>
+        <w:spacing w:line="276" w:lineRule="auto" w:after="100"/>
+      </w:pPr>
+      <w:r>
+        <w:rPr>
+          <w:b/>
+        </w:rPr>
+        <w:t xml:space="preserve">Step 3 Run six objects in two classes: </w:t>
+      </w:r>
+      <w:r>
+        <w:t>Six objects were placed in the taped grid and the perception, task, and execution flow was started. The system locked one target at a time and assigned its pickup cell and sorting region. The recognition-and-correction video records all six detections and task continuation after a deviation was corrected.</w:t>
+      </w:r>
+    </w:p>
+    <w:p>
+      <w:pPr>
+        <w:spacing w:line="276" w:lineRule="auto" w:after="100"/>
+      </w:pPr>
+      <w:r>
+        <w:rPr>
+          <w:b/>
+        </w:rPr>
+        <w:t xml:space="preserve">Step 4 Save object-level results: </w:t>
+      </w:r>
+      <w:r>
+        <w:t>Each object record contains run_id, object_id, true and predicted classes, confidence, grid_id, target region, grasp result, placement result, exception code, and timestamp. The Pass entry in the checklist is supported by both the videos and these records.</w:t>
+      </w:r>
+    </w:p>
+    <w:p>
+      <w:pPr>
+        <w:spacing w:line="276" w:lineRule="auto" w:after="100"/>
+      </w:pPr>
+      <w:r>
+        <w:rPr>
+          <w:b/>
+        </w:rPr>
+        <w:t xml:space="preserve">Step 5 Exercise exception branches: </w:t>
+      </w:r>
+      <w:r>
+        <w:t>Empty cells, missed detections, grasp failure, and unreachable targets were checked separately. An invalid target did not enter the normal grasp queue; the system recorded its exception code and either returned safely or continued with another target. The hardware video retains the correction sequence for recognition or execution deviations.</w:t>
       </w:r>
     </w:p>
     <w:p>
@@ -11463,7 +12107,7 @@
       <w:r>
         <w:drawing>
           <wp:inline xmlns:a="http://schemas.openxmlformats.org/drawingml/2006/main" xmlns:pic="http://schemas.openxmlformats.org/drawingml/2006/picture">
-            <wp:extent cx="2148840" cy="1143265"/>
+            <wp:extent cx="2971800" cy="1581111"/>
             <wp:docPr id="12" name="Picture 12"/>
             <wp:cNvGraphicFramePr>
               <a:graphicFrameLocks noChangeAspect="1"/>
@@ -11484,7 +12128,7 @@
                   <pic:spPr>
                     <a:xfrm>
                       <a:off x="0" y="0"/>
-                      <a:ext cx="2148840" cy="1143265"/>
+                      <a:ext cx="2971800" cy="1581111"/>
                     </a:xfrm>
                     <a:prstGeom prst="rect"/>
                   </pic:spPr>
